--- a/Design_Docs/GARUDA-CORE-SPEC-001.docx
+++ b/Design_Docs/GARUDA-CORE-SPEC-001.docx
@@ -2,41 +2,44 @@
 <file path=word/document.xml><?xml version="1.0" encoding="utf-8"?>
 <w:document xmlns:w="http://schemas.openxmlformats.org/wordprocessingml/2006/main" xmlns:m="http://schemas.openxmlformats.org/officeDocument/2006/math" xmlns:r="http://schemas.openxmlformats.org/officeDocument/2006/relationships" xmlns:o="urn:schemas-microsoft-com:office:office" xmlns:v="urn:schemas-microsoft-com:vml" xmlns:w10="urn:schemas-microsoft-com:office:word" xmlns:a="http://schemas.openxmlformats.org/drawingml/2006/main" xmlns:pic="http://schemas.openxmlformats.org/drawingml/2006/picture" xmlns:wp="http://schemas.openxmlformats.org/drawingml/2006/wordprocessingDrawing">
   <w:body>
-    <w:bookmarkStart w:id="55" w:name="garuda-rv32im-core-design-specification"/>
     <w:p>
       <w:pPr>
         <w:pStyle w:val="Heading1"/>
       </w:pPr>
+      <w:bookmarkStart w:id="20" w:name="garuda-rv32im-core--design-specification"/>
       <w:r>
         <w:t xml:space="preserve">GARUDA RV32IM Core — Design Specification</w:t>
       </w:r>
+      <w:bookmarkEnd w:id="20"/>
     </w:p>
-    <w:bookmarkStart w:id="20" w:name="identity"/>
     <w:p>
       <w:pPr>
         <w:pStyle w:val="Heading2"/>
       </w:pPr>
+      <w:bookmarkStart w:id="21" w:name="Xee8498aa8c87dd42cd65edb36b9d23d240ee498"/>
       <w:r>
         <w:t xml:space="preserve">0.1 Identity</w:t>
       </w:r>
+      <w:bookmarkEnd w:id="21"/>
     </w:p>
     <w:tbl>
       <w:tblPr>
         <w:tblStyle w:val="Table"/>
-        <w:tblW w:type="auto" w:w="0"/>
-        <w:tblLook w:firstRow="1" w:lastRow="0" w:firstColumn="0" w:lastColumn="0" w:noHBand="0" w:noVBand="0" w:val="0020"/>
-        <w:jc w:val="start"/>
+        <w:tblW w:type="pct" w:w="0.0"/>
+        <w:tblLook w:firstRow="1"/>
       </w:tblPr>
-      <w:tblGrid>
-        <w:gridCol w:w="3960"/>
-        <w:gridCol w:w="3960"/>
-      </w:tblGrid>
+      <w:tblGrid/>
       <w:tr>
         <w:trPr>
-          <w:tblHeader w:val="true"/>
+          <w:cnfStyle w:firstRow="1"/>
         </w:trPr>
         <w:tc>
-          <w:tcPr/>
+          <w:tcPr>
+            <w:tcBorders>
+              <w:bottom w:val="single"/>
+            </w:tcBorders>
+            <w:vAlign w:val="bottom"/>
+          </w:tcPr>
           <w:p>
             <w:pPr>
               <w:pStyle w:val="Compact"/>
@@ -48,7 +51,12 @@
           </w:p>
         </w:tc>
         <w:tc>
-          <w:tcPr/>
+          <w:tcPr>
+            <w:tcBorders>
+              <w:bottom w:val="single"/>
+            </w:tcBorders>
+            <w:vAlign w:val="bottom"/>
+          </w:tcPr>
           <w:p>
             <w:pPr>
               <w:pStyle w:val="Compact"/>
@@ -62,7 +70,6 @@
       </w:tr>
       <w:tr>
         <w:tc>
-          <w:tcPr/>
           <w:p>
             <w:pPr>
               <w:pStyle w:val="Compact"/>
@@ -74,7 +81,6 @@
           </w:p>
         </w:tc>
         <w:tc>
-          <w:tcPr/>
           <w:p>
             <w:pPr>
               <w:pStyle w:val="Compact"/>
@@ -88,7 +94,6 @@
       </w:tr>
       <w:tr>
         <w:tc>
-          <w:tcPr/>
           <w:p>
             <w:pPr>
               <w:pStyle w:val="Compact"/>
@@ -100,7 +105,6 @@
           </w:p>
         </w:tc>
         <w:tc>
-          <w:tcPr/>
           <w:p>
             <w:pPr>
               <w:pStyle w:val="Compact"/>
@@ -114,7 +118,6 @@
       </w:tr>
       <w:tr>
         <w:tc>
-          <w:tcPr/>
           <w:p>
             <w:pPr>
               <w:pStyle w:val="Compact"/>
@@ -126,7 +129,6 @@
           </w:p>
         </w:tc>
         <w:tc>
-          <w:tcPr/>
           <w:p>
             <w:pPr>
               <w:pStyle w:val="Compact"/>
@@ -140,7 +142,6 @@
       </w:tr>
       <w:tr>
         <w:tc>
-          <w:tcPr/>
           <w:p>
             <w:pPr>
               <w:pStyle w:val="Compact"/>
@@ -152,7 +153,6 @@
           </w:p>
         </w:tc>
         <w:tc>
-          <w:tcPr/>
           <w:p>
             <w:pPr>
               <w:pStyle w:val="Compact"/>
@@ -166,7 +166,6 @@
       </w:tr>
       <w:tr>
         <w:tc>
-          <w:tcPr/>
           <w:p>
             <w:pPr>
               <w:pStyle w:val="Compact"/>
@@ -178,7 +177,6 @@
           </w:p>
         </w:tc>
         <w:tc>
-          <w:tcPr/>
           <w:p>
             <w:pPr>
               <w:pStyle w:val="Compact"/>
@@ -201,7 +199,6 @@
       </w:tr>
       <w:tr>
         <w:tc>
-          <w:tcPr/>
           <w:p>
             <w:pPr>
               <w:pStyle w:val="Compact"/>
@@ -213,7 +210,6 @@
           </w:p>
         </w:tc>
         <w:tc>
-          <w:tcPr/>
           <w:p>
             <w:pPr>
               <w:pStyle w:val="Compact"/>
@@ -227,7 +223,6 @@
       </w:tr>
       <w:tr>
         <w:tc>
-          <w:tcPr/>
           <w:p>
             <w:pPr>
               <w:pStyle w:val="Compact"/>
@@ -239,7 +234,6 @@
           </w:p>
         </w:tc>
         <w:tc>
-          <w:tcPr/>
           <w:p>
             <w:pPr>
               <w:pStyle w:val="Compact"/>
@@ -252,34 +246,34 @@
         </w:tc>
       </w:tr>
     </w:tbl>
-    <w:bookmarkEnd w:id="20"/>
-    <w:bookmarkStart w:id="21" w:name="revision-history"/>
     <w:p>
       <w:pPr>
         <w:pStyle w:val="Heading2"/>
       </w:pPr>
+      <w:bookmarkStart w:id="22" w:name="Xb1b59fb676dd662d835fe73b7735d76294c3e07"/>
       <w:r>
         <w:t xml:space="preserve">0.2 Revision history</w:t>
       </w:r>
+      <w:bookmarkEnd w:id="22"/>
     </w:p>
     <w:tbl>
       <w:tblPr>
         <w:tblStyle w:val="Table"/>
-        <w:tblW w:type="pct" w:w="5000"/>
-        <w:tblLook w:firstRow="1" w:lastRow="0" w:firstColumn="0" w:lastColumn="0" w:noHBand="0" w:noVBand="0" w:val="0020"/>
-        <w:jc w:val="start"/>
+        <w:tblW w:type="pct" w:w="0.0"/>
+        <w:tblLook w:firstRow="1"/>
       </w:tblPr>
-      <w:tblGrid>
-        <w:gridCol w:w="2640"/>
-        <w:gridCol w:w="2640"/>
-        <w:gridCol w:w="2640"/>
-      </w:tblGrid>
+      <w:tblGrid/>
       <w:tr>
         <w:trPr>
-          <w:tblHeader w:val="true"/>
+          <w:cnfStyle w:firstRow="1"/>
         </w:trPr>
         <w:tc>
-          <w:tcPr/>
+          <w:tcPr>
+            <w:tcBorders>
+              <w:bottom w:val="single"/>
+            </w:tcBorders>
+            <w:vAlign w:val="bottom"/>
+          </w:tcPr>
           <w:p>
             <w:pPr>
               <w:pStyle w:val="Compact"/>
@@ -291,7 +285,12 @@
           </w:p>
         </w:tc>
         <w:tc>
-          <w:tcPr/>
+          <w:tcPr>
+            <w:tcBorders>
+              <w:bottom w:val="single"/>
+            </w:tcBorders>
+            <w:vAlign w:val="bottom"/>
+          </w:tcPr>
           <w:p>
             <w:pPr>
               <w:pStyle w:val="Compact"/>
@@ -303,7 +302,12 @@
           </w:p>
         </w:tc>
         <w:tc>
-          <w:tcPr/>
+          <w:tcPr>
+            <w:tcBorders>
+              <w:bottom w:val="single"/>
+            </w:tcBorders>
+            <w:vAlign w:val="bottom"/>
+          </w:tcPr>
           <w:p>
             <w:pPr>
               <w:pStyle w:val="Compact"/>
@@ -317,7 +321,6 @@
       </w:tr>
       <w:tr>
         <w:tc>
-          <w:tcPr/>
           <w:p>
             <w:pPr>
               <w:pStyle w:val="Compact"/>
@@ -329,7 +332,6 @@
           </w:p>
         </w:tc>
         <w:tc>
-          <w:tcPr/>
           <w:p>
             <w:pPr>
               <w:pStyle w:val="Compact"/>
@@ -341,7 +343,6 @@
           </w:p>
         </w:tc>
         <w:tc>
-          <w:tcPr/>
           <w:p>
             <w:pPr>
               <w:pStyle w:val="Compact"/>
@@ -355,7 +356,6 @@
       </w:tr>
       <w:tr>
         <w:tc>
-          <w:tcPr/>
           <w:p>
             <w:pPr>
               <w:pStyle w:val="Compact"/>
@@ -367,7 +367,6 @@
           </w:p>
         </w:tc>
         <w:tc>
-          <w:tcPr/>
           <w:p>
             <w:pPr>
               <w:pStyle w:val="Compact"/>
@@ -439,7 +438,6 @@
           </w:p>
         </w:tc>
         <w:tc>
-          <w:tcPr/>
           <w:p>
             <w:pPr>
               <w:pStyle w:val="Compact"/>
@@ -452,15 +450,15 @@
         </w:tc>
       </w:tr>
     </w:tbl>
-    <w:bookmarkEnd w:id="21"/>
-    <w:bookmarkStart w:id="22" w:name="normative-references"/>
     <w:p>
       <w:pPr>
         <w:pStyle w:val="Heading2"/>
       </w:pPr>
+      <w:bookmarkStart w:id="23" w:name="X7d72cd5e2ccd5281d575eeaae2e7a05cbe542e8"/>
       <w:r>
         <w:t xml:space="preserve">0.3 Normative references</w:t>
       </w:r>
+      <w:bookmarkEnd w:id="23"/>
     </w:p>
     <w:p>
       <w:pPr>
@@ -664,24 +662,25 @@
         </w:pict>
       </w:r>
     </w:p>
-    <w:bookmarkEnd w:id="22"/>
-    <w:bookmarkStart w:id="26" w:name="purpose-and-scope"/>
     <w:p>
       <w:pPr>
         <w:pStyle w:val="Heading2"/>
       </w:pPr>
+      <w:bookmarkStart w:id="24" w:name="X4666c8db187a468bd7c4d1efd69e1ca31a62544"/>
       <w:r>
         <w:t xml:space="preserve">1 Purpose and scope</w:t>
       </w:r>
+      <w:bookmarkEnd w:id="24"/>
     </w:p>
-    <w:bookmarkStart w:id="23" w:name="what-this-is"/>
     <w:p>
       <w:pPr>
         <w:pStyle w:val="Heading3"/>
       </w:pPr>
+      <w:bookmarkStart w:id="25" w:name="Xced60a8ece60f5ca507ac264cdad12a4b5ec8bc"/>
       <w:r>
         <w:t xml:space="preserve">1.1 What this is</w:t>
       </w:r>
+      <w:bookmarkEnd w:id="25"/>
     </w:p>
     <w:p>
       <w:pPr>
@@ -697,15 +696,15 @@
         <w:t xml:space="preserve">1 kHz flight loop: APF collision avoidance, a 9-state EKF, and PID output to the motors.</w:t>
       </w:r>
     </w:p>
-    <w:bookmarkEnd w:id="23"/>
-    <w:bookmarkStart w:id="24" w:name="status"/>
     <w:p>
       <w:pPr>
         <w:pStyle w:val="Heading3"/>
       </w:pPr>
+      <w:bookmarkStart w:id="26" w:name="X4320de5f411631d7a0e7672f266fbaf982319eb"/>
       <w:r>
         <w:t xml:space="preserve">1.2 Status</w:t>
       </w:r>
+      <w:bookmarkEnd w:id="26"/>
     </w:p>
     <w:p>
       <w:pPr>
@@ -713,7 +712,6 @@
       </w:pPr>
       <w:r>
         <w:rPr>
-          <w:bCs/>
           <w:b/>
         </w:rPr>
         <w:t xml:space="preserve">This block is implemented and verified.</w:t>
@@ -743,34 +741,34 @@
         <w:t xml:space="preserve">verified logic as possible.</w:t>
       </w:r>
     </w:p>
-    <w:bookmarkEnd w:id="24"/>
-    <w:bookmarkStart w:id="25" w:name="Xe3a95ae04653a4b3d48af194eb19ebd71b8c0dc"/>
     <w:p>
       <w:pPr>
         <w:pStyle w:val="Heading3"/>
       </w:pPr>
+      <w:bookmarkStart w:id="27" w:name="X56f56dd53e295b9dab6119a65eeabccc8918c94"/>
       <w:r>
         <w:t xml:space="preserve">1.3 What Rev 3.0 changes, and what it protects</w:t>
       </w:r>
+      <w:bookmarkEnd w:id="27"/>
     </w:p>
     <w:tbl>
       <w:tblPr>
         <w:tblStyle w:val="Table"/>
-        <w:tblW w:type="pct" w:w="5000"/>
-        <w:tblLook w:firstRow="1" w:lastRow="0" w:firstColumn="0" w:lastColumn="0" w:noHBand="0" w:noVBand="0" w:val="0020"/>
-        <w:jc w:val="start"/>
+        <w:tblW w:type="pct" w:w="0.0"/>
+        <w:tblLook w:firstRow="1"/>
       </w:tblPr>
-      <w:tblGrid>
-        <w:gridCol w:w="2640"/>
-        <w:gridCol w:w="2640"/>
-        <w:gridCol w:w="2640"/>
-      </w:tblGrid>
+      <w:tblGrid/>
       <w:tr>
         <w:trPr>
-          <w:tblHeader w:val="true"/>
+          <w:cnfStyle w:firstRow="1"/>
         </w:trPr>
         <w:tc>
-          <w:tcPr/>
+          <w:tcPr>
+            <w:tcBorders>
+              <w:bottom w:val="single"/>
+            </w:tcBorders>
+            <w:vAlign w:val="bottom"/>
+          </w:tcPr>
           <w:p>
             <w:pPr>
               <w:pStyle w:val="Compact"/>
@@ -782,7 +780,12 @@
           </w:p>
         </w:tc>
         <w:tc>
-          <w:tcPr/>
+          <w:tcPr>
+            <w:tcBorders>
+              <w:bottom w:val="single"/>
+            </w:tcBorders>
+            <w:vAlign w:val="bottom"/>
+          </w:tcPr>
           <w:p>
             <w:pPr>
               <w:pStyle w:val="Compact"/>
@@ -794,7 +797,12 @@
           </w:p>
         </w:tc>
         <w:tc>
-          <w:tcPr/>
+          <w:tcPr>
+            <w:tcBorders>
+              <w:bottom w:val="single"/>
+            </w:tcBorders>
+            <w:vAlign w:val="bottom"/>
+          </w:tcPr>
           <w:p>
             <w:pPr>
               <w:pStyle w:val="Compact"/>
@@ -808,7 +816,6 @@
       </w:tr>
       <w:tr>
         <w:tc>
-          <w:tcPr/>
           <w:p>
             <w:pPr>
               <w:pStyle w:val="Compact"/>
@@ -829,7 +836,6 @@
           </w:p>
         </w:tc>
         <w:tc>
-          <w:tcPr/>
           <w:p>
             <w:pPr>
               <w:pStyle w:val="Compact"/>
@@ -841,7 +847,6 @@
           </w:p>
         </w:tc>
         <w:tc>
-          <w:tcPr/>
           <w:p>
             <w:pPr>
               <w:pStyle w:val="Compact"/>
@@ -855,7 +860,6 @@
       </w:tr>
       <w:tr>
         <w:tc>
-          <w:tcPr/>
           <w:p>
             <w:pPr>
               <w:pStyle w:val="Compact"/>
@@ -876,7 +880,6 @@
           </w:p>
         </w:tc>
         <w:tc>
-          <w:tcPr/>
           <w:p>
             <w:pPr>
               <w:pStyle w:val="Compact"/>
@@ -888,7 +891,6 @@
           </w:p>
         </w:tc>
         <w:tc>
-          <w:tcPr/>
           <w:p>
             <w:pPr>
               <w:pStyle w:val="Compact"/>
@@ -902,7 +904,6 @@
       </w:tr>
       <w:tr>
         <w:tc>
-          <w:tcPr/>
           <w:p>
             <w:pPr>
               <w:pStyle w:val="Compact"/>
@@ -914,15 +915,13 @@
           </w:p>
         </w:tc>
         <w:tc>
-          <w:tcPr/>
-          <w:p>
-            <w:pPr>
-              <w:pStyle w:val="Compact"/>
-              <w:jc w:val="left"/>
-            </w:pPr>
-            <w:r>
-              <w:rPr>
-                <w:bCs/>
+          <w:p>
+            <w:pPr>
+              <w:pStyle w:val="Compact"/>
+              <w:jc w:val="left"/>
+            </w:pPr>
+            <w:r>
+              <w:rPr>
                 <w:b/>
               </w:rPr>
               <w:t xml:space="preserve">the hold/flush logic</w:t>
@@ -930,15 +929,13 @@
           </w:p>
         </w:tc>
         <w:tc>
-          <w:tcPr/>
-          <w:p>
-            <w:pPr>
-              <w:pStyle w:val="Compact"/>
-              <w:jc w:val="left"/>
-            </w:pPr>
-            <w:r>
-              <w:rPr>
-                <w:bCs/>
+          <w:p>
+            <w:pPr>
+              <w:pStyle w:val="Compact"/>
+              <w:jc w:val="left"/>
+            </w:pPr>
+            <w:r>
+              <w:rPr>
                 <w:b/>
               </w:rPr>
               <w:t xml:space="preserve">the one to watch</w:t>
@@ -948,7 +945,6 @@
       </w:tr>
       <w:tr>
         <w:tc>
-          <w:tcPr/>
           <w:p>
             <w:pPr>
               <w:pStyle w:val="Compact"/>
@@ -969,7 +965,6 @@
           </w:p>
         </w:tc>
         <w:tc>
-          <w:tcPr/>
           <w:p>
             <w:pPr>
               <w:pStyle w:val="Compact"/>
@@ -981,7 +976,6 @@
           </w:p>
         </w:tc>
         <w:tc>
-          <w:tcPr/>
           <w:p>
             <w:pPr>
               <w:pStyle w:val="Compact"/>
@@ -1000,7 +994,6 @@
       </w:pPr>
       <w:r>
         <w:rPr>
-          <w:bCs/>
           <w:b/>
         </w:rPr>
         <w:t xml:space="preserve">[N-1.1]</w:t>
@@ -1037,35 +1030,34 @@
         </w:pict>
       </w:r>
     </w:p>
-    <w:bookmarkEnd w:id="25"/>
-    <w:bookmarkEnd w:id="26"/>
-    <w:bookmarkStart w:id="27" w:name="requirements"/>
     <w:p>
       <w:pPr>
         <w:pStyle w:val="Heading2"/>
       </w:pPr>
+      <w:bookmarkStart w:id="28" w:name="X7ac32b3a81e4212c01abd06ff86531ccba71244"/>
       <w:r>
         <w:t xml:space="preserve">2 Requirements</w:t>
       </w:r>
+      <w:bookmarkEnd w:id="28"/>
     </w:p>
     <w:tbl>
       <w:tblPr>
         <w:tblStyle w:val="Table"/>
-        <w:tblW w:type="pct" w:w="5000"/>
-        <w:tblLook w:firstRow="1" w:lastRow="0" w:firstColumn="0" w:lastColumn="0" w:noHBand="0" w:noVBand="0" w:val="0020"/>
-        <w:jc w:val="start"/>
+        <w:tblW w:type="pct" w:w="0.0"/>
+        <w:tblLook w:firstRow="1"/>
       </w:tblPr>
-      <w:tblGrid>
-        <w:gridCol w:w="2640"/>
-        <w:gridCol w:w="2640"/>
-        <w:gridCol w:w="2640"/>
-      </w:tblGrid>
+      <w:tblGrid/>
       <w:tr>
         <w:trPr>
-          <w:tblHeader w:val="true"/>
+          <w:cnfStyle w:firstRow="1"/>
         </w:trPr>
         <w:tc>
-          <w:tcPr/>
+          <w:tcPr>
+            <w:tcBorders>
+              <w:bottom w:val="single"/>
+            </w:tcBorders>
+            <w:vAlign w:val="bottom"/>
+          </w:tcPr>
           <w:p>
             <w:pPr>
               <w:pStyle w:val="Compact"/>
@@ -1077,7 +1069,12 @@
           </w:p>
         </w:tc>
         <w:tc>
-          <w:tcPr/>
+          <w:tcPr>
+            <w:tcBorders>
+              <w:bottom w:val="single"/>
+            </w:tcBorders>
+            <w:vAlign w:val="bottom"/>
+          </w:tcPr>
           <w:p>
             <w:pPr>
               <w:pStyle w:val="Compact"/>
@@ -1089,7 +1086,12 @@
           </w:p>
         </w:tc>
         <w:tc>
-          <w:tcPr/>
+          <w:tcPr>
+            <w:tcBorders>
+              <w:bottom w:val="single"/>
+            </w:tcBorders>
+            <w:vAlign w:val="bottom"/>
+          </w:tcPr>
           <w:p>
             <w:pPr>
               <w:pStyle w:val="Compact"/>
@@ -1103,7 +1105,6 @@
       </w:tr>
       <w:tr>
         <w:tc>
-          <w:tcPr/>
           <w:p>
             <w:pPr>
               <w:pStyle w:val="Compact"/>
@@ -1115,7 +1116,6 @@
           </w:p>
         </w:tc>
         <w:tc>
-          <w:tcPr/>
           <w:p>
             <w:pPr>
               <w:pStyle w:val="Compact"/>
@@ -1127,7 +1127,6 @@
           </w:p>
         </w:tc>
         <w:tc>
-          <w:tcPr/>
           <w:p>
             <w:pPr>
               <w:pStyle w:val="Compact"/>
@@ -1141,7 +1140,6 @@
       </w:tr>
       <w:tr>
         <w:tc>
-          <w:tcPr/>
           <w:p>
             <w:pPr>
               <w:pStyle w:val="Compact"/>
@@ -1153,7 +1151,6 @@
           </w:p>
         </w:tc>
         <w:tc>
-          <w:tcPr/>
           <w:p>
             <w:pPr>
               <w:pStyle w:val="Compact"/>
@@ -1165,7 +1162,6 @@
           </w:p>
         </w:tc>
         <w:tc>
-          <w:tcPr/>
           <w:p>
             <w:pPr>
               <w:pStyle w:val="Compact"/>
@@ -1179,7 +1175,6 @@
       </w:tr>
       <w:tr>
         <w:tc>
-          <w:tcPr/>
           <w:p>
             <w:pPr>
               <w:pStyle w:val="Compact"/>
@@ -1191,7 +1186,6 @@
           </w:p>
         </w:tc>
         <w:tc>
-          <w:tcPr/>
           <w:p>
             <w:pPr>
               <w:pStyle w:val="Compact"/>
@@ -1203,7 +1197,6 @@
           </w:p>
         </w:tc>
         <w:tc>
-          <w:tcPr/>
           <w:p>
             <w:pPr>
               <w:pStyle w:val="Compact"/>
@@ -1217,7 +1210,6 @@
       </w:tr>
       <w:tr>
         <w:tc>
-          <w:tcPr/>
           <w:p>
             <w:pPr>
               <w:pStyle w:val="Compact"/>
@@ -1229,7 +1221,6 @@
           </w:p>
         </w:tc>
         <w:tc>
-          <w:tcPr/>
           <w:p>
             <w:pPr>
               <w:pStyle w:val="Compact"/>
@@ -1241,7 +1232,6 @@
           </w:p>
         </w:tc>
         <w:tc>
-          <w:tcPr/>
           <w:p>
             <w:pPr>
               <w:pStyle w:val="Compact"/>
@@ -1255,7 +1245,6 @@
       </w:tr>
       <w:tr>
         <w:tc>
-          <w:tcPr/>
           <w:p>
             <w:pPr>
               <w:pStyle w:val="Compact"/>
@@ -1267,7 +1256,6 @@
           </w:p>
         </w:tc>
         <w:tc>
-          <w:tcPr/>
           <w:p>
             <w:pPr>
               <w:pStyle w:val="Compact"/>
@@ -1294,7 +1282,6 @@
           </w:p>
         </w:tc>
         <w:tc>
-          <w:tcPr/>
           <w:p>
             <w:pPr>
               <w:pStyle w:val="Compact"/>
@@ -1308,7 +1295,6 @@
       </w:tr>
       <w:tr>
         <w:tc>
-          <w:tcPr/>
           <w:p>
             <w:pPr>
               <w:pStyle w:val="Compact"/>
@@ -1320,7 +1306,6 @@
           </w:p>
         </w:tc>
         <w:tc>
-          <w:tcPr/>
           <w:p>
             <w:pPr>
               <w:pStyle w:val="Compact"/>
@@ -1347,7 +1332,6 @@
           </w:p>
         </w:tc>
         <w:tc>
-          <w:tcPr/>
           <w:p>
             <w:pPr>
               <w:pStyle w:val="Compact"/>
@@ -1361,7 +1345,6 @@
       </w:tr>
       <w:tr>
         <w:tc>
-          <w:tcPr/>
           <w:p>
             <w:pPr>
               <w:pStyle w:val="Compact"/>
@@ -1373,7 +1356,6 @@
           </w:p>
         </w:tc>
         <w:tc>
-          <w:tcPr/>
           <w:p>
             <w:pPr>
               <w:pStyle w:val="Compact"/>
@@ -1385,7 +1367,6 @@
           </w:p>
         </w:tc>
         <w:tc>
-          <w:tcPr/>
           <w:p>
             <w:pPr>
               <w:pStyle w:val="Compact"/>
@@ -1399,7 +1380,6 @@
       </w:tr>
       <w:tr>
         <w:tc>
-          <w:tcPr/>
           <w:p>
             <w:pPr>
               <w:pStyle w:val="Compact"/>
@@ -1411,19 +1391,17 @@
           </w:p>
         </w:tc>
         <w:tc>
-          <w:tcPr/>
-          <w:p>
-            <w:pPr>
-              <w:pStyle w:val="Compact"/>
-              <w:jc w:val="left"/>
-            </w:pPr>
-            <w:r>
-              <w:t xml:space="preserve">WFI shall stop the core’s clock and wake on a pending enabled interrupt.</w:t>
-            </w:r>
-          </w:p>
-        </w:tc>
-        <w:tc>
-          <w:tcPr/>
+          <w:p>
+            <w:pPr>
+              <w:pStyle w:val="Compact"/>
+              <w:jc w:val="left"/>
+            </w:pPr>
+            <w:r>
+              <w:t xml:space="preserve">WFI shall stop the core's clock and wake on a pending enabled interrupt.</w:t>
+            </w:r>
+          </w:p>
+        </w:tc>
+        <w:tc>
           <w:p>
             <w:pPr>
               <w:pStyle w:val="Compact"/>
@@ -1437,7 +1415,6 @@
       </w:tr>
       <w:tr>
         <w:tc>
-          <w:tcPr/>
           <w:p>
             <w:pPr>
               <w:pStyle w:val="Compact"/>
@@ -1449,7 +1426,6 @@
           </w:p>
         </w:tc>
         <w:tc>
-          <w:tcPr/>
           <w:p>
             <w:pPr>
               <w:pStyle w:val="Compact"/>
@@ -1461,7 +1437,6 @@
           </w:p>
         </w:tc>
         <w:tc>
-          <w:tcPr/>
           <w:p>
             <w:pPr>
               <w:pStyle w:val="Compact"/>
@@ -1475,7 +1450,6 @@
       </w:tr>
       <w:tr>
         <w:tc>
-          <w:tcPr/>
           <w:p>
             <w:pPr>
               <w:pStyle w:val="Compact"/>
@@ -1487,7 +1461,6 @@
           </w:p>
         </w:tc>
         <w:tc>
-          <w:tcPr/>
           <w:p>
             <w:pPr>
               <w:pStyle w:val="Compact"/>
@@ -1499,7 +1472,6 @@
           </w:p>
         </w:tc>
         <w:tc>
-          <w:tcPr/>
           <w:p>
             <w:pPr>
               <w:pStyle w:val="Compact"/>
@@ -1519,15 +1491,15 @@
         </w:pict>
       </w:r>
     </w:p>
-    <w:bookmarkEnd w:id="27"/>
-    <w:bookmarkStart w:id="28" w:name="block-diagram"/>
     <w:p>
       <w:pPr>
         <w:pStyle w:val="Heading2"/>
       </w:pPr>
+      <w:bookmarkStart w:id="29" w:name="X1a7d97650db9c8935e98f54c49fc0d1c2422484"/>
       <w:r>
         <w:t xml:space="preserve">3 Block diagram</w:t>
       </w:r>
+      <w:bookmarkEnd w:id="29"/>
     </w:p>
     <w:p>
       <w:pPr>
@@ -1829,36 +1801,34 @@
         </w:pict>
       </w:r>
     </w:p>
-    <w:bookmarkEnd w:id="28"/>
-    <w:bookmarkStart w:id="29" w:name="sub-block-inventory"/>
     <w:p>
       <w:pPr>
         <w:pStyle w:val="Heading2"/>
       </w:pPr>
+      <w:bookmarkStart w:id="30" w:name="Xebf6fc5ba8dcde2af88cf555221c19004ccfe53"/>
       <w:r>
         <w:t xml:space="preserve">4 Sub-block inventory</w:t>
       </w:r>
+      <w:bookmarkEnd w:id="30"/>
     </w:p>
     <w:tbl>
       <w:tblPr>
         <w:tblStyle w:val="Table"/>
-        <w:tblW w:type="pct" w:w="5000"/>
-        <w:tblLook w:firstRow="1" w:lastRow="0" w:firstColumn="0" w:lastColumn="0" w:noHBand="0" w:noVBand="0" w:val="0020"/>
-        <w:jc w:val="start"/>
+        <w:tblW w:type="pct" w:w="0.0"/>
+        <w:tblLook w:firstRow="1"/>
       </w:tblPr>
-      <w:tblGrid>
-        <w:gridCol w:w="1584"/>
-        <w:gridCol w:w="1584"/>
-        <w:gridCol w:w="1584"/>
-        <w:gridCol w:w="1584"/>
-        <w:gridCol w:w="1584"/>
-      </w:tblGrid>
+      <w:tblGrid/>
       <w:tr>
         <w:trPr>
-          <w:tblHeader w:val="true"/>
+          <w:cnfStyle w:firstRow="1"/>
         </w:trPr>
         <w:tc>
-          <w:tcPr/>
+          <w:tcPr>
+            <w:tcBorders>
+              <w:bottom w:val="single"/>
+            </w:tcBorders>
+            <w:vAlign w:val="bottom"/>
+          </w:tcPr>
           <w:p>
             <w:pPr>
               <w:pStyle w:val="Compact"/>
@@ -1870,7 +1840,12 @@
           </w:p>
         </w:tc>
         <w:tc>
-          <w:tcPr/>
+          <w:tcPr>
+            <w:tcBorders>
+              <w:bottom w:val="single"/>
+            </w:tcBorders>
+            <w:vAlign w:val="bottom"/>
+          </w:tcPr>
           <w:p>
             <w:pPr>
               <w:pStyle w:val="Compact"/>
@@ -1882,7 +1857,12 @@
           </w:p>
         </w:tc>
         <w:tc>
-          <w:tcPr/>
+          <w:tcPr>
+            <w:tcBorders>
+              <w:bottom w:val="single"/>
+            </w:tcBorders>
+            <w:vAlign w:val="bottom"/>
+          </w:tcPr>
           <w:p>
             <w:pPr>
               <w:pStyle w:val="Compact"/>
@@ -1894,7 +1874,12 @@
           </w:p>
         </w:tc>
         <w:tc>
-          <w:tcPr/>
+          <w:tcPr>
+            <w:tcBorders>
+              <w:bottom w:val="single"/>
+            </w:tcBorders>
+            <w:vAlign w:val="bottom"/>
+          </w:tcPr>
           <w:p>
             <w:pPr>
               <w:pStyle w:val="Compact"/>
@@ -1906,7 +1891,12 @@
           </w:p>
         </w:tc>
         <w:tc>
-          <w:tcPr/>
+          <w:tcPr>
+            <w:tcBorders>
+              <w:bottom w:val="single"/>
+            </w:tcBorders>
+            <w:vAlign w:val="bottom"/>
+          </w:tcPr>
           <w:p>
             <w:pPr>
               <w:pStyle w:val="Compact"/>
@@ -1920,7 +1910,6 @@
       </w:tr>
       <w:tr>
         <w:tc>
-          <w:tcPr/>
           <w:p>
             <w:pPr>
               <w:pStyle w:val="Compact"/>
@@ -1935,7 +1924,6 @@
           </w:p>
         </w:tc>
         <w:tc>
-          <w:tcPr/>
           <w:p>
             <w:pPr>
               <w:pStyle w:val="Compact"/>
@@ -1947,7 +1935,6 @@
           </w:p>
         </w:tc>
         <w:tc>
-          <w:tcPr/>
           <w:p>
             <w:pPr>
               <w:pStyle w:val="Compact"/>
@@ -1962,7 +1949,6 @@
           </w:p>
         </w:tc>
         <w:tc>
-          <w:tcPr/>
           <w:p>
             <w:pPr>
               <w:pStyle w:val="Compact"/>
@@ -1974,7 +1960,6 @@
           </w:p>
         </w:tc>
         <w:tc>
-          <w:tcPr/>
           <w:p>
             <w:pPr>
               <w:pStyle w:val="Compact"/>
@@ -1988,7 +1973,6 @@
       </w:tr>
       <w:tr>
         <w:tc>
-          <w:tcPr/>
           <w:p>
             <w:pPr>
               <w:pStyle w:val="Compact"/>
@@ -2003,7 +1987,6 @@
           </w:p>
         </w:tc>
         <w:tc>
-          <w:tcPr/>
           <w:p>
             <w:pPr>
               <w:pStyle w:val="Compact"/>
@@ -2015,7 +1998,6 @@
           </w:p>
         </w:tc>
         <w:tc>
-          <w:tcPr/>
           <w:p>
             <w:pPr>
               <w:pStyle w:val="Compact"/>
@@ -2030,7 +2012,6 @@
           </w:p>
         </w:tc>
         <w:tc>
-          <w:tcPr/>
           <w:p>
             <w:pPr>
               <w:pStyle w:val="Compact"/>
@@ -2042,7 +2023,6 @@
           </w:p>
         </w:tc>
         <w:tc>
-          <w:tcPr/>
           <w:p>
             <w:pPr>
               <w:pStyle w:val="Compact"/>
@@ -2056,7 +2036,6 @@
       </w:tr>
       <w:tr>
         <w:tc>
-          <w:tcPr/>
           <w:p>
             <w:pPr>
               <w:pStyle w:val="Compact"/>
@@ -2071,7 +2050,6 @@
           </w:p>
         </w:tc>
         <w:tc>
-          <w:tcPr/>
           <w:p>
             <w:pPr>
               <w:pStyle w:val="Compact"/>
@@ -2083,7 +2061,6 @@
           </w:p>
         </w:tc>
         <w:tc>
-          <w:tcPr/>
           <w:p>
             <w:pPr>
               <w:pStyle w:val="Compact"/>
@@ -2098,7 +2075,6 @@
           </w:p>
         </w:tc>
         <w:tc>
-          <w:tcPr/>
           <w:p>
             <w:pPr>
               <w:pStyle w:val="Compact"/>
@@ -2110,7 +2086,6 @@
           </w:p>
         </w:tc>
         <w:tc>
-          <w:tcPr/>
           <w:p>
             <w:pPr>
               <w:pStyle w:val="Compact"/>
@@ -2124,7 +2099,6 @@
       </w:tr>
       <w:tr>
         <w:tc>
-          <w:tcPr/>
           <w:p>
             <w:pPr>
               <w:pStyle w:val="Compact"/>
@@ -2139,7 +2113,6 @@
           </w:p>
         </w:tc>
         <w:tc>
-          <w:tcPr/>
           <w:p>
             <w:pPr>
               <w:pStyle w:val="Compact"/>
@@ -2151,7 +2124,6 @@
           </w:p>
         </w:tc>
         <w:tc>
-          <w:tcPr/>
           <w:p>
             <w:pPr>
               <w:pStyle w:val="Compact"/>
@@ -2166,7 +2138,6 @@
           </w:p>
         </w:tc>
         <w:tc>
-          <w:tcPr/>
           <w:p>
             <w:pPr>
               <w:pStyle w:val="Compact"/>
@@ -2178,7 +2149,6 @@
           </w:p>
         </w:tc>
         <w:tc>
-          <w:tcPr/>
           <w:p>
             <w:pPr>
               <w:pStyle w:val="Compact"/>
@@ -2192,7 +2162,6 @@
       </w:tr>
       <w:tr>
         <w:tc>
-          <w:tcPr/>
           <w:p>
             <w:pPr>
               <w:pStyle w:val="Compact"/>
@@ -2207,7 +2176,6 @@
           </w:p>
         </w:tc>
         <w:tc>
-          <w:tcPr/>
           <w:p>
             <w:pPr>
               <w:pStyle w:val="Compact"/>
@@ -2219,7 +2187,6 @@
           </w:p>
         </w:tc>
         <w:tc>
-          <w:tcPr/>
           <w:p>
             <w:pPr>
               <w:pStyle w:val="Compact"/>
@@ -2234,7 +2201,6 @@
           </w:p>
         </w:tc>
         <w:tc>
-          <w:tcPr/>
           <w:p>
             <w:pPr>
               <w:pStyle w:val="Compact"/>
@@ -2246,7 +2212,6 @@
           </w:p>
         </w:tc>
         <w:tc>
-          <w:tcPr/>
           <w:p>
             <w:pPr>
               <w:pStyle w:val="Compact"/>
@@ -2260,7 +2225,6 @@
       </w:tr>
       <w:tr>
         <w:tc>
-          <w:tcPr/>
           <w:p>
             <w:pPr>
               <w:pStyle w:val="Compact"/>
@@ -2275,7 +2239,6 @@
           </w:p>
         </w:tc>
         <w:tc>
-          <w:tcPr/>
           <w:p>
             <w:pPr>
               <w:pStyle w:val="Compact"/>
@@ -2287,7 +2250,6 @@
           </w:p>
         </w:tc>
         <w:tc>
-          <w:tcPr/>
           <w:p>
             <w:pPr>
               <w:pStyle w:val="Compact"/>
@@ -2302,7 +2264,6 @@
           </w:p>
         </w:tc>
         <w:tc>
-          <w:tcPr/>
           <w:p>
             <w:pPr>
               <w:pStyle w:val="Compact"/>
@@ -2314,7 +2275,6 @@
           </w:p>
         </w:tc>
         <w:tc>
-          <w:tcPr/>
           <w:p>
             <w:pPr>
               <w:pStyle w:val="Compact"/>
@@ -2328,7 +2288,6 @@
       </w:tr>
       <w:tr>
         <w:tc>
-          <w:tcPr/>
           <w:p>
             <w:pPr>
               <w:pStyle w:val="Compact"/>
@@ -2343,7 +2302,6 @@
           </w:p>
         </w:tc>
         <w:tc>
-          <w:tcPr/>
           <w:p>
             <w:pPr>
               <w:pStyle w:val="Compact"/>
@@ -2355,7 +2313,6 @@
           </w:p>
         </w:tc>
         <w:tc>
-          <w:tcPr/>
           <w:p>
             <w:pPr>
               <w:pStyle w:val="Compact"/>
@@ -2370,7 +2327,6 @@
           </w:p>
         </w:tc>
         <w:tc>
-          <w:tcPr/>
           <w:p>
             <w:pPr>
               <w:pStyle w:val="Compact"/>
@@ -2382,7 +2338,6 @@
           </w:p>
         </w:tc>
         <w:tc>
-          <w:tcPr/>
           <w:p>
             <w:pPr>
               <w:pStyle w:val="Compact"/>
@@ -2396,7 +2351,6 @@
       </w:tr>
       <w:tr>
         <w:tc>
-          <w:tcPr/>
           <w:p>
             <w:pPr>
               <w:pStyle w:val="Compact"/>
@@ -2411,7 +2365,6 @@
           </w:p>
         </w:tc>
         <w:tc>
-          <w:tcPr/>
           <w:p>
             <w:pPr>
               <w:pStyle w:val="Compact"/>
@@ -2423,7 +2376,6 @@
           </w:p>
         </w:tc>
         <w:tc>
-          <w:tcPr/>
           <w:p>
             <w:pPr>
               <w:pStyle w:val="Compact"/>
@@ -2438,15 +2390,13 @@
           </w:p>
         </w:tc>
         <w:tc>
-          <w:tcPr/>
-          <w:p>
-            <w:pPr>
-              <w:pStyle w:val="Compact"/>
-              <w:jc w:val="left"/>
-            </w:pPr>
-            <w:r>
-              <w:rPr>
-                <w:bCs/>
+          <w:p>
+            <w:pPr>
+              <w:pStyle w:val="Compact"/>
+              <w:jc w:val="left"/>
+            </w:pPr>
+            <w:r>
+              <w:rPr>
                 <w:b/>
               </w:rPr>
               <w:t xml:space="preserve">Hold, flush, trap, quiescence.</w:t>
@@ -2454,7 +2404,6 @@
           </w:p>
         </w:tc>
         <w:tc>
-          <w:tcPr/>
           <w:p>
             <w:pPr>
               <w:pStyle w:val="Compact"/>
@@ -2477,7 +2426,6 @@
       </w:tr>
       <w:tr>
         <w:tc>
-          <w:tcPr/>
           <w:p>
             <w:pPr>
               <w:pStyle w:val="Compact"/>
@@ -2492,7 +2440,6 @@
           </w:p>
         </w:tc>
         <w:tc>
-          <w:tcPr/>
           <w:p>
             <w:pPr>
               <w:pStyle w:val="Compact"/>
@@ -2504,7 +2451,6 @@
           </w:p>
         </w:tc>
         <w:tc>
-          <w:tcPr/>
           <w:p>
             <w:pPr>
               <w:pStyle w:val="Compact"/>
@@ -2519,7 +2465,6 @@
           </w:p>
         </w:tc>
         <w:tc>
-          <w:tcPr/>
           <w:p>
             <w:pPr>
               <w:pStyle w:val="Compact"/>
@@ -2531,7 +2476,6 @@
           </w:p>
         </w:tc>
         <w:tc>
-          <w:tcPr/>
           <w:p>
             <w:pPr>
               <w:pStyle w:val="Compact"/>
@@ -2551,7 +2495,6 @@
       </w:tr>
       <w:tr>
         <w:tc>
-          <w:tcPr/>
           <w:p>
             <w:pPr>
               <w:pStyle w:val="Compact"/>
@@ -2566,7 +2509,6 @@
           </w:p>
         </w:tc>
         <w:tc>
-          <w:tcPr/>
           <w:p>
             <w:pPr>
               <w:pStyle w:val="Compact"/>
@@ -2578,7 +2520,6 @@
           </w:p>
         </w:tc>
         <w:tc>
-          <w:tcPr/>
           <w:p>
             <w:pPr>
               <w:pStyle w:val="Compact"/>
@@ -2593,7 +2534,6 @@
           </w:p>
         </w:tc>
         <w:tc>
-          <w:tcPr/>
           <w:p>
             <w:pPr>
               <w:pStyle w:val="Compact"/>
@@ -2605,7 +2545,6 @@
           </w:p>
         </w:tc>
         <w:tc>
-          <w:tcPr/>
           <w:p>
             <w:pPr>
               <w:pStyle w:val="Compact"/>
@@ -2619,7 +2558,6 @@
       </w:tr>
       <w:tr>
         <w:tc>
-          <w:tcPr/>
           <w:p>
             <w:pPr>
               <w:pStyle w:val="Compact"/>
@@ -2634,7 +2572,6 @@
           </w:p>
         </w:tc>
         <w:tc>
-          <w:tcPr/>
           <w:p>
             <w:pPr>
               <w:pStyle w:val="Compact"/>
@@ -2646,7 +2583,6 @@
           </w:p>
         </w:tc>
         <w:tc>
-          <w:tcPr/>
           <w:p>
             <w:pPr>
               <w:pStyle w:val="Compact"/>
@@ -2661,7 +2597,6 @@
           </w:p>
         </w:tc>
         <w:tc>
-          <w:tcPr/>
           <w:p>
             <w:pPr>
               <w:pStyle w:val="Compact"/>
@@ -2673,7 +2608,6 @@
           </w:p>
         </w:tc>
         <w:tc>
-          <w:tcPr/>
           <w:p>
             <w:pPr>
               <w:pStyle w:val="Compact"/>
@@ -2687,7 +2621,6 @@
       </w:tr>
       <w:tr>
         <w:tc>
-          <w:tcPr/>
           <w:p>
             <w:pPr>
               <w:pStyle w:val="Compact"/>
@@ -2702,7 +2635,6 @@
           </w:p>
         </w:tc>
         <w:tc>
-          <w:tcPr/>
           <w:p>
             <w:pPr>
               <w:pStyle w:val="Compact"/>
@@ -2714,7 +2646,6 @@
           </w:p>
         </w:tc>
         <w:tc>
-          <w:tcPr/>
           <w:p>
             <w:pPr>
               <w:pStyle w:val="Compact"/>
@@ -2729,15 +2660,13 @@
           </w:p>
         </w:tc>
         <w:tc>
-          <w:tcPr/>
-          <w:p>
-            <w:pPr>
-              <w:pStyle w:val="Compact"/>
-              <w:jc w:val="left"/>
-            </w:pPr>
-            <w:r>
-              <w:rPr>
-                <w:bCs/>
+          <w:p>
+            <w:pPr>
+              <w:pStyle w:val="Compact"/>
+              <w:jc w:val="left"/>
+            </w:pPr>
+            <w:r>
+              <w:rPr>
                 <w:b/>
               </w:rPr>
               <w:t xml:space="preserve">New.</w:t>
@@ -2751,7 +2680,6 @@
           </w:p>
         </w:tc>
         <w:tc>
-          <w:tcPr/>
           <w:p>
             <w:pPr>
               <w:pStyle w:val="Compact"/>
@@ -2771,38 +2699,34 @@
         </w:pict>
       </w:r>
     </w:p>
-    <w:bookmarkEnd w:id="29"/>
-    <w:bookmarkStart w:id="30" w:name="interfaces"/>
     <w:p>
       <w:pPr>
         <w:pStyle w:val="Heading2"/>
       </w:pPr>
+      <w:bookmarkStart w:id="31" w:name="X1571269831bc8f18807262f96c888bdf754311e"/>
       <w:r>
         <w:t xml:space="preserve">5 Interfaces</w:t>
       </w:r>
+      <w:bookmarkEnd w:id="31"/>
     </w:p>
     <w:tbl>
       <w:tblPr>
         <w:tblStyle w:val="Table"/>
-        <w:tblW w:type="pct" w:w="5000"/>
-        <w:tblLook w:firstRow="1" w:lastRow="0" w:firstColumn="0" w:lastColumn="0" w:noHBand="0" w:noVBand="0" w:val="0020"/>
-        <w:jc w:val="start"/>
+        <w:tblW w:type="pct" w:w="0.0"/>
+        <w:tblLook w:firstRow="1"/>
       </w:tblPr>
-      <w:tblGrid>
-        <w:gridCol w:w="1131"/>
-        <w:gridCol w:w="1131"/>
-        <w:gridCol w:w="1131"/>
-        <w:gridCol w:w="1131"/>
-        <w:gridCol w:w="1131"/>
-        <w:gridCol w:w="1131"/>
-        <w:gridCol w:w="1131"/>
-      </w:tblGrid>
+      <w:tblGrid/>
       <w:tr>
         <w:trPr>
-          <w:tblHeader w:val="true"/>
+          <w:cnfStyle w:firstRow="1"/>
         </w:trPr>
         <w:tc>
-          <w:tcPr/>
+          <w:tcPr>
+            <w:tcBorders>
+              <w:bottom w:val="single"/>
+            </w:tcBorders>
+            <w:vAlign w:val="bottom"/>
+          </w:tcPr>
           <w:p>
             <w:pPr>
               <w:pStyle w:val="Compact"/>
@@ -2814,7 +2738,12 @@
           </w:p>
         </w:tc>
         <w:tc>
-          <w:tcPr/>
+          <w:tcPr>
+            <w:tcBorders>
+              <w:bottom w:val="single"/>
+            </w:tcBorders>
+            <w:vAlign w:val="bottom"/>
+          </w:tcPr>
           <w:p>
             <w:pPr>
               <w:pStyle w:val="Compact"/>
@@ -2826,7 +2755,12 @@
           </w:p>
         </w:tc>
         <w:tc>
-          <w:tcPr/>
+          <w:tcPr>
+            <w:tcBorders>
+              <w:bottom w:val="single"/>
+            </w:tcBorders>
+            <w:vAlign w:val="bottom"/>
+          </w:tcPr>
           <w:p>
             <w:pPr>
               <w:pStyle w:val="Compact"/>
@@ -2838,7 +2772,12 @@
           </w:p>
         </w:tc>
         <w:tc>
-          <w:tcPr/>
+          <w:tcPr>
+            <w:tcBorders>
+              <w:bottom w:val="single"/>
+            </w:tcBorders>
+            <w:vAlign w:val="bottom"/>
+          </w:tcPr>
           <w:p>
             <w:pPr>
               <w:pStyle w:val="Compact"/>
@@ -2850,7 +2789,12 @@
           </w:p>
         </w:tc>
         <w:tc>
-          <w:tcPr/>
+          <w:tcPr>
+            <w:tcBorders>
+              <w:bottom w:val="single"/>
+            </w:tcBorders>
+            <w:vAlign w:val="bottom"/>
+          </w:tcPr>
           <w:p>
             <w:pPr>
               <w:pStyle w:val="Compact"/>
@@ -2862,7 +2806,12 @@
           </w:p>
         </w:tc>
         <w:tc>
-          <w:tcPr/>
+          <w:tcPr>
+            <w:tcBorders>
+              <w:bottom w:val="single"/>
+            </w:tcBorders>
+            <w:vAlign w:val="bottom"/>
+          </w:tcPr>
           <w:p>
             <w:pPr>
               <w:pStyle w:val="Compact"/>
@@ -2874,7 +2823,12 @@
           </w:p>
         </w:tc>
         <w:tc>
-          <w:tcPr/>
+          <w:tcPr>
+            <w:tcBorders>
+              <w:bottom w:val="single"/>
+            </w:tcBorders>
+            <w:vAlign w:val="bottom"/>
+          </w:tcPr>
           <w:p>
             <w:pPr>
               <w:pStyle w:val="Compact"/>
@@ -2888,7 +2842,6 @@
       </w:tr>
       <w:tr>
         <w:tc>
-          <w:tcPr/>
           <w:p>
             <w:pPr>
               <w:pStyle w:val="Compact"/>
@@ -2903,7 +2856,6 @@
           </w:p>
         </w:tc>
         <w:tc>
-          <w:tcPr/>
           <w:p>
             <w:pPr>
               <w:pStyle w:val="Compact"/>
@@ -2915,7 +2867,6 @@
           </w:p>
         </w:tc>
         <w:tc>
-          <w:tcPr/>
           <w:p>
             <w:pPr>
               <w:pStyle w:val="Compact"/>
@@ -2927,7 +2878,6 @@
           </w:p>
         </w:tc>
         <w:tc>
-          <w:tcPr/>
           <w:p>
             <w:pPr>
               <w:pStyle w:val="Compact"/>
@@ -2939,7 +2889,6 @@
           </w:p>
         </w:tc>
         <w:tc>
-          <w:tcPr/>
           <w:p>
             <w:pPr>
               <w:pStyle w:val="Compact"/>
@@ -2951,7 +2900,6 @@
           </w:p>
         </w:tc>
         <w:tc>
-          <w:tcPr/>
           <w:p>
             <w:pPr>
               <w:pStyle w:val="Compact"/>
@@ -2963,17 +2911,11 @@
           </w:p>
         </w:tc>
         <w:tc>
-          <w:tcPr/>
-          <w:p>
-            <w:pPr>
-              <w:pStyle w:val="Compact"/>
-            </w:pPr>
-          </w:p>
+          <w:p/>
         </w:tc>
       </w:tr>
       <w:tr>
         <w:tc>
-          <w:tcPr/>
           <w:p>
             <w:pPr>
               <w:pStyle w:val="Compact"/>
@@ -2988,7 +2930,6 @@
           </w:p>
         </w:tc>
         <w:tc>
-          <w:tcPr/>
           <w:p>
             <w:pPr>
               <w:pStyle w:val="Compact"/>
@@ -3000,7 +2941,6 @@
           </w:p>
         </w:tc>
         <w:tc>
-          <w:tcPr/>
           <w:p>
             <w:pPr>
               <w:pStyle w:val="Compact"/>
@@ -3012,7 +2952,6 @@
           </w:p>
         </w:tc>
         <w:tc>
-          <w:tcPr/>
           <w:p>
             <w:pPr>
               <w:pStyle w:val="Compact"/>
@@ -3024,7 +2963,6 @@
           </w:p>
         </w:tc>
         <w:tc>
-          <w:tcPr/>
           <w:p>
             <w:pPr>
               <w:pStyle w:val="Compact"/>
@@ -3036,7 +2974,6 @@
           </w:p>
         </w:tc>
         <w:tc>
-          <w:tcPr/>
           <w:p>
             <w:pPr>
               <w:pStyle w:val="Compact"/>
@@ -3060,17 +2997,11 @@
           </w:p>
         </w:tc>
         <w:tc>
-          <w:tcPr/>
-          <w:p>
-            <w:pPr>
-              <w:pStyle w:val="Compact"/>
-            </w:pPr>
-          </w:p>
+          <w:p/>
         </w:tc>
       </w:tr>
       <w:tr>
         <w:tc>
-          <w:tcPr/>
           <w:p>
             <w:pPr>
               <w:pStyle w:val="Compact"/>
@@ -3085,7 +3016,6 @@
           </w:p>
         </w:tc>
         <w:tc>
-          <w:tcPr/>
           <w:p>
             <w:pPr>
               <w:pStyle w:val="Compact"/>
@@ -3097,7 +3027,6 @@
           </w:p>
         </w:tc>
         <w:tc>
-          <w:tcPr/>
           <w:p>
             <w:pPr>
               <w:pStyle w:val="Compact"/>
@@ -3109,7 +3038,6 @@
           </w:p>
         </w:tc>
         <w:tc>
-          <w:tcPr/>
           <w:p>
             <w:pPr>
               <w:pStyle w:val="Compact"/>
@@ -3121,7 +3049,6 @@
           </w:p>
         </w:tc>
         <w:tc>
-          <w:tcPr/>
           <w:p>
             <w:pPr>
               <w:pStyle w:val="Compact"/>
@@ -3133,7 +3060,6 @@
           </w:p>
         </w:tc>
         <w:tc>
-          <w:tcPr/>
           <w:p>
             <w:pPr>
               <w:pStyle w:val="Compact"/>
@@ -3145,15 +3071,13 @@
           </w:p>
         </w:tc>
         <w:tc>
-          <w:tcPr/>
-          <w:p>
-            <w:pPr>
-              <w:pStyle w:val="Compact"/>
-              <w:jc w:val="left"/>
-            </w:pPr>
-            <w:r>
-              <w:rPr>
-                <w:bCs/>
+          <w:p>
+            <w:pPr>
+              <w:pStyle w:val="Compact"/>
+              <w:jc w:val="left"/>
+            </w:pPr>
+            <w:r>
+              <w:rPr>
                 <w:b/>
               </w:rPr>
               <w:t xml:space="preserve">new</w:t>
@@ -3163,7 +3087,6 @@
       </w:tr>
       <w:tr>
         <w:tc>
-          <w:tcPr/>
           <w:p>
             <w:pPr>
               <w:pStyle w:val="Compact"/>
@@ -3178,7 +3101,6 @@
           </w:p>
         </w:tc>
         <w:tc>
-          <w:tcPr/>
           <w:p>
             <w:pPr>
               <w:pStyle w:val="Compact"/>
@@ -3190,7 +3112,6 @@
           </w:p>
         </w:tc>
         <w:tc>
-          <w:tcPr/>
           <w:p>
             <w:pPr>
               <w:pStyle w:val="Compact"/>
@@ -3202,7 +3123,6 @@
           </w:p>
         </w:tc>
         <w:tc>
-          <w:tcPr/>
           <w:p>
             <w:pPr>
               <w:pStyle w:val="Compact"/>
@@ -3214,7 +3134,6 @@
           </w:p>
         </w:tc>
         <w:tc>
-          <w:tcPr/>
           <w:p>
             <w:pPr>
               <w:pStyle w:val="Compact"/>
@@ -3226,7 +3145,6 @@
           </w:p>
         </w:tc>
         <w:tc>
-          <w:tcPr/>
           <w:p>
             <w:pPr>
               <w:pStyle w:val="Compact"/>
@@ -3250,15 +3168,13 @@
           </w:p>
         </w:tc>
         <w:tc>
-          <w:tcPr/>
-          <w:p>
-            <w:pPr>
-              <w:pStyle w:val="Compact"/>
-              <w:jc w:val="left"/>
-            </w:pPr>
-            <w:r>
-              <w:rPr>
-                <w:bCs/>
+          <w:p>
+            <w:pPr>
+              <w:pStyle w:val="Compact"/>
+              <w:jc w:val="left"/>
+            </w:pPr>
+            <w:r>
+              <w:rPr>
                 <w:b/>
               </w:rPr>
               <w:t xml:space="preserve">new</w:t>
@@ -3268,7 +3184,6 @@
       </w:tr>
       <w:tr>
         <w:tc>
-          <w:tcPr/>
           <w:p>
             <w:pPr>
               <w:pStyle w:val="Compact"/>
@@ -3283,7 +3198,6 @@
           </w:p>
         </w:tc>
         <w:tc>
-          <w:tcPr/>
           <w:p>
             <w:pPr>
               <w:pStyle w:val="Compact"/>
@@ -3295,7 +3209,6 @@
           </w:p>
         </w:tc>
         <w:tc>
-          <w:tcPr/>
           <w:p>
             <w:pPr>
               <w:pStyle w:val="Compact"/>
@@ -3307,7 +3220,6 @@
           </w:p>
         </w:tc>
         <w:tc>
-          <w:tcPr/>
           <w:p>
             <w:pPr>
               <w:pStyle w:val="Compact"/>
@@ -3319,7 +3231,6 @@
           </w:p>
         </w:tc>
         <w:tc>
-          <w:tcPr/>
           <w:p>
             <w:pPr>
               <w:pStyle w:val="Compact"/>
@@ -3331,7 +3242,6 @@
           </w:p>
         </w:tc>
         <w:tc>
-          <w:tcPr/>
           <w:p>
             <w:pPr>
               <w:pStyle w:val="Compact"/>
@@ -3343,17 +3253,11 @@
           </w:p>
         </w:tc>
         <w:tc>
-          <w:tcPr/>
-          <w:p>
-            <w:pPr>
-              <w:pStyle w:val="Compact"/>
-            </w:pPr>
-          </w:p>
+          <w:p/>
         </w:tc>
       </w:tr>
       <w:tr>
         <w:tc>
-          <w:tcPr/>
           <w:p>
             <w:pPr>
               <w:pStyle w:val="Compact"/>
@@ -3368,7 +3272,6 @@
           </w:p>
         </w:tc>
         <w:tc>
-          <w:tcPr/>
           <w:p>
             <w:pPr>
               <w:pStyle w:val="Compact"/>
@@ -3380,7 +3283,6 @@
           </w:p>
         </w:tc>
         <w:tc>
-          <w:tcPr/>
           <w:p>
             <w:pPr>
               <w:pStyle w:val="Compact"/>
@@ -3392,7 +3294,6 @@
           </w:p>
         </w:tc>
         <w:tc>
-          <w:tcPr/>
           <w:p>
             <w:pPr>
               <w:pStyle w:val="Compact"/>
@@ -3404,7 +3305,6 @@
           </w:p>
         </w:tc>
         <w:tc>
-          <w:tcPr/>
           <w:p>
             <w:pPr>
               <w:pStyle w:val="Compact"/>
@@ -3416,25 +3316,14 @@
           </w:p>
         </w:tc>
         <w:tc>
-          <w:tcPr/>
-          <w:p>
-            <w:pPr>
-              <w:pStyle w:val="Compact"/>
-            </w:pPr>
-          </w:p>
-        </w:tc>
-        <w:tc>
-          <w:tcPr/>
-          <w:p>
-            <w:pPr>
-              <w:pStyle w:val="Compact"/>
-            </w:pPr>
-          </w:p>
+          <w:p/>
+        </w:tc>
+        <w:tc>
+          <w:p/>
         </w:tc>
       </w:tr>
       <w:tr>
         <w:tc>
-          <w:tcPr/>
           <w:p>
             <w:pPr>
               <w:pStyle w:val="Compact"/>
@@ -3449,7 +3338,6 @@
           </w:p>
         </w:tc>
         <w:tc>
-          <w:tcPr/>
           <w:p>
             <w:pPr>
               <w:pStyle w:val="Compact"/>
@@ -3461,7 +3349,6 @@
           </w:p>
         </w:tc>
         <w:tc>
-          <w:tcPr/>
           <w:p>
             <w:pPr>
               <w:pStyle w:val="Compact"/>
@@ -3473,7 +3360,6 @@
           </w:p>
         </w:tc>
         <w:tc>
-          <w:tcPr/>
           <w:p>
             <w:pPr>
               <w:pStyle w:val="Compact"/>
@@ -3485,7 +3371,6 @@
           </w:p>
         </w:tc>
         <w:tc>
-          <w:tcPr/>
           <w:p>
             <w:pPr>
               <w:pStyle w:val="Compact"/>
@@ -3497,25 +3382,14 @@
           </w:p>
         </w:tc>
         <w:tc>
-          <w:tcPr/>
-          <w:p>
-            <w:pPr>
-              <w:pStyle w:val="Compact"/>
-            </w:pPr>
-          </w:p>
-        </w:tc>
-        <w:tc>
-          <w:tcPr/>
-          <w:p>
-            <w:pPr>
-              <w:pStyle w:val="Compact"/>
-            </w:pPr>
-          </w:p>
+          <w:p/>
+        </w:tc>
+        <w:tc>
+          <w:p/>
         </w:tc>
       </w:tr>
       <w:tr>
         <w:tc>
-          <w:tcPr/>
           <w:p>
             <w:pPr>
               <w:pStyle w:val="Compact"/>
@@ -3530,7 +3404,6 @@
           </w:p>
         </w:tc>
         <w:tc>
-          <w:tcPr/>
           <w:p>
             <w:pPr>
               <w:pStyle w:val="Compact"/>
@@ -3542,7 +3415,6 @@
           </w:p>
         </w:tc>
         <w:tc>
-          <w:tcPr/>
           <w:p>
             <w:pPr>
               <w:pStyle w:val="Compact"/>
@@ -3554,7 +3426,6 @@
           </w:p>
         </w:tc>
         <w:tc>
-          <w:tcPr/>
           <w:p>
             <w:pPr>
               <w:pStyle w:val="Compact"/>
@@ -3566,7 +3437,6 @@
           </w:p>
         </w:tc>
         <w:tc>
-          <w:tcPr/>
           <w:p>
             <w:pPr>
               <w:pStyle w:val="Compact"/>
@@ -3578,7 +3448,6 @@
           </w:p>
         </w:tc>
         <w:tc>
-          <w:tcPr/>
           <w:p>
             <w:pPr>
               <w:pStyle w:val="Compact"/>
@@ -3590,17 +3459,11 @@
           </w:p>
         </w:tc>
         <w:tc>
-          <w:tcPr/>
-          <w:p>
-            <w:pPr>
-              <w:pStyle w:val="Compact"/>
-            </w:pPr>
-          </w:p>
+          <w:p/>
         </w:tc>
       </w:tr>
       <w:tr>
         <w:tc>
-          <w:tcPr/>
           <w:p>
             <w:pPr>
               <w:pStyle w:val="Compact"/>
@@ -3615,7 +3478,6 @@
           </w:p>
         </w:tc>
         <w:tc>
-          <w:tcPr/>
           <w:p>
             <w:pPr>
               <w:pStyle w:val="Compact"/>
@@ -3627,7 +3489,6 @@
           </w:p>
         </w:tc>
         <w:tc>
-          <w:tcPr/>
           <w:p>
             <w:pPr>
               <w:pStyle w:val="Compact"/>
@@ -3639,7 +3500,6 @@
           </w:p>
         </w:tc>
         <w:tc>
-          <w:tcPr/>
           <w:p>
             <w:pPr>
               <w:pStyle w:val="Compact"/>
@@ -3651,7 +3511,6 @@
           </w:p>
         </w:tc>
         <w:tc>
-          <w:tcPr/>
           <w:p>
             <w:pPr>
               <w:pStyle w:val="Compact"/>
@@ -3663,7 +3522,6 @@
           </w:p>
         </w:tc>
         <w:tc>
-          <w:tcPr/>
           <w:p>
             <w:pPr>
               <w:pStyle w:val="Compact"/>
@@ -3675,17 +3533,11 @@
           </w:p>
         </w:tc>
         <w:tc>
-          <w:tcPr/>
-          <w:p>
-            <w:pPr>
-              <w:pStyle w:val="Compact"/>
-            </w:pPr>
-          </w:p>
+          <w:p/>
         </w:tc>
       </w:tr>
       <w:tr>
         <w:tc>
-          <w:tcPr/>
           <w:p>
             <w:pPr>
               <w:pStyle w:val="Compact"/>
@@ -3697,7 +3549,6 @@
           </w:p>
         </w:tc>
         <w:tc>
-          <w:tcPr/>
           <w:p>
             <w:pPr>
               <w:pStyle w:val="Compact"/>
@@ -3709,7 +3560,6 @@
           </w:p>
         </w:tc>
         <w:tc>
-          <w:tcPr/>
           <w:p>
             <w:pPr>
               <w:pStyle w:val="Compact"/>
@@ -3721,7 +3571,6 @@
           </w:p>
         </w:tc>
         <w:tc>
-          <w:tcPr/>
           <w:p>
             <w:pPr>
               <w:pStyle w:val="Compact"/>
@@ -3733,7 +3582,6 @@
           </w:p>
         </w:tc>
         <w:tc>
-          <w:tcPr/>
           <w:p>
             <w:pPr>
               <w:pStyle w:val="Compact"/>
@@ -3745,7 +3593,6 @@
           </w:p>
         </w:tc>
         <w:tc>
-          <w:tcPr/>
           <w:p>
             <w:pPr>
               <w:pStyle w:val="Compact"/>
@@ -3757,17 +3604,11 @@
           </w:p>
         </w:tc>
         <w:tc>
-          <w:tcPr/>
-          <w:p>
-            <w:pPr>
-              <w:pStyle w:val="Compact"/>
-            </w:pPr>
-          </w:p>
+          <w:p/>
         </w:tc>
       </w:tr>
       <w:tr>
         <w:tc>
-          <w:tcPr/>
           <w:p>
             <w:pPr>
               <w:pStyle w:val="Compact"/>
@@ -3779,7 +3620,6 @@
           </w:p>
         </w:tc>
         <w:tc>
-          <w:tcPr/>
           <w:p>
             <w:pPr>
               <w:pStyle w:val="Compact"/>
@@ -3791,7 +3631,6 @@
           </w:p>
         </w:tc>
         <w:tc>
-          <w:tcPr/>
           <w:p>
             <w:pPr>
               <w:pStyle w:val="Compact"/>
@@ -3803,7 +3642,6 @@
           </w:p>
         </w:tc>
         <w:tc>
-          <w:tcPr/>
           <w:p>
             <w:pPr>
               <w:pStyle w:val="Compact"/>
@@ -3815,7 +3653,6 @@
           </w:p>
         </w:tc>
         <w:tc>
-          <w:tcPr/>
           <w:p>
             <w:pPr>
               <w:pStyle w:val="Compact"/>
@@ -3827,7 +3664,6 @@
           </w:p>
         </w:tc>
         <w:tc>
-          <w:tcPr/>
           <w:p>
             <w:pPr>
               <w:pStyle w:val="Compact"/>
@@ -3839,12 +3675,7 @@
           </w:p>
         </w:tc>
         <w:tc>
-          <w:tcPr/>
-          <w:p>
-            <w:pPr>
-              <w:pStyle w:val="Compact"/>
-            </w:pPr>
-          </w:p>
+          <w:p/>
         </w:tc>
       </w:tr>
     </w:tbl>
@@ -3854,7 +3685,6 @@
       </w:pPr>
       <w:r>
         <w:rPr>
-          <w:bCs/>
           <w:b/>
         </w:rPr>
         <w:t xml:space="preserve">[N-5.1]</w:t>
@@ -3864,7 +3694,6 @@
       </w:r>
       <w:r>
         <w:rPr>
-          <w:bCs/>
           <w:b/>
         </w:rPr>
         <w:t xml:space="preserve">Deleted:</w:t>
@@ -3930,7 +3759,6 @@
       </w:pPr>
       <w:r>
         <w:rPr>
-          <w:bCs/>
           <w:b/>
         </w:rPr>
         <w:t xml:space="preserve">[N-5.2]</w:t>
@@ -3940,7 +3768,6 @@
       </w:r>
       <w:r>
         <w:rPr>
-          <w:bCs/>
           <w:b/>
         </w:rPr>
         <w:t xml:space="preserve">Deleted:</w:t>
@@ -3994,7 +3821,6 @@
       </w:pPr>
       <w:r>
         <w:rPr>
-          <w:bCs/>
           <w:b/>
         </w:rPr>
         <w:t xml:space="preserve">[N-5.3]</w:t>
@@ -4091,44 +3917,44 @@
         </w:pict>
       </w:r>
     </w:p>
-    <w:bookmarkEnd w:id="30"/>
-    <w:bookmarkStart w:id="32" w:name="register-map-csrs"/>
     <w:p>
       <w:pPr>
         <w:pStyle w:val="Heading2"/>
       </w:pPr>
+      <w:bookmarkStart w:id="32" w:name="X5ad751f2a0e66527ace2f08c3ee658e2e10ed17"/>
       <w:r>
         <w:t xml:space="preserve">6 Register map — CSRs</w:t>
       </w:r>
+      <w:bookmarkEnd w:id="32"/>
     </w:p>
-    <w:bookmarkStart w:id="31" w:name="implemented"/>
     <w:p>
       <w:pPr>
         <w:pStyle w:val="Heading3"/>
       </w:pPr>
+      <w:bookmarkStart w:id="33" w:name="X4d274f27079373a1262e631e63b298ac0d2a896"/>
       <w:r>
         <w:t xml:space="preserve">6.1 Implemented</w:t>
       </w:r>
+      <w:bookmarkEnd w:id="33"/>
     </w:p>
     <w:tbl>
       <w:tblPr>
         <w:tblStyle w:val="Table"/>
-        <w:tblW w:type="pct" w:w="5000"/>
-        <w:tblLook w:firstRow="1" w:lastRow="0" w:firstColumn="0" w:lastColumn="0" w:noHBand="0" w:noVBand="0" w:val="0020"/>
-        <w:jc w:val="start"/>
+        <w:tblW w:type="pct" w:w="0.0"/>
+        <w:tblLook w:firstRow="1"/>
       </w:tblPr>
-      <w:tblGrid>
-        <w:gridCol w:w="1980"/>
-        <w:gridCol w:w="1980"/>
-        <w:gridCol w:w="1980"/>
-        <w:gridCol w:w="1980"/>
-      </w:tblGrid>
+      <w:tblGrid/>
       <w:tr>
         <w:trPr>
-          <w:tblHeader w:val="true"/>
+          <w:cnfStyle w:firstRow="1"/>
         </w:trPr>
         <w:tc>
-          <w:tcPr/>
+          <w:tcPr>
+            <w:tcBorders>
+              <w:bottom w:val="single"/>
+            </w:tcBorders>
+            <w:vAlign w:val="bottom"/>
+          </w:tcPr>
           <w:p>
             <w:pPr>
               <w:pStyle w:val="Compact"/>
@@ -4140,7 +3966,12 @@
           </w:p>
         </w:tc>
         <w:tc>
-          <w:tcPr/>
+          <w:tcPr>
+            <w:tcBorders>
+              <w:bottom w:val="single"/>
+            </w:tcBorders>
+            <w:vAlign w:val="bottom"/>
+          </w:tcPr>
           <w:p>
             <w:pPr>
               <w:pStyle w:val="Compact"/>
@@ -4152,7 +3983,12 @@
           </w:p>
         </w:tc>
         <w:tc>
-          <w:tcPr/>
+          <w:tcPr>
+            <w:tcBorders>
+              <w:bottom w:val="single"/>
+            </w:tcBorders>
+            <w:vAlign w:val="bottom"/>
+          </w:tcPr>
           <w:p>
             <w:pPr>
               <w:pStyle w:val="Compact"/>
@@ -4164,7 +4000,12 @@
           </w:p>
         </w:tc>
         <w:tc>
-          <w:tcPr/>
+          <w:tcPr>
+            <w:tcBorders>
+              <w:bottom w:val="single"/>
+            </w:tcBorders>
+            <w:vAlign w:val="bottom"/>
+          </w:tcPr>
           <w:p>
             <w:pPr>
               <w:pStyle w:val="Compact"/>
@@ -4178,7 +4019,6 @@
       </w:tr>
       <w:tr>
         <w:tc>
-          <w:tcPr/>
           <w:p>
             <w:pPr>
               <w:pStyle w:val="Compact"/>
@@ -4190,7 +4030,6 @@
           </w:p>
         </w:tc>
         <w:tc>
-          <w:tcPr/>
           <w:p>
             <w:pPr>
               <w:pStyle w:val="Compact"/>
@@ -4205,7 +4044,6 @@
           </w:p>
         </w:tc>
         <w:tc>
-          <w:tcPr/>
           <w:p>
             <w:pPr>
               <w:pStyle w:val="Compact"/>
@@ -4217,7 +4055,6 @@
           </w:p>
         </w:tc>
         <w:tc>
-          <w:tcPr/>
           <w:p>
             <w:pPr>
               <w:pStyle w:val="Compact"/>
@@ -4261,7 +4098,6 @@
       </w:tr>
       <w:tr>
         <w:tc>
-          <w:tcPr/>
           <w:p>
             <w:pPr>
               <w:pStyle w:val="Compact"/>
@@ -4273,7 +4109,6 @@
           </w:p>
         </w:tc>
         <w:tc>
-          <w:tcPr/>
           <w:p>
             <w:pPr>
               <w:pStyle w:val="Compact"/>
@@ -4288,7 +4123,6 @@
           </w:p>
         </w:tc>
         <w:tc>
-          <w:tcPr/>
           <w:p>
             <w:pPr>
               <w:pStyle w:val="Compact"/>
@@ -4300,7 +4134,6 @@
           </w:p>
         </w:tc>
         <w:tc>
-          <w:tcPr/>
           <w:p>
             <w:pPr>
               <w:pStyle w:val="Compact"/>
@@ -4323,7 +4156,6 @@
       </w:tr>
       <w:tr>
         <w:tc>
-          <w:tcPr/>
           <w:p>
             <w:pPr>
               <w:pStyle w:val="Compact"/>
@@ -4335,7 +4167,6 @@
           </w:p>
         </w:tc>
         <w:tc>
-          <w:tcPr/>
           <w:p>
             <w:pPr>
               <w:pStyle w:val="Compact"/>
@@ -4350,7 +4181,6 @@
           </w:p>
         </w:tc>
         <w:tc>
-          <w:tcPr/>
           <w:p>
             <w:pPr>
               <w:pStyle w:val="Compact"/>
@@ -4362,7 +4192,6 @@
           </w:p>
         </w:tc>
         <w:tc>
-          <w:tcPr/>
           <w:p>
             <w:pPr>
               <w:pStyle w:val="Compact"/>
@@ -4385,7 +4214,6 @@
       </w:tr>
       <w:tr>
         <w:tc>
-          <w:tcPr/>
           <w:p>
             <w:pPr>
               <w:pStyle w:val="Compact"/>
@@ -4397,7 +4225,6 @@
           </w:p>
         </w:tc>
         <w:tc>
-          <w:tcPr/>
           <w:p>
             <w:pPr>
               <w:pStyle w:val="Compact"/>
@@ -4412,7 +4239,6 @@
           </w:p>
         </w:tc>
         <w:tc>
-          <w:tcPr/>
           <w:p>
             <w:pPr>
               <w:pStyle w:val="Compact"/>
@@ -4424,7 +4250,6 @@
           </w:p>
         </w:tc>
         <w:tc>
-          <w:tcPr/>
           <w:p>
             <w:pPr>
               <w:pStyle w:val="Compact"/>
@@ -4447,7 +4272,6 @@
       </w:tr>
       <w:tr>
         <w:tc>
-          <w:tcPr/>
           <w:p>
             <w:pPr>
               <w:pStyle w:val="Compact"/>
@@ -4459,7 +4283,6 @@
           </w:p>
         </w:tc>
         <w:tc>
-          <w:tcPr/>
           <w:p>
             <w:pPr>
               <w:pStyle w:val="Compact"/>
@@ -4474,7 +4297,6 @@
           </w:p>
         </w:tc>
         <w:tc>
-          <w:tcPr/>
           <w:p>
             <w:pPr>
               <w:pStyle w:val="Compact"/>
@@ -4486,17 +4308,11 @@
           </w:p>
         </w:tc>
         <w:tc>
-          <w:tcPr/>
-          <w:p>
-            <w:pPr>
-              <w:pStyle w:val="Compact"/>
-            </w:pPr>
-          </w:p>
+          <w:p/>
         </w:tc>
       </w:tr>
       <w:tr>
         <w:tc>
-          <w:tcPr/>
           <w:p>
             <w:pPr>
               <w:pStyle w:val="Compact"/>
@@ -4508,7 +4324,6 @@
           </w:p>
         </w:tc>
         <w:tc>
-          <w:tcPr/>
           <w:p>
             <w:pPr>
               <w:pStyle w:val="Compact"/>
@@ -4523,7 +4338,6 @@
           </w:p>
         </w:tc>
         <w:tc>
-          <w:tcPr/>
           <w:p>
             <w:pPr>
               <w:pStyle w:val="Compact"/>
@@ -4535,7 +4349,6 @@
           </w:p>
         </w:tc>
         <w:tc>
-          <w:tcPr/>
           <w:p>
             <w:pPr>
               <w:pStyle w:val="Compact"/>
@@ -4549,7 +4362,6 @@
       </w:tr>
       <w:tr>
         <w:tc>
-          <w:tcPr/>
           <w:p>
             <w:pPr>
               <w:pStyle w:val="Compact"/>
@@ -4561,7 +4373,6 @@
           </w:p>
         </w:tc>
         <w:tc>
-          <w:tcPr/>
           <w:p>
             <w:pPr>
               <w:pStyle w:val="Compact"/>
@@ -4576,7 +4387,6 @@
           </w:p>
         </w:tc>
         <w:tc>
-          <w:tcPr/>
           <w:p>
             <w:pPr>
               <w:pStyle w:val="Compact"/>
@@ -4588,17 +4398,11 @@
           </w:p>
         </w:tc>
         <w:tc>
-          <w:tcPr/>
-          <w:p>
-            <w:pPr>
-              <w:pStyle w:val="Compact"/>
-            </w:pPr>
-          </w:p>
+          <w:p/>
         </w:tc>
       </w:tr>
       <w:tr>
         <w:tc>
-          <w:tcPr/>
           <w:p>
             <w:pPr>
               <w:pStyle w:val="Compact"/>
@@ -4610,7 +4414,6 @@
           </w:p>
         </w:tc>
         <w:tc>
-          <w:tcPr/>
           <w:p>
             <w:pPr>
               <w:pStyle w:val="Compact"/>
@@ -4625,7 +4428,6 @@
           </w:p>
         </w:tc>
         <w:tc>
-          <w:tcPr/>
           <w:p>
             <w:pPr>
               <w:pStyle w:val="Compact"/>
@@ -4637,17 +4439,11 @@
           </w:p>
         </w:tc>
         <w:tc>
-          <w:tcPr/>
-          <w:p>
-            <w:pPr>
-              <w:pStyle w:val="Compact"/>
-            </w:pPr>
-          </w:p>
+          <w:p/>
         </w:tc>
       </w:tr>
       <w:tr>
         <w:tc>
-          <w:tcPr/>
           <w:p>
             <w:pPr>
               <w:pStyle w:val="Compact"/>
@@ -4659,7 +4455,6 @@
           </w:p>
         </w:tc>
         <w:tc>
-          <w:tcPr/>
           <w:p>
             <w:pPr>
               <w:pStyle w:val="Compact"/>
@@ -4674,7 +4469,6 @@
           </w:p>
         </w:tc>
         <w:tc>
-          <w:tcPr/>
           <w:p>
             <w:pPr>
               <w:pStyle w:val="Compact"/>
@@ -4686,7 +4480,6 @@
           </w:p>
         </w:tc>
         <w:tc>
-          <w:tcPr/>
           <w:p>
             <w:pPr>
               <w:pStyle w:val="Compact"/>
@@ -4721,7 +4514,6 @@
       </w:tr>
       <w:tr>
         <w:tc>
-          <w:tcPr/>
           <w:p>
             <w:pPr>
               <w:pStyle w:val="Compact"/>
@@ -4733,7 +4525,6 @@
           </w:p>
         </w:tc>
         <w:tc>
-          <w:tcPr/>
           <w:p>
             <w:pPr>
               <w:pStyle w:val="Compact"/>
@@ -4748,7 +4539,6 @@
           </w:p>
         </w:tc>
         <w:tc>
-          <w:tcPr/>
           <w:p>
             <w:pPr>
               <w:pStyle w:val="Compact"/>
@@ -4760,15 +4550,13 @@
           </w:p>
         </w:tc>
         <w:tc>
-          <w:tcPr/>
-          <w:p>
-            <w:pPr>
-              <w:pStyle w:val="Compact"/>
-              <w:jc w:val="left"/>
-            </w:pPr>
-            <w:r>
-              <w:rPr>
-                <w:bCs/>
+          <w:p>
+            <w:pPr>
+              <w:pStyle w:val="Compact"/>
+              <w:jc w:val="left"/>
+            </w:pPr>
+            <w:r>
+              <w:rPr>
                 <w:b/>
               </w:rPr>
               <w:t xml:space="preserve">Reads 0, not implemented.</w:t>
@@ -4784,7 +4572,6 @@
       </w:tr>
       <w:tr>
         <w:tc>
-          <w:tcPr/>
           <w:p>
             <w:pPr>
               <w:pStyle w:val="Compact"/>
@@ -4796,7 +4583,6 @@
           </w:p>
         </w:tc>
         <w:tc>
-          <w:tcPr/>
           <w:p>
             <w:pPr>
               <w:pStyle w:val="Compact"/>
@@ -4811,7 +4597,6 @@
           </w:p>
         </w:tc>
         <w:tc>
-          <w:tcPr/>
           <w:p>
             <w:pPr>
               <w:pStyle w:val="Compact"/>
@@ -4823,7 +4608,6 @@
           </w:p>
         </w:tc>
         <w:tc>
-          <w:tcPr/>
           <w:p>
             <w:pPr>
               <w:pStyle w:val="Compact"/>
@@ -4846,7 +4630,6 @@
       </w:tr>
       <w:tr>
         <w:tc>
-          <w:tcPr/>
           <w:p>
             <w:pPr>
               <w:pStyle w:val="Compact"/>
@@ -4858,7 +4641,6 @@
           </w:p>
         </w:tc>
         <w:tc>
-          <w:tcPr/>
           <w:p>
             <w:pPr>
               <w:pStyle w:val="Compact"/>
@@ -4873,7 +4655,6 @@
           </w:p>
         </w:tc>
         <w:tc>
-          <w:tcPr/>
           <w:p>
             <w:pPr>
               <w:pStyle w:val="Compact"/>
@@ -4885,7 +4666,6 @@
           </w:p>
         </w:tc>
         <w:tc>
-          <w:tcPr/>
           <w:p>
             <w:pPr>
               <w:pStyle w:val="Compact"/>
@@ -4899,7 +4679,6 @@
       </w:tr>
       <w:tr>
         <w:tc>
-          <w:tcPr/>
           <w:p>
             <w:pPr>
               <w:pStyle w:val="Compact"/>
@@ -4911,7 +4690,6 @@
           </w:p>
         </w:tc>
         <w:tc>
-          <w:tcPr/>
           <w:p>
             <w:pPr>
               <w:pStyle w:val="Compact"/>
@@ -4926,7 +4704,6 @@
           </w:p>
         </w:tc>
         <w:tc>
-          <w:tcPr/>
           <w:p>
             <w:pPr>
               <w:pStyle w:val="Compact"/>
@@ -4938,7 +4715,6 @@
           </w:p>
         </w:tc>
         <w:tc>
-          <w:tcPr/>
           <w:p>
             <w:pPr>
               <w:pStyle w:val="Compact"/>
@@ -4952,7 +4728,6 @@
       </w:tr>
       <w:tr>
         <w:tc>
-          <w:tcPr/>
           <w:p>
             <w:pPr>
               <w:pStyle w:val="Compact"/>
@@ -4964,7 +4739,6 @@
           </w:p>
         </w:tc>
         <w:tc>
-          <w:tcPr/>
           <w:p>
             <w:pPr>
               <w:pStyle w:val="Compact"/>
@@ -4979,7 +4753,6 @@
           </w:p>
         </w:tc>
         <w:tc>
-          <w:tcPr/>
           <w:p>
             <w:pPr>
               <w:pStyle w:val="Compact"/>
@@ -4991,7 +4764,6 @@
           </w:p>
         </w:tc>
         <w:tc>
-          <w:tcPr/>
           <w:p>
             <w:pPr>
               <w:pStyle w:val="Compact"/>
@@ -5005,7 +4777,6 @@
       </w:tr>
       <w:tr>
         <w:tc>
-          <w:tcPr/>
           <w:p>
             <w:pPr>
               <w:pStyle w:val="Compact"/>
@@ -5017,7 +4788,6 @@
           </w:p>
         </w:tc>
         <w:tc>
-          <w:tcPr/>
           <w:p>
             <w:pPr>
               <w:pStyle w:val="Compact"/>
@@ -5032,7 +4802,6 @@
           </w:p>
         </w:tc>
         <w:tc>
-          <w:tcPr/>
           <w:p>
             <w:pPr>
               <w:pStyle w:val="Compact"/>
@@ -5044,17 +4813,11 @@
           </w:p>
         </w:tc>
         <w:tc>
-          <w:tcPr/>
-          <w:p>
-            <w:pPr>
-              <w:pStyle w:val="Compact"/>
-            </w:pPr>
-          </w:p>
+          <w:p/>
         </w:tc>
       </w:tr>
       <w:tr>
         <w:tc>
-          <w:tcPr/>
           <w:p>
             <w:pPr>
               <w:pStyle w:val="Compact"/>
@@ -5066,7 +4829,6 @@
           </w:p>
         </w:tc>
         <w:tc>
-          <w:tcPr/>
           <w:p>
             <w:pPr>
               <w:pStyle w:val="Compact"/>
@@ -5081,7 +4843,6 @@
           </w:p>
         </w:tc>
         <w:tc>
-          <w:tcPr/>
           <w:p>
             <w:pPr>
               <w:pStyle w:val="Compact"/>
@@ -5093,17 +4854,11 @@
           </w:p>
         </w:tc>
         <w:tc>
-          <w:tcPr/>
-          <w:p>
-            <w:pPr>
-              <w:pStyle w:val="Compact"/>
-            </w:pPr>
-          </w:p>
+          <w:p/>
         </w:tc>
       </w:tr>
       <w:tr>
         <w:tc>
-          <w:tcPr/>
           <w:p>
             <w:pPr>
               <w:pStyle w:val="Compact"/>
@@ -5115,7 +4870,6 @@
           </w:p>
         </w:tc>
         <w:tc>
-          <w:tcPr/>
           <w:p>
             <w:pPr>
               <w:pStyle w:val="Compact"/>
@@ -5130,7 +4884,6 @@
           </w:p>
         </w:tc>
         <w:tc>
-          <w:tcPr/>
           <w:p>
             <w:pPr>
               <w:pStyle w:val="Compact"/>
@@ -5142,7 +4895,6 @@
           </w:p>
         </w:tc>
         <w:tc>
-          <w:tcPr/>
           <w:p>
             <w:pPr>
               <w:pStyle w:val="Compact"/>
@@ -5161,7 +4913,6 @@
       </w:pPr>
       <w:r>
         <w:rPr>
-          <w:bCs/>
           <w:b/>
         </w:rPr>
         <w:t xml:space="preserve">[N-6.1]</w:t>
@@ -5260,7 +5011,6 @@
       </w:pPr>
       <w:r>
         <w:rPr>
-          <w:bCs/>
           <w:b/>
         </w:rPr>
         <w:t xml:space="preserve">[N-6.2]</w:t>
@@ -5329,7 +5079,6 @@
       </w:pPr>
       <w:r>
         <w:rPr>
-          <w:bCs/>
           <w:b/>
         </w:rPr>
         <w:t xml:space="preserve">[N-6.3]</w:t>
@@ -5390,21 +5139,18 @@
       </w:r>
       <w:r>
         <w:rPr>
-          <w:bCs/>
           <w:b/>
         </w:rPr>
         <w:t xml:space="preserve">not</w:t>
       </w:r>
       <w:r>
         <w:rPr>
-          <w:bCs/>
           <w:b/>
         </w:rPr>
         <w:t xml:space="preserve"> </w:t>
       </w:r>
       <w:r>
         <w:rPr>
-          <w:bCs/>
           <w:b/>
         </w:rPr>
         <w:t xml:space="preserve">implemented</w:t>
@@ -5444,25 +5190,25 @@
         </w:pict>
       </w:r>
     </w:p>
-    <w:bookmarkEnd w:id="31"/>
-    <w:bookmarkEnd w:id="32"/>
-    <w:bookmarkStart w:id="42" w:name="functional-description"/>
     <w:p>
       <w:pPr>
         <w:pStyle w:val="Heading2"/>
       </w:pPr>
+      <w:bookmarkStart w:id="34" w:name="X43b40caff11aa9e2dfba708922741378dc13e92"/>
       <w:r>
         <w:t xml:space="preserve">7 Functional description</w:t>
       </w:r>
+      <w:bookmarkEnd w:id="34"/>
     </w:p>
-    <w:bookmarkStart w:id="33" w:name="pipeline"/>
     <w:p>
       <w:pPr>
         <w:pStyle w:val="Heading3"/>
       </w:pPr>
+      <w:bookmarkStart w:id="35" w:name="X1212bcf6626582977a99eef57beab0cf832b169"/>
       <w:r>
         <w:t xml:space="preserve">7.1 Pipeline</w:t>
       </w:r>
+      <w:bookmarkEnd w:id="35"/>
     </w:p>
     <w:p>
       <w:pPr>
@@ -5470,7 +5216,6 @@
       </w:pPr>
       <w:r>
         <w:rPr>
-          <w:bCs/>
           <w:b/>
         </w:rPr>
         <w:t xml:space="preserve">[N-7.1]</w:t>
@@ -5488,7 +5233,6 @@
       </w:pPr>
       <w:r>
         <w:rPr>
-          <w:bCs/>
           <w:b/>
         </w:rPr>
         <w:t xml:space="preserve">[N-7.2]</w:t>
@@ -5524,7 +5268,6 @@
       </w:pPr>
       <w:r>
         <w:rPr>
-          <w:bCs/>
           <w:b/>
         </w:rPr>
         <w:t xml:space="preserve">[N-7.3]</w:t>
@@ -5548,15 +5291,15 @@
         <w:t xml:space="preserve">lowest-priority AHB master.</w:t>
       </w:r>
     </w:p>
-    <w:bookmarkEnd w:id="33"/>
-    <w:bookmarkStart w:id="34" w:name="multiply-and-divide"/>
     <w:p>
       <w:pPr>
         <w:pStyle w:val="Heading3"/>
       </w:pPr>
+      <w:bookmarkStart w:id="36" w:name="X68b02559ac3de8ca8f91f9d73554f3a053373bd"/>
       <w:r>
         <w:t xml:space="preserve">7.2 Multiply and divide</w:t>
       </w:r>
+      <w:bookmarkEnd w:id="36"/>
     </w:p>
     <w:p>
       <w:pPr>
@@ -5564,7 +5307,6 @@
       </w:pPr>
       <w:r>
         <w:rPr>
-          <w:bCs/>
           <w:b/>
         </w:rPr>
         <w:t xml:space="preserve">[N-7.4]</w:t>
@@ -5633,7 +5375,6 @@
       </w:pPr>
       <w:r>
         <w:rPr>
-          <w:bCs/>
           <w:b/>
         </w:rPr>
         <w:t xml:space="preserve">[N-7.5]</w:t>
@@ -5663,7 +5404,6 @@
       </w:pPr>
       <w:r>
         <w:rPr>
-          <w:bCs/>
           <w:b/>
         </w:rPr>
         <w:t xml:space="preserve">[N-7.6]</w:t>
@@ -5718,7 +5458,6 @@
       </w:r>
       <w:r>
         <w:rPr>
-          <w:bCs/>
           <w:b/>
         </w:rPr>
         <w:t xml:space="preserve">trap to a software handler.</w:t>
@@ -5736,7 +5475,6 @@
       </w:pPr>
       <w:r>
         <w:rPr>
-          <w:bCs/>
           <w:b/>
         </w:rPr>
         <w:t xml:space="preserve">[N-7.7]</w:t>
@@ -5784,7 +5522,6 @@
       </w:pPr>
       <w:r>
         <w:rPr>
-          <w:bCs/>
           <w:b/>
         </w:rPr>
         <w:t xml:space="preserve">[N-7.8]</w:t>
@@ -5820,15 +5557,15 @@
         <w:t xml:space="preserve">.</w:t>
       </w:r>
     </w:p>
-    <w:bookmarkEnd w:id="34"/>
-    <w:bookmarkStart w:id="35" w:name="dsu-integration"/>
     <w:p>
       <w:pPr>
         <w:pStyle w:val="Heading3"/>
       </w:pPr>
+      <w:bookmarkStart w:id="37" w:name="X100939e627f2212ed0a766f0d90c3fd24b83543"/>
       <w:r>
         <w:t xml:space="preserve">7.3 DSU integration</w:t>
       </w:r>
+      <w:bookmarkEnd w:id="37"/>
     </w:p>
     <w:p>
       <w:pPr>
@@ -5836,7 +5573,6 @@
       </w:pPr>
       <w:r>
         <w:rPr>
-          <w:bCs/>
           <w:b/>
         </w:rPr>
         <w:t xml:space="preserve">[N-7.9]</w:t>
@@ -5881,7 +5617,6 @@
       </w:pPr>
       <w:r>
         <w:rPr>
-          <w:bCs/>
           <w:b/>
         </w:rPr>
         <w:t xml:space="preserve">[N-7.10]</w:t>
@@ -5929,7 +5664,6 @@
       </w:pPr>
       <w:r>
         <w:rPr>
-          <w:bCs/>
           <w:b/>
         </w:rPr>
         <w:t xml:space="preserve">[N-7.11]</w:t>
@@ -5947,15 +5681,15 @@
         <w:t xml:space="preserve">the 250 MHz question.</w:t>
       </w:r>
     </w:p>
-    <w:bookmarkEnd w:id="35"/>
-    <w:bookmarkStart w:id="36" w:name="exceptions"/>
     <w:p>
       <w:pPr>
         <w:pStyle w:val="Heading3"/>
       </w:pPr>
+      <w:bookmarkStart w:id="38" w:name="Xa678688b2114e1ce18a605dea0a6e47ba521efa"/>
       <w:r>
         <w:t xml:space="preserve">7.4 Exceptions</w:t>
       </w:r>
+      <w:bookmarkEnd w:id="38"/>
     </w:p>
     <w:p>
       <w:pPr>
@@ -5963,7 +5697,6 @@
       </w:pPr>
       <w:r>
         <w:rPr>
-          <w:bCs/>
           <w:b/>
         </w:rPr>
         <w:t xml:space="preserve">[N-7.12]</w:t>
@@ -5978,21 +5711,21 @@
     <w:tbl>
       <w:tblPr>
         <w:tblStyle w:val="Table"/>
-        <w:tblW w:type="auto" w:w="0"/>
-        <w:tblLook w:firstRow="1" w:lastRow="0" w:firstColumn="0" w:lastColumn="0" w:noHBand="0" w:noVBand="0" w:val="0020"/>
-        <w:jc w:val="start"/>
+        <w:tblW w:type="pct" w:w="0.0"/>
+        <w:tblLook w:firstRow="1"/>
       </w:tblPr>
-      <w:tblGrid>
-        <w:gridCol w:w="2640"/>
-        <w:gridCol w:w="2640"/>
-        <w:gridCol w:w="2640"/>
-      </w:tblGrid>
+      <w:tblGrid/>
       <w:tr>
         <w:trPr>
-          <w:tblHeader w:val="true"/>
+          <w:cnfStyle w:firstRow="1"/>
         </w:trPr>
         <w:tc>
-          <w:tcPr/>
+          <w:tcPr>
+            <w:tcBorders>
+              <w:bottom w:val="single"/>
+            </w:tcBorders>
+            <w:vAlign w:val="bottom"/>
+          </w:tcPr>
           <w:p>
             <w:pPr>
               <w:pStyle w:val="Compact"/>
@@ -6004,7 +5737,12 @@
           </w:p>
         </w:tc>
         <w:tc>
-          <w:tcPr/>
+          <w:tcPr>
+            <w:tcBorders>
+              <w:bottom w:val="single"/>
+            </w:tcBorders>
+            <w:vAlign w:val="bottom"/>
+          </w:tcPr>
           <w:p>
             <w:pPr>
               <w:pStyle w:val="Compact"/>
@@ -6016,7 +5754,12 @@
           </w:p>
         </w:tc>
         <w:tc>
-          <w:tcPr/>
+          <w:tcPr>
+            <w:tcBorders>
+              <w:bottom w:val="single"/>
+            </w:tcBorders>
+            <w:vAlign w:val="bottom"/>
+          </w:tcPr>
           <w:p>
             <w:pPr>
               <w:pStyle w:val="Compact"/>
@@ -6033,7 +5776,6 @@
       </w:tr>
       <w:tr>
         <w:tc>
-          <w:tcPr/>
           <w:p>
             <w:pPr>
               <w:pStyle w:val="Compact"/>
@@ -6045,7 +5787,6 @@
           </w:p>
         </w:tc>
         <w:tc>
-          <w:tcPr/>
           <w:p>
             <w:pPr>
               <w:pStyle w:val="Compact"/>
@@ -6057,7 +5798,6 @@
           </w:p>
         </w:tc>
         <w:tc>
-          <w:tcPr/>
           <w:p>
             <w:pPr>
               <w:pStyle w:val="Compact"/>
@@ -6071,7 +5811,6 @@
       </w:tr>
       <w:tr>
         <w:tc>
-          <w:tcPr/>
           <w:p>
             <w:pPr>
               <w:pStyle w:val="Compact"/>
@@ -6083,7 +5822,6 @@
           </w:p>
         </w:tc>
         <w:tc>
-          <w:tcPr/>
           <w:p>
             <w:pPr>
               <w:pStyle w:val="Compact"/>
@@ -6095,7 +5833,6 @@
           </w:p>
         </w:tc>
         <w:tc>
-          <w:tcPr/>
           <w:p>
             <w:pPr>
               <w:pStyle w:val="Compact"/>
@@ -6109,7 +5846,6 @@
       </w:tr>
       <w:tr>
         <w:tc>
-          <w:tcPr/>
           <w:p>
             <w:pPr>
               <w:pStyle w:val="Compact"/>
@@ -6121,7 +5857,6 @@
           </w:p>
         </w:tc>
         <w:tc>
-          <w:tcPr/>
           <w:p>
             <w:pPr>
               <w:pStyle w:val="Compact"/>
@@ -6133,7 +5868,6 @@
           </w:p>
         </w:tc>
         <w:tc>
-          <w:tcPr/>
           <w:p>
             <w:pPr>
               <w:pStyle w:val="Compact"/>
@@ -6147,7 +5881,6 @@
       </w:tr>
       <w:tr>
         <w:tc>
-          <w:tcPr/>
           <w:p>
             <w:pPr>
               <w:pStyle w:val="Compact"/>
@@ -6159,7 +5892,6 @@
           </w:p>
         </w:tc>
         <w:tc>
-          <w:tcPr/>
           <w:p>
             <w:pPr>
               <w:pStyle w:val="Compact"/>
@@ -6171,7 +5903,6 @@
           </w:p>
         </w:tc>
         <w:tc>
-          <w:tcPr/>
           <w:p>
             <w:pPr>
               <w:pStyle w:val="Compact"/>
@@ -6185,7 +5916,6 @@
       </w:tr>
       <w:tr>
         <w:tc>
-          <w:tcPr/>
           <w:p>
             <w:pPr>
               <w:pStyle w:val="Compact"/>
@@ -6197,7 +5927,6 @@
           </w:p>
         </w:tc>
         <w:tc>
-          <w:tcPr/>
           <w:p>
             <w:pPr>
               <w:pStyle w:val="Compact"/>
@@ -6209,7 +5938,6 @@
           </w:p>
         </w:tc>
         <w:tc>
-          <w:tcPr/>
           <w:p>
             <w:pPr>
               <w:pStyle w:val="Compact"/>
@@ -6223,7 +5951,6 @@
       </w:tr>
       <w:tr>
         <w:tc>
-          <w:tcPr/>
           <w:p>
             <w:pPr>
               <w:pStyle w:val="Compact"/>
@@ -6235,7 +5962,6 @@
           </w:p>
         </w:tc>
         <w:tc>
-          <w:tcPr/>
           <w:p>
             <w:pPr>
               <w:pStyle w:val="Compact"/>
@@ -6247,7 +5973,6 @@
           </w:p>
         </w:tc>
         <w:tc>
-          <w:tcPr/>
           <w:p>
             <w:pPr>
               <w:pStyle w:val="Compact"/>
@@ -6261,7 +5986,6 @@
       </w:tr>
       <w:tr>
         <w:tc>
-          <w:tcPr/>
           <w:p>
             <w:pPr>
               <w:pStyle w:val="Compact"/>
@@ -6273,7 +5997,6 @@
           </w:p>
         </w:tc>
         <w:tc>
-          <w:tcPr/>
           <w:p>
             <w:pPr>
               <w:pStyle w:val="Compact"/>
@@ -6285,7 +6008,6 @@
           </w:p>
         </w:tc>
         <w:tc>
-          <w:tcPr/>
           <w:p>
             <w:pPr>
               <w:pStyle w:val="Compact"/>
@@ -6299,7 +6021,6 @@
       </w:tr>
       <w:tr>
         <w:tc>
-          <w:tcPr/>
           <w:p>
             <w:pPr>
               <w:pStyle w:val="Compact"/>
@@ -6311,7 +6032,6 @@
           </w:p>
         </w:tc>
         <w:tc>
-          <w:tcPr/>
           <w:p>
             <w:pPr>
               <w:pStyle w:val="Compact"/>
@@ -6323,7 +6043,6 @@
           </w:p>
         </w:tc>
         <w:tc>
-          <w:tcPr/>
           <w:p>
             <w:pPr>
               <w:pStyle w:val="Compact"/>
@@ -6337,7 +6056,6 @@
       </w:tr>
       <w:tr>
         <w:tc>
-          <w:tcPr/>
           <w:p>
             <w:pPr>
               <w:pStyle w:val="Compact"/>
@@ -6349,7 +6067,6 @@
           </w:p>
         </w:tc>
         <w:tc>
-          <w:tcPr/>
           <w:p>
             <w:pPr>
               <w:pStyle w:val="Compact"/>
@@ -6361,7 +6078,6 @@
           </w:p>
         </w:tc>
         <w:tc>
-          <w:tcPr/>
           <w:p>
             <w:pPr>
               <w:pStyle w:val="Compact"/>
@@ -6380,7 +6096,6 @@
       </w:pPr>
       <w:r>
         <w:rPr>
-          <w:bCs/>
           <w:b/>
         </w:rPr>
         <w:t xml:space="preserve">[N-7.13]</w:t>
@@ -6440,7 +6155,6 @@
       </w:pPr>
       <w:r>
         <w:rPr>
-          <w:bCs/>
           <w:b/>
         </w:rPr>
         <w:t xml:space="preserve">[N-7.14]</w:t>
@@ -6467,15 +6181,15 @@
         <w:t xml:space="preserve">4-byte aligned.</w:t>
       </w:r>
     </w:p>
-    <w:bookmarkEnd w:id="36"/>
-    <w:bookmarkStart w:id="37" w:name="interrupts"/>
     <w:p>
       <w:pPr>
         <w:pStyle w:val="Heading3"/>
       </w:pPr>
+      <w:bookmarkStart w:id="39" w:name="X8dd665ef72e97f1c6bf37d1541226dddce5b311"/>
       <w:r>
         <w:t xml:space="preserve">7.5 Interrupts</w:t>
       </w:r>
+      <w:bookmarkEnd w:id="39"/>
     </w:p>
     <w:p>
       <w:pPr>
@@ -6483,7 +6197,6 @@
       </w:pPr>
       <w:r>
         <w:rPr>
-          <w:bCs/>
           <w:b/>
         </w:rPr>
         <w:t xml:space="preserve">[N-7.15]</w:t>
@@ -6569,7 +6282,6 @@
       </w:pPr>
       <w:r>
         <w:rPr>
-          <w:bCs/>
           <w:b/>
         </w:rPr>
         <w:t xml:space="preserve">[N-7.16]</w:t>
@@ -6605,7 +6317,6 @@
       </w:pPr>
       <w:r>
         <w:rPr>
-          <w:bCs/>
           <w:b/>
         </w:rPr>
         <w:t xml:space="preserve">[N-7.17]</w:t>
@@ -6701,7 +6412,6 @@
       </w:pPr>
       <w:r>
         <w:rPr>
-          <w:bCs/>
           <w:b/>
         </w:rPr>
         <w:t xml:space="preserve">[N-7.18]</w:t>
@@ -6716,7 +6426,7 @@
         <w:t xml:space="preserve"> </w:t>
       </w:r>
       <w:r>
-        <w:t xml:space="preserve">T-2’s fix: taking an interrupt on an empty EX stage wrote a meaningless</w:t>
+        <w:t xml:space="preserve">T-2's fix: taking an interrupt on an empty EX stage wrote a meaningless</w:t>
       </w:r>
       <w:r>
         <w:t xml:space="preserve"> </w:t>
@@ -6737,15 +6447,15 @@
         <w:t xml:space="preserve">handler returned to nowhere.</w:t>
       </w:r>
     </w:p>
-    <w:bookmarkEnd w:id="37"/>
-    <w:bookmarkStart w:id="38" w:name="hold-and-flush-composition-authoritative"/>
     <w:p>
       <w:pPr>
         <w:pStyle w:val="Heading3"/>
       </w:pPr>
+      <w:bookmarkStart w:id="40" w:name="X80ec1ae7df5a55cf2aadbed347664b4d7d88f1f"/>
       <w:r>
         <w:t xml:space="preserve">7.6 Hold and flush composition — authoritative</w:t>
       </w:r>
+      <w:bookmarkEnd w:id="40"/>
     </w:p>
     <w:p>
       <w:pPr>
@@ -6753,7 +6463,6 @@
       </w:pPr>
       <w:r>
         <w:rPr>
-          <w:bCs/>
           <w:b/>
         </w:rPr>
         <w:t xml:space="preserve">[N-7.19]</w:t>
@@ -6769,7 +6478,6 @@
       </w:r>
       <w:r>
         <w:rPr>
-          <w:bCs/>
           <w:b/>
         </w:rPr>
         <w:t xml:space="preserve">only</w:t>
@@ -6793,7 +6501,6 @@
       </w:pPr>
       <w:r>
         <w:rPr>
-          <w:bCs/>
           <w:b/>
         </w:rPr>
         <w:t xml:space="preserve">[N-7.20]</w:t>
@@ -6802,7 +6509,7 @@
         <w:t xml:space="preserve"> </w:t>
       </w:r>
       <w:r>
-        <w:t xml:space="preserve">Rationale for stating it this way: 4 of this core’s 27 errata came from the</w:t>
+        <w:t xml:space="preserve">Rationale for stating it this way: 4 of this core's 27 errata came from the</w:t>
       </w:r>
       <w:r>
         <w:t xml:space="preserve"> </w:t>
@@ -6829,7 +6536,6 @@
       </w:pPr>
       <w:r>
         <w:rPr>
-          <w:bCs/>
           <w:b/>
         </w:rPr>
         <w:t xml:space="preserve">Hold sources</w:t>
@@ -6844,21 +6550,21 @@
     <w:tbl>
       <w:tblPr>
         <w:tblStyle w:val="Table"/>
-        <w:tblW w:type="pct" w:w="5000"/>
-        <w:tblLook w:firstRow="1" w:lastRow="0" w:firstColumn="0" w:lastColumn="0" w:noHBand="0" w:noVBand="0" w:val="0020"/>
-        <w:jc w:val="start"/>
+        <w:tblW w:type="pct" w:w="0.0"/>
+        <w:tblLook w:firstRow="1"/>
       </w:tblPr>
-      <w:tblGrid>
-        <w:gridCol w:w="2640"/>
-        <w:gridCol w:w="2640"/>
-        <w:gridCol w:w="2640"/>
-      </w:tblGrid>
+      <w:tblGrid/>
       <w:tr>
         <w:trPr>
-          <w:tblHeader w:val="true"/>
+          <w:cnfStyle w:firstRow="1"/>
         </w:trPr>
         <w:tc>
-          <w:tcPr/>
+          <w:tcPr>
+            <w:tcBorders>
+              <w:bottom w:val="single"/>
+            </w:tcBorders>
+            <w:vAlign w:val="bottom"/>
+          </w:tcPr>
           <w:p>
             <w:pPr>
               <w:pStyle w:val="Compact"/>
@@ -6870,7 +6576,12 @@
           </w:p>
         </w:tc>
         <w:tc>
-          <w:tcPr/>
+          <w:tcPr>
+            <w:tcBorders>
+              <w:bottom w:val="single"/>
+            </w:tcBorders>
+            <w:vAlign w:val="bottom"/>
+          </w:tcPr>
           <w:p>
             <w:pPr>
               <w:pStyle w:val="Compact"/>
@@ -6882,7 +6593,12 @@
           </w:p>
         </w:tc>
         <w:tc>
-          <w:tcPr/>
+          <w:tcPr>
+            <w:tcBorders>
+              <w:bottom w:val="single"/>
+            </w:tcBorders>
+            <w:vAlign w:val="bottom"/>
+          </w:tcPr>
           <w:p>
             <w:pPr>
               <w:pStyle w:val="Compact"/>
@@ -6896,7 +6612,6 @@
       </w:tr>
       <w:tr>
         <w:tc>
-          <w:tcPr/>
           <w:p>
             <w:pPr>
               <w:pStyle w:val="Compact"/>
@@ -6917,7 +6632,6 @@
           </w:p>
         </w:tc>
         <w:tc>
-          <w:tcPr/>
           <w:p>
             <w:pPr>
               <w:pStyle w:val="Compact"/>
@@ -6929,21 +6643,19 @@
           </w:p>
         </w:tc>
         <w:tc>
-          <w:tcPr/>
-          <w:p>
-            <w:pPr>
-              <w:pStyle w:val="Compact"/>
-              <w:jc w:val="left"/>
-            </w:pPr>
-            <w:r>
-              <w:t xml:space="preserve">A load’s result is needed by the next instruction.</w:t>
+          <w:p>
+            <w:pPr>
+              <w:pStyle w:val="Compact"/>
+              <w:jc w:val="left"/>
+            </w:pPr>
+            <w:r>
+              <w:t xml:space="preserve">A load's result is needed by the next instruction.</w:t>
             </w:r>
           </w:p>
         </w:tc>
       </w:tr>
       <w:tr>
         <w:tc>
-          <w:tcPr/>
           <w:p>
             <w:pPr>
               <w:pStyle w:val="Compact"/>
@@ -6964,7 +6676,6 @@
           </w:p>
         </w:tc>
         <w:tc>
-          <w:tcPr/>
           <w:p>
             <w:pPr>
               <w:pStyle w:val="Compact"/>
@@ -6976,7 +6687,6 @@
           </w:p>
         </w:tc>
         <w:tc>
-          <w:tcPr/>
           <w:p>
             <w:pPr>
               <w:pStyle w:val="Compact"/>
@@ -6999,7 +6709,6 @@
       </w:tr>
       <w:tr>
         <w:tc>
-          <w:tcPr/>
           <w:p>
             <w:pPr>
               <w:pStyle w:val="Compact"/>
@@ -7020,7 +6729,6 @@
           </w:p>
         </w:tc>
         <w:tc>
-          <w:tcPr/>
           <w:p>
             <w:pPr>
               <w:pStyle w:val="Compact"/>
@@ -7032,7 +6740,6 @@
           </w:p>
         </w:tc>
         <w:tc>
-          <w:tcPr/>
           <w:p>
             <w:pPr>
               <w:pStyle w:val="Compact"/>
@@ -7046,7 +6753,6 @@
       </w:tr>
       <w:tr>
         <w:tc>
-          <w:tcPr/>
           <w:p>
             <w:pPr>
               <w:pStyle w:val="Compact"/>
@@ -7070,7 +6776,6 @@
           </w:p>
         </w:tc>
         <w:tc>
-          <w:tcPr/>
           <w:p>
             <w:pPr>
               <w:pStyle w:val="Compact"/>
@@ -7082,7 +6787,6 @@
           </w:p>
         </w:tc>
         <w:tc>
-          <w:tcPr/>
           <w:p>
             <w:pPr>
               <w:pStyle w:val="Compact"/>
@@ -7096,7 +6800,6 @@
       </w:tr>
       <w:tr>
         <w:tc>
-          <w:tcPr/>
           <w:p>
             <w:pPr>
               <w:pStyle w:val="Compact"/>
@@ -7117,7 +6820,6 @@
           </w:p>
         </w:tc>
         <w:tc>
-          <w:tcPr/>
           <w:p>
             <w:pPr>
               <w:pStyle w:val="Compact"/>
@@ -7129,7 +6831,6 @@
           </w:p>
         </w:tc>
         <w:tc>
-          <w:tcPr/>
           <w:p>
             <w:pPr>
               <w:pStyle w:val="Compact"/>
@@ -7148,7 +6849,6 @@
       </w:pPr>
       <w:r>
         <w:rPr>
-          <w:bCs/>
           <w:b/>
         </w:rPr>
         <w:t xml:space="preserve">Flush sources</w:t>
@@ -7163,21 +6863,21 @@
     <w:tbl>
       <w:tblPr>
         <w:tblStyle w:val="Table"/>
-        <w:tblW w:type="auto" w:w="0"/>
-        <w:tblLook w:firstRow="1" w:lastRow="0" w:firstColumn="0" w:lastColumn="0" w:noHBand="0" w:noVBand="0" w:val="0020"/>
-        <w:jc w:val="start"/>
+        <w:tblW w:type="pct" w:w="0.0"/>
+        <w:tblLook w:firstRow="1"/>
       </w:tblPr>
-      <w:tblGrid>
-        <w:gridCol w:w="2640"/>
-        <w:gridCol w:w="2640"/>
-        <w:gridCol w:w="2640"/>
-      </w:tblGrid>
+      <w:tblGrid/>
       <w:tr>
         <w:trPr>
-          <w:tblHeader w:val="true"/>
+          <w:cnfStyle w:firstRow="1"/>
         </w:trPr>
         <w:tc>
-          <w:tcPr/>
+          <w:tcPr>
+            <w:tcBorders>
+              <w:bottom w:val="single"/>
+            </w:tcBorders>
+            <w:vAlign w:val="bottom"/>
+          </w:tcPr>
           <w:p>
             <w:pPr>
               <w:pStyle w:val="Compact"/>
@@ -7189,7 +6889,12 @@
           </w:p>
         </w:tc>
         <w:tc>
-          <w:tcPr/>
+          <w:tcPr>
+            <w:tcBorders>
+              <w:bottom w:val="single"/>
+            </w:tcBorders>
+            <w:vAlign w:val="bottom"/>
+          </w:tcPr>
           <w:p>
             <w:pPr>
               <w:pStyle w:val="Compact"/>
@@ -7201,7 +6906,12 @@
           </w:p>
         </w:tc>
         <w:tc>
-          <w:tcPr/>
+          <w:tcPr>
+            <w:tcBorders>
+              <w:bottom w:val="single"/>
+            </w:tcBorders>
+            <w:vAlign w:val="bottom"/>
+          </w:tcPr>
           <w:p>
             <w:pPr>
               <w:pStyle w:val="Compact"/>
@@ -7215,7 +6925,6 @@
       </w:tr>
       <w:tr>
         <w:tc>
-          <w:tcPr/>
           <w:p>
             <w:pPr>
               <w:pStyle w:val="Compact"/>
@@ -7236,7 +6945,6 @@
           </w:p>
         </w:tc>
         <w:tc>
-          <w:tcPr/>
           <w:p>
             <w:pPr>
               <w:pStyle w:val="Compact"/>
@@ -7248,7 +6956,6 @@
           </w:p>
         </w:tc>
         <w:tc>
-          <w:tcPr/>
           <w:p>
             <w:pPr>
               <w:pStyle w:val="Compact"/>
@@ -7262,7 +6969,6 @@
       </w:tr>
       <w:tr>
         <w:tc>
-          <w:tcPr/>
           <w:p>
             <w:pPr>
               <w:pStyle w:val="Compact"/>
@@ -7283,7 +6989,6 @@
           </w:p>
         </w:tc>
         <w:tc>
-          <w:tcPr/>
           <w:p>
             <w:pPr>
               <w:pStyle w:val="Compact"/>
@@ -7295,7 +7000,6 @@
           </w:p>
         </w:tc>
         <w:tc>
-          <w:tcPr/>
           <w:p>
             <w:pPr>
               <w:pStyle w:val="Compact"/>
@@ -7309,7 +7013,6 @@
       </w:tr>
       <w:tr>
         <w:tc>
-          <w:tcPr/>
           <w:p>
             <w:pPr>
               <w:pStyle w:val="Compact"/>
@@ -7333,7 +7036,6 @@
           </w:p>
         </w:tc>
         <w:tc>
-          <w:tcPr/>
           <w:p>
             <w:pPr>
               <w:pStyle w:val="Compact"/>
@@ -7345,7 +7047,6 @@
           </w:p>
         </w:tc>
         <w:tc>
-          <w:tcPr/>
           <w:p>
             <w:pPr>
               <w:pStyle w:val="Compact"/>
@@ -7359,7 +7060,6 @@
       </w:tr>
       <w:tr>
         <w:tc>
-          <w:tcPr/>
           <w:p>
             <w:pPr>
               <w:pStyle w:val="Compact"/>
@@ -7380,7 +7080,6 @@
           </w:p>
         </w:tc>
         <w:tc>
-          <w:tcPr/>
           <w:p>
             <w:pPr>
               <w:pStyle w:val="Compact"/>
@@ -7392,7 +7091,6 @@
           </w:p>
         </w:tc>
         <w:tc>
-          <w:tcPr/>
           <w:p>
             <w:pPr>
               <w:pStyle w:val="Compact"/>
@@ -7411,7 +7109,6 @@
       </w:pPr>
       <w:r>
         <w:rPr>
-          <w:bCs/>
           <w:b/>
         </w:rPr>
         <w:t xml:space="preserve">[N-7.21]</w:t>
@@ -7421,7 +7118,6 @@
       </w:r>
       <w:r>
         <w:rPr>
-          <w:bCs/>
           <w:b/>
         </w:rPr>
         <w:t xml:space="preserve">Flush always beats hold.</w:t>
@@ -7475,7 +7171,6 @@
       </w:pPr>
       <w:r>
         <w:rPr>
-          <w:bCs/>
           <w:b/>
         </w:rPr>
         <w:t xml:space="preserve">[N-7.22]</w:t>
@@ -7532,7 +7227,6 @@
       </w:pPr>
       <w:r>
         <w:rPr>
-          <w:bCs/>
           <w:b/>
         </w:rPr>
         <w:t xml:space="preserve">[N-7.23]</w:t>
@@ -7547,31 +7241,30 @@
     <w:tbl>
       <w:tblPr>
         <w:tblStyle w:val="Table"/>
-        <w:tblW w:type="pct" w:w="5000"/>
-        <w:tblLook w:firstRow="1" w:lastRow="0" w:firstColumn="0" w:lastColumn="0" w:noHBand="0" w:noVBand="0" w:val="0020"/>
-        <w:jc w:val="start"/>
+        <w:tblW w:type="pct" w:w="0.0"/>
+        <w:tblLook w:firstRow="1"/>
       </w:tblPr>
-      <w:tblGrid>
-        <w:gridCol w:w="1584"/>
-        <w:gridCol w:w="1584"/>
-        <w:gridCol w:w="1584"/>
-        <w:gridCol w:w="1584"/>
-        <w:gridCol w:w="1584"/>
-      </w:tblGrid>
+      <w:tblGrid/>
       <w:tr>
         <w:trPr>
-          <w:tblHeader w:val="true"/>
+          <w:cnfStyle w:firstRow="1"/>
         </w:trPr>
         <w:tc>
-          <w:tcPr/>
-          <w:p>
-            <w:pPr>
-              <w:pStyle w:val="Compact"/>
-            </w:pPr>
-          </w:p>
-        </w:tc>
-        <w:tc>
-          <w:tcPr/>
+          <w:tcPr>
+            <w:tcBorders>
+              <w:bottom w:val="single"/>
+            </w:tcBorders>
+            <w:vAlign w:val="bottom"/>
+          </w:tcPr>
+          <w:p/>
+        </w:tc>
+        <w:tc>
+          <w:tcPr>
+            <w:tcBorders>
+              <w:bottom w:val="single"/>
+            </w:tcBorders>
+            <w:vAlign w:val="bottom"/>
+          </w:tcPr>
           <w:p>
             <w:pPr>
               <w:pStyle w:val="Compact"/>
@@ -7592,7 +7285,12 @@
           </w:p>
         </w:tc>
         <w:tc>
-          <w:tcPr/>
+          <w:tcPr>
+            <w:tcBorders>
+              <w:bottom w:val="single"/>
+            </w:tcBorders>
+            <w:vAlign w:val="bottom"/>
+          </w:tcPr>
           <w:p>
             <w:pPr>
               <w:pStyle w:val="Compact"/>
@@ -7613,7 +7311,12 @@
           </w:p>
         </w:tc>
         <w:tc>
-          <w:tcPr/>
+          <w:tcPr>
+            <w:tcBorders>
+              <w:bottom w:val="single"/>
+            </w:tcBorders>
+            <w:vAlign w:val="bottom"/>
+          </w:tcPr>
           <w:p>
             <w:pPr>
               <w:pStyle w:val="Compact"/>
@@ -7634,7 +7337,12 @@
           </w:p>
         </w:tc>
         <w:tc>
-          <w:tcPr/>
+          <w:tcPr>
+            <w:tcBorders>
+              <w:bottom w:val="single"/>
+            </w:tcBorders>
+            <w:vAlign w:val="bottom"/>
+          </w:tcPr>
           <w:p>
             <w:pPr>
               <w:pStyle w:val="Compact"/>
@@ -7657,7 +7365,6 @@
       </w:tr>
       <w:tr>
         <w:tc>
-          <w:tcPr/>
           <w:p>
             <w:pPr>
               <w:pStyle w:val="Compact"/>
@@ -7678,7 +7385,6 @@
           </w:p>
         </w:tc>
         <w:tc>
-          <w:tcPr/>
           <w:p>
             <w:pPr>
               <w:pStyle w:val="Compact"/>
@@ -7690,7 +7396,6 @@
           </w:p>
         </w:tc>
         <w:tc>
-          <w:tcPr/>
           <w:p>
             <w:pPr>
               <w:pStyle w:val="Compact"/>
@@ -7702,7 +7407,6 @@
           </w:p>
         </w:tc>
         <w:tc>
-          <w:tcPr/>
           <w:p>
             <w:pPr>
               <w:pStyle w:val="Compact"/>
@@ -7714,7 +7418,6 @@
           </w:p>
         </w:tc>
         <w:tc>
-          <w:tcPr/>
           <w:p>
             <w:pPr>
               <w:pStyle w:val="Compact"/>
@@ -7728,7 +7431,6 @@
       </w:tr>
       <w:tr>
         <w:tc>
-          <w:tcPr/>
           <w:p>
             <w:pPr>
               <w:pStyle w:val="Compact"/>
@@ -7749,15 +7451,13 @@
           </w:p>
         </w:tc>
         <w:tc>
-          <w:tcPr/>
-          <w:p>
-            <w:pPr>
-              <w:pStyle w:val="Compact"/>
-              <w:jc w:val="left"/>
-            </w:pPr>
-            <w:r>
-              <w:rPr>
-                <w:bCs/>
+          <w:p>
+            <w:pPr>
+              <w:pStyle w:val="Compact"/>
+              <w:jc w:val="left"/>
+            </w:pPr>
+            <w:r>
+              <w:rPr>
                 <w:b/>
               </w:rPr>
               <w:t xml:space="preserve">hold wins</w:t>
@@ -7771,15 +7471,13 @@
           </w:p>
         </w:tc>
         <w:tc>
-          <w:tcPr/>
-          <w:p>
-            <w:pPr>
-              <w:pStyle w:val="Compact"/>
-              <w:jc w:val="left"/>
-            </w:pPr>
-            <w:r>
-              <w:rPr>
-                <w:bCs/>
+          <w:p>
+            <w:pPr>
+              <w:pStyle w:val="Compact"/>
+              <w:jc w:val="left"/>
+            </w:pPr>
+            <w:r>
+              <w:rPr>
                 <w:b/>
               </w:rPr>
               <w:t xml:space="preserve">hold wins</w:t>
@@ -7793,7 +7491,6 @@
           </w:p>
         </w:tc>
         <w:tc>
-          <w:tcPr/>
           <w:p>
             <w:pPr>
               <w:pStyle w:val="Compact"/>
@@ -7805,7 +7502,6 @@
           </w:p>
         </w:tc>
         <w:tc>
-          <w:tcPr/>
           <w:p>
             <w:pPr>
               <w:pStyle w:val="Compact"/>
@@ -7819,7 +7515,6 @@
       </w:tr>
       <w:tr>
         <w:tc>
-          <w:tcPr/>
           <w:p>
             <w:pPr>
               <w:pStyle w:val="Compact"/>
@@ -7840,7 +7535,6 @@
           </w:p>
         </w:tc>
         <w:tc>
-          <w:tcPr/>
           <w:p>
             <w:pPr>
               <w:pStyle w:val="Compact"/>
@@ -7852,7 +7546,6 @@
           </w:p>
         </w:tc>
         <w:tc>
-          <w:tcPr/>
           <w:p>
             <w:pPr>
               <w:pStyle w:val="Compact"/>
@@ -7864,7 +7557,6 @@
           </w:p>
         </w:tc>
         <w:tc>
-          <w:tcPr/>
           <w:p>
             <w:pPr>
               <w:pStyle w:val="Compact"/>
@@ -7876,7 +7568,6 @@
           </w:p>
         </w:tc>
         <w:tc>
-          <w:tcPr/>
           <w:p>
             <w:pPr>
               <w:pStyle w:val="Compact"/>
@@ -7890,7 +7581,6 @@
       </w:tr>
       <w:tr>
         <w:tc>
-          <w:tcPr/>
           <w:p>
             <w:pPr>
               <w:pStyle w:val="Compact"/>
@@ -7914,7 +7604,6 @@
           </w:p>
         </w:tc>
         <w:tc>
-          <w:tcPr/>
           <w:p>
             <w:pPr>
               <w:pStyle w:val="Compact"/>
@@ -7926,7 +7615,6 @@
           </w:p>
         </w:tc>
         <w:tc>
-          <w:tcPr/>
           <w:p>
             <w:pPr>
               <w:pStyle w:val="Compact"/>
@@ -7938,7 +7626,6 @@
           </w:p>
         </w:tc>
         <w:tc>
-          <w:tcPr/>
           <w:p>
             <w:pPr>
               <w:pStyle w:val="Compact"/>
@@ -7950,7 +7637,6 @@
           </w:p>
         </w:tc>
         <w:tc>
-          <w:tcPr/>
           <w:p>
             <w:pPr>
               <w:pStyle w:val="Compact"/>
@@ -7964,7 +7650,6 @@
       </w:tr>
       <w:tr>
         <w:tc>
-          <w:tcPr/>
           <w:p>
             <w:pPr>
               <w:pStyle w:val="Compact"/>
@@ -7985,7 +7670,6 @@
           </w:p>
         </w:tc>
         <w:tc>
-          <w:tcPr/>
           <w:p>
             <w:pPr>
               <w:pStyle w:val="Compact"/>
@@ -7997,7 +7681,6 @@
           </w:p>
         </w:tc>
         <w:tc>
-          <w:tcPr/>
           <w:p>
             <w:pPr>
               <w:pStyle w:val="Compact"/>
@@ -8009,7 +7692,6 @@
           </w:p>
         </w:tc>
         <w:tc>
-          <w:tcPr/>
           <w:p>
             <w:pPr>
               <w:pStyle w:val="Compact"/>
@@ -8021,7 +7703,6 @@
           </w:p>
         </w:tc>
         <w:tc>
-          <w:tcPr/>
           <w:p>
             <w:pPr>
               <w:pStyle w:val="Compact"/>
@@ -8040,7 +7721,6 @@
       </w:pPr>
       <w:r>
         <w:rPr>
-          <w:bCs/>
           <w:b/>
         </w:rPr>
         <w:t xml:space="preserve">[N-7.24]</w:t>
@@ -8077,7 +7757,6 @@
       </w:r>
       <w:r>
         <w:rPr>
-          <w:iCs/>
           <w:i/>
         </w:rPr>
         <w:t xml:space="preserve">deferred</w:t>
@@ -8110,7 +7789,7 @@
         <w:t xml:space="preserve"> </w:t>
       </w:r>
       <w:r>
-        <w:t xml:space="preserve">which left the bus mid-transfer and the core’s LSU state machine desynchronised from the</w:t>
+        <w:t xml:space="preserve">which left the bus mid-transfer and the core's LSU state machine desynchronised from the</w:t>
       </w:r>
       <w:r>
         <w:t xml:space="preserve"> </w:t>
@@ -8125,7 +7804,6 @@
       </w:pPr>
       <w:r>
         <w:rPr>
-          <w:bCs/>
           <w:b/>
         </w:rPr>
         <w:t xml:space="preserve">[N-7.25]</w:t>
@@ -8176,7 +7854,6 @@
       </w:pPr>
       <w:r>
         <w:rPr>
-          <w:bCs/>
           <w:b/>
         </w:rPr>
         <w:t xml:space="preserve">[N-7.26]</w:t>
@@ -8227,7 +7904,7 @@
         <w:t xml:space="preserve"> </w:t>
       </w:r>
       <w:r>
-        <w:t xml:space="preserve">the branch’s address, not its target. Erratum T-4 (the fault loop) was this priority</w:t>
+        <w:t xml:space="preserve">the branch's address, not its target. Erratum T-4 (the fault loop) was this priority</w:t>
       </w:r>
       <w:r>
         <w:t xml:space="preserve"> </w:t>
@@ -8236,15 +7913,15 @@
         <w:t xml:space="preserve">inverted.</w:t>
       </w:r>
     </w:p>
-    <w:bookmarkEnd w:id="38"/>
-    <w:bookmarkStart w:id="39" w:name="wfi-and-the-clock-gate"/>
     <w:p>
       <w:pPr>
         <w:pStyle w:val="Heading3"/>
       </w:pPr>
+      <w:bookmarkStart w:id="41" w:name="Xc6cc4339ce0dd4597dde4ee0670ff9f25cdabf8"/>
       <w:r>
         <w:t xml:space="preserve">7.7 WFI and the clock gate</w:t>
       </w:r>
+      <w:bookmarkEnd w:id="41"/>
     </w:p>
     <w:p>
       <w:pPr>
@@ -8252,7 +7929,6 @@
       </w:pPr>
       <w:r>
         <w:rPr>
-          <w:bCs/>
           <w:b/>
         </w:rPr>
         <w:t xml:space="preserve">[N-7.27]</w:t>
@@ -8310,14 +7986,12 @@
       </w:r>
       <w:r>
         <w:rPr>
-          <w:bCs/>
           <w:b/>
         </w:rPr>
         <w:t xml:space="preserve">regardless of</w:t>
       </w:r>
       <w:r>
         <w:rPr>
-          <w:bCs/>
           <w:b/>
         </w:rPr>
         <w:t xml:space="preserve"> </w:t>
@@ -8325,7 +7999,6 @@
       <w:r>
         <w:rPr>
           <w:rStyle w:val="VerbatimChar"/>
-          <w:bCs/>
           <w:b/>
         </w:rPr>
         <w:t xml:space="preserve">mstatus.MIE</w:t>
@@ -8361,7 +8034,6 @@
       </w:pPr>
       <w:r>
         <w:rPr>
-          <w:bCs/>
           <w:b/>
         </w:rPr>
         <w:t xml:space="preserve">[N-7.28]</w:t>
@@ -8460,7 +8132,6 @@
       </w:pPr>
       <w:r>
         <w:rPr>
-          <w:bCs/>
           <w:b/>
         </w:rPr>
         <w:t xml:space="preserve">[N-7.29]</w:t>
@@ -8470,14 +8141,12 @@
       </w:r>
       <w:r>
         <w:rPr>
-          <w:bCs/>
           <w:b/>
         </w:rPr>
-        <w:t xml:space="preserve">The gate’s enable is</w:t>
-      </w:r>
-      <w:r>
-        <w:rPr>
-          <w:bCs/>
+        <w:t xml:space="preserve">The gate's enable is</w:t>
+      </w:r>
+      <w:r>
+        <w:rPr>
           <w:b/>
         </w:rPr>
         <w:t xml:space="preserve"> </w:t>
@@ -8485,28 +8154,24 @@
       <w:r>
         <w:rPr>
           <w:rStyle w:val="VerbatimChar"/>
-          <w:bCs/>
           <w:b/>
         </w:rPr>
         <w:t xml:space="preserve">quiescent</w:t>
       </w:r>
       <w:r>
         <w:rPr>
-          <w:bCs/>
           <w:b/>
         </w:rPr>
         <w:t xml:space="preserve"> </w:t>
       </w:r>
       <w:r>
         <w:rPr>
-          <w:bCs/>
           <w:b/>
         </w:rPr>
         <w:t xml:space="preserve">from</w:t>
       </w:r>
       <w:r>
         <w:rPr>
-          <w:bCs/>
           <w:b/>
         </w:rPr>
         <w:t xml:space="preserve"> </w:t>
@@ -8514,28 +8179,24 @@
       <w:r>
         <w:rPr>
           <w:rStyle w:val="VerbatimChar"/>
-          <w:bCs/>
           <w:b/>
         </w:rPr>
         <w:t xml:space="preserve">pipe_ctrl</w:t>
       </w:r>
       <w:r>
         <w:rPr>
-          <w:bCs/>
           <w:b/>
         </w:rPr>
         <w:t xml:space="preserve">, not a separate decode of the</w:t>
       </w:r>
       <w:r>
         <w:rPr>
-          <w:bCs/>
           <w:b/>
         </w:rPr>
         <w:t xml:space="preserve"> </w:t>
       </w:r>
       <w:r>
         <w:rPr>
-          <w:bCs/>
           <w:b/>
         </w:rPr>
         <w:t xml:space="preserve">WFI instruction.</w:t>
@@ -8550,25 +8211,7 @@
         <w:t xml:space="preserve"> </w:t>
       </w:r>
       <w:r>
-        <w:t xml:space="preserve">table. A second piece of logic deciding</w:t>
-      </w:r>
-      <w:r>
-        <w:t xml:space="preserve"> </w:t>
-      </w:r>
-      <w:r>
-        <w:t xml:space="preserve">“</w:t>
-      </w:r>
-      <w:r>
-        <w:t xml:space="preserve">the core is idle</w:t>
-      </w:r>
-      <w:r>
-        <w:t xml:space="preserve">”</w:t>
-      </w:r>
-      <w:r>
-        <w:t xml:space="preserve"> </w:t>
-      </w:r>
-      <w:r>
-        <w:t xml:space="preserve">would be a second opinion about</w:t>
+        <w:t xml:space="preserve">table. A second piece of logic deciding "the core is idle" would be a second opinion about</w:t>
       </w:r>
       <w:r>
         <w:t xml:space="preserve"> </w:t>
@@ -8601,7 +8244,6 @@
       </w:pPr>
       <w:r>
         <w:rPr>
-          <w:bCs/>
           <w:b/>
         </w:rPr>
         <w:t xml:space="preserve">[N-7.30]</w:t>
@@ -8625,7 +8267,6 @@
       </w:pPr>
       <w:r>
         <w:rPr>
-          <w:bCs/>
           <w:b/>
         </w:rPr>
         <w:t xml:space="preserve">[N-7.31]</w:t>
@@ -8682,7 +8323,6 @@
       </w:pPr>
       <w:r>
         <w:rPr>
-          <w:bCs/>
           <w:b/>
         </w:rPr>
         <w:t xml:space="preserve">[N-7.32]</w:t>
@@ -8691,7 +8331,7 @@
         <w:t xml:space="preserve"> </w:t>
       </w:r>
       <w:r>
-        <w:t xml:space="preserve">Power: firmware’s loop is compute-then-WFI, so the core and DSU clock trees are</w:t>
+        <w:t xml:space="preserve">Power: firmware's loop is compute-then-WFI, so the core and DSU clock trees are</w:t>
       </w:r>
       <w:r>
         <w:t xml:space="preserve"> </w:t>
@@ -8703,7 +8343,7 @@
         <w:t xml:space="preserve"> </w:t>
       </w:r>
       <w:r>
-        <w:t xml:space="preserve">the core and DSU hold the majority of the design’s flops. The actual duty cycle is a firmware</w:t>
+        <w:t xml:space="preserve">the core and DSU hold the majority of the design's flops. The actual duty cycle is a firmware</w:t>
       </w:r>
       <w:r>
         <w:t xml:space="preserve"> </w:t>
@@ -8712,15 +8352,15 @@
         <w:t xml:space="preserve">measurement ([N-6.2]) and is not asserted here.</w:t>
       </w:r>
     </w:p>
-    <w:bookmarkEnd w:id="39"/>
-    <w:bookmarkStart w:id="40" w:name="reset-and-the-reset-vector"/>
     <w:p>
       <w:pPr>
         <w:pStyle w:val="Heading3"/>
       </w:pPr>
+      <w:bookmarkStart w:id="42" w:name="X981315ed8c1b0239f8647e8d4d22ac06b7d1b3c"/>
       <w:r>
         <w:t xml:space="preserve">7.8 Reset and the reset vector</w:t>
       </w:r>
+      <w:bookmarkEnd w:id="42"/>
     </w:p>
     <w:p>
       <w:pPr>
@@ -8728,7 +8368,6 @@
       </w:pPr>
       <w:r>
         <w:rPr>
-          <w:bCs/>
           <w:b/>
         </w:rPr>
         <w:t xml:space="preserve">[N-7.33]</w:t>
@@ -8776,7 +8415,6 @@
       </w:pPr>
       <w:r>
         <w:rPr>
-          <w:bCs/>
           <w:b/>
         </w:rPr>
         <w:t xml:space="preserve">[N-7.34]</w:t>
@@ -8837,7 +8475,6 @@
       </w:r>
       <w:r>
         <w:rPr>
-          <w:bCs/>
           <w:b/>
         </w:rPr>
         <w:t xml:space="preserve">uninitialised</w:t>
@@ -8873,7 +8510,6 @@
       </w:pPr>
       <w:r>
         <w:rPr>
-          <w:bCs/>
           <w:b/>
         </w:rPr>
         <w:t xml:space="preserve">[N-7.35]</w:t>
@@ -8897,7 +8533,7 @@
         <w:t xml:space="preserve"> </w:t>
       </w:r>
       <w:r>
-        <w:t xml:space="preserve">Module’s SBA keeps working while the core is held. Resume is release of</w:t>
+        <w:t xml:space="preserve">Module's SBA keeps working while the core is held. Resume is release of</w:t>
       </w:r>
       <w:r>
         <w:t xml:space="preserve"> </w:t>
@@ -8936,15 +8572,15 @@
         <w:t xml:space="preserve">[N-7.9]).</w:t>
       </w:r>
     </w:p>
-    <w:bookmarkEnd w:id="40"/>
-    <w:bookmarkStart w:id="41" w:name="timing-closure"/>
     <w:p>
       <w:pPr>
         <w:pStyle w:val="Heading3"/>
       </w:pPr>
+      <w:bookmarkStart w:id="43" w:name="X42aa02a11ed6875eec42f649ddb6fd01c0cff5e"/>
       <w:r>
         <w:t xml:space="preserve">7.9 Timing closure</w:t>
       </w:r>
+      <w:bookmarkEnd w:id="43"/>
     </w:p>
     <w:p>
       <w:pPr>
@@ -8952,7 +8588,6 @@
       </w:pPr>
       <w:r>
         <w:rPr>
-          <w:bCs/>
           <w:b/>
         </w:rPr>
         <w:t xml:space="preserve">[N-7.36]</w:t>
@@ -8976,7 +8611,6 @@
       </w:pPr>
       <w:r>
         <w:rPr>
-          <w:bCs/>
           <w:b/>
         </w:rPr>
         <w:t xml:space="preserve">[N-7.37]</w:t>
@@ -8986,7 +8620,6 @@
       </w:r>
       <w:r>
         <w:rPr>
-          <w:bCs/>
           <w:b/>
         </w:rPr>
         <w:t xml:space="preserve">Closure is not asserted by this document.</w:t>
@@ -9049,7 +8682,6 @@
       </w:pPr>
       <w:r>
         <w:rPr>
-          <w:bCs/>
           <w:b/>
         </w:rPr>
         <w:t xml:space="preserve">[N-7.38]</w:t>
@@ -9074,22 +8706,21 @@
         </w:pict>
       </w:r>
     </w:p>
-    <w:bookmarkEnd w:id="41"/>
-    <w:bookmarkEnd w:id="42"/>
-    <w:bookmarkStart w:id="47" w:name="timing"/>
     <w:p>
       <w:pPr>
         <w:pStyle w:val="Heading2"/>
       </w:pPr>
+      <w:bookmarkStart w:id="44" w:name="Xaccd823957f7d6a3a504e6ec5042401faeeed45"/>
       <w:r>
         <w:t xml:space="preserve">8 Timing</w:t>
       </w:r>
+      <w:bookmarkEnd w:id="44"/>
     </w:p>
-    <w:bookmarkStart w:id="43" w:name="load-use-hold-h1"/>
     <w:p>
       <w:pPr>
         <w:pStyle w:val="Heading3"/>
       </w:pPr>
+      <w:bookmarkStart w:id="45" w:name="Xcce373ac09e0b636e7580b63c8c57d84d7de0f0"/>
       <w:r>
         <w:t xml:space="preserve">8.1 Load-use hold (</w:t>
       </w:r>
@@ -9102,6 +8733,7 @@
       <w:r>
         <w:t xml:space="preserve">)</w:t>
       </w:r>
+      <w:bookmarkEnd w:id="45"/>
     </w:p>
     <w:p>
       <w:pPr>
@@ -9177,12 +8809,11 @@
         <w:t xml:space="preserve">                        └── i0's result forwarded to i1 in EX</w:t>
       </w:r>
     </w:p>
-    <w:bookmarkEnd w:id="43"/>
-    <w:bookmarkStart w:id="44" w:name="Xff3f422656e0ab6edc83278857d772b0d7f9743"/>
     <w:p>
       <w:pPr>
         <w:pStyle w:val="Heading3"/>
       </w:pPr>
+      <w:bookmarkStart w:id="46" w:name="Xecc3db7f1365ad882b6cd22785c0f0cbea8cc04"/>
       <w:r>
         <w:t xml:space="preserve">8.2 Flush beats hold: branch during</w:t>
       </w:r>
@@ -9225,6 +8856,7 @@
       <w:r>
         <w:t xml:space="preserve">)</w:t>
       </w:r>
+      <w:bookmarkEnd w:id="46"/>
     </w:p>
     <w:p>
       <w:pPr>
@@ -9312,12 +8944,11 @@
         <w:t xml:space="preserve">                  └── flush wins; the hold is ignored  [N-7.21]</w:t>
       </w:r>
     </w:p>
-    <w:bookmarkEnd w:id="44"/>
-    <w:bookmarkStart w:id="45" w:name="X0ce8e702bf0886d3ce229be519b6ab953ca5efd"/>
     <w:p>
       <w:pPr>
         <w:pStyle w:val="Heading3"/>
       </w:pPr>
+      <w:bookmarkStart w:id="47" w:name="Xd4012bed21e26d6545a71baffb05d1a097c132b"/>
       <w:r>
         <w:t xml:space="preserve">8.3 The exception: flush deferred by an outstanding bus transfer (</w:t>
       </w:r>
@@ -9330,6 +8961,7 @@
       <w:r>
         <w:t xml:space="preserve">)</w:t>
       </w:r>
+      <w:bookmarkEnd w:id="47"/>
     </w:p>
     <w:p>
       <w:pPr>
@@ -9438,15 +9070,15 @@
         <w:t xml:space="preserve">  Applying the flush at T1 would leave the bus mid-transfer: erratum T-7.</w:t>
       </w:r>
     </w:p>
-    <w:bookmarkEnd w:id="45"/>
-    <w:bookmarkStart w:id="46" w:name="wfi-clock-gate-and-wake"/>
     <w:p>
       <w:pPr>
         <w:pStyle w:val="Heading3"/>
       </w:pPr>
+      <w:bookmarkStart w:id="48" w:name="Xefdeda16c72ad1c0fd089ac4d7bd9583f0806a7"/>
       <w:r>
         <w:t xml:space="preserve">8.4 WFI, clock gate, and wake</w:t>
       </w:r>
+      <w:bookmarkEnd w:id="48"/>
     </w:p>
     <w:p>
       <w:pPr>
@@ -9571,16 +9203,15 @@
         </w:pict>
       </w:r>
     </w:p>
-    <w:bookmarkEnd w:id="46"/>
-    <w:bookmarkEnd w:id="47"/>
-    <w:bookmarkStart w:id="48" w:name="clock-reset-and-power"/>
     <w:p>
       <w:pPr>
         <w:pStyle w:val="Heading2"/>
       </w:pPr>
+      <w:bookmarkStart w:id="49" w:name="X972733491b067ed0fa9a9862bf68234c05bd95b"/>
       <w:r>
         <w:t xml:space="preserve">9 Clock, reset and power</w:t>
       </w:r>
+      <w:bookmarkEnd w:id="49"/>
     </w:p>
     <w:p>
       <w:pPr>
@@ -9588,7 +9219,6 @@
       </w:pPr>
       <w:r>
         <w:rPr>
-          <w:bCs/>
           <w:b/>
         </w:rPr>
         <w:t xml:space="preserve">[N-9.1]</w:t>
@@ -9618,7 +9248,6 @@
       </w:pPr>
       <w:r>
         <w:rPr>
-          <w:bCs/>
           <w:b/>
         </w:rPr>
         <w:t xml:space="preserve">[N-9.2]</w:t>
@@ -9636,7 +9265,6 @@
       </w:pPr>
       <w:r>
         <w:rPr>
-          <w:bCs/>
           <w:b/>
         </w:rPr>
         <w:t xml:space="preserve">[N-9.3]</w:t>
@@ -9681,7 +9309,6 @@
       </w:pPr>
       <w:r>
         <w:rPr>
-          <w:bCs/>
           <w:b/>
         </w:rPr>
         <w:t xml:space="preserve">[N-9.4]</w:t>
@@ -9778,15 +9405,15 @@
         </w:pict>
       </w:r>
     </w:p>
-    <w:bookmarkEnd w:id="48"/>
-    <w:bookmarkStart w:id="49" w:name="assertions"/>
     <w:p>
       <w:pPr>
         <w:pStyle w:val="Heading2"/>
       </w:pPr>
+      <w:bookmarkStart w:id="50" w:name="X80dcce1fe51588c653d94ff32f780f3b44b607a"/>
       <w:r>
         <w:t xml:space="preserve">10 Assertions</w:t>
       </w:r>
+      <w:bookmarkEnd w:id="50"/>
     </w:p>
     <w:p>
       <w:pPr>
@@ -9802,7 +9429,7 @@
       </w:pPr>
       <w:r>
         <w:rPr>
-          <w:rStyle w:val="CommentTok"/>
+          <w:rStyle w:val="VerbatimChar"/>
         </w:rPr>
         <w:t xml:space="preserve">// --- mtip path (R-6)</w:t>
       </w:r>
@@ -9811,100 +9438,28 @@
       </w:r>
       <w:r>
         <w:rPr>
-          <w:rStyle w:val="NormalTok"/>
-        </w:rPr>
-        <w:t xml:space="preserve">a_mtip_to_mip: </w:t>
-      </w:r>
-      <w:r>
-        <w:rPr>
-          <w:rStyle w:val="KeywordTok"/>
-        </w:rPr>
-        <w:t xml:space="preserve">assert</w:t>
-      </w:r>
-      <w:r>
-        <w:rPr>
-          <w:rStyle w:val="NormalTok"/>
-        </w:rPr>
-        <w:t xml:space="preserve"> </w:t>
-      </w:r>
-      <w:r>
-        <w:rPr>
-          <w:rStyle w:val="KeywordTok"/>
-        </w:rPr>
-        <w:t xml:space="preserve">property</w:t>
-      </w:r>
-      <w:r>
-        <w:rPr>
-          <w:rStyle w:val="NormalTok"/>
-        </w:rPr>
-        <w:t xml:space="preserve"> (</w:t>
-      </w:r>
-      <w:r>
-        <w:br/>
-      </w:r>
-      <w:r>
-        <w:rPr>
-          <w:rStyle w:val="NormalTok"/>
-        </w:rPr>
-        <w:t xml:space="preserve">  @(</w:t>
-      </w:r>
-      <w:r>
-        <w:rPr>
-          <w:rStyle w:val="KeywordTok"/>
-        </w:rPr>
-        <w:t xml:space="preserve">posedge</w:t>
-      </w:r>
-      <w:r>
-        <w:rPr>
-          <w:rStyle w:val="NormalTok"/>
-        </w:rPr>
-        <w:t xml:space="preserve"> hclk_i) </w:t>
-      </w:r>
-      <w:r>
-        <w:rPr>
-          <w:rStyle w:val="KeywordTok"/>
-        </w:rPr>
-        <w:t xml:space="preserve">disable</w:t>
-      </w:r>
-      <w:r>
-        <w:rPr>
-          <w:rStyle w:val="NormalTok"/>
-        </w:rPr>
-        <w:t xml:space="preserve"> </w:t>
-      </w:r>
-      <w:r>
-        <w:rPr>
-          <w:rStyle w:val="KeywordTok"/>
-        </w:rPr>
-        <w:t xml:space="preserve">iff</w:t>
-      </w:r>
-      <w:r>
-        <w:rPr>
-          <w:rStyle w:val="NormalTok"/>
-        </w:rPr>
-        <w:t xml:space="preserve"> (!core_rst_n) mip_q[</w:t>
-      </w:r>
-      <w:r>
-        <w:rPr>
-          <w:rStyle w:val="DecValTok"/>
-        </w:rPr>
-        <w:t xml:space="preserve">7</w:t>
-      </w:r>
-      <w:r>
-        <w:rPr>
-          <w:rStyle w:val="NormalTok"/>
-        </w:rPr>
-        <w:t xml:space="preserve">] == mtip_i);</w:t>
-      </w:r>
-      <w:r>
-        <w:br/>
-      </w:r>
-      <w:r>
-        <w:br/>
-      </w:r>
-      <w:r>
-        <w:rPr>
-          <w:rStyle w:val="CommentTok"/>
+          <w:rStyle w:val="VerbatimChar"/>
+        </w:rPr>
+        <w:t xml:space="preserve">a_mtip_to_mip: assert property (</w:t>
+      </w:r>
+      <w:r>
+        <w:br/>
+      </w:r>
+      <w:r>
+        <w:rPr>
+          <w:rStyle w:val="VerbatimChar"/>
+        </w:rPr>
+        <w:t xml:space="preserve">  @(posedge hclk_i) disable iff (!core_rst_n) mip_q[7] == mtip_i);</w:t>
+      </w:r>
+      <w:r>
+        <w:br/>
+      </w:r>
+      <w:r>
+        <w:br/>
+      </w:r>
+      <w:r>
+        <w:rPr>
+          <w:rStyle w:val="VerbatimChar"/>
         </w:rPr>
         <w:t xml:space="preserve">// --- no 64-bit timer port remains: structural, integration review</w:t>
       </w:r>
@@ -9916,7 +9471,7 @@
       </w:r>
       <w:r>
         <w:rPr>
-          <w:rStyle w:val="CommentTok"/>
+          <w:rStyle w:val="VerbatimChar"/>
         </w:rPr>
         <w:t xml:space="preserve">// --- hartreset produces a full core reset (R-7)</w:t>
       </w:r>
@@ -9925,76 +9480,28 @@
       </w:r>
       <w:r>
         <w:rPr>
-          <w:rStyle w:val="NormalTok"/>
-        </w:rPr>
-        <w:t xml:space="preserve">a_hartreset_resets: </w:t>
-      </w:r>
-      <w:r>
-        <w:rPr>
-          <w:rStyle w:val="KeywordTok"/>
-        </w:rPr>
-        <w:t xml:space="preserve">assert</w:t>
-      </w:r>
-      <w:r>
-        <w:rPr>
-          <w:rStyle w:val="NormalTok"/>
-        </w:rPr>
-        <w:t xml:space="preserve"> </w:t>
-      </w:r>
-      <w:r>
-        <w:rPr>
-          <w:rStyle w:val="KeywordTok"/>
-        </w:rPr>
-        <w:t xml:space="preserve">property</w:t>
-      </w:r>
-      <w:r>
-        <w:rPr>
-          <w:rStyle w:val="NormalTok"/>
-        </w:rPr>
-        <w:t xml:space="preserve"> (</w:t>
-      </w:r>
-      <w:r>
-        <w:br/>
-      </w:r>
-      <w:r>
-        <w:rPr>
-          <w:rStyle w:val="NormalTok"/>
-        </w:rPr>
-        <w:t xml:space="preserve">  @(</w:t>
-      </w:r>
-      <w:r>
-        <w:rPr>
-          <w:rStyle w:val="KeywordTok"/>
-        </w:rPr>
-        <w:t xml:space="preserve">posedge</w:t>
-      </w:r>
-      <w:r>
-        <w:rPr>
-          <w:rStyle w:val="NormalTok"/>
-        </w:rPr>
-        <w:t xml:space="preserve"> hclk_i) !hartreset_n_i |=&gt; (pc_q == </w:t>
-      </w:r>
-      <w:r>
-        <w:rPr>
-          <w:rStyle w:val="OtherTok"/>
-        </w:rPr>
-        <w:t xml:space="preserve">`GARUDA_RESET_VECTOR</w:t>
-      </w:r>
-      <w:r>
-        <w:rPr>
-          <w:rStyle w:val="NormalTok"/>
-        </w:rPr>
-        <w:t xml:space="preserve">));</w:t>
-      </w:r>
-      <w:r>
-        <w:br/>
-      </w:r>
-      <w:r>
-        <w:br/>
-      </w:r>
-      <w:r>
-        <w:rPr>
-          <w:rStyle w:val="CommentTok"/>
+          <w:rStyle w:val="VerbatimChar"/>
+        </w:rPr>
+        <w:t xml:space="preserve">a_hartreset_resets: assert property (</w:t>
+      </w:r>
+      <w:r>
+        <w:br/>
+      </w:r>
+      <w:r>
+        <w:rPr>
+          <w:rStyle w:val="VerbatimChar"/>
+        </w:rPr>
+        <w:t xml:space="preserve">  @(posedge hclk_i) !hartreset_n_i |=&gt; (pc_q == `GARUDA_RESET_VECTOR));</w:t>
+      </w:r>
+      <w:r>
+        <w:br/>
+      </w:r>
+      <w:r>
+        <w:br/>
+      </w:r>
+      <w:r>
+        <w:rPr>
+          <w:rStyle w:val="VerbatimChar"/>
         </w:rPr>
         <w:t xml:space="preserve">// --- THE Rev 3.0 property: the clock gate uses pipe_ctrl's quiescent, nothing else</w:t>
       </w:r>
@@ -10003,64 +9510,28 @@
       </w:r>
       <w:r>
         <w:rPr>
-          <w:rStyle w:val="NormalTok"/>
-        </w:rPr>
-        <w:t xml:space="preserve">a_gate_enable_is_quiescent: </w:t>
-      </w:r>
-      <w:r>
-        <w:rPr>
-          <w:rStyle w:val="KeywordTok"/>
-        </w:rPr>
-        <w:t xml:space="preserve">assert</w:t>
-      </w:r>
-      <w:r>
-        <w:rPr>
-          <w:rStyle w:val="NormalTok"/>
-        </w:rPr>
-        <w:t xml:space="preserve"> </w:t>
-      </w:r>
-      <w:r>
-        <w:rPr>
-          <w:rStyle w:val="KeywordTok"/>
-        </w:rPr>
-        <w:t xml:space="preserve">property</w:t>
-      </w:r>
-      <w:r>
-        <w:rPr>
-          <w:rStyle w:val="NormalTok"/>
-        </w:rPr>
-        <w:t xml:space="preserve"> (</w:t>
-      </w:r>
-      <w:r>
-        <w:br/>
-      </w:r>
-      <w:r>
-        <w:rPr>
-          <w:rStyle w:val="NormalTok"/>
-        </w:rPr>
-        <w:t xml:space="preserve">  @(</w:t>
-      </w:r>
-      <w:r>
-        <w:rPr>
-          <w:rStyle w:val="KeywordTok"/>
-        </w:rPr>
-        <w:t xml:space="preserve">posedge</w:t>
-      </w:r>
-      <w:r>
-        <w:rPr>
-          <w:rStyle w:val="NormalTok"/>
-        </w:rPr>
-        <w:t xml:space="preserve"> hclk_i) core_clk_en == !quiescent);</w:t>
-      </w:r>
-      <w:r>
-        <w:br/>
-      </w:r>
-      <w:r>
-        <w:br/>
-      </w:r>
-      <w:r>
-        <w:rPr>
-          <w:rStyle w:val="CommentTok"/>
+          <w:rStyle w:val="VerbatimChar"/>
+        </w:rPr>
+        <w:t xml:space="preserve">a_gate_enable_is_quiescent: assert property (</w:t>
+      </w:r>
+      <w:r>
+        <w:br/>
+      </w:r>
+      <w:r>
+        <w:rPr>
+          <w:rStyle w:val="VerbatimChar"/>
+        </w:rPr>
+        <w:t xml:space="preserve">  @(posedge hclk_i) core_clk_en == !quiescent);</w:t>
+      </w:r>
+      <w:r>
+        <w:br/>
+      </w:r>
+      <w:r>
+        <w:br/>
+      </w:r>
+      <w:r>
+        <w:rPr>
+          <w:rStyle w:val="VerbatimChar"/>
         </w:rPr>
         <w:t xml:space="preserve">// --- the core is never gated with a bus transfer outstanding</w:t>
       </w:r>
@@ -10069,85 +9540,25 @@
       </w:r>
       <w:r>
         <w:rPr>
-          <w:rStyle w:val="NormalTok"/>
-        </w:rPr>
-        <w:t xml:space="preserve">a_no_gate_with_bus: </w:t>
-      </w:r>
-      <w:r>
-        <w:rPr>
-          <w:rStyle w:val="KeywordTok"/>
-        </w:rPr>
-        <w:t xml:space="preserve">assert</w:t>
-      </w:r>
-      <w:r>
-        <w:rPr>
-          <w:rStyle w:val="NormalTok"/>
-        </w:rPr>
-        <w:t xml:space="preserve"> </w:t>
-      </w:r>
-      <w:r>
-        <w:rPr>
-          <w:rStyle w:val="KeywordTok"/>
-        </w:rPr>
-        <w:t xml:space="preserve">property</w:t>
-      </w:r>
-      <w:r>
-        <w:rPr>
-          <w:rStyle w:val="NormalTok"/>
-        </w:rPr>
-        <w:t xml:space="preserve"> (</w:t>
-      </w:r>
-      <w:r>
-        <w:br/>
-      </w:r>
-      <w:r>
-        <w:rPr>
-          <w:rStyle w:val="NormalTok"/>
-        </w:rPr>
-        <w:t xml:space="preserve">  @(</w:t>
-      </w:r>
-      <w:r>
-        <w:rPr>
-          <w:rStyle w:val="KeywordTok"/>
-        </w:rPr>
-        <w:t xml:space="preserve">posedge</w:t>
-      </w:r>
-      <w:r>
-        <w:rPr>
-          <w:rStyle w:val="NormalTok"/>
-        </w:rPr>
-        <w:t xml:space="preserve"> hclk_i) </w:t>
-      </w:r>
-      <w:r>
-        <w:rPr>
-          <w:rStyle w:val="KeywordTok"/>
-        </w:rPr>
-        <w:t xml:space="preserve">disable</w:t>
-      </w:r>
-      <w:r>
-        <w:rPr>
-          <w:rStyle w:val="NormalTok"/>
-        </w:rPr>
-        <w:t xml:space="preserve"> </w:t>
-      </w:r>
-      <w:r>
-        <w:rPr>
-          <w:rStyle w:val="KeywordTok"/>
-        </w:rPr>
-        <w:t xml:space="preserve">iff</w:t>
-      </w:r>
-      <w:r>
-        <w:rPr>
-          <w:rStyle w:val="NormalTok"/>
-        </w:rPr>
-        <w:t xml:space="preserve"> (!core_rst_n)</w:t>
-      </w:r>
-      <w:r>
-        <w:br/>
-      </w:r>
-      <w:r>
-        <w:rPr>
-          <w:rStyle w:val="NormalTok"/>
+          <w:rStyle w:val="VerbatimChar"/>
+        </w:rPr>
+        <w:t xml:space="preserve">a_no_gate_with_bus: assert property (</w:t>
+      </w:r>
+      <w:r>
+        <w:br/>
+      </w:r>
+      <w:r>
+        <w:rPr>
+          <w:rStyle w:val="VerbatimChar"/>
+        </w:rPr>
+        <w:t xml:space="preserve">  @(posedge hclk_i) disable iff (!core_rst_n)</w:t>
+      </w:r>
+      <w:r>
+        <w:br/>
+      </w:r>
+      <w:r>
+        <w:rPr>
+          <w:rStyle w:val="VerbatimChar"/>
         </w:rPr>
         <w:t xml:space="preserve">  (dport_htrans != IDLE || iport_htrans != IDLE) |-&gt; core_clk_en);</w:t>
       </w:r>
@@ -10159,7 +9570,7 @@
       </w:r>
       <w:r>
         <w:rPr>
-          <w:rStyle w:val="CommentTok"/>
+          <w:rStyle w:val="VerbatimChar"/>
         </w:rPr>
         <w:t xml:space="preserve">// --- the core is never gated while any flush is pending</w:t>
       </w:r>
@@ -10168,85 +9579,25 @@
       </w:r>
       <w:r>
         <w:rPr>
-          <w:rStyle w:val="NormalTok"/>
-        </w:rPr>
-        <w:t xml:space="preserve">a_no_gate_with_flush: </w:t>
-      </w:r>
-      <w:r>
-        <w:rPr>
-          <w:rStyle w:val="KeywordTok"/>
-        </w:rPr>
-        <w:t xml:space="preserve">assert</w:t>
-      </w:r>
-      <w:r>
-        <w:rPr>
-          <w:rStyle w:val="NormalTok"/>
-        </w:rPr>
-        <w:t xml:space="preserve"> </w:t>
-      </w:r>
-      <w:r>
-        <w:rPr>
-          <w:rStyle w:val="KeywordTok"/>
-        </w:rPr>
-        <w:t xml:space="preserve">property</w:t>
-      </w:r>
-      <w:r>
-        <w:rPr>
-          <w:rStyle w:val="NormalTok"/>
-        </w:rPr>
-        <w:t xml:space="preserve"> (</w:t>
-      </w:r>
-      <w:r>
-        <w:br/>
-      </w:r>
-      <w:r>
-        <w:rPr>
-          <w:rStyle w:val="NormalTok"/>
-        </w:rPr>
-        <w:t xml:space="preserve">  @(</w:t>
-      </w:r>
-      <w:r>
-        <w:rPr>
-          <w:rStyle w:val="KeywordTok"/>
-        </w:rPr>
-        <w:t xml:space="preserve">posedge</w:t>
-      </w:r>
-      <w:r>
-        <w:rPr>
-          <w:rStyle w:val="NormalTok"/>
-        </w:rPr>
-        <w:t xml:space="preserve"> hclk_i) </w:t>
-      </w:r>
-      <w:r>
-        <w:rPr>
-          <w:rStyle w:val="KeywordTok"/>
-        </w:rPr>
-        <w:t xml:space="preserve">disable</w:t>
-      </w:r>
-      <w:r>
-        <w:rPr>
-          <w:rStyle w:val="NormalTok"/>
-        </w:rPr>
-        <w:t xml:space="preserve"> </w:t>
-      </w:r>
-      <w:r>
-        <w:rPr>
-          <w:rStyle w:val="KeywordTok"/>
-        </w:rPr>
-        <w:t xml:space="preserve">iff</w:t>
-      </w:r>
-      <w:r>
-        <w:rPr>
-          <w:rStyle w:val="NormalTok"/>
-        </w:rPr>
-        <w:t xml:space="preserve"> (!core_rst_n)</w:t>
-      </w:r>
-      <w:r>
-        <w:br/>
-      </w:r>
-      <w:r>
-        <w:rPr>
-          <w:rStyle w:val="NormalTok"/>
+          <w:rStyle w:val="VerbatimChar"/>
+        </w:rPr>
+        <w:t xml:space="preserve">a_no_gate_with_flush: assert property (</w:t>
+      </w:r>
+      <w:r>
+        <w:br/>
+      </w:r>
+      <w:r>
+        <w:rPr>
+          <w:rStyle w:val="VerbatimChar"/>
+        </w:rPr>
+        <w:t xml:space="preserve">  @(posedge hclk_i) disable iff (!core_rst_n)</w:t>
+      </w:r>
+      <w:r>
+        <w:br/>
+      </w:r>
+      <w:r>
+        <w:rPr>
+          <w:rStyle w:val="VerbatimChar"/>
         </w:rPr>
         <w:t xml:space="preserve">  (f1_branch || f2_trap || f3_mret || f4_fencei) |-&gt; core_clk_en);</w:t>
       </w:r>
@@ -10258,7 +9609,7 @@
       </w:r>
       <w:r>
         <w:rPr>
-          <w:rStyle w:val="CommentTok"/>
+          <w:rStyle w:val="VerbatimChar"/>
         </w:rPr>
         <w:t xml:space="preserve">// --- WFI wakes regardless of MIE (N-7.27)</w:t>
       </w:r>
@@ -10267,133 +9618,37 @@
       </w:r>
       <w:r>
         <w:rPr>
-          <w:rStyle w:val="NormalTok"/>
-        </w:rPr>
-        <w:t xml:space="preserve">a_wfi_wake_mie_clear: </w:t>
-      </w:r>
-      <w:r>
-        <w:rPr>
-          <w:rStyle w:val="KeywordTok"/>
-        </w:rPr>
-        <w:t xml:space="preserve">assert</w:t>
-      </w:r>
-      <w:r>
-        <w:rPr>
-          <w:rStyle w:val="NormalTok"/>
-        </w:rPr>
-        <w:t xml:space="preserve"> </w:t>
-      </w:r>
-      <w:r>
-        <w:rPr>
-          <w:rStyle w:val="KeywordTok"/>
-        </w:rPr>
-        <w:t xml:space="preserve">property</w:t>
-      </w:r>
-      <w:r>
-        <w:rPr>
-          <w:rStyle w:val="NormalTok"/>
-        </w:rPr>
-        <w:t xml:space="preserve"> (</w:t>
-      </w:r>
-      <w:r>
-        <w:br/>
-      </w:r>
-      <w:r>
-        <w:rPr>
-          <w:rStyle w:val="NormalTok"/>
-        </w:rPr>
-        <w:t xml:space="preserve">  @(</w:t>
-      </w:r>
-      <w:r>
-        <w:rPr>
-          <w:rStyle w:val="KeywordTok"/>
-        </w:rPr>
-        <w:t xml:space="preserve">posedge</w:t>
-      </w:r>
-      <w:r>
-        <w:rPr>
-          <w:rStyle w:val="NormalTok"/>
-        </w:rPr>
-        <w:t xml:space="preserve"> hclk_i) </w:t>
-      </w:r>
-      <w:r>
-        <w:rPr>
-          <w:rStyle w:val="KeywordTok"/>
-        </w:rPr>
-        <w:t xml:space="preserve">disable</w:t>
-      </w:r>
-      <w:r>
-        <w:rPr>
-          <w:rStyle w:val="NormalTok"/>
-        </w:rPr>
-        <w:t xml:space="preserve"> </w:t>
-      </w:r>
-      <w:r>
-        <w:rPr>
-          <w:rStyle w:val="KeywordTok"/>
-        </w:rPr>
-        <w:t xml:space="preserve">iff</w:t>
-      </w:r>
-      <w:r>
-        <w:rPr>
-          <w:rStyle w:val="NormalTok"/>
-        </w:rPr>
-        <w:t xml:space="preserve"> (!core_rst_n)</w:t>
-      </w:r>
-      <w:r>
-        <w:br/>
-      </w:r>
-      <w:r>
-        <w:rPr>
-          <w:rStyle w:val="NormalTok"/>
-        </w:rPr>
-        <w:t xml:space="preserve">  (h5_wfi &amp;&amp; !mstatus_q[</w:t>
-      </w:r>
-      <w:r>
-        <w:rPr>
-          <w:rStyle w:val="DecValTok"/>
-        </w:rPr>
-        <w:t xml:space="preserve">3</w:t>
-      </w:r>
-      <w:r>
-        <w:rPr>
-          <w:rStyle w:val="NormalTok"/>
-        </w:rPr>
-        <w:t xml:space="preserve">] &amp;&amp; (clic_irq_valid_i || mtip_i)) |-&gt; ##[</w:t>
-      </w:r>
-      <w:r>
-        <w:rPr>
-          <w:rStyle w:val="DecValTok"/>
-        </w:rPr>
-        <w:t xml:space="preserve">1</w:t>
-      </w:r>
-      <w:r>
-        <w:rPr>
-          <w:rStyle w:val="NormalTok"/>
-        </w:rPr>
-        <w:t xml:space="preserve">:</w:t>
-      </w:r>
-      <w:r>
-        <w:rPr>
-          <w:rStyle w:val="DecValTok"/>
-        </w:rPr>
-        <w:t xml:space="preserve">3</w:t>
-      </w:r>
-      <w:r>
-        <w:rPr>
-          <w:rStyle w:val="NormalTok"/>
-        </w:rPr>
-        <w:t xml:space="preserve">] !h5_wfi);</w:t>
-      </w:r>
-      <w:r>
-        <w:br/>
-      </w:r>
-      <w:r>
-        <w:br/>
-      </w:r>
-      <w:r>
-        <w:rPr>
-          <w:rStyle w:val="CommentTok"/>
+          <w:rStyle w:val="VerbatimChar"/>
+        </w:rPr>
+        <w:t xml:space="preserve">a_wfi_wake_mie_clear: assert property (</w:t>
+      </w:r>
+      <w:r>
+        <w:br/>
+      </w:r>
+      <w:r>
+        <w:rPr>
+          <w:rStyle w:val="VerbatimChar"/>
+        </w:rPr>
+        <w:t xml:space="preserve">  @(posedge hclk_i) disable iff (!core_rst_n)</w:t>
+      </w:r>
+      <w:r>
+        <w:br/>
+      </w:r>
+      <w:r>
+        <w:rPr>
+          <w:rStyle w:val="VerbatimChar"/>
+        </w:rPr>
+        <w:t xml:space="preserve">  (h5_wfi &amp;&amp; !mstatus_q[3] &amp;&amp; (clic_irq_valid_i || mtip_i)) |-&gt; ##[1:3] !h5_wfi);</w:t>
+      </w:r>
+      <w:r>
+        <w:br/>
+      </w:r>
+      <w:r>
+        <w:br/>
+      </w:r>
+      <w:r>
+        <w:rPr>
+          <w:rStyle w:val="VerbatimChar"/>
         </w:rPr>
         <w:t xml:space="preserve">// --- wake latency is bounded at 2 cycles (N-7.30)</w:t>
       </w:r>
@@ -10402,121 +9657,37 @@
       </w:r>
       <w:r>
         <w:rPr>
-          <w:rStyle w:val="NormalTok"/>
-        </w:rPr>
-        <w:t xml:space="preserve">a_wake_latency: </w:t>
-      </w:r>
-      <w:r>
-        <w:rPr>
-          <w:rStyle w:val="KeywordTok"/>
-        </w:rPr>
-        <w:t xml:space="preserve">assert</w:t>
-      </w:r>
-      <w:r>
-        <w:rPr>
-          <w:rStyle w:val="NormalTok"/>
-        </w:rPr>
-        <w:t xml:space="preserve"> </w:t>
-      </w:r>
-      <w:r>
-        <w:rPr>
-          <w:rStyle w:val="KeywordTok"/>
-        </w:rPr>
-        <w:t xml:space="preserve">property</w:t>
-      </w:r>
-      <w:r>
-        <w:rPr>
-          <w:rStyle w:val="NormalTok"/>
-        </w:rPr>
-        <w:t xml:space="preserve"> (</w:t>
-      </w:r>
-      <w:r>
-        <w:br/>
-      </w:r>
-      <w:r>
-        <w:rPr>
-          <w:rStyle w:val="NormalTok"/>
-        </w:rPr>
-        <w:t xml:space="preserve">  @(</w:t>
-      </w:r>
-      <w:r>
-        <w:rPr>
-          <w:rStyle w:val="KeywordTok"/>
-        </w:rPr>
-        <w:t xml:space="preserve">posedge</w:t>
-      </w:r>
-      <w:r>
-        <w:rPr>
-          <w:rStyle w:val="NormalTok"/>
-        </w:rPr>
-        <w:t xml:space="preserve"> hclk_i) </w:t>
-      </w:r>
-      <w:r>
-        <w:rPr>
-          <w:rStyle w:val="KeywordTok"/>
-        </w:rPr>
-        <w:t xml:space="preserve">disable</w:t>
-      </w:r>
-      <w:r>
-        <w:rPr>
-          <w:rStyle w:val="NormalTok"/>
-        </w:rPr>
-        <w:t xml:space="preserve"> </w:t>
-      </w:r>
-      <w:r>
-        <w:rPr>
-          <w:rStyle w:val="KeywordTok"/>
-        </w:rPr>
-        <w:t xml:space="preserve">iff</w:t>
-      </w:r>
-      <w:r>
-        <w:rPr>
-          <w:rStyle w:val="NormalTok"/>
-        </w:rPr>
-        <w:t xml:space="preserve"> (!core_rst_n)</w:t>
-      </w:r>
-      <w:r>
-        <w:br/>
-      </w:r>
-      <w:r>
-        <w:rPr>
-          <w:rStyle w:val="NormalTok"/>
-        </w:rPr>
-        <w:t xml:space="preserve">  (h5_wfi &amp;&amp; (clic_irq_valid_i || mtip_i)) |-&gt; ##[</w:t>
-      </w:r>
-      <w:r>
-        <w:rPr>
-          <w:rStyle w:val="DecValTok"/>
-        </w:rPr>
-        <w:t xml:space="preserve">1</w:t>
-      </w:r>
-      <w:r>
-        <w:rPr>
-          <w:rStyle w:val="NormalTok"/>
-        </w:rPr>
-        <w:t xml:space="preserve">:</w:t>
-      </w:r>
-      <w:r>
-        <w:rPr>
-          <w:rStyle w:val="DecValTok"/>
-        </w:rPr>
-        <w:t xml:space="preserve">2</w:t>
-      </w:r>
-      <w:r>
-        <w:rPr>
-          <w:rStyle w:val="NormalTok"/>
-        </w:rPr>
-        <w:t xml:space="preserve">] core_clk_en);</w:t>
-      </w:r>
-      <w:r>
-        <w:br/>
-      </w:r>
-      <w:r>
-        <w:br/>
-      </w:r>
-      <w:r>
-        <w:rPr>
-          <w:rStyle w:val="CommentTok"/>
+          <w:rStyle w:val="VerbatimChar"/>
+        </w:rPr>
+        <w:t xml:space="preserve">a_wake_latency: assert property (</w:t>
+      </w:r>
+      <w:r>
+        <w:br/>
+      </w:r>
+      <w:r>
+        <w:rPr>
+          <w:rStyle w:val="VerbatimChar"/>
+        </w:rPr>
+        <w:t xml:space="preserve">  @(posedge hclk_i) disable iff (!core_rst_n)</w:t>
+      </w:r>
+      <w:r>
+        <w:br/>
+      </w:r>
+      <w:r>
+        <w:rPr>
+          <w:rStyle w:val="VerbatimChar"/>
+        </w:rPr>
+        <w:t xml:space="preserve">  (h5_wfi &amp;&amp; (clic_irq_valid_i || mtip_i)) |-&gt; ##[1:2] core_clk_en);</w:t>
+      </w:r>
+      <w:r>
+        <w:br/>
+      </w:r>
+      <w:r>
+        <w:br/>
+      </w:r>
+      <w:r>
+        <w:rPr>
+          <w:rStyle w:val="VerbatimChar"/>
         </w:rPr>
         <w:t xml:space="preserve">// --- flush beats hold, for every combination except H2 (N-7.21, N-7.23)</w:t>
       </w:r>
@@ -10525,85 +9696,25 @@
       </w:r>
       <w:r>
         <w:rPr>
-          <w:rStyle w:val="NormalTok"/>
-        </w:rPr>
-        <w:t xml:space="preserve">a_flush_beats_hold: </w:t>
-      </w:r>
-      <w:r>
-        <w:rPr>
-          <w:rStyle w:val="KeywordTok"/>
-        </w:rPr>
-        <w:t xml:space="preserve">assert</w:t>
-      </w:r>
-      <w:r>
-        <w:rPr>
-          <w:rStyle w:val="NormalTok"/>
-        </w:rPr>
-        <w:t xml:space="preserve"> </w:t>
-      </w:r>
-      <w:r>
-        <w:rPr>
-          <w:rStyle w:val="KeywordTok"/>
-        </w:rPr>
-        <w:t xml:space="preserve">property</w:t>
-      </w:r>
-      <w:r>
-        <w:rPr>
-          <w:rStyle w:val="NormalTok"/>
-        </w:rPr>
-        <w:t xml:space="preserve"> (</w:t>
-      </w:r>
-      <w:r>
-        <w:br/>
-      </w:r>
-      <w:r>
-        <w:rPr>
-          <w:rStyle w:val="NormalTok"/>
-        </w:rPr>
-        <w:t xml:space="preserve">  @(</w:t>
-      </w:r>
-      <w:r>
-        <w:rPr>
-          <w:rStyle w:val="KeywordTok"/>
-        </w:rPr>
-        <w:t xml:space="preserve">posedge</w:t>
-      </w:r>
-      <w:r>
-        <w:rPr>
-          <w:rStyle w:val="NormalTok"/>
-        </w:rPr>
-        <w:t xml:space="preserve"> hclk_i) </w:t>
-      </w:r>
-      <w:r>
-        <w:rPr>
-          <w:rStyle w:val="KeywordTok"/>
-        </w:rPr>
-        <w:t xml:space="preserve">disable</w:t>
-      </w:r>
-      <w:r>
-        <w:rPr>
-          <w:rStyle w:val="NormalTok"/>
-        </w:rPr>
-        <w:t xml:space="preserve"> </w:t>
-      </w:r>
-      <w:r>
-        <w:rPr>
-          <w:rStyle w:val="KeywordTok"/>
-        </w:rPr>
-        <w:t xml:space="preserve">iff</w:t>
-      </w:r>
-      <w:r>
-        <w:rPr>
-          <w:rStyle w:val="NormalTok"/>
-        </w:rPr>
-        <w:t xml:space="preserve"> (!core_rst_n)</w:t>
-      </w:r>
-      <w:r>
-        <w:br/>
-      </w:r>
-      <w:r>
-        <w:rPr>
-          <w:rStyle w:val="NormalTok"/>
+          <w:rStyle w:val="VerbatimChar"/>
+        </w:rPr>
+        <w:t xml:space="preserve">a_flush_beats_hold: assert property (</w:t>
+      </w:r>
+      <w:r>
+        <w:br/>
+      </w:r>
+      <w:r>
+        <w:rPr>
+          <w:rStyle w:val="VerbatimChar"/>
+        </w:rPr>
+        <w:t xml:space="preserve">  @(posedge hclk_i) disable iff (!core_rst_n)</w:t>
+      </w:r>
+      <w:r>
+        <w:br/>
+      </w:r>
+      <w:r>
+        <w:rPr>
+          <w:rStyle w:val="VerbatimChar"/>
         </w:rPr>
         <w:t xml:space="preserve">  ((f1_branch || f2_trap || f3_mret || f4_fencei) &amp;&amp; (h1_loaduse || h3_iport || h4_dsu || h5_wfi))</w:t>
       </w:r>
@@ -10612,7 +9723,7 @@
       </w:r>
       <w:r>
         <w:rPr>
-          <w:rStyle w:val="NormalTok"/>
+          <w:rStyle w:val="VerbatimChar"/>
         </w:rPr>
         <w:t xml:space="preserve">    |-&gt; flush_applied);</w:t>
       </w:r>
@@ -10624,7 +9735,7 @@
       </w:r>
       <w:r>
         <w:rPr>
-          <w:rStyle w:val="CommentTok"/>
+          <w:rStyle w:val="VerbatimChar"/>
         </w:rPr>
         <w:t xml:space="preserve">// --- the H2 exception: flush deferred until hready (N-7.24)</w:t>
       </w:r>
@@ -10633,109 +9744,37 @@
       </w:r>
       <w:r>
         <w:rPr>
-          <w:rStyle w:val="NormalTok"/>
-        </w:rPr>
-        <w:t xml:space="preserve">a_h2_defers_flush: </w:t>
-      </w:r>
-      <w:r>
-        <w:rPr>
-          <w:rStyle w:val="KeywordTok"/>
-        </w:rPr>
-        <w:t xml:space="preserve">assert</w:t>
-      </w:r>
-      <w:r>
-        <w:rPr>
-          <w:rStyle w:val="NormalTok"/>
-        </w:rPr>
-        <w:t xml:space="preserve"> </w:t>
-      </w:r>
-      <w:r>
-        <w:rPr>
-          <w:rStyle w:val="KeywordTok"/>
-        </w:rPr>
-        <w:t xml:space="preserve">property</w:t>
-      </w:r>
-      <w:r>
-        <w:rPr>
-          <w:rStyle w:val="NormalTok"/>
-        </w:rPr>
-        <w:t xml:space="preserve"> (</w:t>
-      </w:r>
-      <w:r>
-        <w:br/>
-      </w:r>
-      <w:r>
-        <w:rPr>
-          <w:rStyle w:val="NormalTok"/>
-        </w:rPr>
-        <w:t xml:space="preserve">  @(</w:t>
-      </w:r>
-      <w:r>
-        <w:rPr>
-          <w:rStyle w:val="KeywordTok"/>
-        </w:rPr>
-        <w:t xml:space="preserve">posedge</w:t>
-      </w:r>
-      <w:r>
-        <w:rPr>
-          <w:rStyle w:val="NormalTok"/>
-        </w:rPr>
-        <w:t xml:space="preserve"> hclk_i) </w:t>
-      </w:r>
-      <w:r>
-        <w:rPr>
-          <w:rStyle w:val="KeywordTok"/>
-        </w:rPr>
-        <w:t xml:space="preserve">disable</w:t>
-      </w:r>
-      <w:r>
-        <w:rPr>
-          <w:rStyle w:val="NormalTok"/>
-        </w:rPr>
-        <w:t xml:space="preserve"> </w:t>
-      </w:r>
-      <w:r>
-        <w:rPr>
-          <w:rStyle w:val="KeywordTok"/>
-        </w:rPr>
-        <w:t xml:space="preserve">iff</w:t>
-      </w:r>
-      <w:r>
-        <w:rPr>
-          <w:rStyle w:val="NormalTok"/>
-        </w:rPr>
-        <w:t xml:space="preserve"> (!core_rst_n)</w:t>
-      </w:r>
-      <w:r>
-        <w:br/>
-      </w:r>
-      <w:r>
-        <w:rPr>
-          <w:rStyle w:val="NormalTok"/>
-        </w:rPr>
-        <w:t xml:space="preserve">  ((f1_branch || f2_trap) &amp;&amp; h2_dport) |-&gt; !flush_applied </w:t>
-      </w:r>
-      <w:r>
-        <w:rPr>
-          <w:rStyle w:val="KeywordTok"/>
-        </w:rPr>
-        <w:t xml:space="preserve">until_with</w:t>
-      </w:r>
-      <w:r>
-        <w:rPr>
-          <w:rStyle w:val="NormalTok"/>
-        </w:rPr>
-        <w:t xml:space="preserve"> dport_hready);</w:t>
-      </w:r>
-      <w:r>
-        <w:br/>
-      </w:r>
-      <w:r>
-        <w:br/>
-      </w:r>
-      <w:r>
-        <w:rPr>
-          <w:rStyle w:val="CommentTok"/>
+          <w:rStyle w:val="VerbatimChar"/>
+        </w:rPr>
+        <w:t xml:space="preserve">a_h2_defers_flush: assert property (</w:t>
+      </w:r>
+      <w:r>
+        <w:br/>
+      </w:r>
+      <w:r>
+        <w:rPr>
+          <w:rStyle w:val="VerbatimChar"/>
+        </w:rPr>
+        <w:t xml:space="preserve">  @(posedge hclk_i) disable iff (!core_rst_n)</w:t>
+      </w:r>
+      <w:r>
+        <w:br/>
+      </w:r>
+      <w:r>
+        <w:rPr>
+          <w:rStyle w:val="VerbatimChar"/>
+        </w:rPr>
+        <w:t xml:space="preserve">  ((f1_branch || f2_trap) &amp;&amp; h2_dport) |-&gt; !flush_applied until_with dport_hready);</w:t>
+      </w:r>
+      <w:r>
+        <w:br/>
+      </w:r>
+      <w:r>
+        <w:br/>
+      </w:r>
+      <w:r>
+        <w:rPr>
+          <w:rStyle w:val="VerbatimChar"/>
         </w:rPr>
         <w:t xml:space="preserve">// --- a committed load/store always writes back (N-7.25)</w:t>
       </w:r>
@@ -10744,109 +9783,37 @@
       </w:r>
       <w:r>
         <w:rPr>
-          <w:rStyle w:val="NormalTok"/>
-        </w:rPr>
-        <w:t xml:space="preserve">a_mem_completes: </w:t>
-      </w:r>
-      <w:r>
-        <w:rPr>
-          <w:rStyle w:val="KeywordTok"/>
-        </w:rPr>
-        <w:t xml:space="preserve">assert</w:t>
-      </w:r>
-      <w:r>
-        <w:rPr>
-          <w:rStyle w:val="NormalTok"/>
-        </w:rPr>
-        <w:t xml:space="preserve"> </w:t>
-      </w:r>
-      <w:r>
-        <w:rPr>
-          <w:rStyle w:val="KeywordTok"/>
-        </w:rPr>
-        <w:t xml:space="preserve">property</w:t>
-      </w:r>
-      <w:r>
-        <w:rPr>
-          <w:rStyle w:val="NormalTok"/>
-        </w:rPr>
-        <w:t xml:space="preserve"> (</w:t>
-      </w:r>
-      <w:r>
-        <w:br/>
-      </w:r>
-      <w:r>
-        <w:rPr>
-          <w:rStyle w:val="NormalTok"/>
-        </w:rPr>
-        <w:t xml:space="preserve">  @(</w:t>
-      </w:r>
-      <w:r>
-        <w:rPr>
-          <w:rStyle w:val="KeywordTok"/>
-        </w:rPr>
-        <w:t xml:space="preserve">posedge</w:t>
-      </w:r>
-      <w:r>
-        <w:rPr>
-          <w:rStyle w:val="NormalTok"/>
-        </w:rPr>
-        <w:t xml:space="preserve"> hclk_i) </w:t>
-      </w:r>
-      <w:r>
-        <w:rPr>
-          <w:rStyle w:val="KeywordTok"/>
-        </w:rPr>
-        <w:t xml:space="preserve">disable</w:t>
-      </w:r>
-      <w:r>
-        <w:rPr>
-          <w:rStyle w:val="NormalTok"/>
-        </w:rPr>
-        <w:t xml:space="preserve"> </w:t>
-      </w:r>
-      <w:r>
-        <w:rPr>
-          <w:rStyle w:val="KeywordTok"/>
-        </w:rPr>
-        <w:t xml:space="preserve">iff</w:t>
-      </w:r>
-      <w:r>
-        <w:rPr>
-          <w:rStyle w:val="NormalTok"/>
-        </w:rPr>
-        <w:t xml:space="preserve"> (!core_rst_n)</w:t>
-      </w:r>
-      <w:r>
-        <w:br/>
-      </w:r>
-      <w:r>
-        <w:rPr>
-          <w:rStyle w:val="NormalTok"/>
-        </w:rPr>
-        <w:t xml:space="preserve">  (mem_valid &amp;&amp; mem_is_load) |-&gt; ##[</w:t>
-      </w:r>
-      <w:r>
-        <w:rPr>
-          <w:rStyle w:val="DecValTok"/>
-        </w:rPr>
-        <w:t xml:space="preserve">1</w:t>
-      </w:r>
-      <w:r>
-        <w:rPr>
-          <w:rStyle w:val="NormalTok"/>
-        </w:rPr>
-        <w:t xml:space="preserve">:$] wb_valid);</w:t>
-      </w:r>
-      <w:r>
-        <w:br/>
-      </w:r>
-      <w:r>
-        <w:br/>
-      </w:r>
-      <w:r>
-        <w:rPr>
-          <w:rStyle w:val="CommentTok"/>
+          <w:rStyle w:val="VerbatimChar"/>
+        </w:rPr>
+        <w:t xml:space="preserve">a_mem_completes: assert property (</w:t>
+      </w:r>
+      <w:r>
+        <w:br/>
+      </w:r>
+      <w:r>
+        <w:rPr>
+          <w:rStyle w:val="VerbatimChar"/>
+        </w:rPr>
+        <w:t xml:space="preserve">  @(posedge hclk_i) disable iff (!core_rst_n)</w:t>
+      </w:r>
+      <w:r>
+        <w:br/>
+      </w:r>
+      <w:r>
+        <w:rPr>
+          <w:rStyle w:val="VerbatimChar"/>
+        </w:rPr>
+        <w:t xml:space="preserve">  (mem_valid &amp;&amp; mem_is_load) |-&gt; ##[1:$] wb_valid);</w:t>
+      </w:r>
+      <w:r>
+        <w:br/>
+      </w:r>
+      <w:r>
+        <w:br/>
+      </w:r>
+      <w:r>
+        <w:rPr>
+          <w:rStyle w:val="VerbatimChar"/>
         </w:rPr>
         <w:t xml:space="preserve">// --- trap beats every other flush (N-7.26)</w:t>
       </w:r>
@@ -10855,109 +9822,37 @@
       </w:r>
       <w:r>
         <w:rPr>
-          <w:rStyle w:val="NormalTok"/>
-        </w:rPr>
-        <w:t xml:space="preserve">a_trap_beats_branch: </w:t>
-      </w:r>
-      <w:r>
-        <w:rPr>
-          <w:rStyle w:val="KeywordTok"/>
-        </w:rPr>
-        <w:t xml:space="preserve">assert</w:t>
-      </w:r>
-      <w:r>
-        <w:rPr>
-          <w:rStyle w:val="NormalTok"/>
-        </w:rPr>
-        <w:t xml:space="preserve"> </w:t>
-      </w:r>
-      <w:r>
-        <w:rPr>
-          <w:rStyle w:val="KeywordTok"/>
-        </w:rPr>
-        <w:t xml:space="preserve">property</w:t>
-      </w:r>
-      <w:r>
-        <w:rPr>
-          <w:rStyle w:val="NormalTok"/>
-        </w:rPr>
-        <w:t xml:space="preserve"> (</w:t>
-      </w:r>
-      <w:r>
-        <w:br/>
-      </w:r>
-      <w:r>
-        <w:rPr>
-          <w:rStyle w:val="NormalTok"/>
-        </w:rPr>
-        <w:t xml:space="preserve">  @(</w:t>
-      </w:r>
-      <w:r>
-        <w:rPr>
-          <w:rStyle w:val="KeywordTok"/>
-        </w:rPr>
-        <w:t xml:space="preserve">posedge</w:t>
-      </w:r>
-      <w:r>
-        <w:rPr>
-          <w:rStyle w:val="NormalTok"/>
-        </w:rPr>
-        <w:t xml:space="preserve"> hclk_i) </w:t>
-      </w:r>
-      <w:r>
-        <w:rPr>
-          <w:rStyle w:val="KeywordTok"/>
-        </w:rPr>
-        <w:t xml:space="preserve">disable</w:t>
-      </w:r>
-      <w:r>
-        <w:rPr>
-          <w:rStyle w:val="NormalTok"/>
-        </w:rPr>
-        <w:t xml:space="preserve"> </w:t>
-      </w:r>
-      <w:r>
-        <w:rPr>
-          <w:rStyle w:val="KeywordTok"/>
-        </w:rPr>
-        <w:t xml:space="preserve">iff</w:t>
-      </w:r>
-      <w:r>
-        <w:rPr>
-          <w:rStyle w:val="NormalTok"/>
-        </w:rPr>
-        <w:t xml:space="preserve"> (!core_rst_n)</w:t>
-      </w:r>
-      <w:r>
-        <w:br/>
-      </w:r>
-      <w:r>
-        <w:rPr>
-          <w:rStyle w:val="NormalTok"/>
-        </w:rPr>
-        <w:t xml:space="preserve">  (f2_trap &amp;&amp; f1_branch) |=&gt; (mepc_q == </w:t>
-      </w:r>
-      <w:r>
-        <w:rPr>
-          <w:rStyle w:val="KeywordTok"/>
-        </w:rPr>
-        <w:t xml:space="preserve">$past</w:t>
-      </w:r>
-      <w:r>
-        <w:rPr>
-          <w:rStyle w:val="NormalTok"/>
-        </w:rPr>
-        <w:t xml:space="preserve">(ex_pc)));</w:t>
-      </w:r>
-      <w:r>
-        <w:br/>
-      </w:r>
-      <w:r>
-        <w:br/>
-      </w:r>
-      <w:r>
-        <w:rPr>
-          <w:rStyle w:val="CommentTok"/>
+          <w:rStyle w:val="VerbatimChar"/>
+        </w:rPr>
+        <w:t xml:space="preserve">a_trap_beats_branch: assert property (</w:t>
+      </w:r>
+      <w:r>
+        <w:br/>
+      </w:r>
+      <w:r>
+        <w:rPr>
+          <w:rStyle w:val="VerbatimChar"/>
+        </w:rPr>
+        <w:t xml:space="preserve">  @(posedge hclk_i) disable iff (!core_rst_n)</w:t>
+      </w:r>
+      <w:r>
+        <w:br/>
+      </w:r>
+      <w:r>
+        <w:rPr>
+          <w:rStyle w:val="VerbatimChar"/>
+        </w:rPr>
+        <w:t xml:space="preserve">  (f2_trap &amp;&amp; f1_branch) |=&gt; (mepc_q == $past(ex_pc)));</w:t>
+      </w:r>
+      <w:r>
+        <w:br/>
+      </w:r>
+      <w:r>
+        <w:br/>
+      </w:r>
+      <w:r>
+        <w:rPr>
+          <w:rStyle w:val="VerbatimChar"/>
         </w:rPr>
         <w:t xml:space="preserve">// --- debug CSRs raise illegal instruction (N-6.3)</w:t>
       </w:r>
@@ -10966,154 +9861,34 @@
       </w:r>
       <w:r>
         <w:rPr>
-          <w:rStyle w:val="NormalTok"/>
-        </w:rPr>
-        <w:t xml:space="preserve">a_debug_csr_illegal: </w:t>
-      </w:r>
-      <w:r>
-        <w:rPr>
-          <w:rStyle w:val="KeywordTok"/>
-        </w:rPr>
-        <w:t xml:space="preserve">assert</w:t>
-      </w:r>
-      <w:r>
-        <w:rPr>
-          <w:rStyle w:val="NormalTok"/>
-        </w:rPr>
-        <w:t xml:space="preserve"> </w:t>
-      </w:r>
-      <w:r>
-        <w:rPr>
-          <w:rStyle w:val="KeywordTok"/>
-        </w:rPr>
-        <w:t xml:space="preserve">property</w:t>
-      </w:r>
-      <w:r>
-        <w:rPr>
-          <w:rStyle w:val="NormalTok"/>
-        </w:rPr>
-        <w:t xml:space="preserve"> (</w:t>
-      </w:r>
-      <w:r>
-        <w:br/>
-      </w:r>
-      <w:r>
-        <w:rPr>
-          <w:rStyle w:val="NormalTok"/>
-        </w:rPr>
-        <w:t xml:space="preserve">  @(</w:t>
-      </w:r>
-      <w:r>
-        <w:rPr>
-          <w:rStyle w:val="KeywordTok"/>
-        </w:rPr>
-        <w:t xml:space="preserve">posedge</w:t>
-      </w:r>
-      <w:r>
-        <w:rPr>
-          <w:rStyle w:val="NormalTok"/>
-        </w:rPr>
-        <w:t xml:space="preserve"> hclk_i) </w:t>
-      </w:r>
-      <w:r>
-        <w:rPr>
-          <w:rStyle w:val="KeywordTok"/>
-        </w:rPr>
-        <w:t xml:space="preserve">disable</w:t>
-      </w:r>
-      <w:r>
-        <w:rPr>
-          <w:rStyle w:val="NormalTok"/>
-        </w:rPr>
-        <w:t xml:space="preserve"> </w:t>
-      </w:r>
-      <w:r>
-        <w:rPr>
-          <w:rStyle w:val="KeywordTok"/>
-        </w:rPr>
-        <w:t xml:space="preserve">iff</w:t>
-      </w:r>
-      <w:r>
-        <w:rPr>
-          <w:rStyle w:val="NormalTok"/>
-        </w:rPr>
-        <w:t xml:space="preserve"> (!core_rst_n)</w:t>
-      </w:r>
-      <w:r>
-        <w:br/>
-      </w:r>
-      <w:r>
-        <w:rPr>
-          <w:rStyle w:val="NormalTok"/>
-        </w:rPr>
-        <w:t xml:space="preserve">  (csr_access &amp;&amp; csr_addr </w:t>
-      </w:r>
-      <w:r>
-        <w:rPr>
-          <w:rStyle w:val="KeywordTok"/>
-        </w:rPr>
-        <w:t xml:space="preserve">inside</w:t>
-      </w:r>
-      <w:r>
-        <w:rPr>
-          <w:rStyle w:val="NormalTok"/>
-        </w:rPr>
-        <w:t xml:space="preserve"> {</w:t>
-      </w:r>
-      <w:r>
-        <w:rPr>
-          <w:rStyle w:val="BaseNTok"/>
-        </w:rPr>
-        <w:t xml:space="preserve">12'h7B0</w:t>
-      </w:r>
-      <w:r>
-        <w:rPr>
-          <w:rStyle w:val="NormalTok"/>
-        </w:rPr>
-        <w:t xml:space="preserve">, </w:t>
-      </w:r>
-      <w:r>
-        <w:rPr>
-          <w:rStyle w:val="BaseNTok"/>
-        </w:rPr>
-        <w:t xml:space="preserve">12'h7B1</w:t>
-      </w:r>
-      <w:r>
-        <w:rPr>
-          <w:rStyle w:val="NormalTok"/>
-        </w:rPr>
-        <w:t xml:space="preserve">, </w:t>
-      </w:r>
-      <w:r>
-        <w:rPr>
-          <w:rStyle w:val="BaseNTok"/>
-        </w:rPr>
-        <w:t xml:space="preserve">12'h7B2</w:t>
-      </w:r>
-      <w:r>
-        <w:rPr>
-          <w:rStyle w:val="NormalTok"/>
-        </w:rPr>
-        <w:t xml:space="preserve">, </w:t>
-      </w:r>
-      <w:r>
-        <w:rPr>
-          <w:rStyle w:val="BaseNTok"/>
-        </w:rPr>
-        <w:t xml:space="preserve">12'h7B3</w:t>
-      </w:r>
-      <w:r>
-        <w:rPr>
-          <w:rStyle w:val="NormalTok"/>
-        </w:rPr>
-        <w:t xml:space="preserve">})</w:t>
-      </w:r>
-      <w:r>
-        <w:br/>
-      </w:r>
-      <w:r>
-        <w:rPr>
-          <w:rStyle w:val="NormalTok"/>
+          <w:rStyle w:val="VerbatimChar"/>
+        </w:rPr>
+        <w:t xml:space="preserve">a_debug_csr_illegal: assert property (</w:t>
+      </w:r>
+      <w:r>
+        <w:br/>
+      </w:r>
+      <w:r>
+        <w:rPr>
+          <w:rStyle w:val="VerbatimChar"/>
+        </w:rPr>
+        <w:t xml:space="preserve">  @(posedge hclk_i) disable iff (!core_rst_n)</w:t>
+      </w:r>
+      <w:r>
+        <w:br/>
+      </w:r>
+      <w:r>
+        <w:rPr>
+          <w:rStyle w:val="VerbatimChar"/>
+        </w:rPr>
+        <w:t xml:space="preserve">  (csr_access &amp;&amp; csr_addr inside {12'h7B0, 12'h7B1, 12'h7B2, 12'h7B3})</w:t>
+      </w:r>
+      <w:r>
+        <w:br/>
+      </w:r>
+      <w:r>
+        <w:rPr>
+          <w:rStyle w:val="VerbatimChar"/>
         </w:rPr>
         <w:t xml:space="preserve">    |-&gt; illegal_instruction);</w:t>
       </w:r>
@@ -11125,7 +9900,7 @@
       </w:r>
       <w:r>
         <w:rPr>
-          <w:rStyle w:val="CommentTok"/>
+          <w:rStyle w:val="VerbatimChar"/>
         </w:rPr>
         <w:t xml:space="preserve">// --- mnxti reads zero, never traps (N-13.1)</w:t>
       </w:r>
@@ -11134,111 +9909,27 @@
       </w:r>
       <w:r>
         <w:rPr>
-          <w:rStyle w:val="NormalTok"/>
-        </w:rPr>
-        <w:t xml:space="preserve">a_mnxti_zero: </w:t>
-      </w:r>
-      <w:r>
-        <w:rPr>
-          <w:rStyle w:val="KeywordTok"/>
-        </w:rPr>
-        <w:t xml:space="preserve">assert</w:t>
-      </w:r>
-      <w:r>
-        <w:rPr>
-          <w:rStyle w:val="NormalTok"/>
-        </w:rPr>
-        <w:t xml:space="preserve"> </w:t>
-      </w:r>
-      <w:r>
-        <w:rPr>
-          <w:rStyle w:val="KeywordTok"/>
-        </w:rPr>
-        <w:t xml:space="preserve">property</w:t>
-      </w:r>
-      <w:r>
-        <w:rPr>
-          <w:rStyle w:val="NormalTok"/>
-        </w:rPr>
-        <w:t xml:space="preserve"> (</w:t>
-      </w:r>
-      <w:r>
-        <w:br/>
-      </w:r>
-      <w:r>
-        <w:rPr>
-          <w:rStyle w:val="NormalTok"/>
-        </w:rPr>
-        <w:t xml:space="preserve">  @(</w:t>
-      </w:r>
-      <w:r>
-        <w:rPr>
-          <w:rStyle w:val="KeywordTok"/>
-        </w:rPr>
-        <w:t xml:space="preserve">posedge</w:t>
-      </w:r>
-      <w:r>
-        <w:rPr>
-          <w:rStyle w:val="NormalTok"/>
-        </w:rPr>
-        <w:t xml:space="preserve"> hclk_i) </w:t>
-      </w:r>
-      <w:r>
-        <w:rPr>
-          <w:rStyle w:val="KeywordTok"/>
-        </w:rPr>
-        <w:t xml:space="preserve">disable</w:t>
-      </w:r>
-      <w:r>
-        <w:rPr>
-          <w:rStyle w:val="NormalTok"/>
-        </w:rPr>
-        <w:t xml:space="preserve"> </w:t>
-      </w:r>
-      <w:r>
-        <w:rPr>
-          <w:rStyle w:val="KeywordTok"/>
-        </w:rPr>
-        <w:t xml:space="preserve">iff</w:t>
-      </w:r>
-      <w:r>
-        <w:rPr>
-          <w:rStyle w:val="NormalTok"/>
-        </w:rPr>
-        <w:t xml:space="preserve"> (!core_rst_n)</w:t>
-      </w:r>
-      <w:r>
-        <w:br/>
-      </w:r>
-      <w:r>
-        <w:rPr>
-          <w:rStyle w:val="NormalTok"/>
-        </w:rPr>
-        <w:t xml:space="preserve">  (csr_read &amp;&amp; csr_addr == </w:t>
-      </w:r>
-      <w:r>
-        <w:rPr>
-          <w:rStyle w:val="BaseNTok"/>
-        </w:rPr>
-        <w:t xml:space="preserve">12'h345</w:t>
-      </w:r>
-      <w:r>
-        <w:rPr>
-          <w:rStyle w:val="NormalTok"/>
-        </w:rPr>
-        <w:t xml:space="preserve">) |-&gt; (csr_rdata == </w:t>
-      </w:r>
-      <w:r>
-        <w:rPr>
-          <w:rStyle w:val="BaseNTok"/>
-        </w:rPr>
-        <w:t xml:space="preserve">32'h0</w:t>
-      </w:r>
-      <w:r>
-        <w:rPr>
-          <w:rStyle w:val="NormalTok"/>
-        </w:rPr>
-        <w:t xml:space="preserve">));</w:t>
+          <w:rStyle w:val="VerbatimChar"/>
+        </w:rPr>
+        <w:t xml:space="preserve">a_mnxti_zero: assert property (</w:t>
+      </w:r>
+      <w:r>
+        <w:br/>
+      </w:r>
+      <w:r>
+        <w:rPr>
+          <w:rStyle w:val="VerbatimChar"/>
+        </w:rPr>
+        <w:t xml:space="preserve">  @(posedge hclk_i) disable iff (!core_rst_n)</w:t>
+      </w:r>
+      <w:r>
+        <w:br/>
+      </w:r>
+      <w:r>
+        <w:rPr>
+          <w:rStyle w:val="VerbatimChar"/>
+        </w:rPr>
+        <w:t xml:space="preserve">  (csr_read &amp;&amp; csr_addr == 12'h345) |-&gt; (csr_rdata == 32'h0));</w:t>
       </w:r>
     </w:p>
     <w:p>
@@ -11248,15 +9939,15 @@
         </w:pict>
       </w:r>
     </w:p>
-    <w:bookmarkEnd w:id="49"/>
-    <w:bookmarkStart w:id="50" w:name="verification-plan"/>
     <w:p>
       <w:pPr>
         <w:pStyle w:val="Heading2"/>
       </w:pPr>
+      <w:bookmarkStart w:id="51" w:name="X7c07a5b179cc8ff504630894f7928110af6ce23"/>
       <w:r>
         <w:t xml:space="preserve">11 Verification plan</w:t>
       </w:r>
+      <w:bookmarkEnd w:id="51"/>
     </w:p>
     <w:p>
       <w:pPr>
@@ -11264,7 +9955,6 @@
       </w:pPr>
       <w:r>
         <w:rPr>
-          <w:bCs/>
           <w:b/>
         </w:rPr>
         <w:t xml:space="preserve">[N-11.1]</w:t>
@@ -11279,29 +9969,27 @@
         <w:t xml:space="preserve"> </w:t>
       </w:r>
       <w:r>
-        <w:t xml:space="preserve">regression tests — is retained and must continue to pass. Rev 3.0’s additions:</w:t>
+        <w:t xml:space="preserve">regression tests — is retained and must continue to pass. Rev 3.0's additions:</w:t>
       </w:r>
     </w:p>
     <w:tbl>
       <w:tblPr>
         <w:tblStyle w:val="Table"/>
-        <w:tblW w:type="pct" w:w="5000"/>
-        <w:tblLook w:firstRow="1" w:lastRow="0" w:firstColumn="0" w:lastColumn="0" w:noHBand="0" w:noVBand="0" w:val="0020"/>
-        <w:jc w:val="start"/>
+        <w:tblW w:type="pct" w:w="0.0"/>
+        <w:tblLook w:firstRow="1"/>
       </w:tblPr>
-      <w:tblGrid>
-        <w:gridCol w:w="1584"/>
-        <w:gridCol w:w="1584"/>
-        <w:gridCol w:w="1584"/>
-        <w:gridCol w:w="1584"/>
-        <w:gridCol w:w="1584"/>
-      </w:tblGrid>
+      <w:tblGrid/>
       <w:tr>
         <w:trPr>
-          <w:tblHeader w:val="true"/>
+          <w:cnfStyle w:firstRow="1"/>
         </w:trPr>
         <w:tc>
-          <w:tcPr/>
+          <w:tcPr>
+            <w:tcBorders>
+              <w:bottom w:val="single"/>
+            </w:tcBorders>
+            <w:vAlign w:val="bottom"/>
+          </w:tcPr>
           <w:p>
             <w:pPr>
               <w:pStyle w:val="Compact"/>
@@ -11313,7 +10001,12 @@
           </w:p>
         </w:tc>
         <w:tc>
-          <w:tcPr/>
+          <w:tcPr>
+            <w:tcBorders>
+              <w:bottom w:val="single"/>
+            </w:tcBorders>
+            <w:vAlign w:val="bottom"/>
+          </w:tcPr>
           <w:p>
             <w:pPr>
               <w:pStyle w:val="Compact"/>
@@ -11325,7 +10018,12 @@
           </w:p>
         </w:tc>
         <w:tc>
-          <w:tcPr/>
+          <w:tcPr>
+            <w:tcBorders>
+              <w:bottom w:val="single"/>
+            </w:tcBorders>
+            <w:vAlign w:val="bottom"/>
+          </w:tcPr>
           <w:p>
             <w:pPr>
               <w:pStyle w:val="Compact"/>
@@ -11337,7 +10035,12 @@
           </w:p>
         </w:tc>
         <w:tc>
-          <w:tcPr/>
+          <w:tcPr>
+            <w:tcBorders>
+              <w:bottom w:val="single"/>
+            </w:tcBorders>
+            <w:vAlign w:val="bottom"/>
+          </w:tcPr>
           <w:p>
             <w:pPr>
               <w:pStyle w:val="Compact"/>
@@ -11349,7 +10052,12 @@
           </w:p>
         </w:tc>
         <w:tc>
-          <w:tcPr/>
+          <w:tcPr>
+            <w:tcBorders>
+              <w:bottom w:val="single"/>
+            </w:tcBorders>
+            <w:vAlign w:val="bottom"/>
+          </w:tcPr>
           <w:p>
             <w:pPr>
               <w:pStyle w:val="Compact"/>
@@ -11363,7 +10071,6 @@
       </w:tr>
       <w:tr>
         <w:tc>
-          <w:tcPr/>
           <w:p>
             <w:pPr>
               <w:pStyle w:val="Compact"/>
@@ -11375,7 +10082,6 @@
           </w:p>
         </w:tc>
         <w:tc>
-          <w:tcPr/>
           <w:p>
             <w:pPr>
               <w:pStyle w:val="Compact"/>
@@ -11390,7 +10096,6 @@
           </w:p>
         </w:tc>
         <w:tc>
-          <w:tcPr/>
           <w:p>
             <w:pPr>
               <w:pStyle w:val="Compact"/>
@@ -11426,7 +10131,6 @@
           </w:p>
         </w:tc>
         <w:tc>
-          <w:tcPr/>
           <w:p>
             <w:pPr>
               <w:pStyle w:val="Compact"/>
@@ -11438,7 +10142,6 @@
           </w:p>
         </w:tc>
         <w:tc>
-          <w:tcPr/>
           <w:p>
             <w:pPr>
               <w:pStyle w:val="Compact"/>
@@ -11452,7 +10155,6 @@
       </w:tr>
       <w:tr>
         <w:tc>
-          <w:tcPr/>
           <w:p>
             <w:pPr>
               <w:pStyle w:val="Compact"/>
@@ -11464,7 +10166,6 @@
           </w:p>
         </w:tc>
         <w:tc>
-          <w:tcPr/>
           <w:p>
             <w:pPr>
               <w:pStyle w:val="Compact"/>
@@ -11476,7 +10177,6 @@
           </w:p>
         </w:tc>
         <w:tc>
-          <w:tcPr/>
           <w:p>
             <w:pPr>
               <w:pStyle w:val="Compact"/>
@@ -11488,7 +10188,6 @@
           </w:p>
         </w:tc>
         <w:tc>
-          <w:tcPr/>
           <w:p>
             <w:pPr>
               <w:pStyle w:val="Compact"/>
@@ -11500,7 +10199,6 @@
           </w:p>
         </w:tc>
         <w:tc>
-          <w:tcPr/>
           <w:p>
             <w:pPr>
               <w:pStyle w:val="Compact"/>
@@ -11514,7 +10212,6 @@
       </w:tr>
       <w:tr>
         <w:tc>
-          <w:tcPr/>
           <w:p>
             <w:pPr>
               <w:pStyle w:val="Compact"/>
@@ -11526,7 +10223,6 @@
           </w:p>
         </w:tc>
         <w:tc>
-          <w:tcPr/>
           <w:p>
             <w:pPr>
               <w:pStyle w:val="Compact"/>
@@ -11541,7 +10237,6 @@
           </w:p>
         </w:tc>
         <w:tc>
-          <w:tcPr/>
           <w:p>
             <w:pPr>
               <w:pStyle w:val="Compact"/>
@@ -11553,7 +10248,6 @@
           </w:p>
         </w:tc>
         <w:tc>
-          <w:tcPr/>
           <w:p>
             <w:pPr>
               <w:pStyle w:val="Compact"/>
@@ -11565,7 +10259,6 @@
           </w:p>
         </w:tc>
         <w:tc>
-          <w:tcPr/>
           <w:p>
             <w:pPr>
               <w:pStyle w:val="Compact"/>
@@ -11579,7 +10272,6 @@
       </w:tr>
       <w:tr>
         <w:tc>
-          <w:tcPr/>
           <w:p>
             <w:pPr>
               <w:pStyle w:val="Compact"/>
@@ -11591,7 +10283,6 @@
           </w:p>
         </w:tc>
         <w:tc>
-          <w:tcPr/>
           <w:p>
             <w:pPr>
               <w:pStyle w:val="Compact"/>
@@ -11606,7 +10297,6 @@
           </w:p>
         </w:tc>
         <w:tc>
-          <w:tcPr/>
           <w:p>
             <w:pPr>
               <w:pStyle w:val="Compact"/>
@@ -11618,7 +10308,6 @@
           </w:p>
         </w:tc>
         <w:tc>
-          <w:tcPr/>
           <w:p>
             <w:pPr>
               <w:pStyle w:val="Compact"/>
@@ -11630,7 +10319,6 @@
           </w:p>
         </w:tc>
         <w:tc>
-          <w:tcPr/>
           <w:p>
             <w:pPr>
               <w:pStyle w:val="Compact"/>
@@ -11644,7 +10332,6 @@
       </w:tr>
       <w:tr>
         <w:tc>
-          <w:tcPr/>
           <w:p>
             <w:pPr>
               <w:pStyle w:val="Compact"/>
@@ -11656,7 +10343,6 @@
           </w:p>
         </w:tc>
         <w:tc>
-          <w:tcPr/>
           <w:p>
             <w:pPr>
               <w:pStyle w:val="Compact"/>
@@ -11671,7 +10357,6 @@
           </w:p>
         </w:tc>
         <w:tc>
-          <w:tcPr/>
           <w:p>
             <w:pPr>
               <w:pStyle w:val="Compact"/>
@@ -11698,7 +10383,6 @@
           </w:p>
         </w:tc>
         <w:tc>
-          <w:tcPr/>
           <w:p>
             <w:pPr>
               <w:pStyle w:val="Compact"/>
@@ -11710,7 +10394,6 @@
           </w:p>
         </w:tc>
         <w:tc>
-          <w:tcPr/>
           <w:p>
             <w:pPr>
               <w:pStyle w:val="Compact"/>
@@ -11724,7 +10407,6 @@
       </w:tr>
       <w:tr>
         <w:tc>
-          <w:tcPr/>
           <w:p>
             <w:pPr>
               <w:pStyle w:val="Compact"/>
@@ -11736,7 +10418,6 @@
           </w:p>
         </w:tc>
         <w:tc>
-          <w:tcPr/>
           <w:p>
             <w:pPr>
               <w:pStyle w:val="Compact"/>
@@ -11751,7 +10432,6 @@
           </w:p>
         </w:tc>
         <w:tc>
-          <w:tcPr/>
           <w:p>
             <w:pPr>
               <w:pStyle w:val="Compact"/>
@@ -11763,7 +10443,6 @@
           </w:p>
         </w:tc>
         <w:tc>
-          <w:tcPr/>
           <w:p>
             <w:pPr>
               <w:pStyle w:val="Compact"/>
@@ -11775,7 +10454,6 @@
           </w:p>
         </w:tc>
         <w:tc>
-          <w:tcPr/>
           <w:p>
             <w:pPr>
               <w:pStyle w:val="Compact"/>
@@ -11789,7 +10467,6 @@
       </w:tr>
       <w:tr>
         <w:tc>
-          <w:tcPr/>
           <w:p>
             <w:pPr>
               <w:pStyle w:val="Compact"/>
@@ -11801,7 +10478,6 @@
           </w:p>
         </w:tc>
         <w:tc>
-          <w:tcPr/>
           <w:p>
             <w:pPr>
               <w:pStyle w:val="Compact"/>
@@ -11816,15 +10492,13 @@
           </w:p>
         </w:tc>
         <w:tc>
-          <w:tcPr/>
-          <w:p>
-            <w:pPr>
-              <w:pStyle w:val="Compact"/>
-              <w:jc w:val="left"/>
-            </w:pPr>
-            <w:r>
-              <w:rPr>
-                <w:bCs/>
+          <w:p>
+            <w:pPr>
+              <w:pStyle w:val="Compact"/>
+              <w:jc w:val="left"/>
+            </w:pPr>
+            <w:r>
+              <w:rPr>
                 <w:b/>
               </w:rPr>
               <w:t xml:space="preserve">all 20 combinations of [N-7.23]</w:t>
@@ -11832,7 +10506,6 @@
           </w:p>
         </w:tc>
         <w:tc>
-          <w:tcPr/>
           <w:p>
             <w:pPr>
               <w:pStyle w:val="Compact"/>
@@ -11844,15 +10517,13 @@
           </w:p>
         </w:tc>
         <w:tc>
-          <w:tcPr/>
-          <w:p>
-            <w:pPr>
-              <w:pStyle w:val="Compact"/>
-              <w:jc w:val="left"/>
-            </w:pPr>
-            <w:r>
-              <w:rPr>
-                <w:bCs/>
+          <w:p>
+            <w:pPr>
+              <w:pStyle w:val="Compact"/>
+              <w:jc w:val="left"/>
+            </w:pPr>
+            <w:r>
+              <w:rPr>
                 <w:b/>
               </w:rPr>
               <w:t xml:space="preserve">new — the priority test</w:t>
@@ -11862,7 +10533,6 @@
       </w:tr>
       <w:tr>
         <w:tc>
-          <w:tcPr/>
           <w:p>
             <w:pPr>
               <w:pStyle w:val="Compact"/>
@@ -11874,7 +10544,6 @@
           </w:p>
         </w:tc>
         <w:tc>
-          <w:tcPr/>
           <w:p>
             <w:pPr>
               <w:pStyle w:val="Compact"/>
@@ -11889,7 +10558,6 @@
           </w:p>
         </w:tc>
         <w:tc>
-          <w:tcPr/>
           <w:p>
             <w:pPr>
               <w:pStyle w:val="Compact"/>
@@ -11901,7 +10569,6 @@
           </w:p>
         </w:tc>
         <w:tc>
-          <w:tcPr/>
           <w:p>
             <w:pPr>
               <w:pStyle w:val="Compact"/>
@@ -11913,7 +10580,6 @@
           </w:p>
         </w:tc>
         <w:tc>
-          <w:tcPr/>
           <w:p>
             <w:pPr>
               <w:pStyle w:val="Compact"/>
@@ -11927,7 +10593,6 @@
       </w:tr>
       <w:tr>
         <w:tc>
-          <w:tcPr/>
           <w:p>
             <w:pPr>
               <w:pStyle w:val="Compact"/>
@@ -11939,7 +10604,6 @@
           </w:p>
         </w:tc>
         <w:tc>
-          <w:tcPr/>
           <w:p>
             <w:pPr>
               <w:pStyle w:val="Compact"/>
@@ -11954,7 +10618,6 @@
           </w:p>
         </w:tc>
         <w:tc>
-          <w:tcPr/>
           <w:p>
             <w:pPr>
               <w:pStyle w:val="Compact"/>
@@ -11966,7 +10629,6 @@
           </w:p>
         </w:tc>
         <w:tc>
-          <w:tcPr/>
           <w:p>
             <w:pPr>
               <w:pStyle w:val="Compact"/>
@@ -11978,7 +10640,6 @@
           </w:p>
         </w:tc>
         <w:tc>
-          <w:tcPr/>
           <w:p>
             <w:pPr>
               <w:pStyle w:val="Compact"/>
@@ -11992,7 +10653,6 @@
       </w:tr>
       <w:tr>
         <w:tc>
-          <w:tcPr/>
           <w:p>
             <w:pPr>
               <w:pStyle w:val="Compact"/>
@@ -12004,7 +10664,6 @@
           </w:p>
         </w:tc>
         <w:tc>
-          <w:tcPr/>
           <w:p>
             <w:pPr>
               <w:pStyle w:val="Compact"/>
@@ -12019,7 +10678,6 @@
           </w:p>
         </w:tc>
         <w:tc>
-          <w:tcPr/>
           <w:p>
             <w:pPr>
               <w:pStyle w:val="Compact"/>
@@ -12031,7 +10689,6 @@
           </w:p>
         </w:tc>
         <w:tc>
-          <w:tcPr/>
           <w:p>
             <w:pPr>
               <w:pStyle w:val="Compact"/>
@@ -12043,7 +10700,6 @@
           </w:p>
         </w:tc>
         <w:tc>
-          <w:tcPr/>
           <w:p>
             <w:pPr>
               <w:pStyle w:val="Compact"/>
@@ -12057,7 +10713,6 @@
       </w:tr>
       <w:tr>
         <w:tc>
-          <w:tcPr/>
           <w:p>
             <w:pPr>
               <w:pStyle w:val="Compact"/>
@@ -12069,7 +10724,6 @@
           </w:p>
         </w:tc>
         <w:tc>
-          <w:tcPr/>
           <w:p>
             <w:pPr>
               <w:pStyle w:val="Compact"/>
@@ -12084,7 +10738,6 @@
           </w:p>
         </w:tc>
         <w:tc>
-          <w:tcPr/>
           <w:p>
             <w:pPr>
               <w:pStyle w:val="Compact"/>
@@ -12123,7 +10776,6 @@
           </w:p>
         </w:tc>
         <w:tc>
-          <w:tcPr/>
           <w:p>
             <w:pPr>
               <w:pStyle w:val="Compact"/>
@@ -12135,7 +10787,6 @@
           </w:p>
         </w:tc>
         <w:tc>
-          <w:tcPr/>
           <w:p>
             <w:pPr>
               <w:pStyle w:val="Compact"/>
@@ -12154,53 +10805,165 @@
       </w:pPr>
       <w:r>
         <w:rPr>
-          <w:bCs/>
           <w:b/>
         </w:rPr>
-        <w:t xml:space="preserve">[N-11.2]</w:t>
-      </w:r>
-      <w:r>
-        <w:t xml:space="preserve"> </w:t>
-      </w:r>
-      <w:r>
-        <w:rPr>
-          <w:rStyle w:val="VerbatimChar"/>
-          <w:bCs/>
+        <w:t xml:space="preserve">[N-11.2a] STATUS 2026-09-26.</w:t>
+      </w:r>
+      <w:r>
+        <w:t xml:space="preserve"> </w:t>
+      </w:r>
+      <w:r>
+        <w:t xml:space="preserve">The properties of [N-11.3] now exist</w:t>
+      </w:r>
+      <w:r>
+        <w:t xml:space="preserve"> </w:t>
+      </w:r>
+      <w:r>
+        <w:t xml:space="preserve">(</w:t>
+      </w:r>
+      <w:r>
+        <w:rPr>
+          <w:rStyle w:val="VerbatimChar"/>
+        </w:rPr>
+        <w:t xml:space="preserve">rtl/core/pipe_ctrl_sva.sv</w:t>
+      </w:r>
+      <w:r>
+        <w:t xml:space="preserve">, bound at</w:t>
+      </w:r>
+      <w:r>
+        <w:t xml:space="preserve"> </w:t>
+      </w:r>
+      <w:r>
+        <w:rPr>
+          <w:rStyle w:val="VerbatimChar"/>
+        </w:rPr>
+        <w:t xml:space="preserve">garuda_core_top</w:t>
+      </w:r>
+      <w:r>
+        <w:t xml:space="preserve">) and the matrix is</w:t>
+      </w:r>
+      <w:r>
+        <w:t xml:space="preserve"> </w:t>
+      </w:r>
+      <w:r>
+        <w:t xml:space="preserve">measurable with</w:t>
+      </w:r>
+      <w:r>
+        <w:t xml:space="preserve"> </w:t>
+      </w:r>
+      <w:r>
+        <w:rPr>
+          <w:rStyle w:val="VerbatimChar"/>
+        </w:rPr>
+        <w:t xml:space="preserve">make pipe_matrix</w:t>
+      </w:r>
+      <w:r>
+        <w:t xml:space="preserve">. Measured across every test hex: the nine</w:t>
+      </w:r>
+      <w:r>
+        <w:t xml:space="preserve"> </w:t>
+      </w:r>
+      <w:r>
+        <w:t xml:space="preserve">plain hold x register cells are all reached;</w:t>
+      </w:r>
+      <w:r>
+        <w:t xml:space="preserve"> </w:t>
+      </w:r>
+      <w:r>
+        <w:rPr>
           <w:b/>
         </w:rPr>
-        <w:t xml:space="preserve">t_core_hold_flush_matrix</w:t>
-      </w:r>
-      <w:r>
-        <w:rPr>
-          <w:bCs/>
+        <w:t xml:space="preserve">all four hold-versus-flush</w:t>
+      </w:r>
+      <w:r>
+        <w:rPr>
           <w:b/>
         </w:rPr>
         <w:t xml:space="preserve"> </w:t>
       </w:r>
       <w:r>
         <w:rPr>
-          <w:bCs/>
           <w:b/>
         </w:rPr>
-        <w:t xml:space="preserve">is the most valuable new test in this project.</w:t>
-      </w:r>
-      <w:r>
-        <w:t xml:space="preserve"> </w:t>
-      </w:r>
-      <w:r>
-        <w:t xml:space="preserve">Four errata came from this cross product and all four were found by someone thinking of the</w:t>
-      </w:r>
-      <w:r>
-        <w:t xml:space="preserve"> </w:t>
-      </w:r>
-      <w:r>
-        <w:t xml:space="preserve">case. The matrix is 20 entries; enumerating it exhaustively costs a day and closes the</w:t>
-      </w:r>
-      <w:r>
-        <w:t xml:space="preserve"> </w:t>
-      </w:r>
-      <w:r>
-        <w:t xml:space="preserve">class.</w:t>
+        <w:t xml:space="preserve">collision cells are reached zero times</w:t>
+      </w:r>
+      <w:r>
+        <w:t xml:space="preserve"> </w:t>
+      </w:r>
+      <w:r>
+        <w:t xml:space="preserve">— and those four are where errata</w:t>
+      </w:r>
+      <w:r>
+        <w:t xml:space="preserve"> </w:t>
+      </w:r>
+      <w:r>
+        <w:t xml:space="preserve">P-1, P-2 and P-3 came from. They may be unreachable by construction</w:t>
+      </w:r>
+      <w:r>
+        <w:t xml:space="preserve"> </w:t>
+      </w:r>
+      <w:r>
+        <w:t xml:space="preserve">(</w:t>
+      </w:r>
+      <w:r>
+        <w:rPr>
+          <w:rStyle w:val="VerbatimChar"/>
+        </w:rPr>
+        <w:t xml:space="preserve">load_use_stall</w:t>
+      </w:r>
+      <w:r>
+        <w:t xml:space="preserve"> </w:t>
+      </w:r>
+      <w:r>
+        <w:t xml:space="preserve">and</w:t>
+      </w:r>
+      <w:r>
+        <w:t xml:space="preserve"> </w:t>
+      </w:r>
+      <w:r>
+        <w:rPr>
+          <w:rStyle w:val="VerbatimChar"/>
+        </w:rPr>
+        <w:t xml:space="preserve">ex_redirect</w:t>
+      </w:r>
+      <w:r>
+        <w:t xml:space="preserve"> </w:t>
+      </w:r>
+      <w:r>
+        <w:t xml:space="preserve">both key off the instruction in ID/EX, and</w:t>
+      </w:r>
+      <w:r>
+        <w:t xml:space="preserve"> </w:t>
+      </w:r>
+      <w:r>
+        <w:t xml:space="preserve">one instruction cannot be both a load and a branch). Simulation cannot separate</w:t>
+      </w:r>
+      <w:r>
+        <w:t xml:space="preserve"> </w:t>
+      </w:r>
+      <w:r>
+        <w:t xml:space="preserve">"unreachable" from "untested"; formal can, which makes [N-11.3] the next step</w:t>
+      </w:r>
+      <w:r>
+        <w:t xml:space="preserve"> </w:t>
+      </w:r>
+      <w:r>
+        <w:t xml:space="preserve">rather than the directed test. See</w:t>
+      </w:r>
+      <w:r>
+        <w:t xml:space="preserve"> </w:t>
+      </w:r>
+      <w:r>
+        <w:rPr>
+          <w:rStyle w:val="VerbatimChar"/>
+        </w:rPr>
+        <w:t xml:space="preserve">Docs/BUGS.md</w:t>
+      </w:r>
+      <w:r>
+        <w:t xml:space="preserve"> </w:t>
+      </w:r>
+      <w:r>
+        <w:t xml:space="preserve">AUD-8.</w:t>
       </w:r>
     </w:p>
     <w:p>
@@ -12209,132 +10972,49 @@
       </w:pPr>
       <w:r>
         <w:rPr>
-          <w:bCs/>
           <w:b/>
         </w:rPr>
-        <w:t xml:space="preserve">[N-11.3]</w:t>
-      </w:r>
-      <w:r>
-        <w:t xml:space="preserve"> </w:t>
-      </w:r>
-      <w:r>
-        <w:rPr>
-          <w:bCs/>
+        <w:t xml:space="preserve">[N-11.2]</w:t>
+      </w:r>
+      <w:r>
+        <w:t xml:space="preserve"> </w:t>
+      </w:r>
+      <w:r>
+        <w:rPr>
+          <w:rStyle w:val="VerbatimChar"/>
           <w:b/>
         </w:rPr>
-        <w:t xml:space="preserve">Formal is strongly recommended for</w:t>
-      </w:r>
-      <w:r>
-        <w:rPr>
-          <w:bCs/>
+        <w:t xml:space="preserve">t_core_hold_flush_matrix</w:t>
+      </w:r>
+      <w:r>
+        <w:rPr>
           <w:b/>
         </w:rPr>
         <w:t xml:space="preserve"> </w:t>
       </w:r>
       <w:r>
         <w:rPr>
-          <w:rStyle w:val="VerbatimChar"/>
-          <w:bCs/>
           <w:b/>
         </w:rPr>
-        <w:t xml:space="preserve">pipe_ctrl</w:t>
-      </w:r>
-      <w:r>
-        <w:rPr>
-          <w:bCs/>
-          <w:b/>
-        </w:rPr>
-        <w:t xml:space="preserve">.</w:t>
-      </w:r>
-      <w:r>
-        <w:t xml:space="preserve"> </w:t>
-      </w:r>
-      <w:r>
-        <w:t xml:space="preserve">The hold/flush composition</w:t>
-      </w:r>
-      <w:r>
-        <w:t xml:space="preserve"> </w:t>
-      </w:r>
-      <w:r>
-        <w:t xml:space="preserve">is a small, bounded, purely combinational-plus-one-register property set, and it is the</w:t>
-      </w:r>
-      <w:r>
-        <w:t xml:space="preserve"> </w:t>
-      </w:r>
-      <w:r>
-        <w:t xml:space="preserve">highest-probability location for a remaining silicon bug in the whole chip. The properties</w:t>
-      </w:r>
-      <w:r>
-        <w:t xml:space="preserve"> </w:t>
-      </w:r>
-      <w:r>
-        <w:rPr>
-          <w:rStyle w:val="VerbatimChar"/>
-        </w:rPr>
-        <w:t xml:space="preserve">a_flush_beats_hold</w:t>
-      </w:r>
-      <w:r>
-        <w:t xml:space="preserve">,</w:t>
-      </w:r>
-      <w:r>
-        <w:t xml:space="preserve"> </w:t>
-      </w:r>
-      <w:r>
-        <w:rPr>
-          <w:rStyle w:val="VerbatimChar"/>
-        </w:rPr>
-        <w:t xml:space="preserve">a_h2_defers_flush</w:t>
-      </w:r>
-      <w:r>
-        <w:t xml:space="preserve">,</w:t>
-      </w:r>
-      <w:r>
-        <w:t xml:space="preserve"> </w:t>
-      </w:r>
-      <w:r>
-        <w:rPr>
-          <w:rStyle w:val="VerbatimChar"/>
-        </w:rPr>
-        <w:t xml:space="preserve">a_trap_beats_branch</w:t>
-      </w:r>
-      <w:r>
-        <w:t xml:space="preserve">,</w:t>
-      </w:r>
-      <w:r>
-        <w:t xml:space="preserve"> </w:t>
-      </w:r>
-      <w:r>
-        <w:rPr>
-          <w:rStyle w:val="VerbatimChar"/>
-        </w:rPr>
-        <w:t xml:space="preserve">a_no_gate_with_bus</w:t>
-      </w:r>
-      <w:r>
-        <w:t xml:space="preserve"> </w:t>
-      </w:r>
-      <w:r>
-        <w:t xml:space="preserve">and</w:t>
-      </w:r>
-      <w:r>
-        <w:t xml:space="preserve"> </w:t>
-      </w:r>
-      <w:r>
-        <w:rPr>
-          <w:rStyle w:val="VerbatimChar"/>
-        </w:rPr>
-        <w:t xml:space="preserve">a_no_gate_with_flush</w:t>
-      </w:r>
-      <w:r>
-        <w:t xml:space="preserve"> </w:t>
-      </w:r>
-      <w:r>
-        <w:t xml:space="preserve">are all formal-tractable. If there is time</w:t>
-      </w:r>
-      <w:r>
-        <w:t xml:space="preserve"> </w:t>
-      </w:r>
-      <w:r>
-        <w:t xml:space="preserve">for formal on exactly one block, it is this one.</w:t>
+        <w:t xml:space="preserve">is the most valuable new test in this project.</w:t>
+      </w:r>
+      <w:r>
+        <w:t xml:space="preserve"> </w:t>
+      </w:r>
+      <w:r>
+        <w:t xml:space="preserve">Four errata came from this cross product and all four were found by someone thinking of the</w:t>
+      </w:r>
+      <w:r>
+        <w:t xml:space="preserve"> </w:t>
+      </w:r>
+      <w:r>
+        <w:t xml:space="preserve">case. The matrix is 20 entries; enumerating it exhaustively costs a day and closes the</w:t>
+      </w:r>
+      <w:r>
+        <w:t xml:space="preserve"> </w:t>
+      </w:r>
+      <w:r>
+        <w:t xml:space="preserve">class.</w:t>
       </w:r>
     </w:p>
     <w:p>
@@ -12343,9 +11023,137 @@
       </w:pPr>
       <w:r>
         <w:rPr>
-          <w:bCs/>
           <w:b/>
         </w:rPr>
+        <w:t xml:space="preserve">[N-11.3]</w:t>
+      </w:r>
+      <w:r>
+        <w:t xml:space="preserve"> </w:t>
+      </w:r>
+      <w:r>
+        <w:rPr>
+          <w:b/>
+        </w:rPr>
+        <w:t xml:space="preserve">Formal is strongly recommended for</w:t>
+      </w:r>
+      <w:r>
+        <w:rPr>
+          <w:b/>
+        </w:rPr>
+        <w:t xml:space="preserve"> </w:t>
+      </w:r>
+      <w:r>
+        <w:rPr>
+          <w:rStyle w:val="VerbatimChar"/>
+          <w:b/>
+        </w:rPr>
+        <w:t xml:space="preserve">pipe_ctrl</w:t>
+      </w:r>
+      <w:r>
+        <w:rPr>
+          <w:b/>
+        </w:rPr>
+        <w:t xml:space="preserve">.</w:t>
+      </w:r>
+      <w:r>
+        <w:t xml:space="preserve"> </w:t>
+      </w:r>
+      <w:r>
+        <w:t xml:space="preserve">The hold/flush composition</w:t>
+      </w:r>
+      <w:r>
+        <w:t xml:space="preserve"> </w:t>
+      </w:r>
+      <w:r>
+        <w:t xml:space="preserve">is a small, bounded, purely combinational-plus-one-register property set, and it is the</w:t>
+      </w:r>
+      <w:r>
+        <w:t xml:space="preserve"> </w:t>
+      </w:r>
+      <w:r>
+        <w:t xml:space="preserve">highest-probability location for a remaining silicon bug in the whole chip. The properties</w:t>
+      </w:r>
+      <w:r>
+        <w:t xml:space="preserve"> </w:t>
+      </w:r>
+      <w:r>
+        <w:rPr>
+          <w:rStyle w:val="VerbatimChar"/>
+        </w:rPr>
+        <w:t xml:space="preserve">a_flush_beats_hold</w:t>
+      </w:r>
+      <w:r>
+        <w:t xml:space="preserve">,</w:t>
+      </w:r>
+      <w:r>
+        <w:t xml:space="preserve"> </w:t>
+      </w:r>
+      <w:r>
+        <w:rPr>
+          <w:rStyle w:val="VerbatimChar"/>
+        </w:rPr>
+        <w:t xml:space="preserve">a_h2_defers_flush</w:t>
+      </w:r>
+      <w:r>
+        <w:t xml:space="preserve">,</w:t>
+      </w:r>
+      <w:r>
+        <w:t xml:space="preserve"> </w:t>
+      </w:r>
+      <w:r>
+        <w:rPr>
+          <w:rStyle w:val="VerbatimChar"/>
+        </w:rPr>
+        <w:t xml:space="preserve">a_trap_beats_branch</w:t>
+      </w:r>
+      <w:r>
+        <w:t xml:space="preserve">,</w:t>
+      </w:r>
+      <w:r>
+        <w:t xml:space="preserve"> </w:t>
+      </w:r>
+      <w:r>
+        <w:rPr>
+          <w:rStyle w:val="VerbatimChar"/>
+        </w:rPr>
+        <w:t xml:space="preserve">a_no_gate_with_bus</w:t>
+      </w:r>
+      <w:r>
+        <w:t xml:space="preserve"> </w:t>
+      </w:r>
+      <w:r>
+        <w:t xml:space="preserve">and</w:t>
+      </w:r>
+      <w:r>
+        <w:t xml:space="preserve"> </w:t>
+      </w:r>
+      <w:r>
+        <w:rPr>
+          <w:rStyle w:val="VerbatimChar"/>
+        </w:rPr>
+        <w:t xml:space="preserve">a_no_gate_with_flush</w:t>
+      </w:r>
+      <w:r>
+        <w:t xml:space="preserve"> </w:t>
+      </w:r>
+      <w:r>
+        <w:t xml:space="preserve">are all formal-tractable. If there is time</w:t>
+      </w:r>
+      <w:r>
+        <w:t xml:space="preserve"> </w:t>
+      </w:r>
+      <w:r>
+        <w:t xml:space="preserve">for formal on exactly one block, it is this one.</w:t>
+      </w:r>
+    </w:p>
+    <w:p>
+      <w:pPr>
+        <w:pStyle w:val="BodyText"/>
+      </w:pPr>
+      <w:r>
+        <w:rPr>
+          <w:b/>
+        </w:rPr>
         <w:t xml:space="preserve">[N-11.4]</w:t>
       </w:r>
       <w:r>
@@ -12358,7 +11166,7 @@
         <w:t xml:space="preserve"> </w:t>
       </w:r>
       <w:r>
-        <w:t xml:space="preserve">An ICG’s enable timing and the resulting clock waveform are not visible in RTL simulation,</w:t>
+        <w:t xml:space="preserve">An ICG's enable timing and the resulting clock waveform are not visible in RTL simulation,</w:t>
       </w:r>
       <w:r>
         <w:t xml:space="preserve"> </w:t>
@@ -12374,33 +11182,34 @@
         </w:pict>
       </w:r>
     </w:p>
-    <w:bookmarkEnd w:id="50"/>
-    <w:bookmarkStart w:id="51" w:name="design-decisions"/>
     <w:p>
       <w:pPr>
         <w:pStyle w:val="Heading2"/>
       </w:pPr>
+      <w:bookmarkStart w:id="52" w:name="X59f5cce7eef127036c20cabc8986d1f4e77c1bc"/>
       <w:r>
         <w:t xml:space="preserve">12 Design decisions</w:t>
       </w:r>
+      <w:bookmarkEnd w:id="52"/>
     </w:p>
     <w:tbl>
       <w:tblPr>
         <w:tblStyle w:val="Table"/>
-        <w:tblW w:type="pct" w:w="5000"/>
-        <w:tblLook w:firstRow="1" w:lastRow="0" w:firstColumn="0" w:lastColumn="0" w:noHBand="0" w:noVBand="0" w:val="0020"/>
-        <w:jc w:val="start"/>
+        <w:tblW w:type="pct" w:w="0.0"/>
+        <w:tblLook w:firstRow="1"/>
       </w:tblPr>
-      <w:tblGrid>
-        <w:gridCol w:w="3960"/>
-        <w:gridCol w:w="3960"/>
-      </w:tblGrid>
+      <w:tblGrid/>
       <w:tr>
         <w:trPr>
-          <w:tblHeader w:val="true"/>
+          <w:cnfStyle w:firstRow="1"/>
         </w:trPr>
         <w:tc>
-          <w:tcPr/>
+          <w:tcPr>
+            <w:tcBorders>
+              <w:bottom w:val="single"/>
+            </w:tcBorders>
+            <w:vAlign w:val="bottom"/>
+          </w:tcPr>
           <w:p>
             <w:pPr>
               <w:pStyle w:val="Compact"/>
@@ -12412,7 +11221,12 @@
           </w:p>
         </w:tc>
         <w:tc>
-          <w:tcPr/>
+          <w:tcPr>
+            <w:tcBorders>
+              <w:bottom w:val="single"/>
+            </w:tcBorders>
+            <w:vAlign w:val="bottom"/>
+          </w:tcPr>
           <w:p>
             <w:pPr>
               <w:pStyle w:val="Compact"/>
@@ -12426,7 +11240,6 @@
       </w:tr>
       <w:tr>
         <w:tc>
-          <w:tcPr/>
           <w:p>
             <w:pPr>
               <w:pStyle w:val="Compact"/>
@@ -12438,7 +11251,6 @@
           </w:p>
         </w:tc>
         <w:tc>
-          <w:tcPr/>
           <w:p>
             <w:pPr>
               <w:pStyle w:val="Compact"/>
@@ -12452,7 +11264,6 @@
       </w:tr>
       <w:tr>
         <w:tc>
-          <w:tcPr/>
           <w:p>
             <w:pPr>
               <w:pStyle w:val="Compact"/>
@@ -12473,7 +11284,6 @@
           </w:p>
         </w:tc>
         <w:tc>
-          <w:tcPr/>
           <w:p>
             <w:pPr>
               <w:pStyle w:val="Compact"/>
@@ -12487,7 +11297,6 @@
       </w:tr>
       <w:tr>
         <w:tc>
-          <w:tcPr/>
           <w:p>
             <w:pPr>
               <w:pStyle w:val="Compact"/>
@@ -12508,7 +11317,6 @@
           </w:p>
         </w:tc>
         <w:tc>
-          <w:tcPr/>
           <w:p>
             <w:pPr>
               <w:pStyle w:val="Compact"/>
@@ -12522,7 +11330,6 @@
       </w:tr>
       <w:tr>
         <w:tc>
-          <w:tcPr/>
           <w:p>
             <w:pPr>
               <w:pStyle w:val="Compact"/>
@@ -12552,7 +11359,6 @@
           </w:p>
         </w:tc>
         <w:tc>
-          <w:tcPr/>
           <w:p>
             <w:pPr>
               <w:pStyle w:val="Compact"/>
@@ -12566,7 +11372,6 @@
       </w:tr>
       <w:tr>
         <w:tc>
-          <w:tcPr/>
           <w:p>
             <w:pPr>
               <w:pStyle w:val="Compact"/>
@@ -12578,7 +11383,6 @@
           </w:p>
         </w:tc>
         <w:tc>
-          <w:tcPr/>
           <w:p>
             <w:pPr>
               <w:pStyle w:val="Compact"/>
@@ -12598,33 +11402,34 @@
         </w:pict>
       </w:r>
     </w:p>
-    <w:bookmarkEnd w:id="51"/>
-    <w:bookmarkStart w:id="52" w:name="not-implemented"/>
     <w:p>
       <w:pPr>
         <w:pStyle w:val="Heading2"/>
       </w:pPr>
+      <w:bookmarkStart w:id="53" w:name="X28f9a372160e4cdd897fa6b3a066b04db81ebc8"/>
       <w:r>
         <w:t xml:space="preserve">13 Not implemented</w:t>
       </w:r>
+      <w:bookmarkEnd w:id="53"/>
     </w:p>
     <w:tbl>
       <w:tblPr>
         <w:tblStyle w:val="Table"/>
-        <w:tblW w:type="pct" w:w="5000"/>
-        <w:tblLook w:firstRow="1" w:lastRow="0" w:firstColumn="0" w:lastColumn="0" w:noHBand="0" w:noVBand="0" w:val="0020"/>
-        <w:jc w:val="start"/>
+        <w:tblW w:type="pct" w:w="0.0"/>
+        <w:tblLook w:firstRow="1"/>
       </w:tblPr>
-      <w:tblGrid>
-        <w:gridCol w:w="3960"/>
-        <w:gridCol w:w="3960"/>
-      </w:tblGrid>
+      <w:tblGrid/>
       <w:tr>
         <w:trPr>
-          <w:tblHeader w:val="true"/>
+          <w:cnfStyle w:firstRow="1"/>
         </w:trPr>
         <w:tc>
-          <w:tcPr/>
+          <w:tcPr>
+            <w:tcBorders>
+              <w:bottom w:val="single"/>
+            </w:tcBorders>
+            <w:vAlign w:val="bottom"/>
+          </w:tcPr>
           <w:p>
             <w:pPr>
               <w:pStyle w:val="Compact"/>
@@ -12636,7 +11441,12 @@
           </w:p>
         </w:tc>
         <w:tc>
-          <w:tcPr/>
+          <w:tcPr>
+            <w:tcBorders>
+              <w:bottom w:val="single"/>
+            </w:tcBorders>
+            <w:vAlign w:val="bottom"/>
+          </w:tcPr>
           <w:p>
             <w:pPr>
               <w:pStyle w:val="Compact"/>
@@ -12650,7 +11460,6 @@
       </w:tr>
       <w:tr>
         <w:tc>
-          <w:tcPr/>
           <w:p>
             <w:pPr>
               <w:pStyle w:val="Compact"/>
@@ -12662,7 +11471,6 @@
           </w:p>
         </w:tc>
         <w:tc>
-          <w:tcPr/>
           <w:p>
             <w:pPr>
               <w:pStyle w:val="Compact"/>
@@ -12676,7 +11484,6 @@
       </w:tr>
       <w:tr>
         <w:tc>
-          <w:tcPr/>
           <w:p>
             <w:pPr>
               <w:pStyle w:val="Compact"/>
@@ -12688,7 +11495,6 @@
           </w:p>
         </w:tc>
         <w:tc>
-          <w:tcPr/>
           <w:p>
             <w:pPr>
               <w:pStyle w:val="Compact"/>
@@ -12702,7 +11508,6 @@
       </w:tr>
       <w:tr>
         <w:tc>
-          <w:tcPr/>
           <w:p>
             <w:pPr>
               <w:pStyle w:val="Compact"/>
@@ -12714,7 +11519,6 @@
           </w:p>
         </w:tc>
         <w:tc>
-          <w:tcPr/>
           <w:p>
             <w:pPr>
               <w:pStyle w:val="Compact"/>
@@ -12728,7 +11532,6 @@
             </w:r>
             <w:r>
               <w:rPr>
-                <w:bCs/>
                 <w:b/>
               </w:rPr>
               <w:t xml:space="preserve">The honest cost: no memory protection, so a wild pointer can write any peripheral register including PWM.</w:t>
@@ -12744,7 +11547,6 @@
       </w:tr>
       <w:tr>
         <w:tc>
-          <w:tcPr/>
           <w:p>
             <w:pPr>
               <w:pStyle w:val="Compact"/>
@@ -12756,7 +11558,6 @@
           </w:p>
         </w:tc>
         <w:tc>
-          <w:tcPr/>
           <w:p>
             <w:pPr>
               <w:pStyle w:val="Compact"/>
@@ -12770,7 +11571,6 @@
       </w:tr>
       <w:tr>
         <w:tc>
-          <w:tcPr/>
           <w:p>
             <w:pPr>
               <w:pStyle w:val="Compact"/>
@@ -12782,7 +11582,6 @@
           </w:p>
         </w:tc>
         <w:tc>
-          <w:tcPr/>
           <w:p>
             <w:pPr>
               <w:pStyle w:val="Compact"/>
@@ -12796,7 +11595,6 @@
       </w:tr>
       <w:tr>
         <w:tc>
-          <w:tcPr/>
           <w:p>
             <w:pPr>
               <w:pStyle w:val="Compact"/>
@@ -12811,7 +11609,6 @@
           </w:p>
         </w:tc>
         <w:tc>
-          <w:tcPr/>
           <w:p>
             <w:pPr>
               <w:pStyle w:val="Compact"/>
@@ -12825,7 +11622,6 @@
       </w:tr>
       <w:tr>
         <w:tc>
-          <w:tcPr/>
           <w:p>
             <w:pPr>
               <w:pStyle w:val="Compact"/>
@@ -12837,7 +11633,6 @@
           </w:p>
         </w:tc>
         <w:tc>
-          <w:tcPr/>
           <w:p>
             <w:pPr>
               <w:pStyle w:val="Compact"/>
@@ -12866,7 +11661,6 @@
             </w:r>
             <w:r>
               <w:rPr>
-                <w:bCs/>
                 <w:b/>
               </w:rPr>
               <w:t xml:space="preserve">v2 path:</w:t>
@@ -12930,7 +11724,6 @@
       </w:tr>
       <w:tr>
         <w:tc>
-          <w:tcPr/>
           <w:p>
             <w:pPr>
               <w:pStyle w:val="Compact"/>
@@ -12942,7 +11735,6 @@
           </w:p>
         </w:tc>
         <w:tc>
-          <w:tcPr/>
           <w:p>
             <w:pPr>
               <w:pStyle w:val="Compact"/>
@@ -12971,7 +11763,6 @@
       </w:tr>
       <w:tr>
         <w:tc>
-          <w:tcPr/>
           <w:p>
             <w:pPr>
               <w:pStyle w:val="Compact"/>
@@ -13001,7 +11792,6 @@
           </w:p>
         </w:tc>
         <w:tc>
-          <w:tcPr/>
           <w:p>
             <w:pPr>
               <w:pStyle w:val="Compact"/>
@@ -13021,15 +11811,15 @@
         </w:pict>
       </w:r>
     </w:p>
-    <w:bookmarkEnd w:id="52"/>
-    <w:bookmarkStart w:id="53" w:name="open-items"/>
     <w:p>
       <w:pPr>
         <w:pStyle w:val="Heading2"/>
       </w:pPr>
+      <w:bookmarkStart w:id="54" w:name="X1b92181afb94626b64dde4a1928e66f4dbfaa1b"/>
       <w:r>
         <w:t xml:space="preserve">14 Open items</w:t>
       </w:r>
+      <w:bookmarkEnd w:id="54"/>
     </w:p>
     <w:p>
       <w:pPr>
@@ -13037,7 +11827,6 @@
       </w:pPr>
       <w:r>
         <w:rPr>
-          <w:bCs/>
           <w:b/>
         </w:rPr>
         <w:t xml:space="preserve">OPEN-9 (carried):</w:t>
@@ -13082,7 +11871,6 @@
       </w:pPr>
       <w:r>
         <w:rPr>
-          <w:bCs/>
           <w:b/>
         </w:rPr>
         <w:t xml:space="preserve">OPEN-10 (carried):</w:t>
@@ -13134,15 +11922,15 @@
         </w:pict>
       </w:r>
     </w:p>
-    <w:bookmarkEnd w:id="53"/>
-    <w:bookmarkStart w:id="54" w:name="errata"/>
     <w:p>
       <w:pPr>
         <w:pStyle w:val="Heading2"/>
       </w:pPr>
+      <w:bookmarkStart w:id="55" w:name="Xcf6ad7b8070c666514712df471d6381a14b1a48"/>
       <w:r>
         <w:t xml:space="preserve">15 Errata</w:t>
       </w:r>
+      <w:bookmarkEnd w:id="55"/>
     </w:p>
     <w:p>
       <w:pPr>
@@ -13161,23 +11949,21 @@
     <w:tbl>
       <w:tblPr>
         <w:tblStyle w:val="Table"/>
-        <w:tblW w:type="pct" w:w="5000"/>
-        <w:tblLook w:firstRow="1" w:lastRow="0" w:firstColumn="0" w:lastColumn="0" w:noHBand="0" w:noVBand="0" w:val="0020"/>
-        <w:jc w:val="start"/>
+        <w:tblW w:type="pct" w:w="0.0"/>
+        <w:tblLook w:firstRow="1"/>
       </w:tblPr>
-      <w:tblGrid>
-        <w:gridCol w:w="1584"/>
-        <w:gridCol w:w="1584"/>
-        <w:gridCol w:w="1584"/>
-        <w:gridCol w:w="1584"/>
-        <w:gridCol w:w="1584"/>
-      </w:tblGrid>
+      <w:tblGrid/>
       <w:tr>
         <w:trPr>
-          <w:tblHeader w:val="true"/>
+          <w:cnfStyle w:firstRow="1"/>
         </w:trPr>
         <w:tc>
-          <w:tcPr/>
+          <w:tcPr>
+            <w:tcBorders>
+              <w:bottom w:val="single"/>
+            </w:tcBorders>
+            <w:vAlign w:val="bottom"/>
+          </w:tcPr>
           <w:p>
             <w:pPr>
               <w:pStyle w:val="Compact"/>
@@ -13189,7 +11975,12 @@
           </w:p>
         </w:tc>
         <w:tc>
-          <w:tcPr/>
+          <w:tcPr>
+            <w:tcBorders>
+              <w:bottom w:val="single"/>
+            </w:tcBorders>
+            <w:vAlign w:val="bottom"/>
+          </w:tcPr>
           <w:p>
             <w:pPr>
               <w:pStyle w:val="Compact"/>
@@ -13201,7 +11992,12 @@
           </w:p>
         </w:tc>
         <w:tc>
-          <w:tcPr/>
+          <w:tcPr>
+            <w:tcBorders>
+              <w:bottom w:val="single"/>
+            </w:tcBorders>
+            <w:vAlign w:val="bottom"/>
+          </w:tcPr>
           <w:p>
             <w:pPr>
               <w:pStyle w:val="Compact"/>
@@ -13213,7 +12009,12 @@
           </w:p>
         </w:tc>
         <w:tc>
-          <w:tcPr/>
+          <w:tcPr>
+            <w:tcBorders>
+              <w:bottom w:val="single"/>
+            </w:tcBorders>
+            <w:vAlign w:val="bottom"/>
+          </w:tcPr>
           <w:p>
             <w:pPr>
               <w:pStyle w:val="Compact"/>
@@ -13225,7 +12026,12 @@
           </w:p>
         </w:tc>
         <w:tc>
-          <w:tcPr/>
+          <w:tcPr>
+            <w:tcBorders>
+              <w:bottom w:val="single"/>
+            </w:tcBorders>
+            <w:vAlign w:val="bottom"/>
+          </w:tcPr>
           <w:p>
             <w:pPr>
               <w:pStyle w:val="Compact"/>
@@ -13239,7 +12045,6 @@
       </w:tr>
       <w:tr>
         <w:tc>
-          <w:tcPr/>
           <w:p>
             <w:pPr>
               <w:pStyle w:val="Compact"/>
@@ -13251,7 +12056,6 @@
           </w:p>
         </w:tc>
         <w:tc>
-          <w:tcPr/>
           <w:p>
             <w:pPr>
               <w:pStyle w:val="Compact"/>
@@ -13272,7 +12076,6 @@
           </w:p>
         </w:tc>
         <w:tc>
-          <w:tcPr/>
           <w:p>
             <w:pPr>
               <w:pStyle w:val="Compact"/>
@@ -13284,7 +12087,6 @@
           </w:p>
         </w:tc>
         <w:tc>
-          <w:tcPr/>
           <w:p>
             <w:pPr>
               <w:pStyle w:val="Compact"/>
@@ -13296,7 +12098,6 @@
           </w:p>
         </w:tc>
         <w:tc>
-          <w:tcPr/>
           <w:p>
             <w:pPr>
               <w:pStyle w:val="Compact"/>
@@ -13313,7 +12114,6 @@
       </w:tr>
       <w:tr>
         <w:tc>
-          <w:tcPr/>
           <w:p>
             <w:pPr>
               <w:pStyle w:val="Compact"/>
@@ -13325,7 +12125,6 @@
           </w:p>
         </w:tc>
         <w:tc>
-          <w:tcPr/>
           <w:p>
             <w:pPr>
               <w:pStyle w:val="Compact"/>
@@ -13349,7 +12148,6 @@
           </w:p>
         </w:tc>
         <w:tc>
-          <w:tcPr/>
           <w:p>
             <w:pPr>
               <w:pStyle w:val="Compact"/>
@@ -13361,7 +12159,6 @@
           </w:p>
         </w:tc>
         <w:tc>
-          <w:tcPr/>
           <w:p>
             <w:pPr>
               <w:pStyle w:val="Compact"/>
@@ -13373,7 +12170,6 @@
           </w:p>
         </w:tc>
         <w:tc>
-          <w:tcPr/>
           <w:p>
             <w:pPr>
               <w:pStyle w:val="Compact"/>
@@ -13390,7 +12186,6 @@
       </w:tr>
       <w:tr>
         <w:tc>
-          <w:tcPr/>
           <w:p>
             <w:pPr>
               <w:pStyle w:val="Compact"/>
@@ -13402,7 +12197,6 @@
           </w:p>
         </w:tc>
         <w:tc>
-          <w:tcPr/>
           <w:p>
             <w:pPr>
               <w:pStyle w:val="Compact"/>
@@ -13414,7 +12208,6 @@
           </w:p>
         </w:tc>
         <w:tc>
-          <w:tcPr/>
           <w:p>
             <w:pPr>
               <w:pStyle w:val="Compact"/>
@@ -13426,7 +12219,6 @@
           </w:p>
         </w:tc>
         <w:tc>
-          <w:tcPr/>
           <w:p>
             <w:pPr>
               <w:pStyle w:val="Compact"/>
@@ -13453,7 +12245,6 @@
           </w:p>
         </w:tc>
         <w:tc>
-          <w:tcPr/>
           <w:p>
             <w:pPr>
               <w:pStyle w:val="Compact"/>
@@ -13470,7 +12261,6 @@
       </w:tr>
       <w:tr>
         <w:tc>
-          <w:tcPr/>
           <w:p>
             <w:pPr>
               <w:pStyle w:val="Compact"/>
@@ -13482,7 +12272,6 @@
           </w:p>
         </w:tc>
         <w:tc>
-          <w:tcPr/>
           <w:p>
             <w:pPr>
               <w:pStyle w:val="Compact"/>
@@ -13494,7 +12283,6 @@
           </w:p>
         </w:tc>
         <w:tc>
-          <w:tcPr/>
           <w:p>
             <w:pPr>
               <w:pStyle w:val="Compact"/>
@@ -13523,7 +12311,6 @@
             </w:r>
             <w:r>
               <w:rPr>
-                <w:bCs/>
                 <w:b/>
               </w:rPr>
               <w:t xml:space="preserve">verify which is intended against the priv spec before release</w:t>
@@ -13537,7 +12324,6 @@
           </w:p>
         </w:tc>
         <w:tc>
-          <w:tcPr/>
           <w:p>
             <w:pPr>
               <w:pStyle w:val="Compact"/>
@@ -13549,7 +12335,6 @@
           </w:p>
         </w:tc>
         <w:tc>
-          <w:tcPr/>
           <w:p>
             <w:pPr>
               <w:pStyle w:val="Compact"/>
@@ -13571,7 +12356,6 @@
       </w:pPr>
       <w:r>
         <w:rPr>
-          <w:bCs/>
           <w:b/>
         </w:rPr>
         <w:t xml:space="preserve">Interface changes in Rev 3.0 (not errata):</w:t>
@@ -13580,20 +12364,21 @@
     <w:tbl>
       <w:tblPr>
         <w:tblStyle w:val="Table"/>
-        <w:tblW w:type="auto" w:w="0"/>
-        <w:tblLook w:firstRow="1" w:lastRow="0" w:firstColumn="0" w:lastColumn="0" w:noHBand="0" w:noVBand="0" w:val="0020"/>
-        <w:jc w:val="start"/>
+        <w:tblW w:type="pct" w:w="0.0"/>
+        <w:tblLook w:firstRow="1"/>
       </w:tblPr>
-      <w:tblGrid>
-        <w:gridCol w:w="3960"/>
-        <w:gridCol w:w="3960"/>
-      </w:tblGrid>
+      <w:tblGrid/>
       <w:tr>
         <w:trPr>
-          <w:tblHeader w:val="true"/>
+          <w:cnfStyle w:firstRow="1"/>
         </w:trPr>
         <w:tc>
-          <w:tcPr/>
+          <w:tcPr>
+            <w:tcBorders>
+              <w:bottom w:val="single"/>
+            </w:tcBorders>
+            <w:vAlign w:val="bottom"/>
+          </w:tcPr>
           <w:p>
             <w:pPr>
               <w:pStyle w:val="Compact"/>
@@ -13605,7 +12390,12 @@
           </w:p>
         </w:tc>
         <w:tc>
-          <w:tcPr/>
+          <w:tcPr>
+            <w:tcBorders>
+              <w:bottom w:val="single"/>
+            </w:tcBorders>
+            <w:vAlign w:val="bottom"/>
+          </w:tcPr>
           <w:p>
             <w:pPr>
               <w:pStyle w:val="Compact"/>
@@ -13619,7 +12409,6 @@
       </w:tr>
       <w:tr>
         <w:tc>
-          <w:tcPr/>
           <w:p>
             <w:pPr>
               <w:pStyle w:val="Compact"/>
@@ -13649,7 +12438,6 @@
           </w:p>
         </w:tc>
         <w:tc>
-          <w:tcPr/>
           <w:p>
             <w:pPr>
               <w:pStyle w:val="Compact"/>
@@ -13663,7 +12451,6 @@
       </w:tr>
       <w:tr>
         <w:tc>
-          <w:tcPr/>
           <w:p>
             <w:pPr>
               <w:pStyle w:val="Compact"/>
@@ -13684,7 +12471,6 @@
           </w:p>
         </w:tc>
         <w:tc>
-          <w:tcPr/>
           <w:p>
             <w:pPr>
               <w:pStyle w:val="Compact"/>
@@ -13698,7 +12484,6 @@
       </w:tr>
       <w:tr>
         <w:tc>
-          <w:tcPr/>
           <w:p>
             <w:pPr>
               <w:pStyle w:val="Compact"/>
@@ -13719,7 +12504,6 @@
           </w:p>
         </w:tc>
         <w:tc>
-          <w:tcPr/>
           <w:p>
             <w:pPr>
               <w:pStyle w:val="Compact"/>
@@ -13733,7 +12517,6 @@
       </w:tr>
       <w:tr>
         <w:tc>
-          <w:tcPr/>
           <w:p>
             <w:pPr>
               <w:pStyle w:val="Compact"/>
@@ -13763,7 +12546,6 @@
           </w:p>
         </w:tc>
         <w:tc>
-          <w:tcPr/>
           <w:p>
             <w:pPr>
               <w:pStyle w:val="Compact"/>
@@ -13776,8 +12558,6 @@
         </w:tc>
       </w:tr>
     </w:tbl>
-    <w:bookmarkEnd w:id="54"/>
-    <w:bookmarkEnd w:id="55"/>
     <w:sectPr/>
   </w:body>
 </w:document>
@@ -13809,14 +12589,17 @@
 <file path=word/numbering.xml><?xml version="1.0" encoding="utf-8"?>
 <w:numbering xmlns:w="http://schemas.openxmlformats.org/wordprocessingml/2006/main">
   <w:abstractNum w:abstractNumId="990">
-    <w:nsid w:val="A990"/>
+    <w:nsid w:val="2c1ae401"/>
     <w:multiLevelType w:val="multilevel"/>
     <w:lvl w:ilvl="0">
       <w:numFmt w:val="bullet"/>
       <w:lvlText w:val=" "/>
       <w:lvlJc w:val="left"/>
       <w:pPr>
-        <w:ind w:left="720" w:hanging="480"/>
+        <w:tabs>
+          <w:tab w:val="num" w:pos="0"/>
+        </w:tabs>
+        <w:ind w:left="480" w:hanging="480"/>
       </w:pPr>
     </w:lvl>
     <w:lvl w:ilvl="1">
@@ -13824,7 +12607,10 @@
       <w:lvlText w:val=" "/>
       <w:lvlJc w:val="left"/>
       <w:pPr>
-        <w:ind w:left="1440" w:hanging="480"/>
+        <w:tabs>
+          <w:tab w:val="num" w:pos="720"/>
+        </w:tabs>
+        <w:ind w:left="1200" w:hanging="480"/>
       </w:pPr>
     </w:lvl>
     <w:lvl w:ilvl="2">
@@ -13832,7 +12618,10 @@
       <w:lvlText w:val=" "/>
       <w:lvlJc w:val="left"/>
       <w:pPr>
-        <w:ind w:left="2160" w:hanging="480"/>
+        <w:tabs>
+          <w:tab w:val="num" w:pos="1440"/>
+        </w:tabs>
+        <w:ind w:left="1920" w:hanging="480"/>
       </w:pPr>
     </w:lvl>
     <w:lvl w:ilvl="3">
@@ -13840,7 +12629,10 @@
       <w:lvlText w:val=" "/>
       <w:lvlJc w:val="left"/>
       <w:pPr>
-        <w:ind w:left="2880" w:hanging="480"/>
+        <w:tabs>
+          <w:tab w:val="num" w:pos="2160"/>
+        </w:tabs>
+        <w:ind w:left="2640" w:hanging="480"/>
       </w:pPr>
     </w:lvl>
     <w:lvl w:ilvl="4">
@@ -13848,7 +12640,10 @@
       <w:lvlText w:val=" "/>
       <w:lvlJc w:val="left"/>
       <w:pPr>
-        <w:ind w:left="3600" w:hanging="480"/>
+        <w:tabs>
+          <w:tab w:val="num" w:pos="2880"/>
+        </w:tabs>
+        <w:ind w:left="3360" w:hanging="480"/>
       </w:pPr>
     </w:lvl>
     <w:lvl w:ilvl="5">
@@ -13856,7 +12651,10 @@
       <w:lvlText w:val=" "/>
       <w:lvlJc w:val="left"/>
       <w:pPr>
-        <w:ind w:left="4320" w:hanging="480"/>
+        <w:tabs>
+          <w:tab w:val="num" w:pos="3600"/>
+        </w:tabs>
+        <w:ind w:left="4080" w:hanging="480"/>
       </w:pPr>
     </w:lvl>
     <w:lvl w:ilvl="6">
@@ -13864,7 +12662,10 @@
       <w:lvlText w:val=" "/>
       <w:lvlJc w:val="left"/>
       <w:pPr>
-        <w:ind w:left="5040" w:hanging="480"/>
+        <w:tabs>
+          <w:tab w:val="num" w:pos="4320"/>
+        </w:tabs>
+        <w:ind w:left="4800" w:hanging="480"/>
       </w:pPr>
     </w:lvl>
     <w:lvl w:ilvl="7">
@@ -13872,7 +12673,10 @@
       <w:lvlText w:val=" "/>
       <w:lvlJc w:val="left"/>
       <w:pPr>
-        <w:ind w:left="5760" w:hanging="480"/>
+        <w:tabs>
+          <w:tab w:val="num" w:pos="5040"/>
+        </w:tabs>
+        <w:ind w:left="5520" w:hanging="480"/>
       </w:pPr>
     </w:lvl>
     <w:lvl w:ilvl="8">
@@ -13880,12 +12684,15 @@
       <w:lvlText w:val=" "/>
       <w:lvlJc w:val="left"/>
       <w:pPr>
-        <w:ind w:left="6480" w:hanging="480"/>
+        <w:tabs>
+          <w:tab w:val="num" w:pos="5760"/>
+        </w:tabs>
+        <w:ind w:left="6240" w:hanging="480"/>
       </w:pPr>
     </w:lvl>
   </w:abstractNum>
-  <w:abstractNum w:abstractNumId="99411">
-    <w:nsid w:val="A99411"/>
+  <w:abstractNum w:abstractNumId="99211">
+    <w:nsid w:val="ea454b4c"/>
     <w:multiLevelType w:val="multilevel"/>
     <w:lvl w:ilvl="0">
       <w:start w:val="1"/>
@@ -13893,25 +12700,34 @@
       <w:lvlText w:val="%1."/>
       <w:lvlJc w:val="left"/>
       <w:pPr>
-        <w:ind w:left="720" w:hanging="480"/>
+        <w:tabs>
+          <w:tab w:val="num" w:pos="0"/>
+        </w:tabs>
+        <w:ind w:left="480" w:hanging="480"/>
       </w:pPr>
     </w:lvl>
     <w:lvl w:ilvl="1">
       <w:start w:val="1"/>
-      <w:numFmt w:val="decimal"/>
+      <w:numFmt w:val="lowerLetter"/>
       <w:lvlText w:val="%2."/>
       <w:lvlJc w:val="left"/>
       <w:pPr>
-        <w:ind w:left="1440" w:hanging="480"/>
+        <w:tabs>
+          <w:tab w:val="num" w:pos="720"/>
+        </w:tabs>
+        <w:ind w:left="1200" w:hanging="480"/>
       </w:pPr>
     </w:lvl>
     <w:lvl w:ilvl="2">
       <w:start w:val="1"/>
-      <w:numFmt w:val="decimal"/>
+      <w:numFmt w:val="lowerRoman"/>
       <w:lvlText w:val="%3."/>
       <w:lvlJc w:val="left"/>
       <w:pPr>
-        <w:ind w:left="2160" w:hanging="480"/>
+        <w:tabs>
+          <w:tab w:val="num" w:pos="1440"/>
+        </w:tabs>
+        <w:ind w:left="1920" w:hanging="480"/>
       </w:pPr>
     </w:lvl>
     <w:lvl w:ilvl="3">
@@ -13920,25 +12736,34 @@
       <w:lvlText w:val="%4."/>
       <w:lvlJc w:val="left"/>
       <w:pPr>
-        <w:ind w:left="2880" w:hanging="480"/>
+        <w:tabs>
+          <w:tab w:val="num" w:pos="2160"/>
+        </w:tabs>
+        <w:ind w:left="2640" w:hanging="480"/>
       </w:pPr>
     </w:lvl>
     <w:lvl w:ilvl="4">
       <w:start w:val="1"/>
-      <w:numFmt w:val="decimal"/>
+      <w:numFmt w:val="lowerLetter"/>
       <w:lvlText w:val="%5."/>
       <w:lvlJc w:val="left"/>
       <w:pPr>
-        <w:ind w:left="3600" w:hanging="480"/>
+        <w:tabs>
+          <w:tab w:val="num" w:pos="2880"/>
+        </w:tabs>
+        <w:ind w:left="3360" w:hanging="480"/>
       </w:pPr>
     </w:lvl>
     <w:lvl w:ilvl="5">
       <w:start w:val="1"/>
-      <w:numFmt w:val="decimal"/>
+      <w:numFmt w:val="lowerRoman"/>
       <w:lvlText w:val="%6."/>
       <w:lvlJc w:val="left"/>
       <w:pPr>
-        <w:ind w:left="4320" w:hanging="480"/>
+        <w:tabs>
+          <w:tab w:val="num" w:pos="3600"/>
+        </w:tabs>
+        <w:ind w:left="4080" w:hanging="480"/>
       </w:pPr>
     </w:lvl>
     <w:lvl w:ilvl="6">
@@ -13947,25 +12772,34 @@
       <w:lvlText w:val="%7."/>
       <w:lvlJc w:val="left"/>
       <w:pPr>
-        <w:ind w:left="5040" w:hanging="480"/>
+        <w:tabs>
+          <w:tab w:val="num" w:pos="4320"/>
+        </w:tabs>
+        <w:ind w:left="4800" w:hanging="480"/>
       </w:pPr>
     </w:lvl>
     <w:lvl w:ilvl="7">
       <w:start w:val="1"/>
-      <w:numFmt w:val="decimal"/>
+      <w:numFmt w:val="lowerLetter"/>
       <w:lvlText w:val="%8."/>
       <w:lvlJc w:val="left"/>
       <w:pPr>
-        <w:ind w:left="5760" w:hanging="480"/>
+        <w:tabs>
+          <w:tab w:val="num" w:pos="5040"/>
+        </w:tabs>
+        <w:ind w:left="5520" w:hanging="480"/>
       </w:pPr>
     </w:lvl>
     <w:lvl w:ilvl="8">
       <w:start w:val="1"/>
-      <w:numFmt w:val="decimal"/>
+      <w:numFmt w:val="lowerRoman"/>
       <w:lvlText w:val="%9."/>
       <w:lvlJc w:val="left"/>
       <w:pPr>
-        <w:ind w:left="6480" w:hanging="480"/>
+        <w:tabs>
+          <w:tab w:val="num" w:pos="5760"/>
+        </w:tabs>
+        <w:ind w:left="6240" w:hanging="480"/>
       </w:pPr>
     </w:lvl>
   </w:abstractNum>
@@ -13973,7 +12807,7 @@
     <w:abstractNumId w:val="990"/>
   </w:num>
   <w:num w:numId="1001">
-    <w:abstractNumId w:val="99411"/>
+    <w:abstractNumId w:val="99211"/>
     <w:lvlOverride w:ilvl="0">
       <w:startOverride w:val="1"/>
     </w:lvlOverride>
@@ -14010,10 +12844,10 @@
   <w:docDefaults>
     <w:rPrDefault>
       <w:rPr>
-        <w:rFonts w:asciiTheme="minorHAnsi" w:cstheme="minorBidi" w:eastAsiaTheme="minorHAnsi" w:hAnsiTheme="minorHAnsi"/>
+        <w:rFonts w:asciiTheme="minorHAnsi" w:eastAsiaTheme="minorHAnsi" w:hAnsiTheme="minorHAnsi" w:cstheme="minorBidi"/>
         <w:sz w:val="24"/>
         <w:szCs w:val="24"/>
-        <w:lang w:bidi="ar-SA" w:eastAsia="en-US" w:val="en-US"/>
+        <w:lang w:val="en-US" w:eastAsia="en-US" w:bidi="ar-SA"/>
       </w:rPr>
     </w:rPrDefault>
     <w:pPrDefault>
@@ -14022,35 +12856,35 @@
       </w:pPr>
     </w:pPrDefault>
   </w:docDefaults>
-  <w:latentStyles w:count="276" w:defLockedState="0" w:defQFormat="0" w:defSemiHidden="0" w:defUIPriority="0" w:defUnhideWhenUsed="0"/>
-  <w:style w:default="1" w:styleId="Normal" w:type="paragraph">
+  <w:latentStyles w:defLockedState="0" w:defUIPriority="0" w:defSemiHidden="0" w:defUnhideWhenUsed="0" w:defQFormat="0" w:count="276"/>
+  <w:style w:type="paragraph" w:default="1" w:styleId="Normal">
     <w:name w:val="Normal"/>
     <w:qFormat/>
   </w:style>
-  <w:style w:styleId="BodyText" w:type="paragraph">
+  <w:style w:type="paragraph" w:styleId="BodyText">
     <w:name w:val="Body Text"/>
     <w:basedOn w:val="Normal"/>
     <w:link w:val="BodyTextChar"/>
     <w:pPr>
-      <w:spacing w:after="180" w:before="180"/>
+      <w:spacing w:before="180" w:after="180"/>
     </w:pPr>
     <w:qFormat/>
   </w:style>
-  <w:style w:customStyle="1" w:styleId="FirstParagraph" w:type="paragraph">
+  <w:style w:type="paragraph" w:customStyle="1" w:styleId="FirstParagraph">
     <w:name w:val="First Paragraph"/>
     <w:basedOn w:val="BodyText"/>
     <w:next w:val="BodyText"/>
     <w:qFormat/>
   </w:style>
-  <w:style w:customStyle="1" w:styleId="Compact" w:type="paragraph">
+  <w:style w:type="paragraph" w:customStyle="1" w:styleId="Compact">
     <w:name w:val="Compact"/>
     <w:basedOn w:val="BodyText"/>
     <w:qFormat/>
     <w:pPr>
-      <w:spacing w:after="36" w:before="36"/>
+      <w:spacing w:before="36" w:after="36"/>
     </w:pPr>
   </w:style>
-  <w:style w:styleId="Title" w:type="paragraph">
+  <w:style w:type="paragraph" w:styleId="Title">
     <w:name w:val="Title"/>
     <w:basedOn w:val="Normal"/>
     <w:next w:val="BodyText"/>
@@ -14058,19 +12892,19 @@
     <w:pPr>
       <w:keepNext/>
       <w:keepLines/>
-      <w:spacing w:after="240" w:before="480"/>
+      <w:spacing w:before="480" w:after="240"/>
       <w:jc w:val="center"/>
     </w:pPr>
     <w:rPr>
-      <w:rFonts w:asciiTheme="majorHAnsi" w:cstheme="majorBidi" w:eastAsiaTheme="majorEastAsia" w:hAnsiTheme="majorHAnsi"/>
+      <w:rFonts w:asciiTheme="majorHAnsi" w:eastAsiaTheme="majorEastAsia" w:hAnsiTheme="majorHAnsi" w:cstheme="majorBidi"/>
       <w:b/>
       <w:bCs/>
-      <w:color w:themeColor="accent1" w:themeShade="B5" w:val="345A8A"/>
+      <w:color w:val="345A8A" w:themeColor="accent1" w:themeShade="B5"/>
       <w:sz w:val="36"/>
       <w:szCs w:val="36"/>
     </w:rPr>
   </w:style>
-  <w:style w:styleId="Subtitle" w:type="paragraph">
+  <w:style w:type="paragraph" w:styleId="Subtitle">
     <w:name w:val="Subtitle"/>
     <w:basedOn w:val="Title"/>
     <w:next w:val="BodyText"/>
@@ -14078,7 +12912,7 @@
     <w:pPr>
       <w:keepNext/>
       <w:keepLines/>
-      <w:spacing w:after="240" w:before="240"/>
+      <w:spacing w:before="240" w:after="240"/>
       <w:jc w:val="center"/>
     </w:pPr>
     <w:rPr>
@@ -14086,7 +12920,7 @@
       <w:szCs w:val="30"/>
     </w:rPr>
   </w:style>
-  <w:style w:customStyle="1" w:styleId="Author" w:type="paragraph">
+  <w:style w:type="paragraph" w:customStyle="1" w:styleId="Author">
     <w:name w:val="Author"/>
     <w:next w:val="BodyText"/>
     <w:qFormat/>
@@ -14096,7 +12930,7 @@
       <w:jc w:val="center"/>
     </w:pPr>
   </w:style>
-  <w:style w:styleId="Date" w:type="paragraph">
+  <w:style w:type="paragraph" w:styleId="Date">
     <w:name w:val="Date"/>
     <w:next w:val="BodyText"/>
     <w:qFormat/>
@@ -14106,26 +12940,7 @@
       <w:jc w:val="center"/>
     </w:pPr>
   </w:style>
-  <w:style w:customStyle="1" w:styleId="AbstractTitle" w:type="paragraph">
-    <w:name w:val="Abstract Title"/>
-    <w:basedOn w:val="Normal"/>
-    <w:next w:val="Abstract"/>
-    <w:qFormat/>
-    <w:pPr>
-      <w:keepNext/>
-      <w:keepLines/>
-      <w:jc w:val="center"/>
-      <w:spacing w:after="0" w:before="300"/>
-    </w:pPr>
-    <w:rPr>
-      <w:sz w:val="20"/>
-      <w:szCs w:val="20"/>
-      <w:b/>
-      <w:color w:val="345A8A"/>
-      &gt;
-    </w:rPr>
-  </w:style>
-  <w:style w:customStyle="1" w:styleId="Abstract" w:type="paragraph">
+  <w:style w:type="paragraph" w:customStyle="1" w:styleId="Abstract">
     <w:name w:val="Abstract"/>
     <w:basedOn w:val="Normal"/>
     <w:next w:val="BodyText"/>
@@ -14133,14 +12948,14 @@
     <w:pPr>
       <w:keepNext/>
       <w:keepLines/>
-      <w:spacing w:after="300" w:before="100"/>
+      <w:spacing w:before="300" w:after="300"/>
     </w:pPr>
     <w:rPr>
       <w:sz w:val="20"/>
       <w:szCs w:val="20"/>
     </w:rPr>
   </w:style>
-  <w:style w:styleId="Bibliography" w:type="paragraph">
+  <w:style w:type="paragraph" w:styleId="Bibliography">
     <w:name w:val="Bibliography"/>
     <w:basedOn w:val="Normal"/>
     <w:next w:val="Bibliography"/>
@@ -14148,7 +12963,7 @@
     <w:pPr/>
     <w:rPr/>
   </w:style>
-  <w:style w:styleId="Heading1" w:type="paragraph">
+  <w:style w:type="paragraph" w:styleId="Heading1">
     <w:name w:val="Heading 1"/>
     <w:basedOn w:val="Normal"/>
     <w:next w:val="BodyText"/>
@@ -14157,19 +12972,19 @@
     <w:pPr>
       <w:keepNext/>
       <w:keepLines/>
-      <w:spacing w:after="0" w:before="480"/>
+      <w:spacing w:before="480" w:after="0"/>
       <w:outlineLvl w:val="0"/>
     </w:pPr>
     <w:rPr>
-      <w:rFonts w:asciiTheme="majorHAnsi" w:cstheme="majorBidi" w:eastAsiaTheme="majorEastAsia" w:hAnsiTheme="majorHAnsi"/>
+      <w:rFonts w:asciiTheme="majorHAnsi" w:eastAsiaTheme="majorEastAsia" w:hAnsiTheme="majorHAnsi" w:cstheme="majorBidi"/>
       <w:b/>
       <w:bCs/>
-      <w:color w:themeColor="accent1" w:val="4F81BD"/>
+      <w:color w:val="4F81BD" w:themeColor="accent1"/>
       <w:sz w:val="32"/>
       <w:szCs w:val="32"/>
     </w:rPr>
   </w:style>
-  <w:style w:styleId="Heading2" w:type="paragraph">
+  <w:style w:type="paragraph" w:styleId="Heading2">
     <w:name w:val="Heading 2"/>
     <w:basedOn w:val="Normal"/>
     <w:next w:val="BodyText"/>
@@ -14179,19 +12994,19 @@
     <w:pPr>
       <w:keepNext/>
       <w:keepLines/>
-      <w:spacing w:after="0" w:before="200"/>
+      <w:spacing w:before="200" w:after="0"/>
       <w:outlineLvl w:val="1"/>
     </w:pPr>
     <w:rPr>
-      <w:rFonts w:asciiTheme="majorHAnsi" w:cstheme="majorBidi" w:eastAsiaTheme="majorEastAsia" w:hAnsiTheme="majorHAnsi"/>
+      <w:rFonts w:asciiTheme="majorHAnsi" w:eastAsiaTheme="majorEastAsia" w:hAnsiTheme="majorHAnsi" w:cstheme="majorBidi"/>
       <w:b/>
       <w:bCs/>
-      <w:color w:themeColor="accent1" w:val="4F81BD"/>
+      <w:color w:val="4F81BD" w:themeColor="accent1"/>
       <w:sz w:val="28"/>
       <w:szCs w:val="28"/>
     </w:rPr>
   </w:style>
-  <w:style w:styleId="Heading3" w:type="paragraph">
+  <w:style w:type="paragraph" w:styleId="Heading3">
     <w:name w:val="Heading 3"/>
     <w:basedOn w:val="Normal"/>
     <w:next w:val="BodyText"/>
@@ -14201,19 +13016,19 @@
     <w:pPr>
       <w:keepNext/>
       <w:keepLines/>
-      <w:spacing w:after="0" w:before="200"/>
+      <w:spacing w:before="200" w:after="0"/>
       <w:outlineLvl w:val="2"/>
     </w:pPr>
     <w:rPr>
-      <w:rFonts w:asciiTheme="majorHAnsi" w:cstheme="majorBidi" w:eastAsiaTheme="majorEastAsia" w:hAnsiTheme="majorHAnsi"/>
+      <w:rFonts w:asciiTheme="majorHAnsi" w:eastAsiaTheme="majorEastAsia" w:hAnsiTheme="majorHAnsi" w:cstheme="majorBidi"/>
       <w:b/>
       <w:bCs/>
-      <w:color w:themeColor="accent1" w:val="4F81BD"/>
+      <w:color w:val="4F81BD" w:themeColor="accent1"/>
       <w:sz w:val="24"/>
       <w:szCs w:val="24"/>
     </w:rPr>
   </w:style>
-  <w:style w:styleId="Heading4" w:type="paragraph">
+  <w:style w:type="paragraph" w:styleId="Heading4">
     <w:name w:val="Heading 4"/>
     <w:basedOn w:val="Normal"/>
     <w:next w:val="BodyText"/>
@@ -14223,19 +13038,19 @@
     <w:pPr>
       <w:keepNext/>
       <w:keepLines/>
-      <w:spacing w:after="0" w:before="200"/>
+      <w:spacing w:before="200" w:after="0"/>
       <w:outlineLvl w:val="3"/>
     </w:pPr>
     <w:rPr>
-      <w:rFonts w:asciiTheme="majorHAnsi" w:cstheme="majorBidi" w:eastAsiaTheme="majorEastAsia" w:hAnsiTheme="majorHAnsi"/>
+      <w:rFonts w:asciiTheme="majorHAnsi" w:eastAsiaTheme="majorEastAsia" w:hAnsiTheme="majorHAnsi" w:cstheme="majorBidi"/>
       <w:i/>
       <w:bCs/>
-      <w:color w:themeColor="accent1" w:val="4F81BD"/>
+      <w:color w:val="4F81BD" w:themeColor="accent1"/>
       <w:sz w:val="24"/>
       <w:szCs w:val="24"/>
     </w:rPr>
   </w:style>
-  <w:style w:styleId="Heading5" w:type="paragraph">
+  <w:style w:type="paragraph" w:styleId="Heading5">
     <w:name w:val="Heading 5"/>
     <w:basedOn w:val="Normal"/>
     <w:next w:val="BodyText"/>
@@ -14245,18 +13060,18 @@
     <w:pPr>
       <w:keepNext/>
       <w:keepLines/>
-      <w:spacing w:after="0" w:before="200"/>
+      <w:spacing w:before="200" w:after="0"/>
       <w:outlineLvl w:val="4"/>
     </w:pPr>
     <w:rPr>
-      <w:rFonts w:asciiTheme="majorHAnsi" w:cstheme="majorBidi" w:eastAsiaTheme="majorEastAsia" w:hAnsiTheme="majorHAnsi"/>
+      <w:rFonts w:asciiTheme="majorHAnsi" w:eastAsiaTheme="majorEastAsia" w:hAnsiTheme="majorHAnsi" w:cstheme="majorBidi"/>
       <w:iCs/>
-      <w:color w:themeColor="accent1" w:val="4F81BD"/>
+      <w:color w:val="4F81BD" w:themeColor="accent1"/>
       <w:sz w:val="24"/>
       <w:szCs w:val="24"/>
     </w:rPr>
   </w:style>
-  <w:style w:styleId="Heading6" w:type="paragraph">
+  <w:style w:type="paragraph" w:styleId="Heading6">
     <w:name w:val="Heading 6"/>
     <w:basedOn w:val="Normal"/>
     <w:next w:val="BodyText"/>
@@ -14266,17 +13081,17 @@
     <w:pPr>
       <w:keepNext/>
       <w:keepLines/>
-      <w:spacing w:after="0" w:before="200"/>
+      <w:spacing w:before="200" w:after="0"/>
       <w:outlineLvl w:val="5"/>
     </w:pPr>
     <w:rPr>
-      <w:rFonts w:asciiTheme="majorHAnsi" w:cstheme="majorBidi" w:eastAsiaTheme="majorEastAsia" w:hAnsiTheme="majorHAnsi"/>
-      <w:color w:themeColor="accent1" w:val="4F81BD"/>
+      <w:rFonts w:asciiTheme="majorHAnsi" w:eastAsiaTheme="majorEastAsia" w:hAnsiTheme="majorHAnsi" w:cstheme="majorBidi"/>
+      <w:color w:val="4F81BD" w:themeColor="accent1"/>
       <w:sz w:val="24"/>
       <w:szCs w:val="24"/>
     </w:rPr>
   </w:style>
-  <w:style w:styleId="Heading7" w:type="paragraph">
+  <w:style w:type="paragraph" w:styleId="Heading7">
     <w:name w:val="Heading 7"/>
     <w:basedOn w:val="Normal"/>
     <w:next w:val="BodyText"/>
@@ -14286,17 +13101,17 @@
     <w:pPr>
       <w:keepNext/>
       <w:keepLines/>
-      <w:spacing w:after="0" w:before="200"/>
+      <w:spacing w:before="200" w:after="0"/>
       <w:outlineLvl w:val="6"/>
     </w:pPr>
     <w:rPr>
-      <w:rFonts w:asciiTheme="majorHAnsi" w:cstheme="majorBidi" w:eastAsiaTheme="majorEastAsia" w:hAnsiTheme="majorHAnsi"/>
-      <w:color w:themeColor="accent1" w:val="4F81BD"/>
+      <w:rFonts w:asciiTheme="majorHAnsi" w:eastAsiaTheme="majorEastAsia" w:hAnsiTheme="majorHAnsi" w:cstheme="majorBidi"/>
+      <w:color w:val="4F81BD" w:themeColor="accent1"/>
       <w:sz w:val="24"/>
       <w:szCs w:val="24"/>
     </w:rPr>
   </w:style>
-  <w:style w:styleId="Heading8" w:type="paragraph">
+  <w:style w:type="paragraph" w:styleId="Heading8">
     <w:name w:val="Heading 8"/>
     <w:basedOn w:val="Normal"/>
     <w:next w:val="BodyText"/>
@@ -14306,17 +13121,17 @@
     <w:pPr>
       <w:keepNext/>
       <w:keepLines/>
-      <w:spacing w:after="0" w:before="200"/>
+      <w:spacing w:before="200" w:after="0"/>
       <w:outlineLvl w:val="7"/>
     </w:pPr>
     <w:rPr>
-      <w:rFonts w:asciiTheme="majorHAnsi" w:cstheme="majorBidi" w:eastAsiaTheme="majorEastAsia" w:hAnsiTheme="majorHAnsi"/>
-      <w:color w:themeColor="accent1" w:val="4F81BD"/>
+      <w:rFonts w:asciiTheme="majorHAnsi" w:eastAsiaTheme="majorEastAsia" w:hAnsiTheme="majorHAnsi" w:cstheme="majorBidi"/>
+      <w:color w:val="4F81BD" w:themeColor="accent1"/>
       <w:sz w:val="24"/>
       <w:szCs w:val="24"/>
     </w:rPr>
   </w:style>
-  <w:style w:styleId="Heading9" w:type="paragraph">
+  <w:style w:type="paragraph" w:styleId="Heading9">
     <w:name w:val="Heading 9"/>
     <w:basedOn w:val="Normal"/>
     <w:next w:val="BodyText"/>
@@ -14326,17 +13141,17 @@
     <w:pPr>
       <w:keepNext/>
       <w:keepLines/>
-      <w:spacing w:after="0" w:before="200"/>
+      <w:spacing w:before="200" w:after="0"/>
       <w:outlineLvl w:val="8"/>
     </w:pPr>
     <w:rPr>
-      <w:rFonts w:asciiTheme="majorHAnsi" w:cstheme="majorBidi" w:eastAsiaTheme="majorEastAsia" w:hAnsiTheme="majorHAnsi"/>
-      <w:color w:themeColor="accent1" w:val="4F81BD"/>
+      <w:rFonts w:asciiTheme="majorHAnsi" w:eastAsiaTheme="majorEastAsia" w:hAnsiTheme="majorHAnsi" w:cstheme="majorBidi"/>
+      <w:color w:val="4F81BD" w:themeColor="accent1"/>
       <w:sz w:val="24"/>
       <w:szCs w:val="24"/>
     </w:rPr>
   </w:style>
-  <w:style w:styleId="BlockText" w:type="paragraph">
+  <w:style w:type="paragraph" w:styleId="BlockText">
     <w:name w:val="Block Text"/>
     <w:basedOn w:val="BodyText"/>
     <w:next w:val="BodyText"/>
@@ -14344,11 +13159,11 @@
     <w:unhideWhenUsed/>
     <w:qFormat/>
     <w:pPr>
-      <w:spacing w:after="100" w:before="100"/>
+      <w:spacing w:before="100" w:after="100"/>
       <w:ind w:firstLine="0" w:left="480" w:right="480"/>
     </w:pPr>
   </w:style>
-  <w:style w:styleId="FootnoteText" w:type="paragraph">
+  <w:style w:type="paragraph" w:styleId="FootnoteText">
     <w:name w:val="Footnote Text"/>
     <w:basedOn w:val="Normal"/>
     <w:next w:val="FootnoteText"/>
@@ -14356,43 +13171,28 @@
     <w:unhideWhenUsed/>
     <w:qFormat/>
   </w:style>
-  <w:style w:default="1" w:styleId="DefaultParagraphFont" w:type="character">
+  <w:style w:type="character" w:default="1" w:styleId="DefaultParagraphFont">
     <w:name w:val="Default Paragraph Font"/>
     <w:semiHidden/>
     <w:unhideWhenUsed/>
   </w:style>
-  <w:style w:default="1" w:styleId="Table" w:type="table">
+  <w:style w:type="table" w:default="1" w:styleId="Table">
     <w:name w:val="Table"/>
     <w:basedOn w:val="TableNormal"/>
     <w:semiHidden/>
     <w:unhideWhenUsed/>
     <w:qFormat/>
     <w:tblPr>
-      <w:tblInd w:type="dxa" w:w="0"/>
+      <w:tblInd w:w="0" w:type="dxa"/>
       <w:tblCellMar>
-        <w:top w:type="dxa" w:w="0"/>
-        <w:left w:type="dxa" w:w="108"/>
-        <w:bottom w:type="dxa" w:w="0"/>
-        <w:right w:type="dxa" w:w="108"/>
+        <w:top w:w="0" w:type="dxa"/>
+        <w:left w:w="108" w:type="dxa"/>
+        <w:bottom w:w="0" w:type="dxa"/>
+        <w:right w:w="108" w:type="dxa"/>
       </w:tblCellMar>
     </w:tblPr>
-    <w:tblStylePr w:type="firstRow">
-      <w:tblPr>
-        <w:jc w:val="left"/>
-        <w:tblInd w:type="dxa" w:w="0"/>
-      </w:tblPr>
-      <w:trPr>
-        <w:jc w:val="left"/>
-      </w:trPr>
-      <w:tcPr>
-        <w:vAlign w:val="bottom"/>
-        <w:tcBorders>
-          <w:bottom w:val="single"/>
-        </w:tcBorders>
-      </w:tcPr>
-    </w:tblStylePr>
   </w:style>
-  <w:style w:customStyle="1" w:styleId="DefinitionTerm" w:type="paragraph">
+  <w:style w:type="paragraph" w:customStyle="1" w:styleId="DefinitionTerm">
     <w:name w:val="Definition Term"/>
     <w:basedOn w:val="Normal"/>
     <w:next w:val="Definition"/>
@@ -14405,49 +13205,49 @@
       <w:b/>
     </w:rPr>
   </w:style>
-  <w:style w:customStyle="1" w:styleId="Definition" w:type="paragraph">
+  <w:style w:type="paragraph" w:customStyle="1" w:styleId="Definition">
     <w:name w:val="Definition"/>
     <w:basedOn w:val="Normal"/>
   </w:style>
-  <w:style w:styleId="Caption" w:type="paragraph">
+  <w:style w:type="paragraph" w:styleId="Caption">
     <w:name w:val="Caption"/>
     <w:basedOn w:val="Normal"/>
     <w:link w:val="BodyTextChar"/>
     <w:pPr>
-      <w:spacing w:after="120" w:before="0"/>
+      <w:spacing w:before="0" w:after="120"/>
     </w:pPr>
     <w:rPr>
       <w:i/>
     </w:rPr>
   </w:style>
-  <w:style w:customStyle="1" w:styleId="TableCaption" w:type="paragraph">
+  <w:style w:type="paragraph" w:customStyle="1" w:styleId="TableCaption">
     <w:name w:val="Table Caption"/>
     <w:basedOn w:val="Caption"/>
     <w:pPr>
       <w:keepNext/>
     </w:pPr>
   </w:style>
-  <w:style w:customStyle="1" w:styleId="ImageCaption" w:type="paragraph">
+  <w:style w:type="paragraph" w:customStyle="1" w:styleId="ImageCaption">
     <w:name w:val="Image Caption"/>
     <w:basedOn w:val="Caption"/>
   </w:style>
-  <w:style w:customStyle="1" w:styleId="Figure" w:type="paragraph">
+  <w:style w:type="paragraph" w:customStyle="1" w:styleId="Figure">
     <w:name w:val="Figure"/>
     <w:basedOn w:val="Normal"/>
   </w:style>
-  <w:style w:customStyle="1" w:styleId="CaptionedFigure" w:type="paragraph">
+  <w:style w:type="paragraph" w:customStyle="1" w:styleId="CaptionedFigure">
     <w:name w:val="Captioned Figure"/>
     <w:basedOn w:val="Figure"/>
     <w:pPr>
       <w:keepNext/>
     </w:pPr>
   </w:style>
-  <w:style w:customStyle="1" w:styleId="BodyTextChar" w:type="character">
+  <w:style w:type="character" w:customStyle="1" w:styleId="BodyTextChar">
     <w:name w:val="Body Text Char"/>
     <w:basedOn w:val="DefaultParagraphFont"/>
     <w:link w:val="BodyText"/>
   </w:style>
-  <w:style w:customStyle="1" w:styleId="VerbatimChar" w:type="character">
+  <w:style w:type="character" w:customStyle="1" w:styleId="VerbatimChar">
     <w:name w:val="Verbatim Char"/>
     <w:basedOn w:val="BodyTextChar"/>
     <w:rPr>
@@ -14455,25 +13255,21 @@
       <w:sz w:val="22"/>
     </w:rPr>
   </w:style>
-  <w:style w:customStyle="1" w:styleId="SectionNumber" w:type="character">
-    <w:name w:val="Section Number"/>
-    <w:basedOn w:val="BodyTextChar"/>
-  </w:style>
-  <w:style w:styleId="FootnoteReference" w:type="character">
+  <w:style w:type="character" w:styleId="FootnoteReference">
     <w:name w:val="Footnote Reference"/>
     <w:basedOn w:val="BodyTextChar"/>
     <w:rPr>
       <w:vertAlign w:val="superscript"/>
     </w:rPr>
   </w:style>
-  <w:style w:styleId="Hyperlink" w:type="character">
+  <w:style w:type="character" w:styleId="Hyperlink">
     <w:name w:val="Hyperlink"/>
     <w:basedOn w:val="BodyTextChar"/>
     <w:rPr>
-      <w:color w:themeColor="accent1" w:val="4F81BD"/>
+      <w:color w:val="4F81BD" w:themeColor="accent1"/>
     </w:rPr>
   </w:style>
-  <w:style w:styleId="TOCHeading" w:type="paragraph">
+  <w:style w:type="paragraph" w:styleId="TOCHeading">
     <w:name w:val="TOC Heading"/>
     <w:basedOn w:val="Heading1"/>
     <w:next w:val="BodyText"/>
@@ -14485,10 +13281,10 @@
       <w:outlineLvl w:val="9"/>
     </w:pPr>
     <w:rPr>
-      <w:rFonts w:asciiTheme="majorHAnsi" w:cstheme="majorBidi" w:eastAsiaTheme="majorEastAsia" w:hAnsiTheme="majorHAnsi"/>
+      <w:rFonts w:asciiTheme="majorHAnsi" w:eastAsiaTheme="majorEastAsia" w:hAnsiTheme="majorHAnsi" w:cstheme="majorBidi"/>
       <w:b w:val="0"/>
       <w:bCs w:val="0"/>
-      <w:color w:themeColor="accent1" w:themeShade="BF" w:val="365F91"/>
+      <w:color w:val="365F91" w:themeColor="accent1" w:themeShade="BF"/>
     </w:rPr>
   </w:style>
   <w:style w:type="paragraph" w:customStyle="1" w:styleId="SourceCode">
@@ -14580,10 +13376,7 @@
   <w:style w:type="character" w:customStyle="1" w:styleId="ImportTok">
     <w:name w:val="ImportTok"/>
     <w:basedOn w:val="VerbatimChar"/>
-    <w:rPr>
-      <w:color w:val="008000"/>
-      <w:b/>
-    </w:rPr>
+    <w:rPr/>
   </w:style>
   <w:style w:type="character" w:customStyle="1" w:styleId="CommentTok">
     <w:name w:val="CommentTok"/>
@@ -14658,9 +13451,7 @@
   <w:style w:type="character" w:customStyle="1" w:styleId="BuiltInTok">
     <w:name w:val="BuiltInTok"/>
     <w:basedOn w:val="VerbatimChar"/>
-    <w:rPr>
-      <w:color w:val="008000"/>
-    </w:rPr>
+    <w:rPr/>
   </w:style>
   <w:style w:type="character" w:customStyle="1" w:styleId="ExtensionTok">
     <w:name w:val="ExtensionTok"/>

--- a/Design_Docs/GARUDA-CORE-SPEC-001.docx
+++ b/Design_Docs/GARUDA-CORE-SPEC-001.docx
@@ -2,44 +2,41 @@
 <file path=word/document.xml><?xml version="1.0" encoding="utf-8"?>
 <w:document xmlns:w="http://schemas.openxmlformats.org/wordprocessingml/2006/main" xmlns:m="http://schemas.openxmlformats.org/officeDocument/2006/math" xmlns:r="http://schemas.openxmlformats.org/officeDocument/2006/relationships" xmlns:o="urn:schemas-microsoft-com:office:office" xmlns:v="urn:schemas-microsoft-com:vml" xmlns:w10="urn:schemas-microsoft-com:office:word" xmlns:a="http://schemas.openxmlformats.org/drawingml/2006/main" xmlns:pic="http://schemas.openxmlformats.org/drawingml/2006/picture" xmlns:wp="http://schemas.openxmlformats.org/drawingml/2006/wordprocessingDrawing">
   <w:body>
+    <w:bookmarkStart w:id="55" w:name="garuda-rv32im-core--design-specification"/>
     <w:p>
       <w:pPr>
         <w:pStyle w:val="Heading1"/>
       </w:pPr>
-      <w:bookmarkStart w:id="20" w:name="garuda-rv32im-core--design-specification"/>
       <w:r>
         <w:t xml:space="preserve">GARUDA RV32IM Core — Design Specification</w:t>
       </w:r>
-      <w:bookmarkEnd w:id="20"/>
     </w:p>
+    <w:bookmarkStart w:id="20" w:name="Xee8498aa8c87dd42cd65edb36b9d23d240ee498"/>
     <w:p>
       <w:pPr>
         <w:pStyle w:val="Heading2"/>
       </w:pPr>
-      <w:bookmarkStart w:id="21" w:name="Xee8498aa8c87dd42cd65edb36b9d23d240ee498"/>
       <w:r>
         <w:t xml:space="preserve">0.1 Identity</w:t>
       </w:r>
-      <w:bookmarkEnd w:id="21"/>
     </w:p>
     <w:tbl>
       <w:tblPr>
         <w:tblStyle w:val="Table"/>
-        <w:tblW w:type="pct" w:w="0.0"/>
-        <w:tblLook w:firstRow="1"/>
+        <w:tblW w:type="auto" w:w="0"/>
+        <w:tblLook w:firstRow="1" w:lastRow="0" w:firstColumn="0" w:lastColumn="0" w:noHBand="0" w:noVBand="0" w:val="0020"/>
+        <w:jc w:val="start"/>
       </w:tblPr>
-      <w:tblGrid/>
+      <w:tblGrid>
+        <w:gridCol w:w="3960"/>
+        <w:gridCol w:w="3960"/>
+      </w:tblGrid>
       <w:tr>
         <w:trPr>
-          <w:cnfStyle w:firstRow="1"/>
+          <w:tblHeader w:val="true"/>
         </w:trPr>
         <w:tc>
-          <w:tcPr>
-            <w:tcBorders>
-              <w:bottom w:val="single"/>
-            </w:tcBorders>
-            <w:vAlign w:val="bottom"/>
-          </w:tcPr>
+          <w:tcPr/>
           <w:p>
             <w:pPr>
               <w:pStyle w:val="Compact"/>
@@ -51,12 +48,7 @@
           </w:p>
         </w:tc>
         <w:tc>
-          <w:tcPr>
-            <w:tcBorders>
-              <w:bottom w:val="single"/>
-            </w:tcBorders>
-            <w:vAlign w:val="bottom"/>
-          </w:tcPr>
+          <w:tcPr/>
           <w:p>
             <w:pPr>
               <w:pStyle w:val="Compact"/>
@@ -70,6 +62,7 @@
       </w:tr>
       <w:tr>
         <w:tc>
+          <w:tcPr/>
           <w:p>
             <w:pPr>
               <w:pStyle w:val="Compact"/>
@@ -81,6 +74,7 @@
           </w:p>
         </w:tc>
         <w:tc>
+          <w:tcPr/>
           <w:p>
             <w:pPr>
               <w:pStyle w:val="Compact"/>
@@ -94,6 +88,7 @@
       </w:tr>
       <w:tr>
         <w:tc>
+          <w:tcPr/>
           <w:p>
             <w:pPr>
               <w:pStyle w:val="Compact"/>
@@ -105,6 +100,7 @@
           </w:p>
         </w:tc>
         <w:tc>
+          <w:tcPr/>
           <w:p>
             <w:pPr>
               <w:pStyle w:val="Compact"/>
@@ -118,6 +114,7 @@
       </w:tr>
       <w:tr>
         <w:tc>
+          <w:tcPr/>
           <w:p>
             <w:pPr>
               <w:pStyle w:val="Compact"/>
@@ -129,6 +126,7 @@
           </w:p>
         </w:tc>
         <w:tc>
+          <w:tcPr/>
           <w:p>
             <w:pPr>
               <w:pStyle w:val="Compact"/>
@@ -142,6 +140,7 @@
       </w:tr>
       <w:tr>
         <w:tc>
+          <w:tcPr/>
           <w:p>
             <w:pPr>
               <w:pStyle w:val="Compact"/>
@@ -153,6 +152,7 @@
           </w:p>
         </w:tc>
         <w:tc>
+          <w:tcPr/>
           <w:p>
             <w:pPr>
               <w:pStyle w:val="Compact"/>
@@ -166,6 +166,7 @@
       </w:tr>
       <w:tr>
         <w:tc>
+          <w:tcPr/>
           <w:p>
             <w:pPr>
               <w:pStyle w:val="Compact"/>
@@ -177,6 +178,7 @@
           </w:p>
         </w:tc>
         <w:tc>
+          <w:tcPr/>
           <w:p>
             <w:pPr>
               <w:pStyle w:val="Compact"/>
@@ -199,6 +201,7 @@
       </w:tr>
       <w:tr>
         <w:tc>
+          <w:tcPr/>
           <w:p>
             <w:pPr>
               <w:pStyle w:val="Compact"/>
@@ -210,6 +213,7 @@
           </w:p>
         </w:tc>
         <w:tc>
+          <w:tcPr/>
           <w:p>
             <w:pPr>
               <w:pStyle w:val="Compact"/>
@@ -223,6 +227,7 @@
       </w:tr>
       <w:tr>
         <w:tc>
+          <w:tcPr/>
           <w:p>
             <w:pPr>
               <w:pStyle w:val="Compact"/>
@@ -234,6 +239,7 @@
           </w:p>
         </w:tc>
         <w:tc>
+          <w:tcPr/>
           <w:p>
             <w:pPr>
               <w:pStyle w:val="Compact"/>
@@ -246,34 +252,34 @@
         </w:tc>
       </w:tr>
     </w:tbl>
+    <w:bookmarkEnd w:id="20"/>
+    <w:bookmarkStart w:id="21" w:name="Xb1b59fb676dd662d835fe73b7735d76294c3e07"/>
     <w:p>
       <w:pPr>
         <w:pStyle w:val="Heading2"/>
       </w:pPr>
-      <w:bookmarkStart w:id="22" w:name="Xb1b59fb676dd662d835fe73b7735d76294c3e07"/>
       <w:r>
         <w:t xml:space="preserve">0.2 Revision history</w:t>
       </w:r>
-      <w:bookmarkEnd w:id="22"/>
     </w:p>
     <w:tbl>
       <w:tblPr>
         <w:tblStyle w:val="Table"/>
-        <w:tblW w:type="pct" w:w="0.0"/>
-        <w:tblLook w:firstRow="1"/>
+        <w:tblW w:type="auto" w:w="0"/>
+        <w:tblLook w:firstRow="1" w:lastRow="0" w:firstColumn="0" w:lastColumn="0" w:noHBand="0" w:noVBand="0" w:val="0020"/>
+        <w:jc w:val="start"/>
       </w:tblPr>
-      <w:tblGrid/>
+      <w:tblGrid>
+        <w:gridCol w:w="2640"/>
+        <w:gridCol w:w="2640"/>
+        <w:gridCol w:w="2640"/>
+      </w:tblGrid>
       <w:tr>
         <w:trPr>
-          <w:cnfStyle w:firstRow="1"/>
+          <w:tblHeader w:val="true"/>
         </w:trPr>
         <w:tc>
-          <w:tcPr>
-            <w:tcBorders>
-              <w:bottom w:val="single"/>
-            </w:tcBorders>
-            <w:vAlign w:val="bottom"/>
-          </w:tcPr>
+          <w:tcPr/>
           <w:p>
             <w:pPr>
               <w:pStyle w:val="Compact"/>
@@ -285,12 +291,7 @@
           </w:p>
         </w:tc>
         <w:tc>
-          <w:tcPr>
-            <w:tcBorders>
-              <w:bottom w:val="single"/>
-            </w:tcBorders>
-            <w:vAlign w:val="bottom"/>
-          </w:tcPr>
+          <w:tcPr/>
           <w:p>
             <w:pPr>
               <w:pStyle w:val="Compact"/>
@@ -302,12 +303,7 @@
           </w:p>
         </w:tc>
         <w:tc>
-          <w:tcPr>
-            <w:tcBorders>
-              <w:bottom w:val="single"/>
-            </w:tcBorders>
-            <w:vAlign w:val="bottom"/>
-          </w:tcPr>
+          <w:tcPr/>
           <w:p>
             <w:pPr>
               <w:pStyle w:val="Compact"/>
@@ -321,6 +317,7 @@
       </w:tr>
       <w:tr>
         <w:tc>
+          <w:tcPr/>
           <w:p>
             <w:pPr>
               <w:pStyle w:val="Compact"/>
@@ -332,6 +329,7 @@
           </w:p>
         </w:tc>
         <w:tc>
+          <w:tcPr/>
           <w:p>
             <w:pPr>
               <w:pStyle w:val="Compact"/>
@@ -343,6 +341,7 @@
           </w:p>
         </w:tc>
         <w:tc>
+          <w:tcPr/>
           <w:p>
             <w:pPr>
               <w:pStyle w:val="Compact"/>
@@ -356,6 +355,7 @@
       </w:tr>
       <w:tr>
         <w:tc>
+          <w:tcPr/>
           <w:p>
             <w:pPr>
               <w:pStyle w:val="Compact"/>
@@ -367,6 +367,7 @@
           </w:p>
         </w:tc>
         <w:tc>
+          <w:tcPr/>
           <w:p>
             <w:pPr>
               <w:pStyle w:val="Compact"/>
@@ -438,6 +439,7 @@
           </w:p>
         </w:tc>
         <w:tc>
+          <w:tcPr/>
           <w:p>
             <w:pPr>
               <w:pStyle w:val="Compact"/>
@@ -445,20 +447,169 @@
             </w:pPr>
             <w:r>
               <w:t xml:space="preserve">ADR-0010, 0012, 0001, 0009</w:t>
+            </w:r>
+          </w:p>
+        </w:tc>
+      </w:tr>
+      <w:tr>
+        <w:tc>
+          <w:tcPr/>
+          <w:p>
+            <w:pPr>
+              <w:pStyle w:val="Compact"/>
+              <w:jc w:val="left"/>
+            </w:pPr>
+            <w:r>
+              <w:t xml:space="preserve">3.0a</w:t>
+            </w:r>
+          </w:p>
+        </w:tc>
+        <w:tc>
+          <w:tcPr/>
+          <w:p>
+            <w:pPr>
+              <w:pStyle w:val="Compact"/>
+              <w:jc w:val="left"/>
+            </w:pPr>
+            <w:r>
+              <w:t xml:space="preserve">Implementation-detail text aligned with the RTL (Track A W7 / AUD-12 sweep, 2026-10-11; no architectural change): the static branch predictor described ([N-7.1], [N-7.2], §13);</w:t>
+            </w:r>
+            <w:r>
+              <w:t xml:space="preserve"> </w:t>
+            </w:r>
+            <w:r>
+              <w:rPr>
+                <w:rStyle w:val="VerbatimChar"/>
+              </w:rPr>
+              <w:t xml:space="preserve">mtvec</w:t>
+            </w:r>
+            <w:r>
+              <w:t xml:space="preserve"> </w:t>
+            </w:r>
+            <w:r>
+              <w:t xml:space="preserve">reset value ([N-7.34]);</w:t>
+            </w:r>
+            <w:r>
+              <w:t xml:space="preserve"> </w:t>
+            </w:r>
+            <w:r>
+              <w:rPr>
+                <w:rStyle w:val="VerbatimChar"/>
+              </w:rPr>
+              <w:t xml:space="preserve">quiescent</w:t>
+            </w:r>
+            <w:r>
+              <w:t xml:space="preserve"> </w:t>
+            </w:r>
+            <w:r>
+              <w:t xml:space="preserve">terms and the gate enable with</w:t>
+            </w:r>
+            <w:r>
+              <w:t xml:space="preserve"> </w:t>
+            </w:r>
+            <w:r>
+              <w:rPr>
+                <w:rStyle w:val="VerbatimChar"/>
+              </w:rPr>
+              <w:t xml:space="preserve">CLK_GATE</w:t>
+            </w:r>
+            <w:r>
+              <w:t xml:space="preserve"> </w:t>
+            </w:r>
+            <w:r>
+              <w:t xml:space="preserve">and</w:t>
+            </w:r>
+            <w:r>
+              <w:t xml:space="preserve"> </w:t>
+            </w:r>
+            <w:r>
+              <w:rPr>
+                <w:rStyle w:val="VerbatimChar"/>
+              </w:rPr>
+              <w:t xml:space="preserve">mgarudactl.CG_DIS</w:t>
+            </w:r>
+            <w:r>
+              <w:t xml:space="preserve"> </w:t>
+            </w:r>
+            <w:r>
+              <w:t xml:space="preserve">([N-7.28], [N-9.3],</w:t>
+            </w:r>
+            <w:r>
+              <w:t xml:space="preserve"> </w:t>
+            </w:r>
+            <w:r>
+              <w:rPr>
+                <w:rStyle w:val="VerbatimChar"/>
+              </w:rPr>
+              <w:t xml:space="preserve">a_gate_enable_is_quiescent</w:t>
+            </w:r>
+            <w:r>
+              <w:t xml:space="preserve">);</w:t>
+            </w:r>
+            <w:r>
+              <w:t xml:space="preserve"> </w:t>
+            </w:r>
+            <w:r>
+              <w:rPr>
+                <w:rStyle w:val="VerbatimChar"/>
+              </w:rPr>
+              <w:t xml:space="preserve">core_sleep_o</w:t>
+            </w:r>
+            <w:r>
+              <w:t xml:space="preserve"> </w:t>
+            </w:r>
+            <w:r>
+              <w:t xml:space="preserve">port. Architectural items (misa M vs Zmmul, CLIC</w:t>
+            </w:r>
+            <w:r>
+              <w:t xml:space="preserve"> </w:t>
+            </w:r>
+            <w:r>
+              <w:rPr>
+                <w:rStyle w:val="VerbatimChar"/>
+              </w:rPr>
+              <w:t xml:space="preserve">mpil</w:t>
+            </w:r>
+            <w:r>
+              <w:t xml:space="preserve">, DSU overflow) are rulings in</w:t>
+            </w:r>
+            <w:r>
+              <w:t xml:space="preserve"> </w:t>
+            </w:r>
+            <w:r>
+              <w:rPr>
+                <w:rStyle w:val="VerbatimChar"/>
+              </w:rPr>
+              <w:t xml:space="preserve">DECISIONS.md</w:t>
+            </w:r>
+            <w:r>
+              <w:t xml:space="preserve">, not edits here.</w:t>
+            </w:r>
+          </w:p>
+        </w:tc>
+        <w:tc>
+          <w:tcPr/>
+          <w:p>
+            <w:pPr>
+              <w:pStyle w:val="Compact"/>
+              <w:jc w:val="left"/>
+            </w:pPr>
+            <w:r>
+              <w:t xml:space="preserve">AUD-12, CORE-4</w:t>
             </w:r>
           </w:p>
         </w:tc>
       </w:tr>
     </w:tbl>
+    <w:bookmarkEnd w:id="21"/>
+    <w:bookmarkStart w:id="22" w:name="X7d72cd5e2ccd5281d575eeaae2e7a05cbe542e8"/>
     <w:p>
       <w:pPr>
         <w:pStyle w:val="Heading2"/>
       </w:pPr>
-      <w:bookmarkStart w:id="23" w:name="X7d72cd5e2ccd5281d575eeaae2e7a05cbe542e8"/>
       <w:r>
         <w:t xml:space="preserve">0.3 Normative references</w:t>
       </w:r>
-      <w:bookmarkEnd w:id="23"/>
     </w:p>
     <w:p>
       <w:pPr>
@@ -662,25 +813,24 @@
         </w:pict>
       </w:r>
     </w:p>
+    <w:bookmarkEnd w:id="22"/>
+    <w:bookmarkStart w:id="26" w:name="X4666c8db187a468bd7c4d1efd69e1ca31a62544"/>
     <w:p>
       <w:pPr>
         <w:pStyle w:val="Heading2"/>
       </w:pPr>
-      <w:bookmarkStart w:id="24" w:name="X4666c8db187a468bd7c4d1efd69e1ca31a62544"/>
       <w:r>
         <w:t xml:space="preserve">1 Purpose and scope</w:t>
       </w:r>
-      <w:bookmarkEnd w:id="24"/>
     </w:p>
+    <w:bookmarkStart w:id="23" w:name="Xced60a8ece60f5ca507ac264cdad12a4b5ec8bc"/>
     <w:p>
       <w:pPr>
         <w:pStyle w:val="Heading3"/>
       </w:pPr>
-      <w:bookmarkStart w:id="25" w:name="Xced60a8ece60f5ca507ac264cdad12a4b5ec8bc"/>
       <w:r>
         <w:t xml:space="preserve">1.1 What this is</w:t>
       </w:r>
-      <w:bookmarkEnd w:id="25"/>
     </w:p>
     <w:p>
       <w:pPr>
@@ -696,15 +846,15 @@
         <w:t xml:space="preserve">1 kHz flight loop: APF collision avoidance, a 9-state EKF, and PID output to the motors.</w:t>
       </w:r>
     </w:p>
+    <w:bookmarkEnd w:id="23"/>
+    <w:bookmarkStart w:id="24" w:name="X4320de5f411631d7a0e7672f266fbaf982319eb"/>
     <w:p>
       <w:pPr>
         <w:pStyle w:val="Heading3"/>
       </w:pPr>
-      <w:bookmarkStart w:id="26" w:name="X4320de5f411631d7a0e7672f266fbaf982319eb"/>
       <w:r>
         <w:t xml:space="preserve">1.2 Status</w:t>
       </w:r>
-      <w:bookmarkEnd w:id="26"/>
     </w:p>
     <w:p>
       <w:pPr>
@@ -712,6 +862,7 @@
       </w:pPr>
       <w:r>
         <w:rPr>
+          <w:bCs/>
           <w:b/>
         </w:rPr>
         <w:t xml:space="preserve">This block is implemented and verified.</w:t>
@@ -741,34 +892,34 @@
         <w:t xml:space="preserve">verified logic as possible.</w:t>
       </w:r>
     </w:p>
+    <w:bookmarkEnd w:id="24"/>
+    <w:bookmarkStart w:id="25" w:name="X56f56dd53e295b9dab6119a65eeabccc8918c94"/>
     <w:p>
       <w:pPr>
         <w:pStyle w:val="Heading3"/>
       </w:pPr>
-      <w:bookmarkStart w:id="27" w:name="X56f56dd53e295b9dab6119a65eeabccc8918c94"/>
       <w:r>
         <w:t xml:space="preserve">1.3 What Rev 3.0 changes, and what it protects</w:t>
       </w:r>
-      <w:bookmarkEnd w:id="27"/>
     </w:p>
     <w:tbl>
       <w:tblPr>
         <w:tblStyle w:val="Table"/>
-        <w:tblW w:type="pct" w:w="0.0"/>
-        <w:tblLook w:firstRow="1"/>
+        <w:tblW w:type="auto" w:w="0"/>
+        <w:tblLook w:firstRow="1" w:lastRow="0" w:firstColumn="0" w:lastColumn="0" w:noHBand="0" w:noVBand="0" w:val="0020"/>
+        <w:jc w:val="start"/>
       </w:tblPr>
-      <w:tblGrid/>
+      <w:tblGrid>
+        <w:gridCol w:w="2640"/>
+        <w:gridCol w:w="2640"/>
+        <w:gridCol w:w="2640"/>
+      </w:tblGrid>
       <w:tr>
         <w:trPr>
-          <w:cnfStyle w:firstRow="1"/>
+          <w:tblHeader w:val="true"/>
         </w:trPr>
         <w:tc>
-          <w:tcPr>
-            <w:tcBorders>
-              <w:bottom w:val="single"/>
-            </w:tcBorders>
-            <w:vAlign w:val="bottom"/>
-          </w:tcPr>
+          <w:tcPr/>
           <w:p>
             <w:pPr>
               <w:pStyle w:val="Compact"/>
@@ -780,12 +931,7 @@
           </w:p>
         </w:tc>
         <w:tc>
-          <w:tcPr>
-            <w:tcBorders>
-              <w:bottom w:val="single"/>
-            </w:tcBorders>
-            <w:vAlign w:val="bottom"/>
-          </w:tcPr>
+          <w:tcPr/>
           <w:p>
             <w:pPr>
               <w:pStyle w:val="Compact"/>
@@ -797,12 +943,7 @@
           </w:p>
         </w:tc>
         <w:tc>
-          <w:tcPr>
-            <w:tcBorders>
-              <w:bottom w:val="single"/>
-            </w:tcBorders>
-            <w:vAlign w:val="bottom"/>
-          </w:tcPr>
+          <w:tcPr/>
           <w:p>
             <w:pPr>
               <w:pStyle w:val="Compact"/>
@@ -816,6 +957,7 @@
       </w:tr>
       <w:tr>
         <w:tc>
+          <w:tcPr/>
           <w:p>
             <w:pPr>
               <w:pStyle w:val="Compact"/>
@@ -836,6 +978,7 @@
           </w:p>
         </w:tc>
         <w:tc>
+          <w:tcPr/>
           <w:p>
             <w:pPr>
               <w:pStyle w:val="Compact"/>
@@ -847,6 +990,7 @@
           </w:p>
         </w:tc>
         <w:tc>
+          <w:tcPr/>
           <w:p>
             <w:pPr>
               <w:pStyle w:val="Compact"/>
@@ -860,6 +1004,7 @@
       </w:tr>
       <w:tr>
         <w:tc>
+          <w:tcPr/>
           <w:p>
             <w:pPr>
               <w:pStyle w:val="Compact"/>
@@ -880,6 +1025,7 @@
           </w:p>
         </w:tc>
         <w:tc>
+          <w:tcPr/>
           <w:p>
             <w:pPr>
               <w:pStyle w:val="Compact"/>
@@ -891,6 +1037,7 @@
           </w:p>
         </w:tc>
         <w:tc>
+          <w:tcPr/>
           <w:p>
             <w:pPr>
               <w:pStyle w:val="Compact"/>
@@ -904,6 +1051,7 @@
       </w:tr>
       <w:tr>
         <w:tc>
+          <w:tcPr/>
           <w:p>
             <w:pPr>
               <w:pStyle w:val="Compact"/>
@@ -915,13 +1063,15 @@
           </w:p>
         </w:tc>
         <w:tc>
-          <w:p>
-            <w:pPr>
-              <w:pStyle w:val="Compact"/>
-              <w:jc w:val="left"/>
-            </w:pPr>
-            <w:r>
-              <w:rPr>
+          <w:tcPr/>
+          <w:p>
+            <w:pPr>
+              <w:pStyle w:val="Compact"/>
+              <w:jc w:val="left"/>
+            </w:pPr>
+            <w:r>
+              <w:rPr>
+                <w:bCs/>
                 <w:b/>
               </w:rPr>
               <w:t xml:space="preserve">the hold/flush logic</w:t>
@@ -929,13 +1079,15 @@
           </w:p>
         </w:tc>
         <w:tc>
-          <w:p>
-            <w:pPr>
-              <w:pStyle w:val="Compact"/>
-              <w:jc w:val="left"/>
-            </w:pPr>
-            <w:r>
-              <w:rPr>
+          <w:tcPr/>
+          <w:p>
+            <w:pPr>
+              <w:pStyle w:val="Compact"/>
+              <w:jc w:val="left"/>
+            </w:pPr>
+            <w:r>
+              <w:rPr>
+                <w:bCs/>
                 <w:b/>
               </w:rPr>
               <w:t xml:space="preserve">the one to watch</w:t>
@@ -945,6 +1097,7 @@
       </w:tr>
       <w:tr>
         <w:tc>
+          <w:tcPr/>
           <w:p>
             <w:pPr>
               <w:pStyle w:val="Compact"/>
@@ -965,6 +1118,7 @@
           </w:p>
         </w:tc>
         <w:tc>
+          <w:tcPr/>
           <w:p>
             <w:pPr>
               <w:pStyle w:val="Compact"/>
@@ -976,6 +1130,7 @@
           </w:p>
         </w:tc>
         <w:tc>
+          <w:tcPr/>
           <w:p>
             <w:pPr>
               <w:pStyle w:val="Compact"/>
@@ -994,6 +1149,7 @@
       </w:pPr>
       <w:r>
         <w:rPr>
+          <w:bCs/>
           <w:b/>
         </w:rPr>
         <w:t xml:space="preserve">[N-1.1]</w:t>
@@ -1030,34 +1186,35 @@
         </w:pict>
       </w:r>
     </w:p>
+    <w:bookmarkEnd w:id="25"/>
+    <w:bookmarkEnd w:id="26"/>
+    <w:bookmarkStart w:id="27" w:name="X7ac32b3a81e4212c01abd06ff86531ccba71244"/>
     <w:p>
       <w:pPr>
         <w:pStyle w:val="Heading2"/>
       </w:pPr>
-      <w:bookmarkStart w:id="28" w:name="X7ac32b3a81e4212c01abd06ff86531ccba71244"/>
       <w:r>
         <w:t xml:space="preserve">2 Requirements</w:t>
       </w:r>
-      <w:bookmarkEnd w:id="28"/>
     </w:p>
     <w:tbl>
       <w:tblPr>
         <w:tblStyle w:val="Table"/>
-        <w:tblW w:type="pct" w:w="0.0"/>
-        <w:tblLook w:firstRow="1"/>
+        <w:tblW w:type="auto" w:w="0"/>
+        <w:tblLook w:firstRow="1" w:lastRow="0" w:firstColumn="0" w:lastColumn="0" w:noHBand="0" w:noVBand="0" w:val="0020"/>
+        <w:jc w:val="start"/>
       </w:tblPr>
-      <w:tblGrid/>
+      <w:tblGrid>
+        <w:gridCol w:w="2640"/>
+        <w:gridCol w:w="2640"/>
+        <w:gridCol w:w="2640"/>
+      </w:tblGrid>
       <w:tr>
         <w:trPr>
-          <w:cnfStyle w:firstRow="1"/>
+          <w:tblHeader w:val="true"/>
         </w:trPr>
         <w:tc>
-          <w:tcPr>
-            <w:tcBorders>
-              <w:bottom w:val="single"/>
-            </w:tcBorders>
-            <w:vAlign w:val="bottom"/>
-          </w:tcPr>
+          <w:tcPr/>
           <w:p>
             <w:pPr>
               <w:pStyle w:val="Compact"/>
@@ -1069,12 +1226,7 @@
           </w:p>
         </w:tc>
         <w:tc>
-          <w:tcPr>
-            <w:tcBorders>
-              <w:bottom w:val="single"/>
-            </w:tcBorders>
-            <w:vAlign w:val="bottom"/>
-          </w:tcPr>
+          <w:tcPr/>
           <w:p>
             <w:pPr>
               <w:pStyle w:val="Compact"/>
@@ -1086,12 +1238,7 @@
           </w:p>
         </w:tc>
         <w:tc>
-          <w:tcPr>
-            <w:tcBorders>
-              <w:bottom w:val="single"/>
-            </w:tcBorders>
-            <w:vAlign w:val="bottom"/>
-          </w:tcPr>
+          <w:tcPr/>
           <w:p>
             <w:pPr>
               <w:pStyle w:val="Compact"/>
@@ -1105,6 +1252,7 @@
       </w:tr>
       <w:tr>
         <w:tc>
+          <w:tcPr/>
           <w:p>
             <w:pPr>
               <w:pStyle w:val="Compact"/>
@@ -1116,6 +1264,7 @@
           </w:p>
         </w:tc>
         <w:tc>
+          <w:tcPr/>
           <w:p>
             <w:pPr>
               <w:pStyle w:val="Compact"/>
@@ -1127,6 +1276,7 @@
           </w:p>
         </w:tc>
         <w:tc>
+          <w:tcPr/>
           <w:p>
             <w:pPr>
               <w:pStyle w:val="Compact"/>
@@ -1140,6 +1290,7 @@
       </w:tr>
       <w:tr>
         <w:tc>
+          <w:tcPr/>
           <w:p>
             <w:pPr>
               <w:pStyle w:val="Compact"/>
@@ -1151,6 +1302,7 @@
           </w:p>
         </w:tc>
         <w:tc>
+          <w:tcPr/>
           <w:p>
             <w:pPr>
               <w:pStyle w:val="Compact"/>
@@ -1162,6 +1314,7 @@
           </w:p>
         </w:tc>
         <w:tc>
+          <w:tcPr/>
           <w:p>
             <w:pPr>
               <w:pStyle w:val="Compact"/>
@@ -1175,6 +1328,7 @@
       </w:tr>
       <w:tr>
         <w:tc>
+          <w:tcPr/>
           <w:p>
             <w:pPr>
               <w:pStyle w:val="Compact"/>
@@ -1186,6 +1340,7 @@
           </w:p>
         </w:tc>
         <w:tc>
+          <w:tcPr/>
           <w:p>
             <w:pPr>
               <w:pStyle w:val="Compact"/>
@@ -1197,6 +1352,7 @@
           </w:p>
         </w:tc>
         <w:tc>
+          <w:tcPr/>
           <w:p>
             <w:pPr>
               <w:pStyle w:val="Compact"/>
@@ -1210,6 +1366,7 @@
       </w:tr>
       <w:tr>
         <w:tc>
+          <w:tcPr/>
           <w:p>
             <w:pPr>
               <w:pStyle w:val="Compact"/>
@@ -1221,6 +1378,7 @@
           </w:p>
         </w:tc>
         <w:tc>
+          <w:tcPr/>
           <w:p>
             <w:pPr>
               <w:pStyle w:val="Compact"/>
@@ -1232,6 +1390,7 @@
           </w:p>
         </w:tc>
         <w:tc>
+          <w:tcPr/>
           <w:p>
             <w:pPr>
               <w:pStyle w:val="Compact"/>
@@ -1245,6 +1404,7 @@
       </w:tr>
       <w:tr>
         <w:tc>
+          <w:tcPr/>
           <w:p>
             <w:pPr>
               <w:pStyle w:val="Compact"/>
@@ -1256,6 +1416,7 @@
           </w:p>
         </w:tc>
         <w:tc>
+          <w:tcPr/>
           <w:p>
             <w:pPr>
               <w:pStyle w:val="Compact"/>
@@ -1282,6 +1443,7 @@
           </w:p>
         </w:tc>
         <w:tc>
+          <w:tcPr/>
           <w:p>
             <w:pPr>
               <w:pStyle w:val="Compact"/>
@@ -1295,6 +1457,7 @@
       </w:tr>
       <w:tr>
         <w:tc>
+          <w:tcPr/>
           <w:p>
             <w:pPr>
               <w:pStyle w:val="Compact"/>
@@ -1306,6 +1469,7 @@
           </w:p>
         </w:tc>
         <w:tc>
+          <w:tcPr/>
           <w:p>
             <w:pPr>
               <w:pStyle w:val="Compact"/>
@@ -1332,6 +1496,7 @@
           </w:p>
         </w:tc>
         <w:tc>
+          <w:tcPr/>
           <w:p>
             <w:pPr>
               <w:pStyle w:val="Compact"/>
@@ -1345,6 +1510,7 @@
       </w:tr>
       <w:tr>
         <w:tc>
+          <w:tcPr/>
           <w:p>
             <w:pPr>
               <w:pStyle w:val="Compact"/>
@@ -1356,6 +1522,7 @@
           </w:p>
         </w:tc>
         <w:tc>
+          <w:tcPr/>
           <w:p>
             <w:pPr>
               <w:pStyle w:val="Compact"/>
@@ -1367,6 +1534,7 @@
           </w:p>
         </w:tc>
         <w:tc>
+          <w:tcPr/>
           <w:p>
             <w:pPr>
               <w:pStyle w:val="Compact"/>
@@ -1380,6 +1548,7 @@
       </w:tr>
       <w:tr>
         <w:tc>
+          <w:tcPr/>
           <w:p>
             <w:pPr>
               <w:pStyle w:val="Compact"/>
@@ -1391,6 +1560,7 @@
           </w:p>
         </w:tc>
         <w:tc>
+          <w:tcPr/>
           <w:p>
             <w:pPr>
               <w:pStyle w:val="Compact"/>
@@ -1402,6 +1572,7 @@
           </w:p>
         </w:tc>
         <w:tc>
+          <w:tcPr/>
           <w:p>
             <w:pPr>
               <w:pStyle w:val="Compact"/>
@@ -1415,6 +1586,7 @@
       </w:tr>
       <w:tr>
         <w:tc>
+          <w:tcPr/>
           <w:p>
             <w:pPr>
               <w:pStyle w:val="Compact"/>
@@ -1426,6 +1598,7 @@
           </w:p>
         </w:tc>
         <w:tc>
+          <w:tcPr/>
           <w:p>
             <w:pPr>
               <w:pStyle w:val="Compact"/>
@@ -1437,6 +1610,7 @@
           </w:p>
         </w:tc>
         <w:tc>
+          <w:tcPr/>
           <w:p>
             <w:pPr>
               <w:pStyle w:val="Compact"/>
@@ -1450,6 +1624,7 @@
       </w:tr>
       <w:tr>
         <w:tc>
+          <w:tcPr/>
           <w:p>
             <w:pPr>
               <w:pStyle w:val="Compact"/>
@@ -1461,6 +1636,7 @@
           </w:p>
         </w:tc>
         <w:tc>
+          <w:tcPr/>
           <w:p>
             <w:pPr>
               <w:pStyle w:val="Compact"/>
@@ -1472,6 +1648,7 @@
           </w:p>
         </w:tc>
         <w:tc>
+          <w:tcPr/>
           <w:p>
             <w:pPr>
               <w:pStyle w:val="Compact"/>
@@ -1491,15 +1668,15 @@
         </w:pict>
       </w:r>
     </w:p>
+    <w:bookmarkEnd w:id="27"/>
+    <w:bookmarkStart w:id="28" w:name="X1a7d97650db9c8935e98f54c49fc0d1c2422484"/>
     <w:p>
       <w:pPr>
         <w:pStyle w:val="Heading2"/>
       </w:pPr>
-      <w:bookmarkStart w:id="29" w:name="X1a7d97650db9c8935e98f54c49fc0d1c2422484"/>
       <w:r>
         <w:t xml:space="preserve">3 Block diagram</w:t>
       </w:r>
-      <w:bookmarkEnd w:id="29"/>
     </w:p>
     <w:p>
       <w:pPr>
@@ -1801,34 +1978,36 @@
         </w:pict>
       </w:r>
     </w:p>
+    <w:bookmarkEnd w:id="28"/>
+    <w:bookmarkStart w:id="29" w:name="Xebf6fc5ba8dcde2af88cf555221c19004ccfe53"/>
     <w:p>
       <w:pPr>
         <w:pStyle w:val="Heading2"/>
       </w:pPr>
-      <w:bookmarkStart w:id="30" w:name="Xebf6fc5ba8dcde2af88cf555221c19004ccfe53"/>
       <w:r>
         <w:t xml:space="preserve">4 Sub-block inventory</w:t>
       </w:r>
-      <w:bookmarkEnd w:id="30"/>
     </w:p>
     <w:tbl>
       <w:tblPr>
         <w:tblStyle w:val="Table"/>
-        <w:tblW w:type="pct" w:w="0.0"/>
-        <w:tblLook w:firstRow="1"/>
+        <w:tblW w:type="auto" w:w="0"/>
+        <w:tblLook w:firstRow="1" w:lastRow="0" w:firstColumn="0" w:lastColumn="0" w:noHBand="0" w:noVBand="0" w:val="0020"/>
+        <w:jc w:val="start"/>
       </w:tblPr>
-      <w:tblGrid/>
+      <w:tblGrid>
+        <w:gridCol w:w="1584"/>
+        <w:gridCol w:w="1584"/>
+        <w:gridCol w:w="1584"/>
+        <w:gridCol w:w="1584"/>
+        <w:gridCol w:w="1584"/>
+      </w:tblGrid>
       <w:tr>
         <w:trPr>
-          <w:cnfStyle w:firstRow="1"/>
+          <w:tblHeader w:val="true"/>
         </w:trPr>
         <w:tc>
-          <w:tcPr>
-            <w:tcBorders>
-              <w:bottom w:val="single"/>
-            </w:tcBorders>
-            <w:vAlign w:val="bottom"/>
-          </w:tcPr>
+          <w:tcPr/>
           <w:p>
             <w:pPr>
               <w:pStyle w:val="Compact"/>
@@ -1840,12 +2019,7 @@
           </w:p>
         </w:tc>
         <w:tc>
-          <w:tcPr>
-            <w:tcBorders>
-              <w:bottom w:val="single"/>
-            </w:tcBorders>
-            <w:vAlign w:val="bottom"/>
-          </w:tcPr>
+          <w:tcPr/>
           <w:p>
             <w:pPr>
               <w:pStyle w:val="Compact"/>
@@ -1857,12 +2031,7 @@
           </w:p>
         </w:tc>
         <w:tc>
-          <w:tcPr>
-            <w:tcBorders>
-              <w:bottom w:val="single"/>
-            </w:tcBorders>
-            <w:vAlign w:val="bottom"/>
-          </w:tcPr>
+          <w:tcPr/>
           <w:p>
             <w:pPr>
               <w:pStyle w:val="Compact"/>
@@ -1874,12 +2043,7 @@
           </w:p>
         </w:tc>
         <w:tc>
-          <w:tcPr>
-            <w:tcBorders>
-              <w:bottom w:val="single"/>
-            </w:tcBorders>
-            <w:vAlign w:val="bottom"/>
-          </w:tcPr>
+          <w:tcPr/>
           <w:p>
             <w:pPr>
               <w:pStyle w:val="Compact"/>
@@ -1891,12 +2055,7 @@
           </w:p>
         </w:tc>
         <w:tc>
-          <w:tcPr>
-            <w:tcBorders>
-              <w:bottom w:val="single"/>
-            </w:tcBorders>
-            <w:vAlign w:val="bottom"/>
-          </w:tcPr>
+          <w:tcPr/>
           <w:p>
             <w:pPr>
               <w:pStyle w:val="Compact"/>
@@ -1910,6 +2069,7 @@
       </w:tr>
       <w:tr>
         <w:tc>
+          <w:tcPr/>
           <w:p>
             <w:pPr>
               <w:pStyle w:val="Compact"/>
@@ -1924,6 +2084,7 @@
           </w:p>
         </w:tc>
         <w:tc>
+          <w:tcPr/>
           <w:p>
             <w:pPr>
               <w:pStyle w:val="Compact"/>
@@ -1935,6 +2096,7 @@
           </w:p>
         </w:tc>
         <w:tc>
+          <w:tcPr/>
           <w:p>
             <w:pPr>
               <w:pStyle w:val="Compact"/>
@@ -1949,6 +2111,7 @@
           </w:p>
         </w:tc>
         <w:tc>
+          <w:tcPr/>
           <w:p>
             <w:pPr>
               <w:pStyle w:val="Compact"/>
@@ -1960,6 +2123,7 @@
           </w:p>
         </w:tc>
         <w:tc>
+          <w:tcPr/>
           <w:p>
             <w:pPr>
               <w:pStyle w:val="Compact"/>
@@ -1973,6 +2137,7 @@
       </w:tr>
       <w:tr>
         <w:tc>
+          <w:tcPr/>
           <w:p>
             <w:pPr>
               <w:pStyle w:val="Compact"/>
@@ -1987,6 +2152,7 @@
           </w:p>
         </w:tc>
         <w:tc>
+          <w:tcPr/>
           <w:p>
             <w:pPr>
               <w:pStyle w:val="Compact"/>
@@ -1998,6 +2164,7 @@
           </w:p>
         </w:tc>
         <w:tc>
+          <w:tcPr/>
           <w:p>
             <w:pPr>
               <w:pStyle w:val="Compact"/>
@@ -2012,6 +2179,7 @@
           </w:p>
         </w:tc>
         <w:tc>
+          <w:tcPr/>
           <w:p>
             <w:pPr>
               <w:pStyle w:val="Compact"/>
@@ -2023,6 +2191,7 @@
           </w:p>
         </w:tc>
         <w:tc>
+          <w:tcPr/>
           <w:p>
             <w:pPr>
               <w:pStyle w:val="Compact"/>
@@ -2036,6 +2205,7 @@
       </w:tr>
       <w:tr>
         <w:tc>
+          <w:tcPr/>
           <w:p>
             <w:pPr>
               <w:pStyle w:val="Compact"/>
@@ -2050,6 +2220,7 @@
           </w:p>
         </w:tc>
         <w:tc>
+          <w:tcPr/>
           <w:p>
             <w:pPr>
               <w:pStyle w:val="Compact"/>
@@ -2061,6 +2232,7 @@
           </w:p>
         </w:tc>
         <w:tc>
+          <w:tcPr/>
           <w:p>
             <w:pPr>
               <w:pStyle w:val="Compact"/>
@@ -2075,6 +2247,7 @@
           </w:p>
         </w:tc>
         <w:tc>
+          <w:tcPr/>
           <w:p>
             <w:pPr>
               <w:pStyle w:val="Compact"/>
@@ -2086,6 +2259,7 @@
           </w:p>
         </w:tc>
         <w:tc>
+          <w:tcPr/>
           <w:p>
             <w:pPr>
               <w:pStyle w:val="Compact"/>
@@ -2099,6 +2273,7 @@
       </w:tr>
       <w:tr>
         <w:tc>
+          <w:tcPr/>
           <w:p>
             <w:pPr>
               <w:pStyle w:val="Compact"/>
@@ -2113,6 +2288,7 @@
           </w:p>
         </w:tc>
         <w:tc>
+          <w:tcPr/>
           <w:p>
             <w:pPr>
               <w:pStyle w:val="Compact"/>
@@ -2124,6 +2300,7 @@
           </w:p>
         </w:tc>
         <w:tc>
+          <w:tcPr/>
           <w:p>
             <w:pPr>
               <w:pStyle w:val="Compact"/>
@@ -2138,6 +2315,7 @@
           </w:p>
         </w:tc>
         <w:tc>
+          <w:tcPr/>
           <w:p>
             <w:pPr>
               <w:pStyle w:val="Compact"/>
@@ -2149,6 +2327,7 @@
           </w:p>
         </w:tc>
         <w:tc>
+          <w:tcPr/>
           <w:p>
             <w:pPr>
               <w:pStyle w:val="Compact"/>
@@ -2162,6 +2341,7 @@
       </w:tr>
       <w:tr>
         <w:tc>
+          <w:tcPr/>
           <w:p>
             <w:pPr>
               <w:pStyle w:val="Compact"/>
@@ -2176,6 +2356,7 @@
           </w:p>
         </w:tc>
         <w:tc>
+          <w:tcPr/>
           <w:p>
             <w:pPr>
               <w:pStyle w:val="Compact"/>
@@ -2187,6 +2368,7 @@
           </w:p>
         </w:tc>
         <w:tc>
+          <w:tcPr/>
           <w:p>
             <w:pPr>
               <w:pStyle w:val="Compact"/>
@@ -2201,6 +2383,7 @@
           </w:p>
         </w:tc>
         <w:tc>
+          <w:tcPr/>
           <w:p>
             <w:pPr>
               <w:pStyle w:val="Compact"/>
@@ -2212,6 +2395,7 @@
           </w:p>
         </w:tc>
         <w:tc>
+          <w:tcPr/>
           <w:p>
             <w:pPr>
               <w:pStyle w:val="Compact"/>
@@ -2225,6 +2409,7 @@
       </w:tr>
       <w:tr>
         <w:tc>
+          <w:tcPr/>
           <w:p>
             <w:pPr>
               <w:pStyle w:val="Compact"/>
@@ -2239,6 +2424,7 @@
           </w:p>
         </w:tc>
         <w:tc>
+          <w:tcPr/>
           <w:p>
             <w:pPr>
               <w:pStyle w:val="Compact"/>
@@ -2250,6 +2436,7 @@
           </w:p>
         </w:tc>
         <w:tc>
+          <w:tcPr/>
           <w:p>
             <w:pPr>
               <w:pStyle w:val="Compact"/>
@@ -2264,6 +2451,7 @@
           </w:p>
         </w:tc>
         <w:tc>
+          <w:tcPr/>
           <w:p>
             <w:pPr>
               <w:pStyle w:val="Compact"/>
@@ -2275,6 +2463,7 @@
           </w:p>
         </w:tc>
         <w:tc>
+          <w:tcPr/>
           <w:p>
             <w:pPr>
               <w:pStyle w:val="Compact"/>
@@ -2288,6 +2477,7 @@
       </w:tr>
       <w:tr>
         <w:tc>
+          <w:tcPr/>
           <w:p>
             <w:pPr>
               <w:pStyle w:val="Compact"/>
@@ -2302,6 +2492,7 @@
           </w:p>
         </w:tc>
         <w:tc>
+          <w:tcPr/>
           <w:p>
             <w:pPr>
               <w:pStyle w:val="Compact"/>
@@ -2313,6 +2504,7 @@
           </w:p>
         </w:tc>
         <w:tc>
+          <w:tcPr/>
           <w:p>
             <w:pPr>
               <w:pStyle w:val="Compact"/>
@@ -2327,6 +2519,7 @@
           </w:p>
         </w:tc>
         <w:tc>
+          <w:tcPr/>
           <w:p>
             <w:pPr>
               <w:pStyle w:val="Compact"/>
@@ -2338,6 +2531,7 @@
           </w:p>
         </w:tc>
         <w:tc>
+          <w:tcPr/>
           <w:p>
             <w:pPr>
               <w:pStyle w:val="Compact"/>
@@ -2351,6 +2545,7 @@
       </w:tr>
       <w:tr>
         <w:tc>
+          <w:tcPr/>
           <w:p>
             <w:pPr>
               <w:pStyle w:val="Compact"/>
@@ -2365,6 +2560,7 @@
           </w:p>
         </w:tc>
         <w:tc>
+          <w:tcPr/>
           <w:p>
             <w:pPr>
               <w:pStyle w:val="Compact"/>
@@ -2376,6 +2572,7 @@
           </w:p>
         </w:tc>
         <w:tc>
+          <w:tcPr/>
           <w:p>
             <w:pPr>
               <w:pStyle w:val="Compact"/>
@@ -2390,13 +2587,15 @@
           </w:p>
         </w:tc>
         <w:tc>
-          <w:p>
-            <w:pPr>
-              <w:pStyle w:val="Compact"/>
-              <w:jc w:val="left"/>
-            </w:pPr>
-            <w:r>
-              <w:rPr>
+          <w:tcPr/>
+          <w:p>
+            <w:pPr>
+              <w:pStyle w:val="Compact"/>
+              <w:jc w:val="left"/>
+            </w:pPr>
+            <w:r>
+              <w:rPr>
+                <w:bCs/>
                 <w:b/>
               </w:rPr>
               <w:t xml:space="preserve">Hold, flush, trap, quiescence.</w:t>
@@ -2404,6 +2603,7 @@
           </w:p>
         </w:tc>
         <w:tc>
+          <w:tcPr/>
           <w:p>
             <w:pPr>
               <w:pStyle w:val="Compact"/>
@@ -2426,6 +2626,7 @@
       </w:tr>
       <w:tr>
         <w:tc>
+          <w:tcPr/>
           <w:p>
             <w:pPr>
               <w:pStyle w:val="Compact"/>
@@ -2440,6 +2641,7 @@
           </w:p>
         </w:tc>
         <w:tc>
+          <w:tcPr/>
           <w:p>
             <w:pPr>
               <w:pStyle w:val="Compact"/>
@@ -2451,6 +2653,7 @@
           </w:p>
         </w:tc>
         <w:tc>
+          <w:tcPr/>
           <w:p>
             <w:pPr>
               <w:pStyle w:val="Compact"/>
@@ -2465,6 +2668,7 @@
           </w:p>
         </w:tc>
         <w:tc>
+          <w:tcPr/>
           <w:p>
             <w:pPr>
               <w:pStyle w:val="Compact"/>
@@ -2476,6 +2680,7 @@
           </w:p>
         </w:tc>
         <w:tc>
+          <w:tcPr/>
           <w:p>
             <w:pPr>
               <w:pStyle w:val="Compact"/>
@@ -2495,6 +2700,7 @@
       </w:tr>
       <w:tr>
         <w:tc>
+          <w:tcPr/>
           <w:p>
             <w:pPr>
               <w:pStyle w:val="Compact"/>
@@ -2509,6 +2715,7 @@
           </w:p>
         </w:tc>
         <w:tc>
+          <w:tcPr/>
           <w:p>
             <w:pPr>
               <w:pStyle w:val="Compact"/>
@@ -2520,6 +2727,7 @@
           </w:p>
         </w:tc>
         <w:tc>
+          <w:tcPr/>
           <w:p>
             <w:pPr>
               <w:pStyle w:val="Compact"/>
@@ -2534,6 +2742,7 @@
           </w:p>
         </w:tc>
         <w:tc>
+          <w:tcPr/>
           <w:p>
             <w:pPr>
               <w:pStyle w:val="Compact"/>
@@ -2545,6 +2754,7 @@
           </w:p>
         </w:tc>
         <w:tc>
+          <w:tcPr/>
           <w:p>
             <w:pPr>
               <w:pStyle w:val="Compact"/>
@@ -2558,6 +2768,7 @@
       </w:tr>
       <w:tr>
         <w:tc>
+          <w:tcPr/>
           <w:p>
             <w:pPr>
               <w:pStyle w:val="Compact"/>
@@ -2572,6 +2783,7 @@
           </w:p>
         </w:tc>
         <w:tc>
+          <w:tcPr/>
           <w:p>
             <w:pPr>
               <w:pStyle w:val="Compact"/>
@@ -2583,6 +2795,7 @@
           </w:p>
         </w:tc>
         <w:tc>
+          <w:tcPr/>
           <w:p>
             <w:pPr>
               <w:pStyle w:val="Compact"/>
@@ -2597,6 +2810,7 @@
           </w:p>
         </w:tc>
         <w:tc>
+          <w:tcPr/>
           <w:p>
             <w:pPr>
               <w:pStyle w:val="Compact"/>
@@ -2608,6 +2822,7 @@
           </w:p>
         </w:tc>
         <w:tc>
+          <w:tcPr/>
           <w:p>
             <w:pPr>
               <w:pStyle w:val="Compact"/>
@@ -2621,6 +2836,7 @@
       </w:tr>
       <w:tr>
         <w:tc>
+          <w:tcPr/>
           <w:p>
             <w:pPr>
               <w:pStyle w:val="Compact"/>
@@ -2635,6 +2851,7 @@
           </w:p>
         </w:tc>
         <w:tc>
+          <w:tcPr/>
           <w:p>
             <w:pPr>
               <w:pStyle w:val="Compact"/>
@@ -2646,6 +2863,7 @@
           </w:p>
         </w:tc>
         <w:tc>
+          <w:tcPr/>
           <w:p>
             <w:pPr>
               <w:pStyle w:val="Compact"/>
@@ -2660,13 +2878,15 @@
           </w:p>
         </w:tc>
         <w:tc>
-          <w:p>
-            <w:pPr>
-              <w:pStyle w:val="Compact"/>
-              <w:jc w:val="left"/>
-            </w:pPr>
-            <w:r>
-              <w:rPr>
+          <w:tcPr/>
+          <w:p>
+            <w:pPr>
+              <w:pStyle w:val="Compact"/>
+              <w:jc w:val="left"/>
+            </w:pPr>
+            <w:r>
+              <w:rPr>
+                <w:bCs/>
                 <w:b/>
               </w:rPr>
               <w:t xml:space="preserve">New.</w:t>
@@ -2680,6 +2900,7 @@
           </w:p>
         </w:tc>
         <w:tc>
+          <w:tcPr/>
           <w:p>
             <w:pPr>
               <w:pStyle w:val="Compact"/>
@@ -2699,34 +2920,38 @@
         </w:pict>
       </w:r>
     </w:p>
+    <w:bookmarkEnd w:id="29"/>
+    <w:bookmarkStart w:id="30" w:name="X1571269831bc8f18807262f96c888bdf754311e"/>
     <w:p>
       <w:pPr>
         <w:pStyle w:val="Heading2"/>
       </w:pPr>
-      <w:bookmarkStart w:id="31" w:name="X1571269831bc8f18807262f96c888bdf754311e"/>
       <w:r>
         <w:t xml:space="preserve">5 Interfaces</w:t>
       </w:r>
-      <w:bookmarkEnd w:id="31"/>
     </w:p>
     <w:tbl>
       <w:tblPr>
         <w:tblStyle w:val="Table"/>
-        <w:tblW w:type="pct" w:w="0.0"/>
-        <w:tblLook w:firstRow="1"/>
+        <w:tblW w:type="auto" w:w="0"/>
+        <w:tblLook w:firstRow="1" w:lastRow="0" w:firstColumn="0" w:lastColumn="0" w:noHBand="0" w:noVBand="0" w:val="0020"/>
+        <w:jc w:val="start"/>
       </w:tblPr>
-      <w:tblGrid/>
+      <w:tblGrid>
+        <w:gridCol w:w="1131"/>
+        <w:gridCol w:w="1131"/>
+        <w:gridCol w:w="1131"/>
+        <w:gridCol w:w="1131"/>
+        <w:gridCol w:w="1131"/>
+        <w:gridCol w:w="1131"/>
+        <w:gridCol w:w="1131"/>
+      </w:tblGrid>
       <w:tr>
         <w:trPr>
-          <w:cnfStyle w:firstRow="1"/>
+          <w:tblHeader w:val="true"/>
         </w:trPr>
         <w:tc>
-          <w:tcPr>
-            <w:tcBorders>
-              <w:bottom w:val="single"/>
-            </w:tcBorders>
-            <w:vAlign w:val="bottom"/>
-          </w:tcPr>
+          <w:tcPr/>
           <w:p>
             <w:pPr>
               <w:pStyle w:val="Compact"/>
@@ -2738,12 +2963,7 @@
           </w:p>
         </w:tc>
         <w:tc>
-          <w:tcPr>
-            <w:tcBorders>
-              <w:bottom w:val="single"/>
-            </w:tcBorders>
-            <w:vAlign w:val="bottom"/>
-          </w:tcPr>
+          <w:tcPr/>
           <w:p>
             <w:pPr>
               <w:pStyle w:val="Compact"/>
@@ -2755,12 +2975,7 @@
           </w:p>
         </w:tc>
         <w:tc>
-          <w:tcPr>
-            <w:tcBorders>
-              <w:bottom w:val="single"/>
-            </w:tcBorders>
-            <w:vAlign w:val="bottom"/>
-          </w:tcPr>
+          <w:tcPr/>
           <w:p>
             <w:pPr>
               <w:pStyle w:val="Compact"/>
@@ -2772,12 +2987,7 @@
           </w:p>
         </w:tc>
         <w:tc>
-          <w:tcPr>
-            <w:tcBorders>
-              <w:bottom w:val="single"/>
-            </w:tcBorders>
-            <w:vAlign w:val="bottom"/>
-          </w:tcPr>
+          <w:tcPr/>
           <w:p>
             <w:pPr>
               <w:pStyle w:val="Compact"/>
@@ -2789,12 +2999,7 @@
           </w:p>
         </w:tc>
         <w:tc>
-          <w:tcPr>
-            <w:tcBorders>
-              <w:bottom w:val="single"/>
-            </w:tcBorders>
-            <w:vAlign w:val="bottom"/>
-          </w:tcPr>
+          <w:tcPr/>
           <w:p>
             <w:pPr>
               <w:pStyle w:val="Compact"/>
@@ -2806,12 +3011,7 @@
           </w:p>
         </w:tc>
         <w:tc>
-          <w:tcPr>
-            <w:tcBorders>
-              <w:bottom w:val="single"/>
-            </w:tcBorders>
-            <w:vAlign w:val="bottom"/>
-          </w:tcPr>
+          <w:tcPr/>
           <w:p>
             <w:pPr>
               <w:pStyle w:val="Compact"/>
@@ -2823,12 +3023,7 @@
           </w:p>
         </w:tc>
         <w:tc>
-          <w:tcPr>
-            <w:tcBorders>
-              <w:bottom w:val="single"/>
-            </w:tcBorders>
-            <w:vAlign w:val="bottom"/>
-          </w:tcPr>
+          <w:tcPr/>
           <w:p>
             <w:pPr>
               <w:pStyle w:val="Compact"/>
@@ -2842,6 +3037,7 @@
       </w:tr>
       <w:tr>
         <w:tc>
+          <w:tcPr/>
           <w:p>
             <w:pPr>
               <w:pStyle w:val="Compact"/>
@@ -2856,6 +3052,7 @@
           </w:p>
         </w:tc>
         <w:tc>
+          <w:tcPr/>
           <w:p>
             <w:pPr>
               <w:pStyle w:val="Compact"/>
@@ -2867,6 +3064,7 @@
           </w:p>
         </w:tc>
         <w:tc>
+          <w:tcPr/>
           <w:p>
             <w:pPr>
               <w:pStyle w:val="Compact"/>
@@ -2878,6 +3076,7 @@
           </w:p>
         </w:tc>
         <w:tc>
+          <w:tcPr/>
           <w:p>
             <w:pPr>
               <w:pStyle w:val="Compact"/>
@@ -2889,6 +3088,7 @@
           </w:p>
         </w:tc>
         <w:tc>
+          <w:tcPr/>
           <w:p>
             <w:pPr>
               <w:pStyle w:val="Compact"/>
@@ -2900,6 +3100,7 @@
           </w:p>
         </w:tc>
         <w:tc>
+          <w:tcPr/>
           <w:p>
             <w:pPr>
               <w:pStyle w:val="Compact"/>
@@ -2911,11 +3112,17 @@
           </w:p>
         </w:tc>
         <w:tc>
-          <w:p/>
+          <w:tcPr/>
+          <w:p>
+            <w:pPr>
+              <w:pStyle w:val="Compact"/>
+            </w:pPr>
+          </w:p>
         </w:tc>
       </w:tr>
       <w:tr>
         <w:tc>
+          <w:tcPr/>
           <w:p>
             <w:pPr>
               <w:pStyle w:val="Compact"/>
@@ -2930,6 +3137,7 @@
           </w:p>
         </w:tc>
         <w:tc>
+          <w:tcPr/>
           <w:p>
             <w:pPr>
               <w:pStyle w:val="Compact"/>
@@ -2941,6 +3149,7 @@
           </w:p>
         </w:tc>
         <w:tc>
+          <w:tcPr/>
           <w:p>
             <w:pPr>
               <w:pStyle w:val="Compact"/>
@@ -2952,6 +3161,7 @@
           </w:p>
         </w:tc>
         <w:tc>
+          <w:tcPr/>
           <w:p>
             <w:pPr>
               <w:pStyle w:val="Compact"/>
@@ -2963,6 +3173,7 @@
           </w:p>
         </w:tc>
         <w:tc>
+          <w:tcPr/>
           <w:p>
             <w:pPr>
               <w:pStyle w:val="Compact"/>
@@ -2974,6 +3185,7 @@
           </w:p>
         </w:tc>
         <w:tc>
+          <w:tcPr/>
           <w:p>
             <w:pPr>
               <w:pStyle w:val="Compact"/>
@@ -2997,11 +3209,17 @@
           </w:p>
         </w:tc>
         <w:tc>
-          <w:p/>
+          <w:tcPr/>
+          <w:p>
+            <w:pPr>
+              <w:pStyle w:val="Compact"/>
+            </w:pPr>
+          </w:p>
         </w:tc>
       </w:tr>
       <w:tr>
         <w:tc>
+          <w:tcPr/>
           <w:p>
             <w:pPr>
               <w:pStyle w:val="Compact"/>
@@ -3016,6 +3234,7 @@
           </w:p>
         </w:tc>
         <w:tc>
+          <w:tcPr/>
           <w:p>
             <w:pPr>
               <w:pStyle w:val="Compact"/>
@@ -3027,6 +3246,7 @@
           </w:p>
         </w:tc>
         <w:tc>
+          <w:tcPr/>
           <w:p>
             <w:pPr>
               <w:pStyle w:val="Compact"/>
@@ -3038,6 +3258,7 @@
           </w:p>
         </w:tc>
         <w:tc>
+          <w:tcPr/>
           <w:p>
             <w:pPr>
               <w:pStyle w:val="Compact"/>
@@ -3049,6 +3270,7 @@
           </w:p>
         </w:tc>
         <w:tc>
+          <w:tcPr/>
           <w:p>
             <w:pPr>
               <w:pStyle w:val="Compact"/>
@@ -3060,6 +3282,7 @@
           </w:p>
         </w:tc>
         <w:tc>
+          <w:tcPr/>
           <w:p>
             <w:pPr>
               <w:pStyle w:val="Compact"/>
@@ -3071,13 +3294,15 @@
           </w:p>
         </w:tc>
         <w:tc>
-          <w:p>
-            <w:pPr>
-              <w:pStyle w:val="Compact"/>
-              <w:jc w:val="left"/>
-            </w:pPr>
-            <w:r>
-              <w:rPr>
+          <w:tcPr/>
+          <w:p>
+            <w:pPr>
+              <w:pStyle w:val="Compact"/>
+              <w:jc w:val="left"/>
+            </w:pPr>
+            <w:r>
+              <w:rPr>
+                <w:bCs/>
                 <w:b/>
               </w:rPr>
               <w:t xml:space="preserve">new</w:t>
@@ -3087,6 +3312,7 @@
       </w:tr>
       <w:tr>
         <w:tc>
+          <w:tcPr/>
           <w:p>
             <w:pPr>
               <w:pStyle w:val="Compact"/>
@@ -3101,6 +3327,7 @@
           </w:p>
         </w:tc>
         <w:tc>
+          <w:tcPr/>
           <w:p>
             <w:pPr>
               <w:pStyle w:val="Compact"/>
@@ -3112,6 +3339,7 @@
           </w:p>
         </w:tc>
         <w:tc>
+          <w:tcPr/>
           <w:p>
             <w:pPr>
               <w:pStyle w:val="Compact"/>
@@ -3123,6 +3351,7 @@
           </w:p>
         </w:tc>
         <w:tc>
+          <w:tcPr/>
           <w:p>
             <w:pPr>
               <w:pStyle w:val="Compact"/>
@@ -3134,6 +3363,7 @@
           </w:p>
         </w:tc>
         <w:tc>
+          <w:tcPr/>
           <w:p>
             <w:pPr>
               <w:pStyle w:val="Compact"/>
@@ -3145,6 +3375,7 @@
           </w:p>
         </w:tc>
         <w:tc>
+          <w:tcPr/>
           <w:p>
             <w:pPr>
               <w:pStyle w:val="Compact"/>
@@ -3168,13 +3399,15 @@
           </w:p>
         </w:tc>
         <w:tc>
-          <w:p>
-            <w:pPr>
-              <w:pStyle w:val="Compact"/>
-              <w:jc w:val="left"/>
-            </w:pPr>
-            <w:r>
-              <w:rPr>
+          <w:tcPr/>
+          <w:p>
+            <w:pPr>
+              <w:pStyle w:val="Compact"/>
+              <w:jc w:val="left"/>
+            </w:pPr>
+            <w:r>
+              <w:rPr>
+                <w:bCs/>
                 <w:b/>
               </w:rPr>
               <w:t xml:space="preserve">new</w:t>
@@ -3184,6 +3417,7 @@
       </w:tr>
       <w:tr>
         <w:tc>
+          <w:tcPr/>
           <w:p>
             <w:pPr>
               <w:pStyle w:val="Compact"/>
@@ -3198,6 +3432,7 @@
           </w:p>
         </w:tc>
         <w:tc>
+          <w:tcPr/>
           <w:p>
             <w:pPr>
               <w:pStyle w:val="Compact"/>
@@ -3209,6 +3444,7 @@
           </w:p>
         </w:tc>
         <w:tc>
+          <w:tcPr/>
           <w:p>
             <w:pPr>
               <w:pStyle w:val="Compact"/>
@@ -3220,6 +3456,7 @@
           </w:p>
         </w:tc>
         <w:tc>
+          <w:tcPr/>
           <w:p>
             <w:pPr>
               <w:pStyle w:val="Compact"/>
@@ -3231,6 +3468,7 @@
           </w:p>
         </w:tc>
         <w:tc>
+          <w:tcPr/>
           <w:p>
             <w:pPr>
               <w:pStyle w:val="Compact"/>
@@ -3242,6 +3480,7 @@
           </w:p>
         </w:tc>
         <w:tc>
+          <w:tcPr/>
           <w:p>
             <w:pPr>
               <w:pStyle w:val="Compact"/>
@@ -3253,11 +3492,17 @@
           </w:p>
         </w:tc>
         <w:tc>
-          <w:p/>
+          <w:tcPr/>
+          <w:p>
+            <w:pPr>
+              <w:pStyle w:val="Compact"/>
+            </w:pPr>
+          </w:p>
         </w:tc>
       </w:tr>
       <w:tr>
         <w:tc>
+          <w:tcPr/>
           <w:p>
             <w:pPr>
               <w:pStyle w:val="Compact"/>
@@ -3272,6 +3517,7 @@
           </w:p>
         </w:tc>
         <w:tc>
+          <w:tcPr/>
           <w:p>
             <w:pPr>
               <w:pStyle w:val="Compact"/>
@@ -3283,6 +3529,7 @@
           </w:p>
         </w:tc>
         <w:tc>
+          <w:tcPr/>
           <w:p>
             <w:pPr>
               <w:pStyle w:val="Compact"/>
@@ -3294,6 +3541,7 @@
           </w:p>
         </w:tc>
         <w:tc>
+          <w:tcPr/>
           <w:p>
             <w:pPr>
               <w:pStyle w:val="Compact"/>
@@ -3305,6 +3553,7 @@
           </w:p>
         </w:tc>
         <w:tc>
+          <w:tcPr/>
           <w:p>
             <w:pPr>
               <w:pStyle w:val="Compact"/>
@@ -3316,14 +3565,25 @@
           </w:p>
         </w:tc>
         <w:tc>
-          <w:p/>
-        </w:tc>
-        <w:tc>
-          <w:p/>
+          <w:tcPr/>
+          <w:p>
+            <w:pPr>
+              <w:pStyle w:val="Compact"/>
+            </w:pPr>
+          </w:p>
+        </w:tc>
+        <w:tc>
+          <w:tcPr/>
+          <w:p>
+            <w:pPr>
+              <w:pStyle w:val="Compact"/>
+            </w:pPr>
+          </w:p>
         </w:tc>
       </w:tr>
       <w:tr>
         <w:tc>
+          <w:tcPr/>
           <w:p>
             <w:pPr>
               <w:pStyle w:val="Compact"/>
@@ -3338,6 +3598,7 @@
           </w:p>
         </w:tc>
         <w:tc>
+          <w:tcPr/>
           <w:p>
             <w:pPr>
               <w:pStyle w:val="Compact"/>
@@ -3349,6 +3610,7 @@
           </w:p>
         </w:tc>
         <w:tc>
+          <w:tcPr/>
           <w:p>
             <w:pPr>
               <w:pStyle w:val="Compact"/>
@@ -3360,6 +3622,7 @@
           </w:p>
         </w:tc>
         <w:tc>
+          <w:tcPr/>
           <w:p>
             <w:pPr>
               <w:pStyle w:val="Compact"/>
@@ -3371,6 +3634,7 @@
           </w:p>
         </w:tc>
         <w:tc>
+          <w:tcPr/>
           <w:p>
             <w:pPr>
               <w:pStyle w:val="Compact"/>
@@ -3382,14 +3646,25 @@
           </w:p>
         </w:tc>
         <w:tc>
-          <w:p/>
-        </w:tc>
-        <w:tc>
-          <w:p/>
+          <w:tcPr/>
+          <w:p>
+            <w:pPr>
+              <w:pStyle w:val="Compact"/>
+            </w:pPr>
+          </w:p>
+        </w:tc>
+        <w:tc>
+          <w:tcPr/>
+          <w:p>
+            <w:pPr>
+              <w:pStyle w:val="Compact"/>
+            </w:pPr>
+          </w:p>
         </w:tc>
       </w:tr>
       <w:tr>
         <w:tc>
+          <w:tcPr/>
           <w:p>
             <w:pPr>
               <w:pStyle w:val="Compact"/>
@@ -3404,6 +3679,7 @@
           </w:p>
         </w:tc>
         <w:tc>
+          <w:tcPr/>
           <w:p>
             <w:pPr>
               <w:pStyle w:val="Compact"/>
@@ -3415,6 +3691,7 @@
           </w:p>
         </w:tc>
         <w:tc>
+          <w:tcPr/>
           <w:p>
             <w:pPr>
               <w:pStyle w:val="Compact"/>
@@ -3426,6 +3703,7 @@
           </w:p>
         </w:tc>
         <w:tc>
+          <w:tcPr/>
           <w:p>
             <w:pPr>
               <w:pStyle w:val="Compact"/>
@@ -3437,6 +3715,7 @@
           </w:p>
         </w:tc>
         <w:tc>
+          <w:tcPr/>
           <w:p>
             <w:pPr>
               <w:pStyle w:val="Compact"/>
@@ -3448,6 +3727,7 @@
           </w:p>
         </w:tc>
         <w:tc>
+          <w:tcPr/>
           <w:p>
             <w:pPr>
               <w:pStyle w:val="Compact"/>
@@ -3459,11 +3739,17 @@
           </w:p>
         </w:tc>
         <w:tc>
-          <w:p/>
+          <w:tcPr/>
+          <w:p>
+            <w:pPr>
+              <w:pStyle w:val="Compact"/>
+            </w:pPr>
+          </w:p>
         </w:tc>
       </w:tr>
       <w:tr>
         <w:tc>
+          <w:tcPr/>
           <w:p>
             <w:pPr>
               <w:pStyle w:val="Compact"/>
@@ -3478,6 +3764,7 @@
           </w:p>
         </w:tc>
         <w:tc>
+          <w:tcPr/>
           <w:p>
             <w:pPr>
               <w:pStyle w:val="Compact"/>
@@ -3489,6 +3776,7 @@
           </w:p>
         </w:tc>
         <w:tc>
+          <w:tcPr/>
           <w:p>
             <w:pPr>
               <w:pStyle w:val="Compact"/>
@@ -3500,6 +3788,7 @@
           </w:p>
         </w:tc>
         <w:tc>
+          <w:tcPr/>
           <w:p>
             <w:pPr>
               <w:pStyle w:val="Compact"/>
@@ -3511,6 +3800,7 @@
           </w:p>
         </w:tc>
         <w:tc>
+          <w:tcPr/>
           <w:p>
             <w:pPr>
               <w:pStyle w:val="Compact"/>
@@ -3522,6 +3812,7 @@
           </w:p>
         </w:tc>
         <w:tc>
+          <w:tcPr/>
           <w:p>
             <w:pPr>
               <w:pStyle w:val="Compact"/>
@@ -3533,44 +3824,56 @@
           </w:p>
         </w:tc>
         <w:tc>
-          <w:p/>
+          <w:tcPr/>
+          <w:p>
+            <w:pPr>
+              <w:pStyle w:val="Compact"/>
+            </w:pPr>
+          </w:p>
         </w:tc>
       </w:tr>
       <w:tr>
         <w:tc>
-          <w:p>
-            <w:pPr>
-              <w:pStyle w:val="Compact"/>
-              <w:jc w:val="left"/>
-            </w:pPr>
-            <w:r>
-              <w:t xml:space="preserve">I-port (M0)</w:t>
-            </w:r>
-          </w:p>
-        </w:tc>
-        <w:tc>
-          <w:p>
-            <w:pPr>
-              <w:pStyle w:val="Compact"/>
-              <w:jc w:val="left"/>
-            </w:pPr>
-            <w:r>
-              <w:t xml:space="preserve">—</w:t>
-            </w:r>
-          </w:p>
-        </w:tc>
-        <w:tc>
-          <w:p>
-            <w:pPr>
-              <w:pStyle w:val="Compact"/>
-              <w:jc w:val="left"/>
-            </w:pPr>
-            <w:r>
-              <w:t xml:space="preserve">—</w:t>
-            </w:r>
-          </w:p>
-        </w:tc>
-        <w:tc>
+          <w:tcPr/>
+          <w:p>
+            <w:pPr>
+              <w:pStyle w:val="Compact"/>
+              <w:jc w:val="left"/>
+            </w:pPr>
+            <w:r>
+              <w:rPr>
+                <w:rStyle w:val="VerbatimChar"/>
+              </w:rPr>
+              <w:t xml:space="preserve">core_sleep_o</w:t>
+            </w:r>
+          </w:p>
+        </w:tc>
+        <w:tc>
+          <w:tcPr/>
+          <w:p>
+            <w:pPr>
+              <w:pStyle w:val="Compact"/>
+              <w:jc w:val="left"/>
+            </w:pPr>
+            <w:r>
+              <w:t xml:space="preserve">out</w:t>
+            </w:r>
+          </w:p>
+        </w:tc>
+        <w:tc>
+          <w:tcPr/>
+          <w:p>
+            <w:pPr>
+              <w:pStyle w:val="Compact"/>
+              <w:jc w:val="left"/>
+            </w:pPr>
+            <w:r>
+              <w:t xml:space="preserve">1</w:t>
+            </w:r>
+          </w:p>
+        </w:tc>
+        <w:tc>
+          <w:tcPr/>
           <w:p>
             <w:pPr>
               <w:pStyle w:val="Compact"/>
@@ -3582,33 +3885,129 @@
           </w:p>
         </w:tc>
         <w:tc>
-          <w:p>
-            <w:pPr>
-              <w:pStyle w:val="Compact"/>
-              <w:jc w:val="left"/>
-            </w:pPr>
-            <w:r>
-              <w:t xml:space="preserve">—</w:t>
-            </w:r>
-          </w:p>
-        </w:tc>
-        <w:tc>
-          <w:p>
-            <w:pPr>
-              <w:pStyle w:val="Compact"/>
-              <w:jc w:val="left"/>
-            </w:pPr>
-            <w:r>
-              <w:t xml:space="preserve">AHB-Lite, read only, INCR permitted.</w:t>
-            </w:r>
-          </w:p>
-        </w:tc>
-        <w:tc>
-          <w:p/>
+          <w:tcPr/>
+          <w:p>
+            <w:pPr>
+              <w:pStyle w:val="Compact"/>
+              <w:jc w:val="left"/>
+            </w:pPr>
+            <w:r>
+              <w:t xml:space="preserve">0</w:t>
+            </w:r>
+          </w:p>
+        </w:tc>
+        <w:tc>
+          <w:tcPr/>
+          <w:p>
+            <w:pPr>
+              <w:pStyle w:val="Compact"/>
+              <w:jc w:val="left"/>
+            </w:pPr>
+            <w:r>
+              <w:rPr>
+                <w:rStyle w:val="VerbatimChar"/>
+              </w:rPr>
+              <w:t xml:space="preserve">quiescent</w:t>
+            </w:r>
+            <w:r>
+              <w:t xml:space="preserve">: the core clock is gated (observability).</w:t>
+            </w:r>
+          </w:p>
+        </w:tc>
+        <w:tc>
+          <w:tcPr/>
+          <w:p>
+            <w:pPr>
+              <w:pStyle w:val="Compact"/>
+            </w:pPr>
+          </w:p>
         </w:tc>
       </w:tr>
       <w:tr>
         <w:tc>
+          <w:tcPr/>
+          <w:p>
+            <w:pPr>
+              <w:pStyle w:val="Compact"/>
+              <w:jc w:val="left"/>
+            </w:pPr>
+            <w:r>
+              <w:t xml:space="preserve">I-port (M0)</w:t>
+            </w:r>
+          </w:p>
+        </w:tc>
+        <w:tc>
+          <w:tcPr/>
+          <w:p>
+            <w:pPr>
+              <w:pStyle w:val="Compact"/>
+              <w:jc w:val="left"/>
+            </w:pPr>
+            <w:r>
+              <w:t xml:space="preserve">—</w:t>
+            </w:r>
+          </w:p>
+        </w:tc>
+        <w:tc>
+          <w:tcPr/>
+          <w:p>
+            <w:pPr>
+              <w:pStyle w:val="Compact"/>
+              <w:jc w:val="left"/>
+            </w:pPr>
+            <w:r>
+              <w:t xml:space="preserve">—</w:t>
+            </w:r>
+          </w:p>
+        </w:tc>
+        <w:tc>
+          <w:tcPr/>
+          <w:p>
+            <w:pPr>
+              <w:pStyle w:val="Compact"/>
+              <w:jc w:val="left"/>
+            </w:pPr>
+            <w:r>
+              <w:t xml:space="preserve">hclk</w:t>
+            </w:r>
+          </w:p>
+        </w:tc>
+        <w:tc>
+          <w:tcPr/>
+          <w:p>
+            <w:pPr>
+              <w:pStyle w:val="Compact"/>
+              <w:jc w:val="left"/>
+            </w:pPr>
+            <w:r>
+              <w:t xml:space="preserve">—</w:t>
+            </w:r>
+          </w:p>
+        </w:tc>
+        <w:tc>
+          <w:tcPr/>
+          <w:p>
+            <w:pPr>
+              <w:pStyle w:val="Compact"/>
+              <w:jc w:val="left"/>
+            </w:pPr>
+            <w:r>
+              <w:t xml:space="preserve">AHB-Lite, read only, INCR permitted.</w:t>
+            </w:r>
+          </w:p>
+        </w:tc>
+        <w:tc>
+          <w:tcPr/>
+          <w:p>
+            <w:pPr>
+              <w:pStyle w:val="Compact"/>
+            </w:pPr>
+          </w:p>
+        </w:tc>
+      </w:tr>
+      <w:tr>
+        <w:tc>
+          <w:tcPr/>
           <w:p>
             <w:pPr>
               <w:pStyle w:val="Compact"/>
@@ -3620,6 +4019,7 @@
           </w:p>
         </w:tc>
         <w:tc>
+          <w:tcPr/>
           <w:p>
             <w:pPr>
               <w:pStyle w:val="Compact"/>
@@ -3631,6 +4031,7 @@
           </w:p>
         </w:tc>
         <w:tc>
+          <w:tcPr/>
           <w:p>
             <w:pPr>
               <w:pStyle w:val="Compact"/>
@@ -3642,6 +4043,7 @@
           </w:p>
         </w:tc>
         <w:tc>
+          <w:tcPr/>
           <w:p>
             <w:pPr>
               <w:pStyle w:val="Compact"/>
@@ -3653,6 +4055,7 @@
           </w:p>
         </w:tc>
         <w:tc>
+          <w:tcPr/>
           <w:p>
             <w:pPr>
               <w:pStyle w:val="Compact"/>
@@ -3664,6 +4067,7 @@
           </w:p>
         </w:tc>
         <w:tc>
+          <w:tcPr/>
           <w:p>
             <w:pPr>
               <w:pStyle w:val="Compact"/>
@@ -3675,7 +4079,12 @@
           </w:p>
         </w:tc>
         <w:tc>
-          <w:p/>
+          <w:tcPr/>
+          <w:p>
+            <w:pPr>
+              <w:pStyle w:val="Compact"/>
+            </w:pPr>
+          </w:p>
         </w:tc>
       </w:tr>
     </w:tbl>
@@ -3685,6 +4094,7 @@
       </w:pPr>
       <w:r>
         <w:rPr>
+          <w:bCs/>
           <w:b/>
         </w:rPr>
         <w:t xml:space="preserve">[N-5.1]</w:t>
@@ -3694,6 +4104,7 @@
       </w:r>
       <w:r>
         <w:rPr>
+          <w:bCs/>
           <w:b/>
         </w:rPr>
         <w:t xml:space="preserve">Deleted:</w:t>
@@ -3759,6 +4170,7 @@
       </w:pPr>
       <w:r>
         <w:rPr>
+          <w:bCs/>
           <w:b/>
         </w:rPr>
         <w:t xml:space="preserve">[N-5.2]</w:t>
@@ -3768,6 +4180,7 @@
       </w:r>
       <w:r>
         <w:rPr>
+          <w:bCs/>
           <w:b/>
         </w:rPr>
         <w:t xml:space="preserve">Deleted:</w:t>
@@ -3821,6 +4234,7 @@
       </w:pPr>
       <w:r>
         <w:rPr>
+          <w:bCs/>
           <w:b/>
         </w:rPr>
         <w:t xml:space="preserve">[N-5.3]</w:t>
@@ -3917,44 +4331,44 @@
         </w:pict>
       </w:r>
     </w:p>
+    <w:bookmarkEnd w:id="30"/>
+    <w:bookmarkStart w:id="32" w:name="X5ad751f2a0e66527ace2f08c3ee658e2e10ed17"/>
     <w:p>
       <w:pPr>
         <w:pStyle w:val="Heading2"/>
       </w:pPr>
-      <w:bookmarkStart w:id="32" w:name="X5ad751f2a0e66527ace2f08c3ee658e2e10ed17"/>
       <w:r>
         <w:t xml:space="preserve">6 Register map — CSRs</w:t>
       </w:r>
-      <w:bookmarkEnd w:id="32"/>
     </w:p>
+    <w:bookmarkStart w:id="31" w:name="X4d274f27079373a1262e631e63b298ac0d2a896"/>
     <w:p>
       <w:pPr>
         <w:pStyle w:val="Heading3"/>
       </w:pPr>
-      <w:bookmarkStart w:id="33" w:name="X4d274f27079373a1262e631e63b298ac0d2a896"/>
       <w:r>
         <w:t xml:space="preserve">6.1 Implemented</w:t>
       </w:r>
-      <w:bookmarkEnd w:id="33"/>
     </w:p>
     <w:tbl>
       <w:tblPr>
         <w:tblStyle w:val="Table"/>
-        <w:tblW w:type="pct" w:w="0.0"/>
-        <w:tblLook w:firstRow="1"/>
+        <w:tblW w:type="auto" w:w="0"/>
+        <w:tblLook w:firstRow="1" w:lastRow="0" w:firstColumn="0" w:lastColumn="0" w:noHBand="0" w:noVBand="0" w:val="0020"/>
+        <w:jc w:val="start"/>
       </w:tblPr>
-      <w:tblGrid/>
+      <w:tblGrid>
+        <w:gridCol w:w="1980"/>
+        <w:gridCol w:w="1980"/>
+        <w:gridCol w:w="1980"/>
+        <w:gridCol w:w="1980"/>
+      </w:tblGrid>
       <w:tr>
         <w:trPr>
-          <w:cnfStyle w:firstRow="1"/>
+          <w:tblHeader w:val="true"/>
         </w:trPr>
         <w:tc>
-          <w:tcPr>
-            <w:tcBorders>
-              <w:bottom w:val="single"/>
-            </w:tcBorders>
-            <w:vAlign w:val="bottom"/>
-          </w:tcPr>
+          <w:tcPr/>
           <w:p>
             <w:pPr>
               <w:pStyle w:val="Compact"/>
@@ -3966,12 +4380,7 @@
           </w:p>
         </w:tc>
         <w:tc>
-          <w:tcPr>
-            <w:tcBorders>
-              <w:bottom w:val="single"/>
-            </w:tcBorders>
-            <w:vAlign w:val="bottom"/>
-          </w:tcPr>
+          <w:tcPr/>
           <w:p>
             <w:pPr>
               <w:pStyle w:val="Compact"/>
@@ -3983,12 +4392,7 @@
           </w:p>
         </w:tc>
         <w:tc>
-          <w:tcPr>
-            <w:tcBorders>
-              <w:bottom w:val="single"/>
-            </w:tcBorders>
-            <w:vAlign w:val="bottom"/>
-          </w:tcPr>
+          <w:tcPr/>
           <w:p>
             <w:pPr>
               <w:pStyle w:val="Compact"/>
@@ -4000,12 +4404,7 @@
           </w:p>
         </w:tc>
         <w:tc>
-          <w:tcPr>
-            <w:tcBorders>
-              <w:bottom w:val="single"/>
-            </w:tcBorders>
-            <w:vAlign w:val="bottom"/>
-          </w:tcPr>
+          <w:tcPr/>
           <w:p>
             <w:pPr>
               <w:pStyle w:val="Compact"/>
@@ -4019,6 +4418,7 @@
       </w:tr>
       <w:tr>
         <w:tc>
+          <w:tcPr/>
           <w:p>
             <w:pPr>
               <w:pStyle w:val="Compact"/>
@@ -4030,6 +4430,7 @@
           </w:p>
         </w:tc>
         <w:tc>
+          <w:tcPr/>
           <w:p>
             <w:pPr>
               <w:pStyle w:val="Compact"/>
@@ -4044,6 +4445,7 @@
           </w:p>
         </w:tc>
         <w:tc>
+          <w:tcPr/>
           <w:p>
             <w:pPr>
               <w:pStyle w:val="Compact"/>
@@ -4055,6 +4457,7 @@
           </w:p>
         </w:tc>
         <w:tc>
+          <w:tcPr/>
           <w:p>
             <w:pPr>
               <w:pStyle w:val="Compact"/>
@@ -4098,6 +4501,7 @@
       </w:tr>
       <w:tr>
         <w:tc>
+          <w:tcPr/>
           <w:p>
             <w:pPr>
               <w:pStyle w:val="Compact"/>
@@ -4109,6 +4513,7 @@
           </w:p>
         </w:tc>
         <w:tc>
+          <w:tcPr/>
           <w:p>
             <w:pPr>
               <w:pStyle w:val="Compact"/>
@@ -4123,6 +4528,7 @@
           </w:p>
         </w:tc>
         <w:tc>
+          <w:tcPr/>
           <w:p>
             <w:pPr>
               <w:pStyle w:val="Compact"/>
@@ -4134,6 +4540,7 @@
           </w:p>
         </w:tc>
         <w:tc>
+          <w:tcPr/>
           <w:p>
             <w:pPr>
               <w:pStyle w:val="Compact"/>
@@ -4156,6 +4563,7 @@
       </w:tr>
       <w:tr>
         <w:tc>
+          <w:tcPr/>
           <w:p>
             <w:pPr>
               <w:pStyle w:val="Compact"/>
@@ -4167,6 +4575,7 @@
           </w:p>
         </w:tc>
         <w:tc>
+          <w:tcPr/>
           <w:p>
             <w:pPr>
               <w:pStyle w:val="Compact"/>
@@ -4181,6 +4590,7 @@
           </w:p>
         </w:tc>
         <w:tc>
+          <w:tcPr/>
           <w:p>
             <w:pPr>
               <w:pStyle w:val="Compact"/>
@@ -4192,6 +4602,7 @@
           </w:p>
         </w:tc>
         <w:tc>
+          <w:tcPr/>
           <w:p>
             <w:pPr>
               <w:pStyle w:val="Compact"/>
@@ -4214,6 +4625,7 @@
       </w:tr>
       <w:tr>
         <w:tc>
+          <w:tcPr/>
           <w:p>
             <w:pPr>
               <w:pStyle w:val="Compact"/>
@@ -4225,6 +4637,7 @@
           </w:p>
         </w:tc>
         <w:tc>
+          <w:tcPr/>
           <w:p>
             <w:pPr>
               <w:pStyle w:val="Compact"/>
@@ -4239,6 +4652,7 @@
           </w:p>
         </w:tc>
         <w:tc>
+          <w:tcPr/>
           <w:p>
             <w:pPr>
               <w:pStyle w:val="Compact"/>
@@ -4250,6 +4664,7 @@
           </w:p>
         </w:tc>
         <w:tc>
+          <w:tcPr/>
           <w:p>
             <w:pPr>
               <w:pStyle w:val="Compact"/>
@@ -4272,6 +4687,7 @@
       </w:tr>
       <w:tr>
         <w:tc>
+          <w:tcPr/>
           <w:p>
             <w:pPr>
               <w:pStyle w:val="Compact"/>
@@ -4283,6 +4699,7 @@
           </w:p>
         </w:tc>
         <w:tc>
+          <w:tcPr/>
           <w:p>
             <w:pPr>
               <w:pStyle w:val="Compact"/>
@@ -4297,6 +4714,7 @@
           </w:p>
         </w:tc>
         <w:tc>
+          <w:tcPr/>
           <w:p>
             <w:pPr>
               <w:pStyle w:val="Compact"/>
@@ -4308,11 +4726,17 @@
           </w:p>
         </w:tc>
         <w:tc>
-          <w:p/>
+          <w:tcPr/>
+          <w:p>
+            <w:pPr>
+              <w:pStyle w:val="Compact"/>
+            </w:pPr>
+          </w:p>
         </w:tc>
       </w:tr>
       <w:tr>
         <w:tc>
+          <w:tcPr/>
           <w:p>
             <w:pPr>
               <w:pStyle w:val="Compact"/>
@@ -4324,6 +4748,7 @@
           </w:p>
         </w:tc>
         <w:tc>
+          <w:tcPr/>
           <w:p>
             <w:pPr>
               <w:pStyle w:val="Compact"/>
@@ -4338,6 +4763,7 @@
           </w:p>
         </w:tc>
         <w:tc>
+          <w:tcPr/>
           <w:p>
             <w:pPr>
               <w:pStyle w:val="Compact"/>
@@ -4349,6 +4775,7 @@
           </w:p>
         </w:tc>
         <w:tc>
+          <w:tcPr/>
           <w:p>
             <w:pPr>
               <w:pStyle w:val="Compact"/>
@@ -4362,6 +4789,7 @@
       </w:tr>
       <w:tr>
         <w:tc>
+          <w:tcPr/>
           <w:p>
             <w:pPr>
               <w:pStyle w:val="Compact"/>
@@ -4373,6 +4801,7 @@
           </w:p>
         </w:tc>
         <w:tc>
+          <w:tcPr/>
           <w:p>
             <w:pPr>
               <w:pStyle w:val="Compact"/>
@@ -4387,6 +4816,7 @@
           </w:p>
         </w:tc>
         <w:tc>
+          <w:tcPr/>
           <w:p>
             <w:pPr>
               <w:pStyle w:val="Compact"/>
@@ -4398,11 +4828,17 @@
           </w:p>
         </w:tc>
         <w:tc>
-          <w:p/>
+          <w:tcPr/>
+          <w:p>
+            <w:pPr>
+              <w:pStyle w:val="Compact"/>
+            </w:pPr>
+          </w:p>
         </w:tc>
       </w:tr>
       <w:tr>
         <w:tc>
+          <w:tcPr/>
           <w:p>
             <w:pPr>
               <w:pStyle w:val="Compact"/>
@@ -4414,6 +4850,7 @@
           </w:p>
         </w:tc>
         <w:tc>
+          <w:tcPr/>
           <w:p>
             <w:pPr>
               <w:pStyle w:val="Compact"/>
@@ -4428,6 +4865,7 @@
           </w:p>
         </w:tc>
         <w:tc>
+          <w:tcPr/>
           <w:p>
             <w:pPr>
               <w:pStyle w:val="Compact"/>
@@ -4439,11 +4877,17 @@
           </w:p>
         </w:tc>
         <w:tc>
-          <w:p/>
+          <w:tcPr/>
+          <w:p>
+            <w:pPr>
+              <w:pStyle w:val="Compact"/>
+            </w:pPr>
+          </w:p>
         </w:tc>
       </w:tr>
       <w:tr>
         <w:tc>
+          <w:tcPr/>
           <w:p>
             <w:pPr>
               <w:pStyle w:val="Compact"/>
@@ -4455,6 +4899,7 @@
           </w:p>
         </w:tc>
         <w:tc>
+          <w:tcPr/>
           <w:p>
             <w:pPr>
               <w:pStyle w:val="Compact"/>
@@ -4469,6 +4914,7 @@
           </w:p>
         </w:tc>
         <w:tc>
+          <w:tcPr/>
           <w:p>
             <w:pPr>
               <w:pStyle w:val="Compact"/>
@@ -4480,6 +4926,7 @@
           </w:p>
         </w:tc>
         <w:tc>
+          <w:tcPr/>
           <w:p>
             <w:pPr>
               <w:pStyle w:val="Compact"/>
@@ -4514,6 +4961,7 @@
       </w:tr>
       <w:tr>
         <w:tc>
+          <w:tcPr/>
           <w:p>
             <w:pPr>
               <w:pStyle w:val="Compact"/>
@@ -4525,6 +4973,7 @@
           </w:p>
         </w:tc>
         <w:tc>
+          <w:tcPr/>
           <w:p>
             <w:pPr>
               <w:pStyle w:val="Compact"/>
@@ -4539,6 +4988,7 @@
           </w:p>
         </w:tc>
         <w:tc>
+          <w:tcPr/>
           <w:p>
             <w:pPr>
               <w:pStyle w:val="Compact"/>
@@ -4550,13 +5000,15 @@
           </w:p>
         </w:tc>
         <w:tc>
-          <w:p>
-            <w:pPr>
-              <w:pStyle w:val="Compact"/>
-              <w:jc w:val="left"/>
-            </w:pPr>
-            <w:r>
-              <w:rPr>
+          <w:tcPr/>
+          <w:p>
+            <w:pPr>
+              <w:pStyle w:val="Compact"/>
+              <w:jc w:val="left"/>
+            </w:pPr>
+            <w:r>
+              <w:rPr>
+                <w:bCs/>
                 <w:b/>
               </w:rPr>
               <w:t xml:space="preserve">Reads 0, not implemented.</w:t>
@@ -4572,6 +5024,7 @@
       </w:tr>
       <w:tr>
         <w:tc>
+          <w:tcPr/>
           <w:p>
             <w:pPr>
               <w:pStyle w:val="Compact"/>
@@ -4583,6 +5036,7 @@
           </w:p>
         </w:tc>
         <w:tc>
+          <w:tcPr/>
           <w:p>
             <w:pPr>
               <w:pStyle w:val="Compact"/>
@@ -4597,6 +5051,7 @@
           </w:p>
         </w:tc>
         <w:tc>
+          <w:tcPr/>
           <w:p>
             <w:pPr>
               <w:pStyle w:val="Compact"/>
@@ -4608,6 +5063,7 @@
           </w:p>
         </w:tc>
         <w:tc>
+          <w:tcPr/>
           <w:p>
             <w:pPr>
               <w:pStyle w:val="Compact"/>
@@ -4630,6 +5086,7 @@
       </w:tr>
       <w:tr>
         <w:tc>
+          <w:tcPr/>
           <w:p>
             <w:pPr>
               <w:pStyle w:val="Compact"/>
@@ -4641,6 +5098,7 @@
           </w:p>
         </w:tc>
         <w:tc>
+          <w:tcPr/>
           <w:p>
             <w:pPr>
               <w:pStyle w:val="Compact"/>
@@ -4655,6 +5113,7 @@
           </w:p>
         </w:tc>
         <w:tc>
+          <w:tcPr/>
           <w:p>
             <w:pPr>
               <w:pStyle w:val="Compact"/>
@@ -4666,6 +5125,7 @@
           </w:p>
         </w:tc>
         <w:tc>
+          <w:tcPr/>
           <w:p>
             <w:pPr>
               <w:pStyle w:val="Compact"/>
@@ -4679,6 +5139,7 @@
       </w:tr>
       <w:tr>
         <w:tc>
+          <w:tcPr/>
           <w:p>
             <w:pPr>
               <w:pStyle w:val="Compact"/>
@@ -4690,6 +5151,7 @@
           </w:p>
         </w:tc>
         <w:tc>
+          <w:tcPr/>
           <w:p>
             <w:pPr>
               <w:pStyle w:val="Compact"/>
@@ -4704,6 +5166,7 @@
           </w:p>
         </w:tc>
         <w:tc>
+          <w:tcPr/>
           <w:p>
             <w:pPr>
               <w:pStyle w:val="Compact"/>
@@ -4715,6 +5178,7 @@
           </w:p>
         </w:tc>
         <w:tc>
+          <w:tcPr/>
           <w:p>
             <w:pPr>
               <w:pStyle w:val="Compact"/>
@@ -4728,6 +5192,7 @@
       </w:tr>
       <w:tr>
         <w:tc>
+          <w:tcPr/>
           <w:p>
             <w:pPr>
               <w:pStyle w:val="Compact"/>
@@ -4739,6 +5204,7 @@
           </w:p>
         </w:tc>
         <w:tc>
+          <w:tcPr/>
           <w:p>
             <w:pPr>
               <w:pStyle w:val="Compact"/>
@@ -4753,6 +5219,7 @@
           </w:p>
         </w:tc>
         <w:tc>
+          <w:tcPr/>
           <w:p>
             <w:pPr>
               <w:pStyle w:val="Compact"/>
@@ -4764,6 +5231,7 @@
           </w:p>
         </w:tc>
         <w:tc>
+          <w:tcPr/>
           <w:p>
             <w:pPr>
               <w:pStyle w:val="Compact"/>
@@ -4777,6 +5245,7 @@
       </w:tr>
       <w:tr>
         <w:tc>
+          <w:tcPr/>
           <w:p>
             <w:pPr>
               <w:pStyle w:val="Compact"/>
@@ -4788,6 +5257,7 @@
           </w:p>
         </w:tc>
         <w:tc>
+          <w:tcPr/>
           <w:p>
             <w:pPr>
               <w:pStyle w:val="Compact"/>
@@ -4802,6 +5272,7 @@
           </w:p>
         </w:tc>
         <w:tc>
+          <w:tcPr/>
           <w:p>
             <w:pPr>
               <w:pStyle w:val="Compact"/>
@@ -4813,11 +5284,17 @@
           </w:p>
         </w:tc>
         <w:tc>
-          <w:p/>
+          <w:tcPr/>
+          <w:p>
+            <w:pPr>
+              <w:pStyle w:val="Compact"/>
+            </w:pPr>
+          </w:p>
         </w:tc>
       </w:tr>
       <w:tr>
         <w:tc>
+          <w:tcPr/>
           <w:p>
             <w:pPr>
               <w:pStyle w:val="Compact"/>
@@ -4829,6 +5306,7 @@
           </w:p>
         </w:tc>
         <w:tc>
+          <w:tcPr/>
           <w:p>
             <w:pPr>
               <w:pStyle w:val="Compact"/>
@@ -4843,6 +5321,7 @@
           </w:p>
         </w:tc>
         <w:tc>
+          <w:tcPr/>
           <w:p>
             <w:pPr>
               <w:pStyle w:val="Compact"/>
@@ -4854,11 +5333,17 @@
           </w:p>
         </w:tc>
         <w:tc>
-          <w:p/>
+          <w:tcPr/>
+          <w:p>
+            <w:pPr>
+              <w:pStyle w:val="Compact"/>
+            </w:pPr>
+          </w:p>
         </w:tc>
       </w:tr>
       <w:tr>
         <w:tc>
+          <w:tcPr/>
           <w:p>
             <w:pPr>
               <w:pStyle w:val="Compact"/>
@@ -4870,6 +5355,7 @@
           </w:p>
         </w:tc>
         <w:tc>
+          <w:tcPr/>
           <w:p>
             <w:pPr>
               <w:pStyle w:val="Compact"/>
@@ -4884,6 +5370,7 @@
           </w:p>
         </w:tc>
         <w:tc>
+          <w:tcPr/>
           <w:p>
             <w:pPr>
               <w:pStyle w:val="Compact"/>
@@ -4895,6 +5382,7 @@
           </w:p>
         </w:tc>
         <w:tc>
+          <w:tcPr/>
           <w:p>
             <w:pPr>
               <w:pStyle w:val="Compact"/>
@@ -4913,6 +5401,7 @@
       </w:pPr>
       <w:r>
         <w:rPr>
+          <w:bCs/>
           <w:b/>
         </w:rPr>
         <w:t xml:space="preserve">[N-6.1]</w:t>
@@ -5011,6 +5500,7 @@
       </w:pPr>
       <w:r>
         <w:rPr>
+          <w:bCs/>
           <w:b/>
         </w:rPr>
         <w:t xml:space="preserve">[N-6.2]</w:t>
@@ -5079,6 +5569,7 @@
       </w:pPr>
       <w:r>
         <w:rPr>
+          <w:bCs/>
           <w:b/>
         </w:rPr>
         <w:t xml:space="preserve">[N-6.3]</w:t>
@@ -5139,18 +5630,21 @@
       </w:r>
       <w:r>
         <w:rPr>
+          <w:bCs/>
           <w:b/>
         </w:rPr>
         <w:t xml:space="preserve">not</w:t>
       </w:r>
       <w:r>
         <w:rPr>
+          <w:bCs/>
           <w:b/>
         </w:rPr>
         <w:t xml:space="preserve"> </w:t>
       </w:r>
       <w:r>
         <w:rPr>
+          <w:bCs/>
           <w:b/>
         </w:rPr>
         <w:t xml:space="preserve">implemented</w:t>
@@ -5190,25 +5684,25 @@
         </w:pict>
       </w:r>
     </w:p>
+    <w:bookmarkEnd w:id="31"/>
+    <w:bookmarkEnd w:id="32"/>
+    <w:bookmarkStart w:id="42" w:name="X43b40caff11aa9e2dfba708922741378dc13e92"/>
     <w:p>
       <w:pPr>
         <w:pStyle w:val="Heading2"/>
       </w:pPr>
-      <w:bookmarkStart w:id="34" w:name="X43b40caff11aa9e2dfba708922741378dc13e92"/>
       <w:r>
         <w:t xml:space="preserve">7 Functional description</w:t>
       </w:r>
-      <w:bookmarkEnd w:id="34"/>
     </w:p>
+    <w:bookmarkStart w:id="33" w:name="X1212bcf6626582977a99eef57beab0cf832b169"/>
     <w:p>
       <w:pPr>
         <w:pStyle w:val="Heading3"/>
       </w:pPr>
-      <w:bookmarkStart w:id="35" w:name="X1212bcf6626582977a99eef57beab0cf832b169"/>
       <w:r>
         <w:t xml:space="preserve">7.1 Pipeline</w:t>
       </w:r>
-      <w:bookmarkEnd w:id="35"/>
     </w:p>
     <w:p>
       <w:pPr>
@@ -5216,6 +5710,7 @@
       </w:pPr>
       <w:r>
         <w:rPr>
+          <w:bCs/>
           <w:b/>
         </w:rPr>
         <w:t xml:space="preserve">[N-7.1]</w:t>
@@ -5224,7 +5719,7 @@
         <w:t xml:space="preserve"> </w:t>
       </w:r>
       <w:r>
-        <w:t xml:space="preserve">IF → ID → EX → MEM → WB, in-order, single issue, no branch prediction.</w:t>
+        <w:t xml:space="preserve">IF → ID → EX → MEM → WB, in-order, single issue, static branch prediction ([N-7.2]).</w:t>
       </w:r>
     </w:p>
     <w:p>
@@ -5233,6 +5728,7 @@
       </w:pPr>
       <w:r>
         <w:rPr>
+          <w:bCs/>
           <w:b/>
         </w:rPr>
         <w:t xml:space="preserve">[N-7.2]</w:t>
@@ -5241,25 +5737,73 @@
         <w:t xml:space="preserve"> </w:t>
       </w:r>
       <w:r>
-        <w:t xml:space="preserve">Branches and jumps resolve in EX and flush IF and ID: a 2-cycle penalty on a</w:t>
-      </w:r>
-      <w:r>
-        <w:t xml:space="preserve"> </w:t>
-      </w:r>
-      <w:r>
-        <w:t xml:space="preserve">taken branch. No predictor. At 250,000 cycles per loop iteration against a few thousand</w:t>
-      </w:r>
-      <w:r>
-        <w:t xml:space="preserve"> </w:t>
-      </w:r>
-      <w:r>
-        <w:t xml:space="preserve">branches, a predictor would save well under 1% of the budget for a significant area and</w:t>
-      </w:r>
-      <w:r>
-        <w:t xml:space="preserve"> </w:t>
-      </w:r>
-      <w:r>
-        <w:t xml:space="preserve">verification cost.</w:t>
+        <w:t xml:space="preserve">Static backward-taken / forward-not-taken prediction in ID (</w:t>
+      </w:r>
+      <w:r>
+        <w:rPr>
+          <w:rStyle w:val="VerbatimChar"/>
+        </w:rPr>
+        <w:t xml:space="preserve">branch_predict.v</w:t>
+      </w:r>
+      <w:r>
+        <w:t xml:space="preserve">):</w:t>
+      </w:r>
+      <w:r>
+        <w:t xml:space="preserve"> </w:t>
+      </w:r>
+      <w:r>
+        <w:t xml:space="preserve">a JAL, and a conditional branch with a negative offset, redirect fetch from ID (one bubble);</w:t>
+      </w:r>
+      <w:r>
+        <w:t xml:space="preserve"> </w:t>
+      </w:r>
+      <w:r>
+        <w:t xml:space="preserve">a forward branch is predicted not taken. Every conditional branch resolves in EX; a</w:t>
+      </w:r>
+      <w:r>
+        <w:t xml:space="preserve"> </w:t>
+      </w:r>
+      <w:r>
+        <w:t xml:space="preserve">misprediction flushes IF and ID and redirects from EX (two bubbles). JALR always resolves and</w:t>
+      </w:r>
+      <w:r>
+        <w:t xml:space="preserve"> </w:t>
+      </w:r>
+      <w:r>
+        <w:t xml:space="preserve">redirects in EX (two bubbles).</w:t>
+      </w:r>
+      <w:r>
+        <w:t xml:space="preserve"> </w:t>
+      </w:r>
+      <w:r>
+        <w:rPr>
+          <w:rStyle w:val="VerbatimChar"/>
+        </w:rPr>
+        <w:t xml:space="preserve">mgarudactl.BP_DIS</w:t>
+      </w:r>
+      <w:r>
+        <w:t xml:space="preserve"> </w:t>
+      </w:r>
+      <w:r>
+        <w:t xml:space="preserve">(CSR 0x7C0 bit 0) predicts every</w:t>
+      </w:r>
+      <w:r>
+        <w:t xml:space="preserve"> </w:t>
+      </w:r>
+      <w:r>
+        <w:t xml:space="preserve">conditional branch not taken; JAL still redirects from ID. No dynamic predictor: at 250,000</w:t>
+      </w:r>
+      <w:r>
+        <w:t xml:space="preserve"> </w:t>
+      </w:r>
+      <w:r>
+        <w:t xml:space="preserve">cycles per loop iteration against a few thousand branches it would save well under 1% of the</w:t>
+      </w:r>
+      <w:r>
+        <w:t xml:space="preserve"> </w:t>
+      </w:r>
+      <w:r>
+        <w:t xml:space="preserve">budget for significant area and verification cost.</w:t>
       </w:r>
     </w:p>
     <w:p>
@@ -5268,6 +5812,7 @@
       </w:pPr>
       <w:r>
         <w:rPr>
+          <w:bCs/>
           <w:b/>
         </w:rPr>
         <w:t xml:space="preserve">[N-7.3]</w:t>
@@ -5291,15 +5836,15 @@
         <w:t xml:space="preserve">lowest-priority AHB master.</w:t>
       </w:r>
     </w:p>
+    <w:bookmarkEnd w:id="33"/>
+    <w:bookmarkStart w:id="34" w:name="X68b02559ac3de8ca8f91f9d73554f3a053373bd"/>
     <w:p>
       <w:pPr>
         <w:pStyle w:val="Heading3"/>
       </w:pPr>
-      <w:bookmarkStart w:id="36" w:name="X68b02559ac3de8ca8f91f9d73554f3a053373bd"/>
       <w:r>
         <w:t xml:space="preserve">7.2 Multiply and divide</w:t>
       </w:r>
-      <w:bookmarkEnd w:id="36"/>
     </w:p>
     <w:p>
       <w:pPr>
@@ -5307,6 +5852,7 @@
       </w:pPr>
       <w:r>
         <w:rPr>
+          <w:bCs/>
           <w:b/>
         </w:rPr>
         <w:t xml:space="preserve">[N-7.4]</w:t>
@@ -5375,6 +5921,7 @@
       </w:pPr>
       <w:r>
         <w:rPr>
+          <w:bCs/>
           <w:b/>
         </w:rPr>
         <w:t xml:space="preserve">[N-7.5]</w:t>
@@ -5404,6 +5951,7 @@
       </w:pPr>
       <w:r>
         <w:rPr>
+          <w:bCs/>
           <w:b/>
         </w:rPr>
         <w:t xml:space="preserve">[N-7.6]</w:t>
@@ -5458,6 +6006,7 @@
       </w:r>
       <w:r>
         <w:rPr>
+          <w:bCs/>
           <w:b/>
         </w:rPr>
         <w:t xml:space="preserve">trap to a software handler.</w:t>
@@ -5475,6 +6024,7 @@
       </w:pPr>
       <w:r>
         <w:rPr>
+          <w:bCs/>
           <w:b/>
         </w:rPr>
         <w:t xml:space="preserve">[N-7.7]</w:t>
@@ -5522,6 +6072,7 @@
       </w:pPr>
       <w:r>
         <w:rPr>
+          <w:bCs/>
           <w:b/>
         </w:rPr>
         <w:t xml:space="preserve">[N-7.8]</w:t>
@@ -5557,15 +6108,15 @@
         <w:t xml:space="preserve">.</w:t>
       </w:r>
     </w:p>
+    <w:bookmarkEnd w:id="34"/>
+    <w:bookmarkStart w:id="35" w:name="X100939e627f2212ed0a766f0d90c3fd24b83543"/>
     <w:p>
       <w:pPr>
         <w:pStyle w:val="Heading3"/>
       </w:pPr>
-      <w:bookmarkStart w:id="37" w:name="X100939e627f2212ed0a766f0d90c3fd24b83543"/>
       <w:r>
         <w:t xml:space="preserve">7.3 DSU integration</w:t>
       </w:r>
-      <w:bookmarkEnd w:id="37"/>
     </w:p>
     <w:p>
       <w:pPr>
@@ -5573,6 +6124,7 @@
       </w:pPr>
       <w:r>
         <w:rPr>
+          <w:bCs/>
           <w:b/>
         </w:rPr>
         <w:t xml:space="preserve">[N-7.9]</w:t>
@@ -5617,6 +6169,7 @@
       </w:pPr>
       <w:r>
         <w:rPr>
+          <w:bCs/>
           <w:b/>
         </w:rPr>
         <w:t xml:space="preserve">[N-7.10]</w:t>
@@ -5664,6 +6217,7 @@
       </w:pPr>
       <w:r>
         <w:rPr>
+          <w:bCs/>
           <w:b/>
         </w:rPr>
         <w:t xml:space="preserve">[N-7.11]</w:t>
@@ -5681,15 +6235,15 @@
         <w:t xml:space="preserve">the 250 MHz question.</w:t>
       </w:r>
     </w:p>
+    <w:bookmarkEnd w:id="35"/>
+    <w:bookmarkStart w:id="36" w:name="Xa678688b2114e1ce18a605dea0a6e47ba521efa"/>
     <w:p>
       <w:pPr>
         <w:pStyle w:val="Heading3"/>
       </w:pPr>
-      <w:bookmarkStart w:id="38" w:name="Xa678688b2114e1ce18a605dea0a6e47ba521efa"/>
       <w:r>
         <w:t xml:space="preserve">7.4 Exceptions</w:t>
       </w:r>
-      <w:bookmarkEnd w:id="38"/>
     </w:p>
     <w:p>
       <w:pPr>
@@ -5697,6 +6251,7 @@
       </w:pPr>
       <w:r>
         <w:rPr>
+          <w:bCs/>
           <w:b/>
         </w:rPr>
         <w:t xml:space="preserve">[N-7.12]</w:t>
@@ -5711,21 +6266,21 @@
     <w:tbl>
       <w:tblPr>
         <w:tblStyle w:val="Table"/>
-        <w:tblW w:type="pct" w:w="0.0"/>
-        <w:tblLook w:firstRow="1"/>
+        <w:tblW w:type="auto" w:w="0"/>
+        <w:tblLook w:firstRow="1" w:lastRow="0" w:firstColumn="0" w:lastColumn="0" w:noHBand="0" w:noVBand="0" w:val="0020"/>
+        <w:jc w:val="start"/>
       </w:tblPr>
-      <w:tblGrid/>
+      <w:tblGrid>
+        <w:gridCol w:w="2640"/>
+        <w:gridCol w:w="2640"/>
+        <w:gridCol w:w="2640"/>
+      </w:tblGrid>
       <w:tr>
         <w:trPr>
-          <w:cnfStyle w:firstRow="1"/>
+          <w:tblHeader w:val="true"/>
         </w:trPr>
         <w:tc>
-          <w:tcPr>
-            <w:tcBorders>
-              <w:bottom w:val="single"/>
-            </w:tcBorders>
-            <w:vAlign w:val="bottom"/>
-          </w:tcPr>
+          <w:tcPr/>
           <w:p>
             <w:pPr>
               <w:pStyle w:val="Compact"/>
@@ -5737,12 +6292,7 @@
           </w:p>
         </w:tc>
         <w:tc>
-          <w:tcPr>
-            <w:tcBorders>
-              <w:bottom w:val="single"/>
-            </w:tcBorders>
-            <w:vAlign w:val="bottom"/>
-          </w:tcPr>
+          <w:tcPr/>
           <w:p>
             <w:pPr>
               <w:pStyle w:val="Compact"/>
@@ -5754,12 +6304,7 @@
           </w:p>
         </w:tc>
         <w:tc>
-          <w:tcPr>
-            <w:tcBorders>
-              <w:bottom w:val="single"/>
-            </w:tcBorders>
-            <w:vAlign w:val="bottom"/>
-          </w:tcPr>
+          <w:tcPr/>
           <w:p>
             <w:pPr>
               <w:pStyle w:val="Compact"/>
@@ -5776,6 +6321,7 @@
       </w:tr>
       <w:tr>
         <w:tc>
+          <w:tcPr/>
           <w:p>
             <w:pPr>
               <w:pStyle w:val="Compact"/>
@@ -5787,6 +6333,7 @@
           </w:p>
         </w:tc>
         <w:tc>
+          <w:tcPr/>
           <w:p>
             <w:pPr>
               <w:pStyle w:val="Compact"/>
@@ -5798,6 +6345,7 @@
           </w:p>
         </w:tc>
         <w:tc>
+          <w:tcPr/>
           <w:p>
             <w:pPr>
               <w:pStyle w:val="Compact"/>
@@ -5811,6 +6359,7 @@
       </w:tr>
       <w:tr>
         <w:tc>
+          <w:tcPr/>
           <w:p>
             <w:pPr>
               <w:pStyle w:val="Compact"/>
@@ -5822,6 +6371,7 @@
           </w:p>
         </w:tc>
         <w:tc>
+          <w:tcPr/>
           <w:p>
             <w:pPr>
               <w:pStyle w:val="Compact"/>
@@ -5833,6 +6383,7 @@
           </w:p>
         </w:tc>
         <w:tc>
+          <w:tcPr/>
           <w:p>
             <w:pPr>
               <w:pStyle w:val="Compact"/>
@@ -5846,6 +6397,7 @@
       </w:tr>
       <w:tr>
         <w:tc>
+          <w:tcPr/>
           <w:p>
             <w:pPr>
               <w:pStyle w:val="Compact"/>
@@ -5857,6 +6409,7 @@
           </w:p>
         </w:tc>
         <w:tc>
+          <w:tcPr/>
           <w:p>
             <w:pPr>
               <w:pStyle w:val="Compact"/>
@@ -5868,6 +6421,7 @@
           </w:p>
         </w:tc>
         <w:tc>
+          <w:tcPr/>
           <w:p>
             <w:pPr>
               <w:pStyle w:val="Compact"/>
@@ -5881,6 +6435,7 @@
       </w:tr>
       <w:tr>
         <w:tc>
+          <w:tcPr/>
           <w:p>
             <w:pPr>
               <w:pStyle w:val="Compact"/>
@@ -5892,6 +6447,7 @@
           </w:p>
         </w:tc>
         <w:tc>
+          <w:tcPr/>
           <w:p>
             <w:pPr>
               <w:pStyle w:val="Compact"/>
@@ -5903,6 +6459,7 @@
           </w:p>
         </w:tc>
         <w:tc>
+          <w:tcPr/>
           <w:p>
             <w:pPr>
               <w:pStyle w:val="Compact"/>
@@ -5916,6 +6473,7 @@
       </w:tr>
       <w:tr>
         <w:tc>
+          <w:tcPr/>
           <w:p>
             <w:pPr>
               <w:pStyle w:val="Compact"/>
@@ -5927,6 +6485,7 @@
           </w:p>
         </w:tc>
         <w:tc>
+          <w:tcPr/>
           <w:p>
             <w:pPr>
               <w:pStyle w:val="Compact"/>
@@ -5938,6 +6497,7 @@
           </w:p>
         </w:tc>
         <w:tc>
+          <w:tcPr/>
           <w:p>
             <w:pPr>
               <w:pStyle w:val="Compact"/>
@@ -5951,6 +6511,7 @@
       </w:tr>
       <w:tr>
         <w:tc>
+          <w:tcPr/>
           <w:p>
             <w:pPr>
               <w:pStyle w:val="Compact"/>
@@ -5962,6 +6523,7 @@
           </w:p>
         </w:tc>
         <w:tc>
+          <w:tcPr/>
           <w:p>
             <w:pPr>
               <w:pStyle w:val="Compact"/>
@@ -5973,6 +6535,7 @@
           </w:p>
         </w:tc>
         <w:tc>
+          <w:tcPr/>
           <w:p>
             <w:pPr>
               <w:pStyle w:val="Compact"/>
@@ -5986,6 +6549,7 @@
       </w:tr>
       <w:tr>
         <w:tc>
+          <w:tcPr/>
           <w:p>
             <w:pPr>
               <w:pStyle w:val="Compact"/>
@@ -5997,6 +6561,7 @@
           </w:p>
         </w:tc>
         <w:tc>
+          <w:tcPr/>
           <w:p>
             <w:pPr>
               <w:pStyle w:val="Compact"/>
@@ -6008,6 +6573,7 @@
           </w:p>
         </w:tc>
         <w:tc>
+          <w:tcPr/>
           <w:p>
             <w:pPr>
               <w:pStyle w:val="Compact"/>
@@ -6021,6 +6587,7 @@
       </w:tr>
       <w:tr>
         <w:tc>
+          <w:tcPr/>
           <w:p>
             <w:pPr>
               <w:pStyle w:val="Compact"/>
@@ -6032,6 +6599,7 @@
           </w:p>
         </w:tc>
         <w:tc>
+          <w:tcPr/>
           <w:p>
             <w:pPr>
               <w:pStyle w:val="Compact"/>
@@ -6043,6 +6611,7 @@
           </w:p>
         </w:tc>
         <w:tc>
+          <w:tcPr/>
           <w:p>
             <w:pPr>
               <w:pStyle w:val="Compact"/>
@@ -6056,6 +6625,7 @@
       </w:tr>
       <w:tr>
         <w:tc>
+          <w:tcPr/>
           <w:p>
             <w:pPr>
               <w:pStyle w:val="Compact"/>
@@ -6067,6 +6637,7 @@
           </w:p>
         </w:tc>
         <w:tc>
+          <w:tcPr/>
           <w:p>
             <w:pPr>
               <w:pStyle w:val="Compact"/>
@@ -6078,6 +6649,7 @@
           </w:p>
         </w:tc>
         <w:tc>
+          <w:tcPr/>
           <w:p>
             <w:pPr>
               <w:pStyle w:val="Compact"/>
@@ -6096,6 +6668,7 @@
       </w:pPr>
       <w:r>
         <w:rPr>
+          <w:bCs/>
           <w:b/>
         </w:rPr>
         <w:t xml:space="preserve">[N-7.13]</w:t>
@@ -6155,6 +6728,7 @@
       </w:pPr>
       <w:r>
         <w:rPr>
+          <w:bCs/>
           <w:b/>
         </w:rPr>
         <w:t xml:space="preserve">[N-7.14]</w:t>
@@ -6181,15 +6755,15 @@
         <w:t xml:space="preserve">4-byte aligned.</w:t>
       </w:r>
     </w:p>
+    <w:bookmarkEnd w:id="36"/>
+    <w:bookmarkStart w:id="37" w:name="X8dd665ef72e97f1c6bf37d1541226dddce5b311"/>
     <w:p>
       <w:pPr>
         <w:pStyle w:val="Heading3"/>
       </w:pPr>
-      <w:bookmarkStart w:id="39" w:name="X8dd665ef72e97f1c6bf37d1541226dddce5b311"/>
       <w:r>
         <w:t xml:space="preserve">7.5 Interrupts</w:t>
       </w:r>
-      <w:bookmarkEnd w:id="39"/>
     </w:p>
     <w:p>
       <w:pPr>
@@ -6197,6 +6771,7 @@
       </w:pPr>
       <w:r>
         <w:rPr>
+          <w:bCs/>
           <w:b/>
         </w:rPr>
         <w:t xml:space="preserve">[N-7.15]</w:t>
@@ -6282,6 +6857,7 @@
       </w:pPr>
       <w:r>
         <w:rPr>
+          <w:bCs/>
           <w:b/>
         </w:rPr>
         <w:t xml:space="preserve">[N-7.16]</w:t>
@@ -6317,6 +6893,7 @@
       </w:pPr>
       <w:r>
         <w:rPr>
+          <w:bCs/>
           <w:b/>
         </w:rPr>
         <w:t xml:space="preserve">[N-7.17]</w:t>
@@ -6412,6 +6989,7 @@
       </w:pPr>
       <w:r>
         <w:rPr>
+          <w:bCs/>
           <w:b/>
         </w:rPr>
         <w:t xml:space="preserve">[N-7.18]</w:t>
@@ -6447,15 +7025,15 @@
         <w:t xml:space="preserve">handler returned to nowhere.</w:t>
       </w:r>
     </w:p>
+    <w:bookmarkEnd w:id="37"/>
+    <w:bookmarkStart w:id="38" w:name="X80ec1ae7df5a55cf2aadbed347664b4d7d88f1f"/>
     <w:p>
       <w:pPr>
         <w:pStyle w:val="Heading3"/>
       </w:pPr>
-      <w:bookmarkStart w:id="40" w:name="X80ec1ae7df5a55cf2aadbed347664b4d7d88f1f"/>
       <w:r>
         <w:t xml:space="preserve">7.6 Hold and flush composition — authoritative</w:t>
       </w:r>
-      <w:bookmarkEnd w:id="40"/>
     </w:p>
     <w:p>
       <w:pPr>
@@ -6463,6 +7041,7 @@
       </w:pPr>
       <w:r>
         <w:rPr>
+          <w:bCs/>
           <w:b/>
         </w:rPr>
         <w:t xml:space="preserve">[N-7.19]</w:t>
@@ -6478,6 +7057,7 @@
       </w:r>
       <w:r>
         <w:rPr>
+          <w:bCs/>
           <w:b/>
         </w:rPr>
         <w:t xml:space="preserve">only</w:t>
@@ -6501,6 +7081,7 @@
       </w:pPr>
       <w:r>
         <w:rPr>
+          <w:bCs/>
           <w:b/>
         </w:rPr>
         <w:t xml:space="preserve">[N-7.20]</w:t>
@@ -6536,6 +7117,7 @@
       </w:pPr>
       <w:r>
         <w:rPr>
+          <w:bCs/>
           <w:b/>
         </w:rPr>
         <w:t xml:space="preserve">Hold sources</w:t>
@@ -6550,21 +7132,21 @@
     <w:tbl>
       <w:tblPr>
         <w:tblStyle w:val="Table"/>
-        <w:tblW w:type="pct" w:w="0.0"/>
-        <w:tblLook w:firstRow="1"/>
+        <w:tblW w:type="auto" w:w="0"/>
+        <w:tblLook w:firstRow="1" w:lastRow="0" w:firstColumn="0" w:lastColumn="0" w:noHBand="0" w:noVBand="0" w:val="0020"/>
+        <w:jc w:val="start"/>
       </w:tblPr>
-      <w:tblGrid/>
+      <w:tblGrid>
+        <w:gridCol w:w="2640"/>
+        <w:gridCol w:w="2640"/>
+        <w:gridCol w:w="2640"/>
+      </w:tblGrid>
       <w:tr>
         <w:trPr>
-          <w:cnfStyle w:firstRow="1"/>
+          <w:tblHeader w:val="true"/>
         </w:trPr>
         <w:tc>
-          <w:tcPr>
-            <w:tcBorders>
-              <w:bottom w:val="single"/>
-            </w:tcBorders>
-            <w:vAlign w:val="bottom"/>
-          </w:tcPr>
+          <w:tcPr/>
           <w:p>
             <w:pPr>
               <w:pStyle w:val="Compact"/>
@@ -6576,12 +7158,7 @@
           </w:p>
         </w:tc>
         <w:tc>
-          <w:tcPr>
-            <w:tcBorders>
-              <w:bottom w:val="single"/>
-            </w:tcBorders>
-            <w:vAlign w:val="bottom"/>
-          </w:tcPr>
+          <w:tcPr/>
           <w:p>
             <w:pPr>
               <w:pStyle w:val="Compact"/>
@@ -6593,12 +7170,7 @@
           </w:p>
         </w:tc>
         <w:tc>
-          <w:tcPr>
-            <w:tcBorders>
-              <w:bottom w:val="single"/>
-            </w:tcBorders>
-            <w:vAlign w:val="bottom"/>
-          </w:tcPr>
+          <w:tcPr/>
           <w:p>
             <w:pPr>
               <w:pStyle w:val="Compact"/>
@@ -6612,6 +7184,7 @@
       </w:tr>
       <w:tr>
         <w:tc>
+          <w:tcPr/>
           <w:p>
             <w:pPr>
               <w:pStyle w:val="Compact"/>
@@ -6632,6 +7205,7 @@
           </w:p>
         </w:tc>
         <w:tc>
+          <w:tcPr/>
           <w:p>
             <w:pPr>
               <w:pStyle w:val="Compact"/>
@@ -6643,6 +7217,7 @@
           </w:p>
         </w:tc>
         <w:tc>
+          <w:tcPr/>
           <w:p>
             <w:pPr>
               <w:pStyle w:val="Compact"/>
@@ -6656,6 +7231,7 @@
       </w:tr>
       <w:tr>
         <w:tc>
+          <w:tcPr/>
           <w:p>
             <w:pPr>
               <w:pStyle w:val="Compact"/>
@@ -6676,6 +7252,7 @@
           </w:p>
         </w:tc>
         <w:tc>
+          <w:tcPr/>
           <w:p>
             <w:pPr>
               <w:pStyle w:val="Compact"/>
@@ -6687,6 +7264,7 @@
           </w:p>
         </w:tc>
         <w:tc>
+          <w:tcPr/>
           <w:p>
             <w:pPr>
               <w:pStyle w:val="Compact"/>
@@ -6709,6 +7287,7 @@
       </w:tr>
       <w:tr>
         <w:tc>
+          <w:tcPr/>
           <w:p>
             <w:pPr>
               <w:pStyle w:val="Compact"/>
@@ -6729,6 +7308,7 @@
           </w:p>
         </w:tc>
         <w:tc>
+          <w:tcPr/>
           <w:p>
             <w:pPr>
               <w:pStyle w:val="Compact"/>
@@ -6740,6 +7320,7 @@
           </w:p>
         </w:tc>
         <w:tc>
+          <w:tcPr/>
           <w:p>
             <w:pPr>
               <w:pStyle w:val="Compact"/>
@@ -6753,6 +7334,7 @@
       </w:tr>
       <w:tr>
         <w:tc>
+          <w:tcPr/>
           <w:p>
             <w:pPr>
               <w:pStyle w:val="Compact"/>
@@ -6776,6 +7358,7 @@
           </w:p>
         </w:tc>
         <w:tc>
+          <w:tcPr/>
           <w:p>
             <w:pPr>
               <w:pStyle w:val="Compact"/>
@@ -6787,6 +7370,7 @@
           </w:p>
         </w:tc>
         <w:tc>
+          <w:tcPr/>
           <w:p>
             <w:pPr>
               <w:pStyle w:val="Compact"/>
@@ -6800,6 +7384,7 @@
       </w:tr>
       <w:tr>
         <w:tc>
+          <w:tcPr/>
           <w:p>
             <w:pPr>
               <w:pStyle w:val="Compact"/>
@@ -6820,6 +7405,7 @@
           </w:p>
         </w:tc>
         <w:tc>
+          <w:tcPr/>
           <w:p>
             <w:pPr>
               <w:pStyle w:val="Compact"/>
@@ -6831,6 +7417,7 @@
           </w:p>
         </w:tc>
         <w:tc>
+          <w:tcPr/>
           <w:p>
             <w:pPr>
               <w:pStyle w:val="Compact"/>
@@ -6849,6 +7436,7 @@
       </w:pPr>
       <w:r>
         <w:rPr>
+          <w:bCs/>
           <w:b/>
         </w:rPr>
         <w:t xml:space="preserve">Flush sources</w:t>
@@ -6863,21 +7451,21 @@
     <w:tbl>
       <w:tblPr>
         <w:tblStyle w:val="Table"/>
-        <w:tblW w:type="pct" w:w="0.0"/>
-        <w:tblLook w:firstRow="1"/>
+        <w:tblW w:type="auto" w:w="0"/>
+        <w:tblLook w:firstRow="1" w:lastRow="0" w:firstColumn="0" w:lastColumn="0" w:noHBand="0" w:noVBand="0" w:val="0020"/>
+        <w:jc w:val="start"/>
       </w:tblPr>
-      <w:tblGrid/>
+      <w:tblGrid>
+        <w:gridCol w:w="2640"/>
+        <w:gridCol w:w="2640"/>
+        <w:gridCol w:w="2640"/>
+      </w:tblGrid>
       <w:tr>
         <w:trPr>
-          <w:cnfStyle w:firstRow="1"/>
+          <w:tblHeader w:val="true"/>
         </w:trPr>
         <w:tc>
-          <w:tcPr>
-            <w:tcBorders>
-              <w:bottom w:val="single"/>
-            </w:tcBorders>
-            <w:vAlign w:val="bottom"/>
-          </w:tcPr>
+          <w:tcPr/>
           <w:p>
             <w:pPr>
               <w:pStyle w:val="Compact"/>
@@ -6889,12 +7477,7 @@
           </w:p>
         </w:tc>
         <w:tc>
-          <w:tcPr>
-            <w:tcBorders>
-              <w:bottom w:val="single"/>
-            </w:tcBorders>
-            <w:vAlign w:val="bottom"/>
-          </w:tcPr>
+          <w:tcPr/>
           <w:p>
             <w:pPr>
               <w:pStyle w:val="Compact"/>
@@ -6906,12 +7489,7 @@
           </w:p>
         </w:tc>
         <w:tc>
-          <w:tcPr>
-            <w:tcBorders>
-              <w:bottom w:val="single"/>
-            </w:tcBorders>
-            <w:vAlign w:val="bottom"/>
-          </w:tcPr>
+          <w:tcPr/>
           <w:p>
             <w:pPr>
               <w:pStyle w:val="Compact"/>
@@ -6925,6 +7503,7 @@
       </w:tr>
       <w:tr>
         <w:tc>
+          <w:tcPr/>
           <w:p>
             <w:pPr>
               <w:pStyle w:val="Compact"/>
@@ -6945,6 +7524,7 @@
           </w:p>
         </w:tc>
         <w:tc>
+          <w:tcPr/>
           <w:p>
             <w:pPr>
               <w:pStyle w:val="Compact"/>
@@ -6956,6 +7536,7 @@
           </w:p>
         </w:tc>
         <w:tc>
+          <w:tcPr/>
           <w:p>
             <w:pPr>
               <w:pStyle w:val="Compact"/>
@@ -6969,6 +7550,7 @@
       </w:tr>
       <w:tr>
         <w:tc>
+          <w:tcPr/>
           <w:p>
             <w:pPr>
               <w:pStyle w:val="Compact"/>
@@ -6989,6 +7571,7 @@
           </w:p>
         </w:tc>
         <w:tc>
+          <w:tcPr/>
           <w:p>
             <w:pPr>
               <w:pStyle w:val="Compact"/>
@@ -7000,6 +7583,7 @@
           </w:p>
         </w:tc>
         <w:tc>
+          <w:tcPr/>
           <w:p>
             <w:pPr>
               <w:pStyle w:val="Compact"/>
@@ -7013,6 +7597,7 @@
       </w:tr>
       <w:tr>
         <w:tc>
+          <w:tcPr/>
           <w:p>
             <w:pPr>
               <w:pStyle w:val="Compact"/>
@@ -7036,6 +7621,7 @@
           </w:p>
         </w:tc>
         <w:tc>
+          <w:tcPr/>
           <w:p>
             <w:pPr>
               <w:pStyle w:val="Compact"/>
@@ -7047,6 +7633,7 @@
           </w:p>
         </w:tc>
         <w:tc>
+          <w:tcPr/>
           <w:p>
             <w:pPr>
               <w:pStyle w:val="Compact"/>
@@ -7060,6 +7647,7 @@
       </w:tr>
       <w:tr>
         <w:tc>
+          <w:tcPr/>
           <w:p>
             <w:pPr>
               <w:pStyle w:val="Compact"/>
@@ -7080,6 +7668,7 @@
           </w:p>
         </w:tc>
         <w:tc>
+          <w:tcPr/>
           <w:p>
             <w:pPr>
               <w:pStyle w:val="Compact"/>
@@ -7091,6 +7680,7 @@
           </w:p>
         </w:tc>
         <w:tc>
+          <w:tcPr/>
           <w:p>
             <w:pPr>
               <w:pStyle w:val="Compact"/>
@@ -7109,6 +7699,7 @@
       </w:pPr>
       <w:r>
         <w:rPr>
+          <w:bCs/>
           <w:b/>
         </w:rPr>
         <w:t xml:space="preserve">[N-7.21]</w:t>
@@ -7118,6 +7709,7 @@
       </w:r>
       <w:r>
         <w:rPr>
+          <w:bCs/>
           <w:b/>
         </w:rPr>
         <w:t xml:space="preserve">Flush always beats hold.</w:t>
@@ -7171,6 +7763,7 @@
       </w:pPr>
       <w:r>
         <w:rPr>
+          <w:bCs/>
           <w:b/>
         </w:rPr>
         <w:t xml:space="preserve">[N-7.22]</w:t>
@@ -7227,6 +7820,7 @@
       </w:pPr>
       <w:r>
         <w:rPr>
+          <w:bCs/>
           <w:b/>
         </w:rPr>
         <w:t xml:space="preserve">[N-7.23]</w:t>
@@ -7241,30 +7835,31 @@
     <w:tbl>
       <w:tblPr>
         <w:tblStyle w:val="Table"/>
-        <w:tblW w:type="pct" w:w="0.0"/>
-        <w:tblLook w:firstRow="1"/>
+        <w:tblW w:type="auto" w:w="0"/>
+        <w:tblLook w:firstRow="1" w:lastRow="0" w:firstColumn="0" w:lastColumn="0" w:noHBand="0" w:noVBand="0" w:val="0020"/>
+        <w:jc w:val="start"/>
       </w:tblPr>
-      <w:tblGrid/>
+      <w:tblGrid>
+        <w:gridCol w:w="1584"/>
+        <w:gridCol w:w="1584"/>
+        <w:gridCol w:w="1584"/>
+        <w:gridCol w:w="1584"/>
+        <w:gridCol w:w="1584"/>
+      </w:tblGrid>
       <w:tr>
         <w:trPr>
-          <w:cnfStyle w:firstRow="1"/>
+          <w:tblHeader w:val="true"/>
         </w:trPr>
         <w:tc>
-          <w:tcPr>
-            <w:tcBorders>
-              <w:bottom w:val="single"/>
-            </w:tcBorders>
-            <w:vAlign w:val="bottom"/>
-          </w:tcPr>
-          <w:p/>
-        </w:tc>
-        <w:tc>
-          <w:tcPr>
-            <w:tcBorders>
-              <w:bottom w:val="single"/>
-            </w:tcBorders>
-            <w:vAlign w:val="bottom"/>
-          </w:tcPr>
+          <w:tcPr/>
+          <w:p>
+            <w:pPr>
+              <w:pStyle w:val="Compact"/>
+            </w:pPr>
+          </w:p>
+        </w:tc>
+        <w:tc>
+          <w:tcPr/>
           <w:p>
             <w:pPr>
               <w:pStyle w:val="Compact"/>
@@ -7285,12 +7880,7 @@
           </w:p>
         </w:tc>
         <w:tc>
-          <w:tcPr>
-            <w:tcBorders>
-              <w:bottom w:val="single"/>
-            </w:tcBorders>
-            <w:vAlign w:val="bottom"/>
-          </w:tcPr>
+          <w:tcPr/>
           <w:p>
             <w:pPr>
               <w:pStyle w:val="Compact"/>
@@ -7311,12 +7901,7 @@
           </w:p>
         </w:tc>
         <w:tc>
-          <w:tcPr>
-            <w:tcBorders>
-              <w:bottom w:val="single"/>
-            </w:tcBorders>
-            <w:vAlign w:val="bottom"/>
-          </w:tcPr>
+          <w:tcPr/>
           <w:p>
             <w:pPr>
               <w:pStyle w:val="Compact"/>
@@ -7337,12 +7922,7 @@
           </w:p>
         </w:tc>
         <w:tc>
-          <w:tcPr>
-            <w:tcBorders>
-              <w:bottom w:val="single"/>
-            </w:tcBorders>
-            <w:vAlign w:val="bottom"/>
-          </w:tcPr>
+          <w:tcPr/>
           <w:p>
             <w:pPr>
               <w:pStyle w:val="Compact"/>
@@ -7365,6 +7945,7 @@
       </w:tr>
       <w:tr>
         <w:tc>
+          <w:tcPr/>
           <w:p>
             <w:pPr>
               <w:pStyle w:val="Compact"/>
@@ -7385,6 +7966,7 @@
           </w:p>
         </w:tc>
         <w:tc>
+          <w:tcPr/>
           <w:p>
             <w:pPr>
               <w:pStyle w:val="Compact"/>
@@ -7396,6 +7978,7 @@
           </w:p>
         </w:tc>
         <w:tc>
+          <w:tcPr/>
           <w:p>
             <w:pPr>
               <w:pStyle w:val="Compact"/>
@@ -7407,6 +7990,7 @@
           </w:p>
         </w:tc>
         <w:tc>
+          <w:tcPr/>
           <w:p>
             <w:pPr>
               <w:pStyle w:val="Compact"/>
@@ -7418,6 +8002,7 @@
           </w:p>
         </w:tc>
         <w:tc>
+          <w:tcPr/>
           <w:p>
             <w:pPr>
               <w:pStyle w:val="Compact"/>
@@ -7431,6 +8016,7 @@
       </w:tr>
       <w:tr>
         <w:tc>
+          <w:tcPr/>
           <w:p>
             <w:pPr>
               <w:pStyle w:val="Compact"/>
@@ -7451,13 +8037,15 @@
           </w:p>
         </w:tc>
         <w:tc>
-          <w:p>
-            <w:pPr>
-              <w:pStyle w:val="Compact"/>
-              <w:jc w:val="left"/>
-            </w:pPr>
-            <w:r>
-              <w:rPr>
+          <w:tcPr/>
+          <w:p>
+            <w:pPr>
+              <w:pStyle w:val="Compact"/>
+              <w:jc w:val="left"/>
+            </w:pPr>
+            <w:r>
+              <w:rPr>
+                <w:bCs/>
                 <w:b/>
               </w:rPr>
               <w:t xml:space="preserve">hold wins</w:t>
@@ -7471,13 +8059,15 @@
           </w:p>
         </w:tc>
         <w:tc>
-          <w:p>
-            <w:pPr>
-              <w:pStyle w:val="Compact"/>
-              <w:jc w:val="left"/>
-            </w:pPr>
-            <w:r>
-              <w:rPr>
+          <w:tcPr/>
+          <w:p>
+            <w:pPr>
+              <w:pStyle w:val="Compact"/>
+              <w:jc w:val="left"/>
+            </w:pPr>
+            <w:r>
+              <w:rPr>
+                <w:bCs/>
                 <w:b/>
               </w:rPr>
               <w:t xml:space="preserve">hold wins</w:t>
@@ -7491,6 +8081,7 @@
           </w:p>
         </w:tc>
         <w:tc>
+          <w:tcPr/>
           <w:p>
             <w:pPr>
               <w:pStyle w:val="Compact"/>
@@ -7502,6 +8093,7 @@
           </w:p>
         </w:tc>
         <w:tc>
+          <w:tcPr/>
           <w:p>
             <w:pPr>
               <w:pStyle w:val="Compact"/>
@@ -7515,6 +8107,7 @@
       </w:tr>
       <w:tr>
         <w:tc>
+          <w:tcPr/>
           <w:p>
             <w:pPr>
               <w:pStyle w:val="Compact"/>
@@ -7535,6 +8128,7 @@
           </w:p>
         </w:tc>
         <w:tc>
+          <w:tcPr/>
           <w:p>
             <w:pPr>
               <w:pStyle w:val="Compact"/>
@@ -7546,6 +8140,7 @@
           </w:p>
         </w:tc>
         <w:tc>
+          <w:tcPr/>
           <w:p>
             <w:pPr>
               <w:pStyle w:val="Compact"/>
@@ -7557,6 +8152,7 @@
           </w:p>
         </w:tc>
         <w:tc>
+          <w:tcPr/>
           <w:p>
             <w:pPr>
               <w:pStyle w:val="Compact"/>
@@ -7568,6 +8164,7 @@
           </w:p>
         </w:tc>
         <w:tc>
+          <w:tcPr/>
           <w:p>
             <w:pPr>
               <w:pStyle w:val="Compact"/>
@@ -7581,6 +8178,7 @@
       </w:tr>
       <w:tr>
         <w:tc>
+          <w:tcPr/>
           <w:p>
             <w:pPr>
               <w:pStyle w:val="Compact"/>
@@ -7604,6 +8202,7 @@
           </w:p>
         </w:tc>
         <w:tc>
+          <w:tcPr/>
           <w:p>
             <w:pPr>
               <w:pStyle w:val="Compact"/>
@@ -7615,6 +8214,7 @@
           </w:p>
         </w:tc>
         <w:tc>
+          <w:tcPr/>
           <w:p>
             <w:pPr>
               <w:pStyle w:val="Compact"/>
@@ -7626,6 +8226,7 @@
           </w:p>
         </w:tc>
         <w:tc>
+          <w:tcPr/>
           <w:p>
             <w:pPr>
               <w:pStyle w:val="Compact"/>
@@ -7637,6 +8238,7 @@
           </w:p>
         </w:tc>
         <w:tc>
+          <w:tcPr/>
           <w:p>
             <w:pPr>
               <w:pStyle w:val="Compact"/>
@@ -7650,6 +8252,7 @@
       </w:tr>
       <w:tr>
         <w:tc>
+          <w:tcPr/>
           <w:p>
             <w:pPr>
               <w:pStyle w:val="Compact"/>
@@ -7670,6 +8273,7 @@
           </w:p>
         </w:tc>
         <w:tc>
+          <w:tcPr/>
           <w:p>
             <w:pPr>
               <w:pStyle w:val="Compact"/>
@@ -7681,6 +8285,7 @@
           </w:p>
         </w:tc>
         <w:tc>
+          <w:tcPr/>
           <w:p>
             <w:pPr>
               <w:pStyle w:val="Compact"/>
@@ -7692,6 +8297,7 @@
           </w:p>
         </w:tc>
         <w:tc>
+          <w:tcPr/>
           <w:p>
             <w:pPr>
               <w:pStyle w:val="Compact"/>
@@ -7703,6 +8309,7 @@
           </w:p>
         </w:tc>
         <w:tc>
+          <w:tcPr/>
           <w:p>
             <w:pPr>
               <w:pStyle w:val="Compact"/>
@@ -7721,6 +8328,7 @@
       </w:pPr>
       <w:r>
         <w:rPr>
+          <w:bCs/>
           <w:b/>
         </w:rPr>
         <w:t xml:space="preserve">[N-7.24]</w:t>
@@ -7757,6 +8365,7 @@
       </w:r>
       <w:r>
         <w:rPr>
+          <w:iCs/>
           <w:i/>
         </w:rPr>
         <w:t xml:space="preserve">deferred</w:t>
@@ -7804,6 +8413,7 @@
       </w:pPr>
       <w:r>
         <w:rPr>
+          <w:bCs/>
           <w:b/>
         </w:rPr>
         <w:t xml:space="preserve">[N-7.25]</w:t>
@@ -7854,6 +8464,7 @@
       </w:pPr>
       <w:r>
         <w:rPr>
+          <w:bCs/>
           <w:b/>
         </w:rPr>
         <w:t xml:space="preserve">[N-7.26]</w:t>
@@ -7913,15 +8524,15 @@
         <w:t xml:space="preserve">inverted.</w:t>
       </w:r>
     </w:p>
+    <w:bookmarkEnd w:id="38"/>
+    <w:bookmarkStart w:id="39" w:name="Xc6cc4339ce0dd4597dde4ee0670ff9f25cdabf8"/>
     <w:p>
       <w:pPr>
         <w:pStyle w:val="Heading3"/>
       </w:pPr>
-      <w:bookmarkStart w:id="41" w:name="Xc6cc4339ce0dd4597dde4ee0670ff9f25cdabf8"/>
       <w:r>
         <w:t xml:space="preserve">7.7 WFI and the clock gate</w:t>
       </w:r>
-      <w:bookmarkEnd w:id="41"/>
     </w:p>
     <w:p>
       <w:pPr>
@@ -7929,6 +8540,7 @@
       </w:pPr>
       <w:r>
         <w:rPr>
+          <w:bCs/>
           <w:b/>
         </w:rPr>
         <w:t xml:space="preserve">[N-7.27]</w:t>
@@ -7986,12 +8598,14 @@
       </w:r>
       <w:r>
         <w:rPr>
+          <w:bCs/>
           <w:b/>
         </w:rPr>
         <w:t xml:space="preserve">regardless of</w:t>
       </w:r>
       <w:r>
         <w:rPr>
+          <w:bCs/>
           <w:b/>
         </w:rPr>
         <w:t xml:space="preserve"> </w:t>
@@ -7999,6 +8613,7 @@
       <w:r>
         <w:rPr>
           <w:rStyle w:val="VerbatimChar"/>
+          <w:bCs/>
           <w:b/>
         </w:rPr>
         <w:t xml:space="preserve">mstatus.MIE</w:t>
@@ -8034,6 +8649,7 @@
       </w:pPr>
       <w:r>
         <w:rPr>
+          <w:bCs/>
           <w:b/>
         </w:rPr>
         <w:t xml:space="preserve">[N-7.28]</w:t>
@@ -8087,7 +8703,22 @@
         <w:t xml:space="preserve"> </w:t>
       </w:r>
       <w:r>
-        <w:t xml:space="preserve">and no bus transfer is outstanding.</w:t>
+        <w:t xml:space="preserve">(WFI) with the WFI settled, both bus ports idle, the DSU not busy and no D-port</w:t>
+      </w:r>
+      <w:r>
+        <w:t xml:space="preserve"> </w:t>
+      </w:r>
+      <w:r>
+        <w:t xml:space="preserve">data phase stalling MEM (</w:t>
+      </w:r>
+      <w:r>
+        <w:rPr>
+          <w:rStyle w:val="VerbatimChar"/>
+        </w:rPr>
+        <w:t xml:space="preserve">quiescent = wfi_hold &amp; wfi_settled &amp; bus_idle &amp; ~dsu_busy &amp; ~mem_stall</w:t>
+      </w:r>
+      <w:r>
+        <w:t xml:space="preserve">), so the gate can never freeze a DSU accumulate or a transfer part-way.</w:t>
       </w:r>
       <w:r>
         <w:t xml:space="preserve"> </w:t>
@@ -8132,6 +8763,7 @@
       </w:pPr>
       <w:r>
         <w:rPr>
+          <w:bCs/>
           <w:b/>
         </w:rPr>
         <w:t xml:space="preserve">[N-7.29]</w:t>
@@ -8141,12 +8773,14 @@
       </w:r>
       <w:r>
         <w:rPr>
+          <w:bCs/>
           <w:b/>
         </w:rPr>
         <w:t xml:space="preserve">The gate's enable is</w:t>
       </w:r>
       <w:r>
         <w:rPr>
+          <w:bCs/>
           <w:b/>
         </w:rPr>
         <w:t xml:space="preserve"> </w:t>
@@ -8154,24 +8788,28 @@
       <w:r>
         <w:rPr>
           <w:rStyle w:val="VerbatimChar"/>
+          <w:bCs/>
           <w:b/>
         </w:rPr>
         <w:t xml:space="preserve">quiescent</w:t>
       </w:r>
       <w:r>
         <w:rPr>
+          <w:bCs/>
           <w:b/>
         </w:rPr>
         <w:t xml:space="preserve"> </w:t>
       </w:r>
       <w:r>
         <w:rPr>
+          <w:bCs/>
           <w:b/>
         </w:rPr>
         <w:t xml:space="preserve">from</w:t>
       </w:r>
       <w:r>
         <w:rPr>
+          <w:bCs/>
           <w:b/>
         </w:rPr>
         <w:t xml:space="preserve"> </w:t>
@@ -8179,24 +8817,28 @@
       <w:r>
         <w:rPr>
           <w:rStyle w:val="VerbatimChar"/>
+          <w:bCs/>
           <w:b/>
         </w:rPr>
         <w:t xml:space="preserve">pipe_ctrl</w:t>
       </w:r>
       <w:r>
         <w:rPr>
+          <w:bCs/>
           <w:b/>
         </w:rPr>
         <w:t xml:space="preserve">, not a separate decode of the</w:t>
       </w:r>
       <w:r>
         <w:rPr>
+          <w:bCs/>
           <w:b/>
         </w:rPr>
         <w:t xml:space="preserve"> </w:t>
       </w:r>
       <w:r>
         <w:rPr>
+          <w:bCs/>
           <w:b/>
         </w:rPr>
         <w:t xml:space="preserve">WFI instruction.</w:t>
@@ -8244,6 +8886,7 @@
       </w:pPr>
       <w:r>
         <w:rPr>
+          <w:bCs/>
           <w:b/>
         </w:rPr>
         <w:t xml:space="preserve">[N-7.30]</w:t>
@@ -8267,6 +8910,7 @@
       </w:pPr>
       <w:r>
         <w:rPr>
+          <w:bCs/>
           <w:b/>
         </w:rPr>
         <w:t xml:space="preserve">[N-7.31]</w:t>
@@ -8323,6 +8967,7 @@
       </w:pPr>
       <w:r>
         <w:rPr>
+          <w:bCs/>
           <w:b/>
         </w:rPr>
         <w:t xml:space="preserve">[N-7.32]</w:t>
@@ -8352,15 +8997,15 @@
         <w:t xml:space="preserve">measurement ([N-6.2]) and is not asserted here.</w:t>
       </w:r>
     </w:p>
+    <w:bookmarkEnd w:id="39"/>
+    <w:bookmarkStart w:id="40" w:name="X981315ed8c1b0239f8647e8d4d22ac06b7d1b3c"/>
     <w:p>
       <w:pPr>
         <w:pStyle w:val="Heading3"/>
       </w:pPr>
-      <w:bookmarkStart w:id="42" w:name="X981315ed8c1b0239f8647e8d4d22ac06b7d1b3c"/>
       <w:r>
         <w:t xml:space="preserve">7.8 Reset and the reset vector</w:t>
       </w:r>
-      <w:bookmarkEnd w:id="42"/>
     </w:p>
     <w:p>
       <w:pPr>
@@ -8368,6 +9013,7 @@
       </w:pPr>
       <w:r>
         <w:rPr>
+          <w:bCs/>
           <w:b/>
         </w:rPr>
         <w:t xml:space="preserve">[N-7.33]</w:t>
@@ -8415,6 +9061,7 @@
       </w:pPr>
       <w:r>
         <w:rPr>
+          <w:bCs/>
           <w:b/>
         </w:rPr>
         <w:t xml:space="preserve">[N-7.34]</w:t>
@@ -8453,7 +9100,7 @@
         <w:t xml:space="preserve"> </w:t>
       </w:r>
       <w:r>
-        <w:t xml:space="preserve">The prefetch buffer is empty, all CSRs take their reset values, and</w:t>
+        <w:t xml:space="preserve">The prefetch buffer is empty and all CSRs take their reset values;</w:t>
       </w:r>
       <w:r>
         <w:t xml:space="preserve"> </w:t>
@@ -8468,28 +9115,31 @@
         <w:t xml:space="preserve"> </w:t>
       </w:r>
       <w:r>
-        <w:t xml:space="preserve">is</w:t>
-      </w:r>
-      <w:r>
-        <w:t xml:space="preserve"> </w:t>
-      </w:r>
-      <w:r>
-        <w:rPr>
-          <w:b/>
-        </w:rPr>
-        <w:t xml:space="preserve">uninitialised</w:t>
-      </w:r>
-      <w:r>
-        <w:t xml:space="preserve"> </w:t>
-      </w:r>
-      <w:r>
-        <w:t xml:space="preserve">— which is why the bootloader installs a trap handler before touching the</w:t>
-      </w:r>
-      <w:r>
-        <w:t xml:space="preserve"> </w:t>
-      </w:r>
-      <w:r>
-        <w:t xml:space="preserve">SPI (</w:t>
+        <w:t xml:space="preserve">resets to base 0</w:t>
+      </w:r>
+      <w:r>
+        <w:t xml:space="preserve"> </w:t>
+      </w:r>
+      <w:r>
+        <w:t xml:space="preserve">(reads</w:t>
+      </w:r>
+      <w:r>
+        <w:t xml:space="preserve"> </w:t>
+      </w:r>
+      <w:r>
+        <w:rPr>
+          <w:rStyle w:val="VerbatimChar"/>
+        </w:rPr>
+        <w:t xml:space="preserve">0x0000_0003</w:t>
+      </w:r>
+      <w:r>
+        <w:t xml:space="preserve">, MODE = 3), which is not code — which is why the bootloader installs a</w:t>
+      </w:r>
+      <w:r>
+        <w:t xml:space="preserve"> </w:t>
+      </w:r>
+      <w:r>
+        <w:t xml:space="preserve">trap handler before touching the SPI (</w:t>
       </w:r>
       <w:r>
         <w:rPr>
@@ -8510,6 +9160,7 @@
       </w:pPr>
       <w:r>
         <w:rPr>
+          <w:bCs/>
           <w:b/>
         </w:rPr>
         <w:t xml:space="preserve">[N-7.35]</w:t>
@@ -8572,15 +9223,15 @@
         <w:t xml:space="preserve">[N-7.9]).</w:t>
       </w:r>
     </w:p>
+    <w:bookmarkEnd w:id="40"/>
+    <w:bookmarkStart w:id="41" w:name="X42aa02a11ed6875eec42f649ddb6fd01c0cff5e"/>
     <w:p>
       <w:pPr>
         <w:pStyle w:val="Heading3"/>
       </w:pPr>
-      <w:bookmarkStart w:id="43" w:name="X42aa02a11ed6875eec42f649ddb6fd01c0cff5e"/>
       <w:r>
         <w:t xml:space="preserve">7.9 Timing closure</w:t>
       </w:r>
-      <w:bookmarkEnd w:id="43"/>
     </w:p>
     <w:p>
       <w:pPr>
@@ -8588,6 +9239,7 @@
       </w:pPr>
       <w:r>
         <w:rPr>
+          <w:bCs/>
           <w:b/>
         </w:rPr>
         <w:t xml:space="preserve">[N-7.36]</w:t>
@@ -8611,6 +9263,7 @@
       </w:pPr>
       <w:r>
         <w:rPr>
+          <w:bCs/>
           <w:b/>
         </w:rPr>
         <w:t xml:space="preserve">[N-7.37]</w:t>
@@ -8620,6 +9273,7 @@
       </w:r>
       <w:r>
         <w:rPr>
+          <w:bCs/>
           <w:b/>
         </w:rPr>
         <w:t xml:space="preserve">Closure is not asserted by this document.</w:t>
@@ -8682,6 +9336,7 @@
       </w:pPr>
       <w:r>
         <w:rPr>
+          <w:bCs/>
           <w:b/>
         </w:rPr>
         <w:t xml:space="preserve">[N-7.38]</w:t>
@@ -8706,21 +9361,22 @@
         </w:pict>
       </w:r>
     </w:p>
+    <w:bookmarkEnd w:id="41"/>
+    <w:bookmarkEnd w:id="42"/>
+    <w:bookmarkStart w:id="47" w:name="Xaccd823957f7d6a3a504e6ec5042401faeeed45"/>
     <w:p>
       <w:pPr>
         <w:pStyle w:val="Heading2"/>
       </w:pPr>
-      <w:bookmarkStart w:id="44" w:name="Xaccd823957f7d6a3a504e6ec5042401faeeed45"/>
       <w:r>
         <w:t xml:space="preserve">8 Timing</w:t>
       </w:r>
-      <w:bookmarkEnd w:id="44"/>
     </w:p>
+    <w:bookmarkStart w:id="43" w:name="Xcce373ac09e0b636e7580b63c8c57d84d7de0f0"/>
     <w:p>
       <w:pPr>
         <w:pStyle w:val="Heading3"/>
       </w:pPr>
-      <w:bookmarkStart w:id="45" w:name="Xcce373ac09e0b636e7580b63c8c57d84d7de0f0"/>
       <w:r>
         <w:t xml:space="preserve">8.1 Load-use hold (</w:t>
       </w:r>
@@ -8733,7 +9389,6 @@
       <w:r>
         <w:t xml:space="preserve">)</w:t>
       </w:r>
-      <w:bookmarkEnd w:id="45"/>
     </w:p>
     <w:p>
       <w:pPr>
@@ -8809,11 +9464,12 @@
         <w:t xml:space="preserve">                        └── i0's result forwarded to i1 in EX</w:t>
       </w:r>
     </w:p>
+    <w:bookmarkEnd w:id="43"/>
+    <w:bookmarkStart w:id="44" w:name="Xecc3db7f1365ad882b6cd22785c0f0cbea8cc04"/>
     <w:p>
       <w:pPr>
         <w:pStyle w:val="Heading3"/>
       </w:pPr>
-      <w:bookmarkStart w:id="46" w:name="Xecc3db7f1365ad882b6cd22785c0f0cbea8cc04"/>
       <w:r>
         <w:t xml:space="preserve">8.2 Flush beats hold: branch during</w:t>
       </w:r>
@@ -8856,7 +9512,6 @@
       <w:r>
         <w:t xml:space="preserve">)</w:t>
       </w:r>
-      <w:bookmarkEnd w:id="46"/>
     </w:p>
     <w:p>
       <w:pPr>
@@ -8944,11 +9599,12 @@
         <w:t xml:space="preserve">                  └── flush wins; the hold is ignored  [N-7.21]</w:t>
       </w:r>
     </w:p>
+    <w:bookmarkEnd w:id="44"/>
+    <w:bookmarkStart w:id="45" w:name="Xd4012bed21e26d6545a71baffb05d1a097c132b"/>
     <w:p>
       <w:pPr>
         <w:pStyle w:val="Heading3"/>
       </w:pPr>
-      <w:bookmarkStart w:id="47" w:name="Xd4012bed21e26d6545a71baffb05d1a097c132b"/>
       <w:r>
         <w:t xml:space="preserve">8.3 The exception: flush deferred by an outstanding bus transfer (</w:t>
       </w:r>
@@ -8961,7 +9617,6 @@
       <w:r>
         <w:t xml:space="preserve">)</w:t>
       </w:r>
-      <w:bookmarkEnd w:id="47"/>
     </w:p>
     <w:p>
       <w:pPr>
@@ -9070,15 +9725,15 @@
         <w:t xml:space="preserve">  Applying the flush at T1 would leave the bus mid-transfer: erratum T-7.</w:t>
       </w:r>
     </w:p>
+    <w:bookmarkEnd w:id="45"/>
+    <w:bookmarkStart w:id="46" w:name="Xefdeda16c72ad1c0fd089ac4d7bd9583f0806a7"/>
     <w:p>
       <w:pPr>
         <w:pStyle w:val="Heading3"/>
       </w:pPr>
-      <w:bookmarkStart w:id="48" w:name="Xefdeda16c72ad1c0fd089ac4d7bd9583f0806a7"/>
       <w:r>
         <w:t xml:space="preserve">8.4 WFI, clock gate, and wake</w:t>
       </w:r>
-      <w:bookmarkEnd w:id="48"/>
     </w:p>
     <w:p>
       <w:pPr>
@@ -9203,15 +9858,16 @@
         </w:pict>
       </w:r>
     </w:p>
+    <w:bookmarkEnd w:id="46"/>
+    <w:bookmarkEnd w:id="47"/>
+    <w:bookmarkStart w:id="48" w:name="X972733491b067ed0fa9a9862bf68234c05bd95b"/>
     <w:p>
       <w:pPr>
         <w:pStyle w:val="Heading2"/>
       </w:pPr>
-      <w:bookmarkStart w:id="49" w:name="X972733491b067ed0fa9a9862bf68234c05bd95b"/>
       <w:r>
         <w:t xml:space="preserve">9 Clock, reset and power</w:t>
       </w:r>
-      <w:bookmarkEnd w:id="49"/>
     </w:p>
     <w:p>
       <w:pPr>
@@ -9219,6 +9875,7 @@
       </w:pPr>
       <w:r>
         <w:rPr>
+          <w:bCs/>
           <w:b/>
         </w:rPr>
         <w:t xml:space="preserve">[N-9.1]</w:t>
@@ -9248,6 +9905,7 @@
       </w:pPr>
       <w:r>
         <w:rPr>
+          <w:bCs/>
           <w:b/>
         </w:rPr>
         <w:t xml:space="preserve">[N-9.2]</w:t>
@@ -9265,6 +9923,7 @@
       </w:pPr>
       <w:r>
         <w:rPr>
+          <w:bCs/>
           <w:b/>
         </w:rPr>
         <w:t xml:space="preserve">[N-9.3]</w:t>
@@ -9288,7 +9947,79 @@
         <w:t xml:space="preserve"> </w:t>
       </w:r>
       <w:r>
-        <w:t xml:space="preserve">(§7.7). No</w:t>
+        <w:t xml:space="preserve">(§7.7):</w:t>
+      </w:r>
+      <w:r>
+        <w:t xml:space="preserve"> </w:t>
+      </w:r>
+      <w:r>
+        <w:rPr>
+          <w:rStyle w:val="VerbatimChar"/>
+        </w:rPr>
+        <w:t xml:space="preserve">en = ~quiescent | (CLK_GATE == 0) | mgarudactl.CG_DIS</w:t>
+      </w:r>
+      <w:r>
+        <w:t xml:space="preserve">. The</w:t>
+      </w:r>
+      <w:r>
+        <w:t xml:space="preserve"> </w:t>
+      </w:r>
+      <w:r>
+        <w:rPr>
+          <w:rStyle w:val="VerbatimChar"/>
+        </w:rPr>
+        <w:t xml:space="preserve">garuda_core_top</w:t>
+      </w:r>
+      <w:r>
+        <w:t xml:space="preserve"> </w:t>
+      </w:r>
+      <w:r>
+        <w:t xml:space="preserve">parameter</w:t>
+      </w:r>
+      <w:r>
+        <w:t xml:space="preserve"> </w:t>
+      </w:r>
+      <w:r>
+        <w:rPr>
+          <w:rStyle w:val="VerbatimChar"/>
+        </w:rPr>
+        <w:t xml:space="preserve">CLK_GATE</w:t>
+      </w:r>
+      <w:r>
+        <w:t xml:space="preserve"> </w:t>
+      </w:r>
+      <w:r>
+        <w:t xml:space="preserve">(default 1) builds the core without the gate (</w:t>
+      </w:r>
+      <w:r>
+        <w:rPr>
+          <w:rStyle w:val="VerbatimChar"/>
+        </w:rPr>
+        <w:t xml:space="preserve">CLK_GATE = 0</w:t>
+      </w:r>
+      <w:r>
+        <w:t xml:space="preserve">, the formal model's</w:t>
+      </w:r>
+      <w:r>
+        <w:t xml:space="preserve"> </w:t>
+      </w:r>
+      <w:r>
+        <w:t xml:space="preserve">pass-through);</w:t>
+      </w:r>
+      <w:r>
+        <w:t xml:space="preserve"> </w:t>
+      </w:r>
+      <w:r>
+        <w:rPr>
+          <w:rStyle w:val="VerbatimChar"/>
+        </w:rPr>
+        <w:t xml:space="preserve">mgarudactl.CG_DIS</w:t>
+      </w:r>
+      <w:r>
+        <w:t xml:space="preserve"> </w:t>
+      </w:r>
+      <w:r>
+        <w:t xml:space="preserve">(CSR 0x7C0 bit 3) keeps it open at run time. No</w:t>
       </w:r>
       <w:r>
         <w:t xml:space="preserve"> </w:t>
@@ -9309,6 +10040,7 @@
       </w:pPr>
       <w:r>
         <w:rPr>
+          <w:bCs/>
           <w:b/>
         </w:rPr>
         <w:t xml:space="preserve">[N-9.4]</w:t>
@@ -9405,15 +10137,15 @@
         </w:pict>
       </w:r>
     </w:p>
+    <w:bookmarkEnd w:id="48"/>
+    <w:bookmarkStart w:id="49" w:name="X80dcce1fe51588c653d94ff32f780f3b44b607a"/>
     <w:p>
       <w:pPr>
         <w:pStyle w:val="Heading2"/>
       </w:pPr>
-      <w:bookmarkStart w:id="50" w:name="X80dcce1fe51588c653d94ff32f780f3b44b607a"/>
       <w:r>
         <w:t xml:space="preserve">10 Assertions</w:t>
       </w:r>
-      <w:bookmarkEnd w:id="50"/>
     </w:p>
     <w:p>
       <w:pPr>
@@ -9429,7 +10161,7 @@
       </w:pPr>
       <w:r>
         <w:rPr>
-          <w:rStyle w:val="VerbatimChar"/>
+          <w:rStyle w:val="CommentTok"/>
         </w:rPr>
         <w:t xml:space="preserve">// --- mtip path (R-6)</w:t>
       </w:r>
@@ -9438,18 +10170,90 @@
       </w:r>
       <w:r>
         <w:rPr>
-          <w:rStyle w:val="VerbatimChar"/>
-        </w:rPr>
-        <w:t xml:space="preserve">a_mtip_to_mip: assert property (</w:t>
+          <w:rStyle w:val="NormalTok"/>
+        </w:rPr>
+        <w:t xml:space="preserve">a_mtip_to_mip: </w:t>
+      </w:r>
+      <w:r>
+        <w:rPr>
+          <w:rStyle w:val="KeywordTok"/>
+        </w:rPr>
+        <w:t xml:space="preserve">assert</w:t>
+      </w:r>
+      <w:r>
+        <w:rPr>
+          <w:rStyle w:val="NormalTok"/>
+        </w:rPr>
+        <w:t xml:space="preserve"> </w:t>
+      </w:r>
+      <w:r>
+        <w:rPr>
+          <w:rStyle w:val="KeywordTok"/>
+        </w:rPr>
+        <w:t xml:space="preserve">property</w:t>
+      </w:r>
+      <w:r>
+        <w:rPr>
+          <w:rStyle w:val="NormalTok"/>
+        </w:rPr>
+        <w:t xml:space="preserve"> (</w:t>
       </w:r>
       <w:r>
         <w:br/>
       </w:r>
       <w:r>
         <w:rPr>
-          <w:rStyle w:val="VerbatimChar"/>
-        </w:rPr>
-        <w:t xml:space="preserve">  @(posedge hclk_i) disable iff (!core_rst_n) mip_q[7] == mtip_i);</w:t>
+          <w:rStyle w:val="NormalTok"/>
+        </w:rPr>
+        <w:t xml:space="preserve">  @(</w:t>
+      </w:r>
+      <w:r>
+        <w:rPr>
+          <w:rStyle w:val="KeywordTok"/>
+        </w:rPr>
+        <w:t xml:space="preserve">posedge</w:t>
+      </w:r>
+      <w:r>
+        <w:rPr>
+          <w:rStyle w:val="NormalTok"/>
+        </w:rPr>
+        <w:t xml:space="preserve"> hclk_i) </w:t>
+      </w:r>
+      <w:r>
+        <w:rPr>
+          <w:rStyle w:val="KeywordTok"/>
+        </w:rPr>
+        <w:t xml:space="preserve">disable</w:t>
+      </w:r>
+      <w:r>
+        <w:rPr>
+          <w:rStyle w:val="NormalTok"/>
+        </w:rPr>
+        <w:t xml:space="preserve"> </w:t>
+      </w:r>
+      <w:r>
+        <w:rPr>
+          <w:rStyle w:val="KeywordTok"/>
+        </w:rPr>
+        <w:t xml:space="preserve">iff</w:t>
+      </w:r>
+      <w:r>
+        <w:rPr>
+          <w:rStyle w:val="NormalTok"/>
+        </w:rPr>
+        <w:t xml:space="preserve"> (!core_rst_n) mip_q[</w:t>
+      </w:r>
+      <w:r>
+        <w:rPr>
+          <w:rStyle w:val="DecValTok"/>
+        </w:rPr>
+        <w:t xml:space="preserve">7</w:t>
+      </w:r>
+      <w:r>
+        <w:rPr>
+          <w:rStyle w:val="NormalTok"/>
+        </w:rPr>
+        <w:t xml:space="preserve">] == mtip_i);</w:t>
       </w:r>
       <w:r>
         <w:br/>
@@ -9459,7 +10263,7 @@
       </w:r>
       <w:r>
         <w:rPr>
-          <w:rStyle w:val="VerbatimChar"/>
+          <w:rStyle w:val="CommentTok"/>
         </w:rPr>
         <w:t xml:space="preserve">// --- no 64-bit timer port remains: structural, integration review</w:t>
       </w:r>
@@ -9471,7 +10275,7 @@
       </w:r>
       <w:r>
         <w:rPr>
-          <w:rStyle w:val="VerbatimChar"/>
+          <w:rStyle w:val="CommentTok"/>
         </w:rPr>
         <w:t xml:space="preserve">// --- hartreset produces a full core reset (R-7)</w:t>
       </w:r>
@@ -9480,18 +10284,66 @@
       </w:r>
       <w:r>
         <w:rPr>
-          <w:rStyle w:val="VerbatimChar"/>
-        </w:rPr>
-        <w:t xml:space="preserve">a_hartreset_resets: assert property (</w:t>
+          <w:rStyle w:val="NormalTok"/>
+        </w:rPr>
+        <w:t xml:space="preserve">a_hartreset_resets: </w:t>
+      </w:r>
+      <w:r>
+        <w:rPr>
+          <w:rStyle w:val="KeywordTok"/>
+        </w:rPr>
+        <w:t xml:space="preserve">assert</w:t>
+      </w:r>
+      <w:r>
+        <w:rPr>
+          <w:rStyle w:val="NormalTok"/>
+        </w:rPr>
+        <w:t xml:space="preserve"> </w:t>
+      </w:r>
+      <w:r>
+        <w:rPr>
+          <w:rStyle w:val="KeywordTok"/>
+        </w:rPr>
+        <w:t xml:space="preserve">property</w:t>
+      </w:r>
+      <w:r>
+        <w:rPr>
+          <w:rStyle w:val="NormalTok"/>
+        </w:rPr>
+        <w:t xml:space="preserve"> (</w:t>
       </w:r>
       <w:r>
         <w:br/>
       </w:r>
       <w:r>
         <w:rPr>
-          <w:rStyle w:val="VerbatimChar"/>
-        </w:rPr>
-        <w:t xml:space="preserve">  @(posedge hclk_i) !hartreset_n_i |=&gt; (pc_q == `GARUDA_RESET_VECTOR));</w:t>
+          <w:rStyle w:val="NormalTok"/>
+        </w:rPr>
+        <w:t xml:space="preserve">  @(</w:t>
+      </w:r>
+      <w:r>
+        <w:rPr>
+          <w:rStyle w:val="KeywordTok"/>
+        </w:rPr>
+        <w:t xml:space="preserve">posedge</w:t>
+      </w:r>
+      <w:r>
+        <w:rPr>
+          <w:rStyle w:val="NormalTok"/>
+        </w:rPr>
+        <w:t xml:space="preserve"> hclk_i) !hartreset_n_i |=&gt; (pc_q == </w:t>
+      </w:r>
+      <w:r>
+        <w:rPr>
+          <w:rStyle w:val="OtherTok"/>
+        </w:rPr>
+        <w:t xml:space="preserve">`GARUDA_RESET_VECTOR</w:t>
+      </w:r>
+      <w:r>
+        <w:rPr>
+          <w:rStyle w:val="NormalTok"/>
+        </w:rPr>
+        <w:t xml:space="preserve">));</w:t>
       </w:r>
       <w:r>
         <w:br/>
@@ -9501,7 +10353,7 @@
       </w:r>
       <w:r>
         <w:rPr>
-          <w:rStyle w:val="VerbatimChar"/>
+          <w:rStyle w:val="CommentTok"/>
         </w:rPr>
         <w:t xml:space="preserve">// --- THE Rev 3.0 property: the clock gate uses pipe_ctrl's quiescent, nothing else</w:t>
       </w:r>
@@ -9510,18 +10362,66 @@
       </w:r>
       <w:r>
         <w:rPr>
-          <w:rStyle w:val="VerbatimChar"/>
-        </w:rPr>
-        <w:t xml:space="preserve">a_gate_enable_is_quiescent: assert property (</w:t>
+          <w:rStyle w:val="NormalTok"/>
+        </w:rPr>
+        <w:t xml:space="preserve">a_gate_enable_is_quiescent: </w:t>
+      </w:r>
+      <w:r>
+        <w:rPr>
+          <w:rStyle w:val="KeywordTok"/>
+        </w:rPr>
+        <w:t xml:space="preserve">assert</w:t>
+      </w:r>
+      <w:r>
+        <w:rPr>
+          <w:rStyle w:val="NormalTok"/>
+        </w:rPr>
+        <w:t xml:space="preserve"> </w:t>
+      </w:r>
+      <w:r>
+        <w:rPr>
+          <w:rStyle w:val="KeywordTok"/>
+        </w:rPr>
+        <w:t xml:space="preserve">property</w:t>
+      </w:r>
+      <w:r>
+        <w:rPr>
+          <w:rStyle w:val="NormalTok"/>
+        </w:rPr>
+        <w:t xml:space="preserve"> (</w:t>
       </w:r>
       <w:r>
         <w:br/>
       </w:r>
       <w:r>
         <w:rPr>
-          <w:rStyle w:val="VerbatimChar"/>
-        </w:rPr>
-        <w:t xml:space="preserve">  @(posedge hclk_i) core_clk_en == !quiescent);</w:t>
+          <w:rStyle w:val="NormalTok"/>
+        </w:rPr>
+        <w:t xml:space="preserve">  @(</w:t>
+      </w:r>
+      <w:r>
+        <w:rPr>
+          <w:rStyle w:val="KeywordTok"/>
+        </w:rPr>
+        <w:t xml:space="preserve">posedge</w:t>
+      </w:r>
+      <w:r>
+        <w:rPr>
+          <w:rStyle w:val="NormalTok"/>
+        </w:rPr>
+        <w:t xml:space="preserve"> hclk_i) core_clk_en == (!quiescent || CLK_GATE == </w:t>
+      </w:r>
+      <w:r>
+        <w:rPr>
+          <w:rStyle w:val="DecValTok"/>
+        </w:rPr>
+        <w:t xml:space="preserve">0</w:t>
+      </w:r>
+      <w:r>
+        <w:rPr>
+          <w:rStyle w:val="NormalTok"/>
+        </w:rPr>
+        <w:t xml:space="preserve"> || mgarudactl_cg_dis));</w:t>
       </w:r>
       <w:r>
         <w:br/>
@@ -9531,7 +10431,7 @@
       </w:r>
       <w:r>
         <w:rPr>
-          <w:rStyle w:val="VerbatimChar"/>
+          <w:rStyle w:val="CommentTok"/>
         </w:rPr>
         <w:t xml:space="preserve">// --- the core is never gated with a bus transfer outstanding</w:t>
       </w:r>
@@ -9540,25 +10440,85 @@
       </w:r>
       <w:r>
         <w:rPr>
-          <w:rStyle w:val="VerbatimChar"/>
-        </w:rPr>
-        <w:t xml:space="preserve">a_no_gate_with_bus: assert property (</w:t>
+          <w:rStyle w:val="NormalTok"/>
+        </w:rPr>
+        <w:t xml:space="preserve">a_no_gate_with_bus: </w:t>
+      </w:r>
+      <w:r>
+        <w:rPr>
+          <w:rStyle w:val="KeywordTok"/>
+        </w:rPr>
+        <w:t xml:space="preserve">assert</w:t>
+      </w:r>
+      <w:r>
+        <w:rPr>
+          <w:rStyle w:val="NormalTok"/>
+        </w:rPr>
+        <w:t xml:space="preserve"> </w:t>
+      </w:r>
+      <w:r>
+        <w:rPr>
+          <w:rStyle w:val="KeywordTok"/>
+        </w:rPr>
+        <w:t xml:space="preserve">property</w:t>
+      </w:r>
+      <w:r>
+        <w:rPr>
+          <w:rStyle w:val="NormalTok"/>
+        </w:rPr>
+        <w:t xml:space="preserve"> (</w:t>
       </w:r>
       <w:r>
         <w:br/>
       </w:r>
       <w:r>
         <w:rPr>
-          <w:rStyle w:val="VerbatimChar"/>
-        </w:rPr>
-        <w:t xml:space="preserve">  @(posedge hclk_i) disable iff (!core_rst_n)</w:t>
+          <w:rStyle w:val="NormalTok"/>
+        </w:rPr>
+        <w:t xml:space="preserve">  @(</w:t>
+      </w:r>
+      <w:r>
+        <w:rPr>
+          <w:rStyle w:val="KeywordTok"/>
+        </w:rPr>
+        <w:t xml:space="preserve">posedge</w:t>
+      </w:r>
+      <w:r>
+        <w:rPr>
+          <w:rStyle w:val="NormalTok"/>
+        </w:rPr>
+        <w:t xml:space="preserve"> hclk_i) </w:t>
+      </w:r>
+      <w:r>
+        <w:rPr>
+          <w:rStyle w:val="KeywordTok"/>
+        </w:rPr>
+        <w:t xml:space="preserve">disable</w:t>
+      </w:r>
+      <w:r>
+        <w:rPr>
+          <w:rStyle w:val="NormalTok"/>
+        </w:rPr>
+        <w:t xml:space="preserve"> </w:t>
+      </w:r>
+      <w:r>
+        <w:rPr>
+          <w:rStyle w:val="KeywordTok"/>
+        </w:rPr>
+        <w:t xml:space="preserve">iff</w:t>
+      </w:r>
+      <w:r>
+        <w:rPr>
+          <w:rStyle w:val="NormalTok"/>
+        </w:rPr>
+        <w:t xml:space="preserve"> (!core_rst_n)</w:t>
       </w:r>
       <w:r>
         <w:br/>
       </w:r>
       <w:r>
         <w:rPr>
-          <w:rStyle w:val="VerbatimChar"/>
+          <w:rStyle w:val="NormalTok"/>
         </w:rPr>
         <w:t xml:space="preserve">  (dport_htrans != IDLE || iport_htrans != IDLE) |-&gt; core_clk_en);</w:t>
       </w:r>
@@ -9570,7 +10530,7 @@
       </w:r>
       <w:r>
         <w:rPr>
-          <w:rStyle w:val="VerbatimChar"/>
+          <w:rStyle w:val="CommentTok"/>
         </w:rPr>
         <w:t xml:space="preserve">// --- the core is never gated while any flush is pending</w:t>
       </w:r>
@@ -9579,25 +10539,85 @@
       </w:r>
       <w:r>
         <w:rPr>
-          <w:rStyle w:val="VerbatimChar"/>
-        </w:rPr>
-        <w:t xml:space="preserve">a_no_gate_with_flush: assert property (</w:t>
+          <w:rStyle w:val="NormalTok"/>
+        </w:rPr>
+        <w:t xml:space="preserve">a_no_gate_with_flush: </w:t>
+      </w:r>
+      <w:r>
+        <w:rPr>
+          <w:rStyle w:val="KeywordTok"/>
+        </w:rPr>
+        <w:t xml:space="preserve">assert</w:t>
+      </w:r>
+      <w:r>
+        <w:rPr>
+          <w:rStyle w:val="NormalTok"/>
+        </w:rPr>
+        <w:t xml:space="preserve"> </w:t>
+      </w:r>
+      <w:r>
+        <w:rPr>
+          <w:rStyle w:val="KeywordTok"/>
+        </w:rPr>
+        <w:t xml:space="preserve">property</w:t>
+      </w:r>
+      <w:r>
+        <w:rPr>
+          <w:rStyle w:val="NormalTok"/>
+        </w:rPr>
+        <w:t xml:space="preserve"> (</w:t>
       </w:r>
       <w:r>
         <w:br/>
       </w:r>
       <w:r>
         <w:rPr>
-          <w:rStyle w:val="VerbatimChar"/>
-        </w:rPr>
-        <w:t xml:space="preserve">  @(posedge hclk_i) disable iff (!core_rst_n)</w:t>
+          <w:rStyle w:val="NormalTok"/>
+        </w:rPr>
+        <w:t xml:space="preserve">  @(</w:t>
+      </w:r>
+      <w:r>
+        <w:rPr>
+          <w:rStyle w:val="KeywordTok"/>
+        </w:rPr>
+        <w:t xml:space="preserve">posedge</w:t>
+      </w:r>
+      <w:r>
+        <w:rPr>
+          <w:rStyle w:val="NormalTok"/>
+        </w:rPr>
+        <w:t xml:space="preserve"> hclk_i) </w:t>
+      </w:r>
+      <w:r>
+        <w:rPr>
+          <w:rStyle w:val="KeywordTok"/>
+        </w:rPr>
+        <w:t xml:space="preserve">disable</w:t>
+      </w:r>
+      <w:r>
+        <w:rPr>
+          <w:rStyle w:val="NormalTok"/>
+        </w:rPr>
+        <w:t xml:space="preserve"> </w:t>
+      </w:r>
+      <w:r>
+        <w:rPr>
+          <w:rStyle w:val="KeywordTok"/>
+        </w:rPr>
+        <w:t xml:space="preserve">iff</w:t>
+      </w:r>
+      <w:r>
+        <w:rPr>
+          <w:rStyle w:val="NormalTok"/>
+        </w:rPr>
+        <w:t xml:space="preserve"> (!core_rst_n)</w:t>
       </w:r>
       <w:r>
         <w:br/>
       </w:r>
       <w:r>
         <w:rPr>
-          <w:rStyle w:val="VerbatimChar"/>
+          <w:rStyle w:val="NormalTok"/>
         </w:rPr>
         <w:t xml:space="preserve">  (f1_branch || f2_trap || f3_mret || f4_fencei) |-&gt; core_clk_en);</w:t>
       </w:r>
@@ -9609,7 +10629,7 @@
       </w:r>
       <w:r>
         <w:rPr>
-          <w:rStyle w:val="VerbatimChar"/>
+          <w:rStyle w:val="CommentTok"/>
         </w:rPr>
         <w:t xml:space="preserve">// --- WFI wakes regardless of MIE (N-7.27)</w:t>
       </w:r>
@@ -9618,27 +10638,123 @@
       </w:r>
       <w:r>
         <w:rPr>
-          <w:rStyle w:val="VerbatimChar"/>
-        </w:rPr>
-        <w:t xml:space="preserve">a_wfi_wake_mie_clear: assert property (</w:t>
+          <w:rStyle w:val="NormalTok"/>
+        </w:rPr>
+        <w:t xml:space="preserve">a_wfi_wake_mie_clear: </w:t>
+      </w:r>
+      <w:r>
+        <w:rPr>
+          <w:rStyle w:val="KeywordTok"/>
+        </w:rPr>
+        <w:t xml:space="preserve">assert</w:t>
+      </w:r>
+      <w:r>
+        <w:rPr>
+          <w:rStyle w:val="NormalTok"/>
+        </w:rPr>
+        <w:t xml:space="preserve"> </w:t>
+      </w:r>
+      <w:r>
+        <w:rPr>
+          <w:rStyle w:val="KeywordTok"/>
+        </w:rPr>
+        <w:t xml:space="preserve">property</w:t>
+      </w:r>
+      <w:r>
+        <w:rPr>
+          <w:rStyle w:val="NormalTok"/>
+        </w:rPr>
+        <w:t xml:space="preserve"> (</w:t>
       </w:r>
       <w:r>
         <w:br/>
       </w:r>
       <w:r>
         <w:rPr>
-          <w:rStyle w:val="VerbatimChar"/>
-        </w:rPr>
-        <w:t xml:space="preserve">  @(posedge hclk_i) disable iff (!core_rst_n)</w:t>
+          <w:rStyle w:val="NormalTok"/>
+        </w:rPr>
+        <w:t xml:space="preserve">  @(</w:t>
+      </w:r>
+      <w:r>
+        <w:rPr>
+          <w:rStyle w:val="KeywordTok"/>
+        </w:rPr>
+        <w:t xml:space="preserve">posedge</w:t>
+      </w:r>
+      <w:r>
+        <w:rPr>
+          <w:rStyle w:val="NormalTok"/>
+        </w:rPr>
+        <w:t xml:space="preserve"> hclk_i) </w:t>
+      </w:r>
+      <w:r>
+        <w:rPr>
+          <w:rStyle w:val="KeywordTok"/>
+        </w:rPr>
+        <w:t xml:space="preserve">disable</w:t>
+      </w:r>
+      <w:r>
+        <w:rPr>
+          <w:rStyle w:val="NormalTok"/>
+        </w:rPr>
+        <w:t xml:space="preserve"> </w:t>
+      </w:r>
+      <w:r>
+        <w:rPr>
+          <w:rStyle w:val="KeywordTok"/>
+        </w:rPr>
+        <w:t xml:space="preserve">iff</w:t>
+      </w:r>
+      <w:r>
+        <w:rPr>
+          <w:rStyle w:val="NormalTok"/>
+        </w:rPr>
+        <w:t xml:space="preserve"> (!core_rst_n)</w:t>
       </w:r>
       <w:r>
         <w:br/>
       </w:r>
       <w:r>
         <w:rPr>
-          <w:rStyle w:val="VerbatimChar"/>
-        </w:rPr>
-        <w:t xml:space="preserve">  (h5_wfi &amp;&amp; !mstatus_q[3] &amp;&amp; (clic_irq_valid_i || mtip_i)) |-&gt; ##[1:3] !h5_wfi);</w:t>
+          <w:rStyle w:val="NormalTok"/>
+        </w:rPr>
+        <w:t xml:space="preserve">  (h5_wfi &amp;&amp; !mstatus_q[</w:t>
+      </w:r>
+      <w:r>
+        <w:rPr>
+          <w:rStyle w:val="DecValTok"/>
+        </w:rPr>
+        <w:t xml:space="preserve">3</w:t>
+      </w:r>
+      <w:r>
+        <w:rPr>
+          <w:rStyle w:val="NormalTok"/>
+        </w:rPr>
+        <w:t xml:space="preserve">] &amp;&amp; (clic_irq_valid_i || mtip_i)) |-&gt; ##[</w:t>
+      </w:r>
+      <w:r>
+        <w:rPr>
+          <w:rStyle w:val="DecValTok"/>
+        </w:rPr>
+        <w:t xml:space="preserve">1</w:t>
+      </w:r>
+      <w:r>
+        <w:rPr>
+          <w:rStyle w:val="NormalTok"/>
+        </w:rPr>
+        <w:t xml:space="preserve">:</w:t>
+      </w:r>
+      <w:r>
+        <w:rPr>
+          <w:rStyle w:val="DecValTok"/>
+        </w:rPr>
+        <w:t xml:space="preserve">3</w:t>
+      </w:r>
+      <w:r>
+        <w:rPr>
+          <w:rStyle w:val="NormalTok"/>
+        </w:rPr>
+        <w:t xml:space="preserve">] !h5_wfi);</w:t>
       </w:r>
       <w:r>
         <w:br/>
@@ -9648,7 +10764,7 @@
       </w:r>
       <w:r>
         <w:rPr>
-          <w:rStyle w:val="VerbatimChar"/>
+          <w:rStyle w:val="CommentTok"/>
         </w:rPr>
         <w:t xml:space="preserve">// --- wake latency is bounded at 2 cycles (N-7.30)</w:t>
       </w:r>
@@ -9657,27 +10773,111 @@
       </w:r>
       <w:r>
         <w:rPr>
-          <w:rStyle w:val="VerbatimChar"/>
-        </w:rPr>
-        <w:t xml:space="preserve">a_wake_latency: assert property (</w:t>
+          <w:rStyle w:val="NormalTok"/>
+        </w:rPr>
+        <w:t xml:space="preserve">a_wake_latency: </w:t>
+      </w:r>
+      <w:r>
+        <w:rPr>
+          <w:rStyle w:val="KeywordTok"/>
+        </w:rPr>
+        <w:t xml:space="preserve">assert</w:t>
+      </w:r>
+      <w:r>
+        <w:rPr>
+          <w:rStyle w:val="NormalTok"/>
+        </w:rPr>
+        <w:t xml:space="preserve"> </w:t>
+      </w:r>
+      <w:r>
+        <w:rPr>
+          <w:rStyle w:val="KeywordTok"/>
+        </w:rPr>
+        <w:t xml:space="preserve">property</w:t>
+      </w:r>
+      <w:r>
+        <w:rPr>
+          <w:rStyle w:val="NormalTok"/>
+        </w:rPr>
+        <w:t xml:space="preserve"> (</w:t>
       </w:r>
       <w:r>
         <w:br/>
       </w:r>
       <w:r>
         <w:rPr>
-          <w:rStyle w:val="VerbatimChar"/>
-        </w:rPr>
-        <w:t xml:space="preserve">  @(posedge hclk_i) disable iff (!core_rst_n)</w:t>
+          <w:rStyle w:val="NormalTok"/>
+        </w:rPr>
+        <w:t xml:space="preserve">  @(</w:t>
+      </w:r>
+      <w:r>
+        <w:rPr>
+          <w:rStyle w:val="KeywordTok"/>
+        </w:rPr>
+        <w:t xml:space="preserve">posedge</w:t>
+      </w:r>
+      <w:r>
+        <w:rPr>
+          <w:rStyle w:val="NormalTok"/>
+        </w:rPr>
+        <w:t xml:space="preserve"> hclk_i) </w:t>
+      </w:r>
+      <w:r>
+        <w:rPr>
+          <w:rStyle w:val="KeywordTok"/>
+        </w:rPr>
+        <w:t xml:space="preserve">disable</w:t>
+      </w:r>
+      <w:r>
+        <w:rPr>
+          <w:rStyle w:val="NormalTok"/>
+        </w:rPr>
+        <w:t xml:space="preserve"> </w:t>
+      </w:r>
+      <w:r>
+        <w:rPr>
+          <w:rStyle w:val="KeywordTok"/>
+        </w:rPr>
+        <w:t xml:space="preserve">iff</w:t>
+      </w:r>
+      <w:r>
+        <w:rPr>
+          <w:rStyle w:val="NormalTok"/>
+        </w:rPr>
+        <w:t xml:space="preserve"> (!core_rst_n)</w:t>
       </w:r>
       <w:r>
         <w:br/>
       </w:r>
       <w:r>
         <w:rPr>
-          <w:rStyle w:val="VerbatimChar"/>
-        </w:rPr>
-        <w:t xml:space="preserve">  (h5_wfi &amp;&amp; (clic_irq_valid_i || mtip_i)) |-&gt; ##[1:2] core_clk_en);</w:t>
+          <w:rStyle w:val="NormalTok"/>
+        </w:rPr>
+        <w:t xml:space="preserve">  (h5_wfi &amp;&amp; (clic_irq_valid_i || mtip_i)) |-&gt; ##[</w:t>
+      </w:r>
+      <w:r>
+        <w:rPr>
+          <w:rStyle w:val="DecValTok"/>
+        </w:rPr>
+        <w:t xml:space="preserve">1</w:t>
+      </w:r>
+      <w:r>
+        <w:rPr>
+          <w:rStyle w:val="NormalTok"/>
+        </w:rPr>
+        <w:t xml:space="preserve">:</w:t>
+      </w:r>
+      <w:r>
+        <w:rPr>
+          <w:rStyle w:val="DecValTok"/>
+        </w:rPr>
+        <w:t xml:space="preserve">2</w:t>
+      </w:r>
+      <w:r>
+        <w:rPr>
+          <w:rStyle w:val="NormalTok"/>
+        </w:rPr>
+        <w:t xml:space="preserve">] core_clk_en);</w:t>
       </w:r>
       <w:r>
         <w:br/>
@@ -9687,7 +10887,7 @@
       </w:r>
       <w:r>
         <w:rPr>
-          <w:rStyle w:val="VerbatimChar"/>
+          <w:rStyle w:val="CommentTok"/>
         </w:rPr>
         <w:t xml:space="preserve">// --- flush beats hold, for every combination except H2 (N-7.21, N-7.23)</w:t>
       </w:r>
@@ -9696,25 +10896,85 @@
       </w:r>
       <w:r>
         <w:rPr>
-          <w:rStyle w:val="VerbatimChar"/>
-        </w:rPr>
-        <w:t xml:space="preserve">a_flush_beats_hold: assert property (</w:t>
+          <w:rStyle w:val="NormalTok"/>
+        </w:rPr>
+        <w:t xml:space="preserve">a_flush_beats_hold: </w:t>
+      </w:r>
+      <w:r>
+        <w:rPr>
+          <w:rStyle w:val="KeywordTok"/>
+        </w:rPr>
+        <w:t xml:space="preserve">assert</w:t>
+      </w:r>
+      <w:r>
+        <w:rPr>
+          <w:rStyle w:val="NormalTok"/>
+        </w:rPr>
+        <w:t xml:space="preserve"> </w:t>
+      </w:r>
+      <w:r>
+        <w:rPr>
+          <w:rStyle w:val="KeywordTok"/>
+        </w:rPr>
+        <w:t xml:space="preserve">property</w:t>
+      </w:r>
+      <w:r>
+        <w:rPr>
+          <w:rStyle w:val="NormalTok"/>
+        </w:rPr>
+        <w:t xml:space="preserve"> (</w:t>
       </w:r>
       <w:r>
         <w:br/>
       </w:r>
       <w:r>
         <w:rPr>
-          <w:rStyle w:val="VerbatimChar"/>
-        </w:rPr>
-        <w:t xml:space="preserve">  @(posedge hclk_i) disable iff (!core_rst_n)</w:t>
+          <w:rStyle w:val="NormalTok"/>
+        </w:rPr>
+        <w:t xml:space="preserve">  @(</w:t>
+      </w:r>
+      <w:r>
+        <w:rPr>
+          <w:rStyle w:val="KeywordTok"/>
+        </w:rPr>
+        <w:t xml:space="preserve">posedge</w:t>
+      </w:r>
+      <w:r>
+        <w:rPr>
+          <w:rStyle w:val="NormalTok"/>
+        </w:rPr>
+        <w:t xml:space="preserve"> hclk_i) </w:t>
+      </w:r>
+      <w:r>
+        <w:rPr>
+          <w:rStyle w:val="KeywordTok"/>
+        </w:rPr>
+        <w:t xml:space="preserve">disable</w:t>
+      </w:r>
+      <w:r>
+        <w:rPr>
+          <w:rStyle w:val="NormalTok"/>
+        </w:rPr>
+        <w:t xml:space="preserve"> </w:t>
+      </w:r>
+      <w:r>
+        <w:rPr>
+          <w:rStyle w:val="KeywordTok"/>
+        </w:rPr>
+        <w:t xml:space="preserve">iff</w:t>
+      </w:r>
+      <w:r>
+        <w:rPr>
+          <w:rStyle w:val="NormalTok"/>
+        </w:rPr>
+        <w:t xml:space="preserve"> (!core_rst_n)</w:t>
       </w:r>
       <w:r>
         <w:br/>
       </w:r>
       <w:r>
         <w:rPr>
-          <w:rStyle w:val="VerbatimChar"/>
+          <w:rStyle w:val="NormalTok"/>
         </w:rPr>
         <w:t xml:space="preserve">  ((f1_branch || f2_trap || f3_mret || f4_fencei) &amp;&amp; (h1_loaduse || h3_iport || h4_dsu || h5_wfi))</w:t>
       </w:r>
@@ -9723,7 +10983,7 @@
       </w:r>
       <w:r>
         <w:rPr>
-          <w:rStyle w:val="VerbatimChar"/>
+          <w:rStyle w:val="NormalTok"/>
         </w:rPr>
         <w:t xml:space="preserve">    |-&gt; flush_applied);</w:t>
       </w:r>
@@ -9735,7 +10995,7 @@
       </w:r>
       <w:r>
         <w:rPr>
-          <w:rStyle w:val="VerbatimChar"/>
+          <w:rStyle w:val="CommentTok"/>
         </w:rPr>
         <w:t xml:space="preserve">// --- the H2 exception: flush deferred until hready (N-7.24)</w:t>
       </w:r>
@@ -9744,27 +11004,99 @@
       </w:r>
       <w:r>
         <w:rPr>
-          <w:rStyle w:val="VerbatimChar"/>
-        </w:rPr>
-        <w:t xml:space="preserve">a_h2_defers_flush: assert property (</w:t>
+          <w:rStyle w:val="NormalTok"/>
+        </w:rPr>
+        <w:t xml:space="preserve">a_h2_defers_flush: </w:t>
+      </w:r>
+      <w:r>
+        <w:rPr>
+          <w:rStyle w:val="KeywordTok"/>
+        </w:rPr>
+        <w:t xml:space="preserve">assert</w:t>
+      </w:r>
+      <w:r>
+        <w:rPr>
+          <w:rStyle w:val="NormalTok"/>
+        </w:rPr>
+        <w:t xml:space="preserve"> </w:t>
+      </w:r>
+      <w:r>
+        <w:rPr>
+          <w:rStyle w:val="KeywordTok"/>
+        </w:rPr>
+        <w:t xml:space="preserve">property</w:t>
+      </w:r>
+      <w:r>
+        <w:rPr>
+          <w:rStyle w:val="NormalTok"/>
+        </w:rPr>
+        <w:t xml:space="preserve"> (</w:t>
       </w:r>
       <w:r>
         <w:br/>
       </w:r>
       <w:r>
         <w:rPr>
-          <w:rStyle w:val="VerbatimChar"/>
-        </w:rPr>
-        <w:t xml:space="preserve">  @(posedge hclk_i) disable iff (!core_rst_n)</w:t>
+          <w:rStyle w:val="NormalTok"/>
+        </w:rPr>
+        <w:t xml:space="preserve">  @(</w:t>
+      </w:r>
+      <w:r>
+        <w:rPr>
+          <w:rStyle w:val="KeywordTok"/>
+        </w:rPr>
+        <w:t xml:space="preserve">posedge</w:t>
+      </w:r>
+      <w:r>
+        <w:rPr>
+          <w:rStyle w:val="NormalTok"/>
+        </w:rPr>
+        <w:t xml:space="preserve"> hclk_i) </w:t>
+      </w:r>
+      <w:r>
+        <w:rPr>
+          <w:rStyle w:val="KeywordTok"/>
+        </w:rPr>
+        <w:t xml:space="preserve">disable</w:t>
+      </w:r>
+      <w:r>
+        <w:rPr>
+          <w:rStyle w:val="NormalTok"/>
+        </w:rPr>
+        <w:t xml:space="preserve"> </w:t>
+      </w:r>
+      <w:r>
+        <w:rPr>
+          <w:rStyle w:val="KeywordTok"/>
+        </w:rPr>
+        <w:t xml:space="preserve">iff</w:t>
+      </w:r>
+      <w:r>
+        <w:rPr>
+          <w:rStyle w:val="NormalTok"/>
+        </w:rPr>
+        <w:t xml:space="preserve"> (!core_rst_n)</w:t>
       </w:r>
       <w:r>
         <w:br/>
       </w:r>
       <w:r>
         <w:rPr>
-          <w:rStyle w:val="VerbatimChar"/>
-        </w:rPr>
-        <w:t xml:space="preserve">  ((f1_branch || f2_trap) &amp;&amp; h2_dport) |-&gt; !flush_applied until_with dport_hready);</w:t>
+          <w:rStyle w:val="NormalTok"/>
+        </w:rPr>
+        <w:t xml:space="preserve">  ((f1_branch || f2_trap) &amp;&amp; h2_dport) |-&gt; !flush_applied </w:t>
+      </w:r>
+      <w:r>
+        <w:rPr>
+          <w:rStyle w:val="KeywordTok"/>
+        </w:rPr>
+        <w:t xml:space="preserve">until_with</w:t>
+      </w:r>
+      <w:r>
+        <w:rPr>
+          <w:rStyle w:val="NormalTok"/>
+        </w:rPr>
+        <w:t xml:space="preserve"> dport_hready);</w:t>
       </w:r>
       <w:r>
         <w:br/>
@@ -9774,7 +11106,7 @@
       </w:r>
       <w:r>
         <w:rPr>
-          <w:rStyle w:val="VerbatimChar"/>
+          <w:rStyle w:val="CommentTok"/>
         </w:rPr>
         <w:t xml:space="preserve">// --- a committed load/store always writes back (N-7.25)</w:t>
       </w:r>
@@ -9783,27 +11115,99 @@
       </w:r>
       <w:r>
         <w:rPr>
-          <w:rStyle w:val="VerbatimChar"/>
-        </w:rPr>
-        <w:t xml:space="preserve">a_mem_completes: assert property (</w:t>
+          <w:rStyle w:val="NormalTok"/>
+        </w:rPr>
+        <w:t xml:space="preserve">a_mem_completes: </w:t>
+      </w:r>
+      <w:r>
+        <w:rPr>
+          <w:rStyle w:val="KeywordTok"/>
+        </w:rPr>
+        <w:t xml:space="preserve">assert</w:t>
+      </w:r>
+      <w:r>
+        <w:rPr>
+          <w:rStyle w:val="NormalTok"/>
+        </w:rPr>
+        <w:t xml:space="preserve"> </w:t>
+      </w:r>
+      <w:r>
+        <w:rPr>
+          <w:rStyle w:val="KeywordTok"/>
+        </w:rPr>
+        <w:t xml:space="preserve">property</w:t>
+      </w:r>
+      <w:r>
+        <w:rPr>
+          <w:rStyle w:val="NormalTok"/>
+        </w:rPr>
+        <w:t xml:space="preserve"> (</w:t>
       </w:r>
       <w:r>
         <w:br/>
       </w:r>
       <w:r>
         <w:rPr>
-          <w:rStyle w:val="VerbatimChar"/>
-        </w:rPr>
-        <w:t xml:space="preserve">  @(posedge hclk_i) disable iff (!core_rst_n)</w:t>
+          <w:rStyle w:val="NormalTok"/>
+        </w:rPr>
+        <w:t xml:space="preserve">  @(</w:t>
+      </w:r>
+      <w:r>
+        <w:rPr>
+          <w:rStyle w:val="KeywordTok"/>
+        </w:rPr>
+        <w:t xml:space="preserve">posedge</w:t>
+      </w:r>
+      <w:r>
+        <w:rPr>
+          <w:rStyle w:val="NormalTok"/>
+        </w:rPr>
+        <w:t xml:space="preserve"> hclk_i) </w:t>
+      </w:r>
+      <w:r>
+        <w:rPr>
+          <w:rStyle w:val="KeywordTok"/>
+        </w:rPr>
+        <w:t xml:space="preserve">disable</w:t>
+      </w:r>
+      <w:r>
+        <w:rPr>
+          <w:rStyle w:val="NormalTok"/>
+        </w:rPr>
+        <w:t xml:space="preserve"> </w:t>
+      </w:r>
+      <w:r>
+        <w:rPr>
+          <w:rStyle w:val="KeywordTok"/>
+        </w:rPr>
+        <w:t xml:space="preserve">iff</w:t>
+      </w:r>
+      <w:r>
+        <w:rPr>
+          <w:rStyle w:val="NormalTok"/>
+        </w:rPr>
+        <w:t xml:space="preserve"> (!core_rst_n)</w:t>
       </w:r>
       <w:r>
         <w:br/>
       </w:r>
       <w:r>
         <w:rPr>
-          <w:rStyle w:val="VerbatimChar"/>
-        </w:rPr>
-        <w:t xml:space="preserve">  (mem_valid &amp;&amp; mem_is_load) |-&gt; ##[1:$] wb_valid);</w:t>
+          <w:rStyle w:val="NormalTok"/>
+        </w:rPr>
+        <w:t xml:space="preserve">  (mem_valid &amp;&amp; mem_is_load) |-&gt; ##[</w:t>
+      </w:r>
+      <w:r>
+        <w:rPr>
+          <w:rStyle w:val="DecValTok"/>
+        </w:rPr>
+        <w:t xml:space="preserve">1</w:t>
+      </w:r>
+      <w:r>
+        <w:rPr>
+          <w:rStyle w:val="NormalTok"/>
+        </w:rPr>
+        <w:t xml:space="preserve">:$] wb_valid);</w:t>
       </w:r>
       <w:r>
         <w:br/>
@@ -9813,7 +11217,7 @@
       </w:r>
       <w:r>
         <w:rPr>
-          <w:rStyle w:val="VerbatimChar"/>
+          <w:rStyle w:val="CommentTok"/>
         </w:rPr>
         <w:t xml:space="preserve">// --- trap beats every other flush (N-7.26)</w:t>
       </w:r>
@@ -9822,27 +11226,99 @@
       </w:r>
       <w:r>
         <w:rPr>
-          <w:rStyle w:val="VerbatimChar"/>
-        </w:rPr>
-        <w:t xml:space="preserve">a_trap_beats_branch: assert property (</w:t>
+          <w:rStyle w:val="NormalTok"/>
+        </w:rPr>
+        <w:t xml:space="preserve">a_trap_beats_branch: </w:t>
+      </w:r>
+      <w:r>
+        <w:rPr>
+          <w:rStyle w:val="KeywordTok"/>
+        </w:rPr>
+        <w:t xml:space="preserve">assert</w:t>
+      </w:r>
+      <w:r>
+        <w:rPr>
+          <w:rStyle w:val="NormalTok"/>
+        </w:rPr>
+        <w:t xml:space="preserve"> </w:t>
+      </w:r>
+      <w:r>
+        <w:rPr>
+          <w:rStyle w:val="KeywordTok"/>
+        </w:rPr>
+        <w:t xml:space="preserve">property</w:t>
+      </w:r>
+      <w:r>
+        <w:rPr>
+          <w:rStyle w:val="NormalTok"/>
+        </w:rPr>
+        <w:t xml:space="preserve"> (</w:t>
       </w:r>
       <w:r>
         <w:br/>
       </w:r>
       <w:r>
         <w:rPr>
-          <w:rStyle w:val="VerbatimChar"/>
-        </w:rPr>
-        <w:t xml:space="preserve">  @(posedge hclk_i) disable iff (!core_rst_n)</w:t>
+          <w:rStyle w:val="NormalTok"/>
+        </w:rPr>
+        <w:t xml:space="preserve">  @(</w:t>
+      </w:r>
+      <w:r>
+        <w:rPr>
+          <w:rStyle w:val="KeywordTok"/>
+        </w:rPr>
+        <w:t xml:space="preserve">posedge</w:t>
+      </w:r>
+      <w:r>
+        <w:rPr>
+          <w:rStyle w:val="NormalTok"/>
+        </w:rPr>
+        <w:t xml:space="preserve"> hclk_i) </w:t>
+      </w:r>
+      <w:r>
+        <w:rPr>
+          <w:rStyle w:val="KeywordTok"/>
+        </w:rPr>
+        <w:t xml:space="preserve">disable</w:t>
+      </w:r>
+      <w:r>
+        <w:rPr>
+          <w:rStyle w:val="NormalTok"/>
+        </w:rPr>
+        <w:t xml:space="preserve"> </w:t>
+      </w:r>
+      <w:r>
+        <w:rPr>
+          <w:rStyle w:val="KeywordTok"/>
+        </w:rPr>
+        <w:t xml:space="preserve">iff</w:t>
+      </w:r>
+      <w:r>
+        <w:rPr>
+          <w:rStyle w:val="NormalTok"/>
+        </w:rPr>
+        <w:t xml:space="preserve"> (!core_rst_n)</w:t>
       </w:r>
       <w:r>
         <w:br/>
       </w:r>
       <w:r>
         <w:rPr>
-          <w:rStyle w:val="VerbatimChar"/>
-        </w:rPr>
-        <w:t xml:space="preserve">  (f2_trap &amp;&amp; f1_branch) |=&gt; (mepc_q == $past(ex_pc)));</w:t>
+          <w:rStyle w:val="NormalTok"/>
+        </w:rPr>
+        <w:t xml:space="preserve">  (f2_trap &amp;&amp; f1_branch) |=&gt; (mepc_q == </w:t>
+      </w:r>
+      <w:r>
+        <w:rPr>
+          <w:rStyle w:val="KeywordTok"/>
+        </w:rPr>
+        <w:t xml:space="preserve">$past</w:t>
+      </w:r>
+      <w:r>
+        <w:rPr>
+          <w:rStyle w:val="NormalTok"/>
+        </w:rPr>
+        <w:t xml:space="preserve">(ex_pc)));</w:t>
       </w:r>
       <w:r>
         <w:br/>
@@ -9852,7 +11328,7 @@
       </w:r>
       <w:r>
         <w:rPr>
-          <w:rStyle w:val="VerbatimChar"/>
+          <w:rStyle w:val="CommentTok"/>
         </w:rPr>
         <w:t xml:space="preserve">// --- debug CSRs raise illegal instruction (N-6.3)</w:t>
       </w:r>
@@ -9861,34 +11337,154 @@
       </w:r>
       <w:r>
         <w:rPr>
-          <w:rStyle w:val="VerbatimChar"/>
-        </w:rPr>
-        <w:t xml:space="preserve">a_debug_csr_illegal: assert property (</w:t>
+          <w:rStyle w:val="NormalTok"/>
+        </w:rPr>
+        <w:t xml:space="preserve">a_debug_csr_illegal: </w:t>
+      </w:r>
+      <w:r>
+        <w:rPr>
+          <w:rStyle w:val="KeywordTok"/>
+        </w:rPr>
+        <w:t xml:space="preserve">assert</w:t>
+      </w:r>
+      <w:r>
+        <w:rPr>
+          <w:rStyle w:val="NormalTok"/>
+        </w:rPr>
+        <w:t xml:space="preserve"> </w:t>
+      </w:r>
+      <w:r>
+        <w:rPr>
+          <w:rStyle w:val="KeywordTok"/>
+        </w:rPr>
+        <w:t xml:space="preserve">property</w:t>
+      </w:r>
+      <w:r>
+        <w:rPr>
+          <w:rStyle w:val="NormalTok"/>
+        </w:rPr>
+        <w:t xml:space="preserve"> (</w:t>
       </w:r>
       <w:r>
         <w:br/>
       </w:r>
       <w:r>
         <w:rPr>
-          <w:rStyle w:val="VerbatimChar"/>
-        </w:rPr>
-        <w:t xml:space="preserve">  @(posedge hclk_i) disable iff (!core_rst_n)</w:t>
+          <w:rStyle w:val="NormalTok"/>
+        </w:rPr>
+        <w:t xml:space="preserve">  @(</w:t>
+      </w:r>
+      <w:r>
+        <w:rPr>
+          <w:rStyle w:val="KeywordTok"/>
+        </w:rPr>
+        <w:t xml:space="preserve">posedge</w:t>
+      </w:r>
+      <w:r>
+        <w:rPr>
+          <w:rStyle w:val="NormalTok"/>
+        </w:rPr>
+        <w:t xml:space="preserve"> hclk_i) </w:t>
+      </w:r>
+      <w:r>
+        <w:rPr>
+          <w:rStyle w:val="KeywordTok"/>
+        </w:rPr>
+        <w:t xml:space="preserve">disable</w:t>
+      </w:r>
+      <w:r>
+        <w:rPr>
+          <w:rStyle w:val="NormalTok"/>
+        </w:rPr>
+        <w:t xml:space="preserve"> </w:t>
+      </w:r>
+      <w:r>
+        <w:rPr>
+          <w:rStyle w:val="KeywordTok"/>
+        </w:rPr>
+        <w:t xml:space="preserve">iff</w:t>
+      </w:r>
+      <w:r>
+        <w:rPr>
+          <w:rStyle w:val="NormalTok"/>
+        </w:rPr>
+        <w:t xml:space="preserve"> (!core_rst_n)</w:t>
       </w:r>
       <w:r>
         <w:br/>
       </w:r>
       <w:r>
         <w:rPr>
-          <w:rStyle w:val="VerbatimChar"/>
-        </w:rPr>
-        <w:t xml:space="preserve">  (csr_access &amp;&amp; csr_addr inside {12'h7B0, 12'h7B1, 12'h7B2, 12'h7B3})</w:t>
+          <w:rStyle w:val="NormalTok"/>
+        </w:rPr>
+        <w:t xml:space="preserve">  (csr_access &amp;&amp; csr_addr </w:t>
+      </w:r>
+      <w:r>
+        <w:rPr>
+          <w:rStyle w:val="KeywordTok"/>
+        </w:rPr>
+        <w:t xml:space="preserve">inside</w:t>
+      </w:r>
+      <w:r>
+        <w:rPr>
+          <w:rStyle w:val="NormalTok"/>
+        </w:rPr>
+        <w:t xml:space="preserve"> {</w:t>
+      </w:r>
+      <w:r>
+        <w:rPr>
+          <w:rStyle w:val="BaseNTok"/>
+        </w:rPr>
+        <w:t xml:space="preserve">12'h7B0</w:t>
+      </w:r>
+      <w:r>
+        <w:rPr>
+          <w:rStyle w:val="NormalTok"/>
+        </w:rPr>
+        <w:t xml:space="preserve">, </w:t>
+      </w:r>
+      <w:r>
+        <w:rPr>
+          <w:rStyle w:val="BaseNTok"/>
+        </w:rPr>
+        <w:t xml:space="preserve">12'h7B1</w:t>
+      </w:r>
+      <w:r>
+        <w:rPr>
+          <w:rStyle w:val="NormalTok"/>
+        </w:rPr>
+        <w:t xml:space="preserve">, </w:t>
+      </w:r>
+      <w:r>
+        <w:rPr>
+          <w:rStyle w:val="BaseNTok"/>
+        </w:rPr>
+        <w:t xml:space="preserve">12'h7B2</w:t>
+      </w:r>
+      <w:r>
+        <w:rPr>
+          <w:rStyle w:val="NormalTok"/>
+        </w:rPr>
+        <w:t xml:space="preserve">, </w:t>
+      </w:r>
+      <w:r>
+        <w:rPr>
+          <w:rStyle w:val="BaseNTok"/>
+        </w:rPr>
+        <w:t xml:space="preserve">12'h7B3</w:t>
+      </w:r>
+      <w:r>
+        <w:rPr>
+          <w:rStyle w:val="NormalTok"/>
+        </w:rPr>
+        <w:t xml:space="preserve">})</w:t>
       </w:r>
       <w:r>
         <w:br/>
       </w:r>
       <w:r>
         <w:rPr>
-          <w:rStyle w:val="VerbatimChar"/>
+          <w:rStyle w:val="NormalTok"/>
         </w:rPr>
         <w:t xml:space="preserve">    |-&gt; illegal_instruction);</w:t>
       </w:r>
@@ -9900,7 +11496,7 @@
       </w:r>
       <w:r>
         <w:rPr>
-          <w:rStyle w:val="VerbatimChar"/>
+          <w:rStyle w:val="CommentTok"/>
         </w:rPr>
         <w:t xml:space="preserve">// --- mnxti reads zero, never traps (N-13.1)</w:t>
       </w:r>
@@ -9909,27 +11505,111 @@
       </w:r>
       <w:r>
         <w:rPr>
-          <w:rStyle w:val="VerbatimChar"/>
-        </w:rPr>
-        <w:t xml:space="preserve">a_mnxti_zero: assert property (</w:t>
+          <w:rStyle w:val="NormalTok"/>
+        </w:rPr>
+        <w:t xml:space="preserve">a_mnxti_zero: </w:t>
+      </w:r>
+      <w:r>
+        <w:rPr>
+          <w:rStyle w:val="KeywordTok"/>
+        </w:rPr>
+        <w:t xml:space="preserve">assert</w:t>
+      </w:r>
+      <w:r>
+        <w:rPr>
+          <w:rStyle w:val="NormalTok"/>
+        </w:rPr>
+        <w:t xml:space="preserve"> </w:t>
+      </w:r>
+      <w:r>
+        <w:rPr>
+          <w:rStyle w:val="KeywordTok"/>
+        </w:rPr>
+        <w:t xml:space="preserve">property</w:t>
+      </w:r>
+      <w:r>
+        <w:rPr>
+          <w:rStyle w:val="NormalTok"/>
+        </w:rPr>
+        <w:t xml:space="preserve"> (</w:t>
       </w:r>
       <w:r>
         <w:br/>
       </w:r>
       <w:r>
         <w:rPr>
-          <w:rStyle w:val="VerbatimChar"/>
-        </w:rPr>
-        <w:t xml:space="preserve">  @(posedge hclk_i) disable iff (!core_rst_n)</w:t>
+          <w:rStyle w:val="NormalTok"/>
+        </w:rPr>
+        <w:t xml:space="preserve">  @(</w:t>
+      </w:r>
+      <w:r>
+        <w:rPr>
+          <w:rStyle w:val="KeywordTok"/>
+        </w:rPr>
+        <w:t xml:space="preserve">posedge</w:t>
+      </w:r>
+      <w:r>
+        <w:rPr>
+          <w:rStyle w:val="NormalTok"/>
+        </w:rPr>
+        <w:t xml:space="preserve"> hclk_i) </w:t>
+      </w:r>
+      <w:r>
+        <w:rPr>
+          <w:rStyle w:val="KeywordTok"/>
+        </w:rPr>
+        <w:t xml:space="preserve">disable</w:t>
+      </w:r>
+      <w:r>
+        <w:rPr>
+          <w:rStyle w:val="NormalTok"/>
+        </w:rPr>
+        <w:t xml:space="preserve"> </w:t>
+      </w:r>
+      <w:r>
+        <w:rPr>
+          <w:rStyle w:val="KeywordTok"/>
+        </w:rPr>
+        <w:t xml:space="preserve">iff</w:t>
+      </w:r>
+      <w:r>
+        <w:rPr>
+          <w:rStyle w:val="NormalTok"/>
+        </w:rPr>
+        <w:t xml:space="preserve"> (!core_rst_n)</w:t>
       </w:r>
       <w:r>
         <w:br/>
       </w:r>
       <w:r>
         <w:rPr>
-          <w:rStyle w:val="VerbatimChar"/>
-        </w:rPr>
-        <w:t xml:space="preserve">  (csr_read &amp;&amp; csr_addr == 12'h345) |-&gt; (csr_rdata == 32'h0));</w:t>
+          <w:rStyle w:val="NormalTok"/>
+        </w:rPr>
+        <w:t xml:space="preserve">  (csr_read &amp;&amp; csr_addr == </w:t>
+      </w:r>
+      <w:r>
+        <w:rPr>
+          <w:rStyle w:val="BaseNTok"/>
+        </w:rPr>
+        <w:t xml:space="preserve">12'h345</w:t>
+      </w:r>
+      <w:r>
+        <w:rPr>
+          <w:rStyle w:val="NormalTok"/>
+        </w:rPr>
+        <w:t xml:space="preserve">) |-&gt; (csr_rdata == </w:t>
+      </w:r>
+      <w:r>
+        <w:rPr>
+          <w:rStyle w:val="BaseNTok"/>
+        </w:rPr>
+        <w:t xml:space="preserve">32'h0</w:t>
+      </w:r>
+      <w:r>
+        <w:rPr>
+          <w:rStyle w:val="NormalTok"/>
+        </w:rPr>
+        <w:t xml:space="preserve">));</w:t>
       </w:r>
     </w:p>
     <w:p>
@@ -9939,15 +11619,15 @@
         </w:pict>
       </w:r>
     </w:p>
+    <w:bookmarkEnd w:id="49"/>
+    <w:bookmarkStart w:id="50" w:name="X7c07a5b179cc8ff504630894f7928110af6ce23"/>
     <w:p>
       <w:pPr>
         <w:pStyle w:val="Heading2"/>
       </w:pPr>
-      <w:bookmarkStart w:id="51" w:name="X7c07a5b179cc8ff504630894f7928110af6ce23"/>
       <w:r>
         <w:t xml:space="preserve">11 Verification plan</w:t>
       </w:r>
-      <w:bookmarkEnd w:id="51"/>
     </w:p>
     <w:p>
       <w:pPr>
@@ -9955,6 +11635,7 @@
       </w:pPr>
       <w:r>
         <w:rPr>
+          <w:bCs/>
           <w:b/>
         </w:rPr>
         <w:t xml:space="preserve">[N-11.1]</w:t>
@@ -9975,21 +11656,23 @@
     <w:tbl>
       <w:tblPr>
         <w:tblStyle w:val="Table"/>
-        <w:tblW w:type="pct" w:w="0.0"/>
-        <w:tblLook w:firstRow="1"/>
+        <w:tblW w:type="auto" w:w="0"/>
+        <w:tblLook w:firstRow="1" w:lastRow="0" w:firstColumn="0" w:lastColumn="0" w:noHBand="0" w:noVBand="0" w:val="0020"/>
+        <w:jc w:val="start"/>
       </w:tblPr>
-      <w:tblGrid/>
+      <w:tblGrid>
+        <w:gridCol w:w="1584"/>
+        <w:gridCol w:w="1584"/>
+        <w:gridCol w:w="1584"/>
+        <w:gridCol w:w="1584"/>
+        <w:gridCol w:w="1584"/>
+      </w:tblGrid>
       <w:tr>
         <w:trPr>
-          <w:cnfStyle w:firstRow="1"/>
+          <w:tblHeader w:val="true"/>
         </w:trPr>
         <w:tc>
-          <w:tcPr>
-            <w:tcBorders>
-              <w:bottom w:val="single"/>
-            </w:tcBorders>
-            <w:vAlign w:val="bottom"/>
-          </w:tcPr>
+          <w:tcPr/>
           <w:p>
             <w:pPr>
               <w:pStyle w:val="Compact"/>
@@ -10001,12 +11684,7 @@
           </w:p>
         </w:tc>
         <w:tc>
-          <w:tcPr>
-            <w:tcBorders>
-              <w:bottom w:val="single"/>
-            </w:tcBorders>
-            <w:vAlign w:val="bottom"/>
-          </w:tcPr>
+          <w:tcPr/>
           <w:p>
             <w:pPr>
               <w:pStyle w:val="Compact"/>
@@ -10018,12 +11696,7 @@
           </w:p>
         </w:tc>
         <w:tc>
-          <w:tcPr>
-            <w:tcBorders>
-              <w:bottom w:val="single"/>
-            </w:tcBorders>
-            <w:vAlign w:val="bottom"/>
-          </w:tcPr>
+          <w:tcPr/>
           <w:p>
             <w:pPr>
               <w:pStyle w:val="Compact"/>
@@ -10035,12 +11708,7 @@
           </w:p>
         </w:tc>
         <w:tc>
-          <w:tcPr>
-            <w:tcBorders>
-              <w:bottom w:val="single"/>
-            </w:tcBorders>
-            <w:vAlign w:val="bottom"/>
-          </w:tcPr>
+          <w:tcPr/>
           <w:p>
             <w:pPr>
               <w:pStyle w:val="Compact"/>
@@ -10052,12 +11720,7 @@
           </w:p>
         </w:tc>
         <w:tc>
-          <w:tcPr>
-            <w:tcBorders>
-              <w:bottom w:val="single"/>
-            </w:tcBorders>
-            <w:vAlign w:val="bottom"/>
-          </w:tcPr>
+          <w:tcPr/>
           <w:p>
             <w:pPr>
               <w:pStyle w:val="Compact"/>
@@ -10071,6 +11734,7 @@
       </w:tr>
       <w:tr>
         <w:tc>
+          <w:tcPr/>
           <w:p>
             <w:pPr>
               <w:pStyle w:val="Compact"/>
@@ -10082,6 +11746,7 @@
           </w:p>
         </w:tc>
         <w:tc>
+          <w:tcPr/>
           <w:p>
             <w:pPr>
               <w:pStyle w:val="Compact"/>
@@ -10096,6 +11761,7 @@
           </w:p>
         </w:tc>
         <w:tc>
+          <w:tcPr/>
           <w:p>
             <w:pPr>
               <w:pStyle w:val="Compact"/>
@@ -10131,6 +11797,7 @@
           </w:p>
         </w:tc>
         <w:tc>
+          <w:tcPr/>
           <w:p>
             <w:pPr>
               <w:pStyle w:val="Compact"/>
@@ -10142,6 +11809,7 @@
           </w:p>
         </w:tc>
         <w:tc>
+          <w:tcPr/>
           <w:p>
             <w:pPr>
               <w:pStyle w:val="Compact"/>
@@ -10155,6 +11823,7 @@
       </w:tr>
       <w:tr>
         <w:tc>
+          <w:tcPr/>
           <w:p>
             <w:pPr>
               <w:pStyle w:val="Compact"/>
@@ -10166,6 +11835,7 @@
           </w:p>
         </w:tc>
         <w:tc>
+          <w:tcPr/>
           <w:p>
             <w:pPr>
               <w:pStyle w:val="Compact"/>
@@ -10177,6 +11847,7 @@
           </w:p>
         </w:tc>
         <w:tc>
+          <w:tcPr/>
           <w:p>
             <w:pPr>
               <w:pStyle w:val="Compact"/>
@@ -10188,6 +11859,7 @@
           </w:p>
         </w:tc>
         <w:tc>
+          <w:tcPr/>
           <w:p>
             <w:pPr>
               <w:pStyle w:val="Compact"/>
@@ -10199,6 +11871,7 @@
           </w:p>
         </w:tc>
         <w:tc>
+          <w:tcPr/>
           <w:p>
             <w:pPr>
               <w:pStyle w:val="Compact"/>
@@ -10212,6 +11885,7 @@
       </w:tr>
       <w:tr>
         <w:tc>
+          <w:tcPr/>
           <w:p>
             <w:pPr>
               <w:pStyle w:val="Compact"/>
@@ -10223,6 +11897,7 @@
           </w:p>
         </w:tc>
         <w:tc>
+          <w:tcPr/>
           <w:p>
             <w:pPr>
               <w:pStyle w:val="Compact"/>
@@ -10237,6 +11912,7 @@
           </w:p>
         </w:tc>
         <w:tc>
+          <w:tcPr/>
           <w:p>
             <w:pPr>
               <w:pStyle w:val="Compact"/>
@@ -10248,6 +11924,7 @@
           </w:p>
         </w:tc>
         <w:tc>
+          <w:tcPr/>
           <w:p>
             <w:pPr>
               <w:pStyle w:val="Compact"/>
@@ -10259,6 +11936,7 @@
           </w:p>
         </w:tc>
         <w:tc>
+          <w:tcPr/>
           <w:p>
             <w:pPr>
               <w:pStyle w:val="Compact"/>
@@ -10272,6 +11950,7 @@
       </w:tr>
       <w:tr>
         <w:tc>
+          <w:tcPr/>
           <w:p>
             <w:pPr>
               <w:pStyle w:val="Compact"/>
@@ -10283,6 +11962,7 @@
           </w:p>
         </w:tc>
         <w:tc>
+          <w:tcPr/>
           <w:p>
             <w:pPr>
               <w:pStyle w:val="Compact"/>
@@ -10297,6 +11977,7 @@
           </w:p>
         </w:tc>
         <w:tc>
+          <w:tcPr/>
           <w:p>
             <w:pPr>
               <w:pStyle w:val="Compact"/>
@@ -10308,6 +11989,7 @@
           </w:p>
         </w:tc>
         <w:tc>
+          <w:tcPr/>
           <w:p>
             <w:pPr>
               <w:pStyle w:val="Compact"/>
@@ -10319,6 +12001,7 @@
           </w:p>
         </w:tc>
         <w:tc>
+          <w:tcPr/>
           <w:p>
             <w:pPr>
               <w:pStyle w:val="Compact"/>
@@ -10332,6 +12015,7 @@
       </w:tr>
       <w:tr>
         <w:tc>
+          <w:tcPr/>
           <w:p>
             <w:pPr>
               <w:pStyle w:val="Compact"/>
@@ -10343,6 +12027,7 @@
           </w:p>
         </w:tc>
         <w:tc>
+          <w:tcPr/>
           <w:p>
             <w:pPr>
               <w:pStyle w:val="Compact"/>
@@ -10357,6 +12042,7 @@
           </w:p>
         </w:tc>
         <w:tc>
+          <w:tcPr/>
           <w:p>
             <w:pPr>
               <w:pStyle w:val="Compact"/>
@@ -10383,6 +12069,7 @@
           </w:p>
         </w:tc>
         <w:tc>
+          <w:tcPr/>
           <w:p>
             <w:pPr>
               <w:pStyle w:val="Compact"/>
@@ -10394,6 +12081,7 @@
           </w:p>
         </w:tc>
         <w:tc>
+          <w:tcPr/>
           <w:p>
             <w:pPr>
               <w:pStyle w:val="Compact"/>
@@ -10407,6 +12095,7 @@
       </w:tr>
       <w:tr>
         <w:tc>
+          <w:tcPr/>
           <w:p>
             <w:pPr>
               <w:pStyle w:val="Compact"/>
@@ -10418,6 +12107,7 @@
           </w:p>
         </w:tc>
         <w:tc>
+          <w:tcPr/>
           <w:p>
             <w:pPr>
               <w:pStyle w:val="Compact"/>
@@ -10432,6 +12122,7 @@
           </w:p>
         </w:tc>
         <w:tc>
+          <w:tcPr/>
           <w:p>
             <w:pPr>
               <w:pStyle w:val="Compact"/>
@@ -10443,6 +12134,7 @@
           </w:p>
         </w:tc>
         <w:tc>
+          <w:tcPr/>
           <w:p>
             <w:pPr>
               <w:pStyle w:val="Compact"/>
@@ -10454,6 +12146,7 @@
           </w:p>
         </w:tc>
         <w:tc>
+          <w:tcPr/>
           <w:p>
             <w:pPr>
               <w:pStyle w:val="Compact"/>
@@ -10467,6 +12160,7 @@
       </w:tr>
       <w:tr>
         <w:tc>
+          <w:tcPr/>
           <w:p>
             <w:pPr>
               <w:pStyle w:val="Compact"/>
@@ -10478,6 +12172,7 @@
           </w:p>
         </w:tc>
         <w:tc>
+          <w:tcPr/>
           <w:p>
             <w:pPr>
               <w:pStyle w:val="Compact"/>
@@ -10492,13 +12187,15 @@
           </w:p>
         </w:tc>
         <w:tc>
-          <w:p>
-            <w:pPr>
-              <w:pStyle w:val="Compact"/>
-              <w:jc w:val="left"/>
-            </w:pPr>
-            <w:r>
-              <w:rPr>
+          <w:tcPr/>
+          <w:p>
+            <w:pPr>
+              <w:pStyle w:val="Compact"/>
+              <w:jc w:val="left"/>
+            </w:pPr>
+            <w:r>
+              <w:rPr>
+                <w:bCs/>
                 <w:b/>
               </w:rPr>
               <w:t xml:space="preserve">all 20 combinations of [N-7.23]</w:t>
@@ -10506,6 +12203,7 @@
           </w:p>
         </w:tc>
         <w:tc>
+          <w:tcPr/>
           <w:p>
             <w:pPr>
               <w:pStyle w:val="Compact"/>
@@ -10517,13 +12215,15 @@
           </w:p>
         </w:tc>
         <w:tc>
-          <w:p>
-            <w:pPr>
-              <w:pStyle w:val="Compact"/>
-              <w:jc w:val="left"/>
-            </w:pPr>
-            <w:r>
-              <w:rPr>
+          <w:tcPr/>
+          <w:p>
+            <w:pPr>
+              <w:pStyle w:val="Compact"/>
+              <w:jc w:val="left"/>
+            </w:pPr>
+            <w:r>
+              <w:rPr>
+                <w:bCs/>
                 <w:b/>
               </w:rPr>
               <w:t xml:space="preserve">new — the priority test</w:t>
@@ -10533,6 +12233,7 @@
       </w:tr>
       <w:tr>
         <w:tc>
+          <w:tcPr/>
           <w:p>
             <w:pPr>
               <w:pStyle w:val="Compact"/>
@@ -10544,6 +12245,7 @@
           </w:p>
         </w:tc>
         <w:tc>
+          <w:tcPr/>
           <w:p>
             <w:pPr>
               <w:pStyle w:val="Compact"/>
@@ -10558,6 +12260,7 @@
           </w:p>
         </w:tc>
         <w:tc>
+          <w:tcPr/>
           <w:p>
             <w:pPr>
               <w:pStyle w:val="Compact"/>
@@ -10569,6 +12272,7 @@
           </w:p>
         </w:tc>
         <w:tc>
+          <w:tcPr/>
           <w:p>
             <w:pPr>
               <w:pStyle w:val="Compact"/>
@@ -10580,6 +12284,7 @@
           </w:p>
         </w:tc>
         <w:tc>
+          <w:tcPr/>
           <w:p>
             <w:pPr>
               <w:pStyle w:val="Compact"/>
@@ -10593,6 +12298,7 @@
       </w:tr>
       <w:tr>
         <w:tc>
+          <w:tcPr/>
           <w:p>
             <w:pPr>
               <w:pStyle w:val="Compact"/>
@@ -10604,6 +12310,7 @@
           </w:p>
         </w:tc>
         <w:tc>
+          <w:tcPr/>
           <w:p>
             <w:pPr>
               <w:pStyle w:val="Compact"/>
@@ -10618,6 +12325,7 @@
           </w:p>
         </w:tc>
         <w:tc>
+          <w:tcPr/>
           <w:p>
             <w:pPr>
               <w:pStyle w:val="Compact"/>
@@ -10629,6 +12337,7 @@
           </w:p>
         </w:tc>
         <w:tc>
+          <w:tcPr/>
           <w:p>
             <w:pPr>
               <w:pStyle w:val="Compact"/>
@@ -10640,6 +12349,7 @@
           </w:p>
         </w:tc>
         <w:tc>
+          <w:tcPr/>
           <w:p>
             <w:pPr>
               <w:pStyle w:val="Compact"/>
@@ -10653,6 +12363,7 @@
       </w:tr>
       <w:tr>
         <w:tc>
+          <w:tcPr/>
           <w:p>
             <w:pPr>
               <w:pStyle w:val="Compact"/>
@@ -10664,6 +12375,7 @@
           </w:p>
         </w:tc>
         <w:tc>
+          <w:tcPr/>
           <w:p>
             <w:pPr>
               <w:pStyle w:val="Compact"/>
@@ -10678,6 +12390,7 @@
           </w:p>
         </w:tc>
         <w:tc>
+          <w:tcPr/>
           <w:p>
             <w:pPr>
               <w:pStyle w:val="Compact"/>
@@ -10689,6 +12402,7 @@
           </w:p>
         </w:tc>
         <w:tc>
+          <w:tcPr/>
           <w:p>
             <w:pPr>
               <w:pStyle w:val="Compact"/>
@@ -10700,6 +12414,7 @@
           </w:p>
         </w:tc>
         <w:tc>
+          <w:tcPr/>
           <w:p>
             <w:pPr>
               <w:pStyle w:val="Compact"/>
@@ -10713,6 +12428,7 @@
       </w:tr>
       <w:tr>
         <w:tc>
+          <w:tcPr/>
           <w:p>
             <w:pPr>
               <w:pStyle w:val="Compact"/>
@@ -10724,6 +12440,7 @@
           </w:p>
         </w:tc>
         <w:tc>
+          <w:tcPr/>
           <w:p>
             <w:pPr>
               <w:pStyle w:val="Compact"/>
@@ -10738,6 +12455,7 @@
           </w:p>
         </w:tc>
         <w:tc>
+          <w:tcPr/>
           <w:p>
             <w:pPr>
               <w:pStyle w:val="Compact"/>
@@ -10776,6 +12494,7 @@
           </w:p>
         </w:tc>
         <w:tc>
+          <w:tcPr/>
           <w:p>
             <w:pPr>
               <w:pStyle w:val="Compact"/>
@@ -10787,6 +12506,7 @@
           </w:p>
         </w:tc>
         <w:tc>
+          <w:tcPr/>
           <w:p>
             <w:pPr>
               <w:pStyle w:val="Compact"/>
@@ -10805,6 +12525,7 @@
       </w:pPr>
       <w:r>
         <w:rPr>
+          <w:bCs/>
           <w:b/>
         </w:rPr>
         <w:t xml:space="preserve">[N-11.2a] STATUS 2026-09-26.</w:t>
@@ -10871,18 +12592,21 @@
       </w:r>
       <w:r>
         <w:rPr>
+          <w:bCs/>
           <w:b/>
         </w:rPr>
         <w:t xml:space="preserve">all four hold-versus-flush</w:t>
       </w:r>
       <w:r>
         <w:rPr>
+          <w:bCs/>
           <w:b/>
         </w:rPr>
         <w:t xml:space="preserve"> </w:t>
       </w:r>
       <w:r>
         <w:rPr>
+          <w:bCs/>
           <w:b/>
         </w:rPr>
         <w:t xml:space="preserve">collision cells are reached zero times</w:t>
@@ -10972,6 +12696,7 @@
       </w:pPr>
       <w:r>
         <w:rPr>
+          <w:bCs/>
           <w:b/>
         </w:rPr>
         <w:t xml:space="preserve">[N-11.2]</w:t>
@@ -10982,18 +12707,21 @@
       <w:r>
         <w:rPr>
           <w:rStyle w:val="VerbatimChar"/>
+          <w:bCs/>
           <w:b/>
         </w:rPr>
         <w:t xml:space="preserve">t_core_hold_flush_matrix</w:t>
       </w:r>
       <w:r>
         <w:rPr>
+          <w:bCs/>
           <w:b/>
         </w:rPr>
         <w:t xml:space="preserve"> </w:t>
       </w:r>
       <w:r>
         <w:rPr>
+          <w:bCs/>
           <w:b/>
         </w:rPr>
         <w:t xml:space="preserve">is the most valuable new test in this project.</w:t>
@@ -11023,6 +12751,7 @@
       </w:pPr>
       <w:r>
         <w:rPr>
+          <w:bCs/>
           <w:b/>
         </w:rPr>
         <w:t xml:space="preserve">[N-11.3]</w:t>
@@ -11032,12 +12761,14 @@
       </w:r>
       <w:r>
         <w:rPr>
+          <w:bCs/>
           <w:b/>
         </w:rPr>
         <w:t xml:space="preserve">Formal is strongly recommended for</w:t>
       </w:r>
       <w:r>
         <w:rPr>
+          <w:bCs/>
           <w:b/>
         </w:rPr>
         <w:t xml:space="preserve"> </w:t>
@@ -11045,12 +12776,14 @@
       <w:r>
         <w:rPr>
           <w:rStyle w:val="VerbatimChar"/>
+          <w:bCs/>
           <w:b/>
         </w:rPr>
         <w:t xml:space="preserve">pipe_ctrl</w:t>
       </w:r>
       <w:r>
         <w:rPr>
+          <w:bCs/>
           <w:b/>
         </w:rPr>
         <w:t xml:space="preserve">.</w:t>
@@ -11152,6 +12885,7 @@
       </w:pPr>
       <w:r>
         <w:rPr>
+          <w:bCs/>
           <w:b/>
         </w:rPr>
         <w:t xml:space="preserve">[N-11.4]</w:t>
@@ -11182,34 +12916,33 @@
         </w:pict>
       </w:r>
     </w:p>
+    <w:bookmarkEnd w:id="50"/>
+    <w:bookmarkStart w:id="51" w:name="X59f5cce7eef127036c20cabc8986d1f4e77c1bc"/>
     <w:p>
       <w:pPr>
         <w:pStyle w:val="Heading2"/>
       </w:pPr>
-      <w:bookmarkStart w:id="52" w:name="X59f5cce7eef127036c20cabc8986d1f4e77c1bc"/>
       <w:r>
         <w:t xml:space="preserve">12 Design decisions</w:t>
       </w:r>
-      <w:bookmarkEnd w:id="52"/>
     </w:p>
     <w:tbl>
       <w:tblPr>
         <w:tblStyle w:val="Table"/>
-        <w:tblW w:type="pct" w:w="0.0"/>
-        <w:tblLook w:firstRow="1"/>
+        <w:tblW w:type="auto" w:w="0"/>
+        <w:tblLook w:firstRow="1" w:lastRow="0" w:firstColumn="0" w:lastColumn="0" w:noHBand="0" w:noVBand="0" w:val="0020"/>
+        <w:jc w:val="start"/>
       </w:tblPr>
-      <w:tblGrid/>
+      <w:tblGrid>
+        <w:gridCol w:w="3960"/>
+        <w:gridCol w:w="3960"/>
+      </w:tblGrid>
       <w:tr>
         <w:trPr>
-          <w:cnfStyle w:firstRow="1"/>
+          <w:tblHeader w:val="true"/>
         </w:trPr>
         <w:tc>
-          <w:tcPr>
-            <w:tcBorders>
-              <w:bottom w:val="single"/>
-            </w:tcBorders>
-            <w:vAlign w:val="bottom"/>
-          </w:tcPr>
+          <w:tcPr/>
           <w:p>
             <w:pPr>
               <w:pStyle w:val="Compact"/>
@@ -11221,12 +12954,7 @@
           </w:p>
         </w:tc>
         <w:tc>
-          <w:tcPr>
-            <w:tcBorders>
-              <w:bottom w:val="single"/>
-            </w:tcBorders>
-            <w:vAlign w:val="bottom"/>
-          </w:tcPr>
+          <w:tcPr/>
           <w:p>
             <w:pPr>
               <w:pStyle w:val="Compact"/>
@@ -11240,6 +12968,7 @@
       </w:tr>
       <w:tr>
         <w:tc>
+          <w:tcPr/>
           <w:p>
             <w:pPr>
               <w:pStyle w:val="Compact"/>
@@ -11251,6 +12980,7 @@
           </w:p>
         </w:tc>
         <w:tc>
+          <w:tcPr/>
           <w:p>
             <w:pPr>
               <w:pStyle w:val="Compact"/>
@@ -11264,6 +12994,7 @@
       </w:tr>
       <w:tr>
         <w:tc>
+          <w:tcPr/>
           <w:p>
             <w:pPr>
               <w:pStyle w:val="Compact"/>
@@ -11284,6 +13015,7 @@
           </w:p>
         </w:tc>
         <w:tc>
+          <w:tcPr/>
           <w:p>
             <w:pPr>
               <w:pStyle w:val="Compact"/>
@@ -11297,6 +13029,7 @@
       </w:tr>
       <w:tr>
         <w:tc>
+          <w:tcPr/>
           <w:p>
             <w:pPr>
               <w:pStyle w:val="Compact"/>
@@ -11317,6 +13050,7 @@
           </w:p>
         </w:tc>
         <w:tc>
+          <w:tcPr/>
           <w:p>
             <w:pPr>
               <w:pStyle w:val="Compact"/>
@@ -11330,6 +13064,7 @@
       </w:tr>
       <w:tr>
         <w:tc>
+          <w:tcPr/>
           <w:p>
             <w:pPr>
               <w:pStyle w:val="Compact"/>
@@ -11359,6 +13094,7 @@
           </w:p>
         </w:tc>
         <w:tc>
+          <w:tcPr/>
           <w:p>
             <w:pPr>
               <w:pStyle w:val="Compact"/>
@@ -11372,6 +13108,7 @@
       </w:tr>
       <w:tr>
         <w:tc>
+          <w:tcPr/>
           <w:p>
             <w:pPr>
               <w:pStyle w:val="Compact"/>
@@ -11383,6 +13120,7 @@
           </w:p>
         </w:tc>
         <w:tc>
+          <w:tcPr/>
           <w:p>
             <w:pPr>
               <w:pStyle w:val="Compact"/>
@@ -11402,34 +13140,33 @@
         </w:pict>
       </w:r>
     </w:p>
+    <w:bookmarkEnd w:id="51"/>
+    <w:bookmarkStart w:id="52" w:name="X28f9a372160e4cdd897fa6b3a066b04db81ebc8"/>
     <w:p>
       <w:pPr>
         <w:pStyle w:val="Heading2"/>
       </w:pPr>
-      <w:bookmarkStart w:id="53" w:name="X28f9a372160e4cdd897fa6b3a066b04db81ebc8"/>
       <w:r>
         <w:t xml:space="preserve">13 Not implemented</w:t>
       </w:r>
-      <w:bookmarkEnd w:id="53"/>
     </w:p>
     <w:tbl>
       <w:tblPr>
         <w:tblStyle w:val="Table"/>
-        <w:tblW w:type="pct" w:w="0.0"/>
-        <w:tblLook w:firstRow="1"/>
+        <w:tblW w:type="auto" w:w="0"/>
+        <w:tblLook w:firstRow="1" w:lastRow="0" w:firstColumn="0" w:lastColumn="0" w:noHBand="0" w:noVBand="0" w:val="0020"/>
+        <w:jc w:val="start"/>
       </w:tblPr>
-      <w:tblGrid/>
+      <w:tblGrid>
+        <w:gridCol w:w="3960"/>
+        <w:gridCol w:w="3960"/>
+      </w:tblGrid>
       <w:tr>
         <w:trPr>
-          <w:cnfStyle w:firstRow="1"/>
+          <w:tblHeader w:val="true"/>
         </w:trPr>
         <w:tc>
-          <w:tcPr>
-            <w:tcBorders>
-              <w:bottom w:val="single"/>
-            </w:tcBorders>
-            <w:vAlign w:val="bottom"/>
-          </w:tcPr>
+          <w:tcPr/>
           <w:p>
             <w:pPr>
               <w:pStyle w:val="Compact"/>
@@ -11441,12 +13178,7 @@
           </w:p>
         </w:tc>
         <w:tc>
-          <w:tcPr>
-            <w:tcBorders>
-              <w:bottom w:val="single"/>
-            </w:tcBorders>
-            <w:vAlign w:val="bottom"/>
-          </w:tcPr>
+          <w:tcPr/>
           <w:p>
             <w:pPr>
               <w:pStyle w:val="Compact"/>
@@ -11460,6 +13192,7 @@
       </w:tr>
       <w:tr>
         <w:tc>
+          <w:tcPr/>
           <w:p>
             <w:pPr>
               <w:pStyle w:val="Compact"/>
@@ -11471,6 +13204,7 @@
           </w:p>
         </w:tc>
         <w:tc>
+          <w:tcPr/>
           <w:p>
             <w:pPr>
               <w:pStyle w:val="Compact"/>
@@ -11484,6 +13218,7 @@
       </w:tr>
       <w:tr>
         <w:tc>
+          <w:tcPr/>
           <w:p>
             <w:pPr>
               <w:pStyle w:val="Compact"/>
@@ -11495,6 +13230,7 @@
           </w:p>
         </w:tc>
         <w:tc>
+          <w:tcPr/>
           <w:p>
             <w:pPr>
               <w:pStyle w:val="Compact"/>
@@ -11508,6 +13244,7 @@
       </w:tr>
       <w:tr>
         <w:tc>
+          <w:tcPr/>
           <w:p>
             <w:pPr>
               <w:pStyle w:val="Compact"/>
@@ -11519,6 +13256,7 @@
           </w:p>
         </w:tc>
         <w:tc>
+          <w:tcPr/>
           <w:p>
             <w:pPr>
               <w:pStyle w:val="Compact"/>
@@ -11532,6 +13270,7 @@
             </w:r>
             <w:r>
               <w:rPr>
+                <w:bCs/>
                 <w:b/>
               </w:rPr>
               <w:t xml:space="preserve">The honest cost: no memory protection, so a wild pointer can write any peripheral register including PWM.</w:t>
@@ -11547,30 +13286,33 @@
       </w:tr>
       <w:tr>
         <w:tc>
-          <w:p>
-            <w:pPr>
-              <w:pStyle w:val="Compact"/>
-              <w:jc w:val="left"/>
-            </w:pPr>
-            <w:r>
-              <w:t xml:space="preserve">Branch prediction</w:t>
-            </w:r>
-          </w:p>
-        </w:tc>
-        <w:tc>
-          <w:p>
-            <w:pPr>
-              <w:pStyle w:val="Compact"/>
-              <w:jc w:val="left"/>
-            </w:pPr>
-            <w:r>
-              <w:t xml:space="preserve">§7.2: under 1% of the cycle budget.</w:t>
+          <w:tcPr/>
+          <w:p>
+            <w:pPr>
+              <w:pStyle w:val="Compact"/>
+              <w:jc w:val="left"/>
+            </w:pPr>
+            <w:r>
+              <w:t xml:space="preserve">Dynamic branch prediction</w:t>
+            </w:r>
+          </w:p>
+        </w:tc>
+        <w:tc>
+          <w:tcPr/>
+          <w:p>
+            <w:pPr>
+              <w:pStyle w:val="Compact"/>
+              <w:jc w:val="left"/>
+            </w:pPr>
+            <w:r>
+              <w:t xml:space="preserve">§7.2: the static predictor is enough; a dynamic one would save under 1% of the cycle budget.</w:t>
             </w:r>
           </w:p>
         </w:tc>
       </w:tr>
       <w:tr>
         <w:tc>
+          <w:tcPr/>
           <w:p>
             <w:pPr>
               <w:pStyle w:val="Compact"/>
@@ -11582,6 +13324,7 @@
           </w:p>
         </w:tc>
         <w:tc>
+          <w:tcPr/>
           <w:p>
             <w:pPr>
               <w:pStyle w:val="Compact"/>
@@ -11595,6 +13338,7 @@
       </w:tr>
       <w:tr>
         <w:tc>
+          <w:tcPr/>
           <w:p>
             <w:pPr>
               <w:pStyle w:val="Compact"/>
@@ -11609,6 +13353,7 @@
           </w:p>
         </w:tc>
         <w:tc>
+          <w:tcPr/>
           <w:p>
             <w:pPr>
               <w:pStyle w:val="Compact"/>
@@ -11622,6 +13367,7 @@
       </w:tr>
       <w:tr>
         <w:tc>
+          <w:tcPr/>
           <w:p>
             <w:pPr>
               <w:pStyle w:val="Compact"/>
@@ -11633,6 +13379,7 @@
           </w:p>
         </w:tc>
         <w:tc>
+          <w:tcPr/>
           <w:p>
             <w:pPr>
               <w:pStyle w:val="Compact"/>
@@ -11661,6 +13408,7 @@
             </w:r>
             <w:r>
               <w:rPr>
+                <w:bCs/>
                 <w:b/>
               </w:rPr>
               <w:t xml:space="preserve">v2 path:</w:t>
@@ -11724,6 +13472,7 @@
       </w:tr>
       <w:tr>
         <w:tc>
+          <w:tcPr/>
           <w:p>
             <w:pPr>
               <w:pStyle w:val="Compact"/>
@@ -11735,6 +13484,7 @@
           </w:p>
         </w:tc>
         <w:tc>
+          <w:tcPr/>
           <w:p>
             <w:pPr>
               <w:pStyle w:val="Compact"/>
@@ -11763,6 +13513,7 @@
       </w:tr>
       <w:tr>
         <w:tc>
+          <w:tcPr/>
           <w:p>
             <w:pPr>
               <w:pStyle w:val="Compact"/>
@@ -11792,6 +13543,7 @@
           </w:p>
         </w:tc>
         <w:tc>
+          <w:tcPr/>
           <w:p>
             <w:pPr>
               <w:pStyle w:val="Compact"/>
@@ -11811,15 +13563,15 @@
         </w:pict>
       </w:r>
     </w:p>
+    <w:bookmarkEnd w:id="52"/>
+    <w:bookmarkStart w:id="53" w:name="X1b92181afb94626b64dde4a1928e66f4dbfaa1b"/>
     <w:p>
       <w:pPr>
         <w:pStyle w:val="Heading2"/>
       </w:pPr>
-      <w:bookmarkStart w:id="54" w:name="X1b92181afb94626b64dde4a1928e66f4dbfaa1b"/>
       <w:r>
         <w:t xml:space="preserve">14 Open items</w:t>
       </w:r>
-      <w:bookmarkEnd w:id="54"/>
     </w:p>
     <w:p>
       <w:pPr>
@@ -11827,6 +13579,7 @@
       </w:pPr>
       <w:r>
         <w:rPr>
+          <w:bCs/>
           <w:b/>
         </w:rPr>
         <w:t xml:space="preserve">OPEN-9 (carried):</w:t>
@@ -11871,6 +13624,7 @@
       </w:pPr>
       <w:r>
         <w:rPr>
+          <w:bCs/>
           <w:b/>
         </w:rPr>
         <w:t xml:space="preserve">OPEN-10 (carried):</w:t>
@@ -11922,15 +13676,15 @@
         </w:pict>
       </w:r>
     </w:p>
+    <w:bookmarkEnd w:id="53"/>
+    <w:bookmarkStart w:id="54" w:name="Xcf6ad7b8070c666514712df471d6381a14b1a48"/>
     <w:p>
       <w:pPr>
         <w:pStyle w:val="Heading2"/>
       </w:pPr>
-      <w:bookmarkStart w:id="55" w:name="Xcf6ad7b8070c666514712df471d6381a14b1a48"/>
       <w:r>
         <w:t xml:space="preserve">15 Errata</w:t>
       </w:r>
-      <w:bookmarkEnd w:id="55"/>
     </w:p>
     <w:p>
       <w:pPr>
@@ -11949,21 +13703,23 @@
     <w:tbl>
       <w:tblPr>
         <w:tblStyle w:val="Table"/>
-        <w:tblW w:type="pct" w:w="0.0"/>
-        <w:tblLook w:firstRow="1"/>
+        <w:tblW w:type="auto" w:w="0"/>
+        <w:tblLook w:firstRow="1" w:lastRow="0" w:firstColumn="0" w:lastColumn="0" w:noHBand="0" w:noVBand="0" w:val="0020"/>
+        <w:jc w:val="start"/>
       </w:tblPr>
-      <w:tblGrid/>
+      <w:tblGrid>
+        <w:gridCol w:w="1584"/>
+        <w:gridCol w:w="1584"/>
+        <w:gridCol w:w="1584"/>
+        <w:gridCol w:w="1584"/>
+        <w:gridCol w:w="1584"/>
+      </w:tblGrid>
       <w:tr>
         <w:trPr>
-          <w:cnfStyle w:firstRow="1"/>
+          <w:tblHeader w:val="true"/>
         </w:trPr>
         <w:tc>
-          <w:tcPr>
-            <w:tcBorders>
-              <w:bottom w:val="single"/>
-            </w:tcBorders>
-            <w:vAlign w:val="bottom"/>
-          </w:tcPr>
+          <w:tcPr/>
           <w:p>
             <w:pPr>
               <w:pStyle w:val="Compact"/>
@@ -11975,12 +13731,7 @@
           </w:p>
         </w:tc>
         <w:tc>
-          <w:tcPr>
-            <w:tcBorders>
-              <w:bottom w:val="single"/>
-            </w:tcBorders>
-            <w:vAlign w:val="bottom"/>
-          </w:tcPr>
+          <w:tcPr/>
           <w:p>
             <w:pPr>
               <w:pStyle w:val="Compact"/>
@@ -11992,12 +13743,7 @@
           </w:p>
         </w:tc>
         <w:tc>
-          <w:tcPr>
-            <w:tcBorders>
-              <w:bottom w:val="single"/>
-            </w:tcBorders>
-            <w:vAlign w:val="bottom"/>
-          </w:tcPr>
+          <w:tcPr/>
           <w:p>
             <w:pPr>
               <w:pStyle w:val="Compact"/>
@@ -12009,12 +13755,7 @@
           </w:p>
         </w:tc>
         <w:tc>
-          <w:tcPr>
-            <w:tcBorders>
-              <w:bottom w:val="single"/>
-            </w:tcBorders>
-            <w:vAlign w:val="bottom"/>
-          </w:tcPr>
+          <w:tcPr/>
           <w:p>
             <w:pPr>
               <w:pStyle w:val="Compact"/>
@@ -12026,12 +13767,7 @@
           </w:p>
         </w:tc>
         <w:tc>
-          <w:tcPr>
-            <w:tcBorders>
-              <w:bottom w:val="single"/>
-            </w:tcBorders>
-            <w:vAlign w:val="bottom"/>
-          </w:tcPr>
+          <w:tcPr/>
           <w:p>
             <w:pPr>
               <w:pStyle w:val="Compact"/>
@@ -12045,6 +13781,7 @@
       </w:tr>
       <w:tr>
         <w:tc>
+          <w:tcPr/>
           <w:p>
             <w:pPr>
               <w:pStyle w:val="Compact"/>
@@ -12056,6 +13793,7 @@
           </w:p>
         </w:tc>
         <w:tc>
+          <w:tcPr/>
           <w:p>
             <w:pPr>
               <w:pStyle w:val="Compact"/>
@@ -12076,6 +13814,7 @@
           </w:p>
         </w:tc>
         <w:tc>
+          <w:tcPr/>
           <w:p>
             <w:pPr>
               <w:pStyle w:val="Compact"/>
@@ -12087,6 +13826,7 @@
           </w:p>
         </w:tc>
         <w:tc>
+          <w:tcPr/>
           <w:p>
             <w:pPr>
               <w:pStyle w:val="Compact"/>
@@ -12098,6 +13838,7 @@
           </w:p>
         </w:tc>
         <w:tc>
+          <w:tcPr/>
           <w:p>
             <w:pPr>
               <w:pStyle w:val="Compact"/>
@@ -12114,6 +13855,7 @@
       </w:tr>
       <w:tr>
         <w:tc>
+          <w:tcPr/>
           <w:p>
             <w:pPr>
               <w:pStyle w:val="Compact"/>
@@ -12125,6 +13867,7 @@
           </w:p>
         </w:tc>
         <w:tc>
+          <w:tcPr/>
           <w:p>
             <w:pPr>
               <w:pStyle w:val="Compact"/>
@@ -12148,6 +13891,7 @@
           </w:p>
         </w:tc>
         <w:tc>
+          <w:tcPr/>
           <w:p>
             <w:pPr>
               <w:pStyle w:val="Compact"/>
@@ -12159,6 +13903,7 @@
           </w:p>
         </w:tc>
         <w:tc>
+          <w:tcPr/>
           <w:p>
             <w:pPr>
               <w:pStyle w:val="Compact"/>
@@ -12170,6 +13915,7 @@
           </w:p>
         </w:tc>
         <w:tc>
+          <w:tcPr/>
           <w:p>
             <w:pPr>
               <w:pStyle w:val="Compact"/>
@@ -12186,6 +13932,7 @@
       </w:tr>
       <w:tr>
         <w:tc>
+          <w:tcPr/>
           <w:p>
             <w:pPr>
               <w:pStyle w:val="Compact"/>
@@ -12197,6 +13944,7 @@
           </w:p>
         </w:tc>
         <w:tc>
+          <w:tcPr/>
           <w:p>
             <w:pPr>
               <w:pStyle w:val="Compact"/>
@@ -12208,6 +13956,7 @@
           </w:p>
         </w:tc>
         <w:tc>
+          <w:tcPr/>
           <w:p>
             <w:pPr>
               <w:pStyle w:val="Compact"/>
@@ -12219,6 +13968,7 @@
           </w:p>
         </w:tc>
         <w:tc>
+          <w:tcPr/>
           <w:p>
             <w:pPr>
               <w:pStyle w:val="Compact"/>
@@ -12245,6 +13995,7 @@
           </w:p>
         </w:tc>
         <w:tc>
+          <w:tcPr/>
           <w:p>
             <w:pPr>
               <w:pStyle w:val="Compact"/>
@@ -12261,6 +14012,7 @@
       </w:tr>
       <w:tr>
         <w:tc>
+          <w:tcPr/>
           <w:p>
             <w:pPr>
               <w:pStyle w:val="Compact"/>
@@ -12272,6 +14024,7 @@
           </w:p>
         </w:tc>
         <w:tc>
+          <w:tcPr/>
           <w:p>
             <w:pPr>
               <w:pStyle w:val="Compact"/>
@@ -12283,6 +14036,7 @@
           </w:p>
         </w:tc>
         <w:tc>
+          <w:tcPr/>
           <w:p>
             <w:pPr>
               <w:pStyle w:val="Compact"/>
@@ -12311,6 +14065,7 @@
             </w:r>
             <w:r>
               <w:rPr>
+                <w:bCs/>
                 <w:b/>
               </w:rPr>
               <w:t xml:space="preserve">verify which is intended against the priv spec before release</w:t>
@@ -12324,6 +14079,7 @@
           </w:p>
         </w:tc>
         <w:tc>
+          <w:tcPr/>
           <w:p>
             <w:pPr>
               <w:pStyle w:val="Compact"/>
@@ -12335,6 +14091,7 @@
           </w:p>
         </w:tc>
         <w:tc>
+          <w:tcPr/>
           <w:p>
             <w:pPr>
               <w:pStyle w:val="Compact"/>
@@ -12356,6 +14113,7 @@
       </w:pPr>
       <w:r>
         <w:rPr>
+          <w:bCs/>
           <w:b/>
         </w:rPr>
         <w:t xml:space="preserve">Interface changes in Rev 3.0 (not errata):</w:t>
@@ -12364,21 +14122,20 @@
     <w:tbl>
       <w:tblPr>
         <w:tblStyle w:val="Table"/>
-        <w:tblW w:type="pct" w:w="0.0"/>
-        <w:tblLook w:firstRow="1"/>
+        <w:tblW w:type="auto" w:w="0"/>
+        <w:tblLook w:firstRow="1" w:lastRow="0" w:firstColumn="0" w:lastColumn="0" w:noHBand="0" w:noVBand="0" w:val="0020"/>
+        <w:jc w:val="start"/>
       </w:tblPr>
-      <w:tblGrid/>
+      <w:tblGrid>
+        <w:gridCol w:w="3960"/>
+        <w:gridCol w:w="3960"/>
+      </w:tblGrid>
       <w:tr>
         <w:trPr>
-          <w:cnfStyle w:firstRow="1"/>
+          <w:tblHeader w:val="true"/>
         </w:trPr>
         <w:tc>
-          <w:tcPr>
-            <w:tcBorders>
-              <w:bottom w:val="single"/>
-            </w:tcBorders>
-            <w:vAlign w:val="bottom"/>
-          </w:tcPr>
+          <w:tcPr/>
           <w:p>
             <w:pPr>
               <w:pStyle w:val="Compact"/>
@@ -12390,12 +14147,7 @@
           </w:p>
         </w:tc>
         <w:tc>
-          <w:tcPr>
-            <w:tcBorders>
-              <w:bottom w:val="single"/>
-            </w:tcBorders>
-            <w:vAlign w:val="bottom"/>
-          </w:tcPr>
+          <w:tcPr/>
           <w:p>
             <w:pPr>
               <w:pStyle w:val="Compact"/>
@@ -12409,6 +14161,7 @@
       </w:tr>
       <w:tr>
         <w:tc>
+          <w:tcPr/>
           <w:p>
             <w:pPr>
               <w:pStyle w:val="Compact"/>
@@ -12438,6 +14191,7 @@
           </w:p>
         </w:tc>
         <w:tc>
+          <w:tcPr/>
           <w:p>
             <w:pPr>
               <w:pStyle w:val="Compact"/>
@@ -12451,6 +14205,7 @@
       </w:tr>
       <w:tr>
         <w:tc>
+          <w:tcPr/>
           <w:p>
             <w:pPr>
               <w:pStyle w:val="Compact"/>
@@ -12471,6 +14226,7 @@
           </w:p>
         </w:tc>
         <w:tc>
+          <w:tcPr/>
           <w:p>
             <w:pPr>
               <w:pStyle w:val="Compact"/>
@@ -12484,6 +14240,7 @@
       </w:tr>
       <w:tr>
         <w:tc>
+          <w:tcPr/>
           <w:p>
             <w:pPr>
               <w:pStyle w:val="Compact"/>
@@ -12504,6 +14261,7 @@
           </w:p>
         </w:tc>
         <w:tc>
+          <w:tcPr/>
           <w:p>
             <w:pPr>
               <w:pStyle w:val="Compact"/>
@@ -12517,6 +14275,7 @@
       </w:tr>
       <w:tr>
         <w:tc>
+          <w:tcPr/>
           <w:p>
             <w:pPr>
               <w:pStyle w:val="Compact"/>
@@ -12546,6 +14305,7 @@
           </w:p>
         </w:tc>
         <w:tc>
+          <w:tcPr/>
           <w:p>
             <w:pPr>
               <w:pStyle w:val="Compact"/>
@@ -12558,6 +14318,8 @@
         </w:tc>
       </w:tr>
     </w:tbl>
+    <w:bookmarkEnd w:id="54"/>
+    <w:bookmarkEnd w:id="55"/>
     <w:sectPr/>
   </w:body>
 </w:document>
@@ -12589,17 +14351,14 @@
 <file path=word/numbering.xml><?xml version="1.0" encoding="utf-8"?>
 <w:numbering xmlns:w="http://schemas.openxmlformats.org/wordprocessingml/2006/main">
   <w:abstractNum w:abstractNumId="990">
-    <w:nsid w:val="2c1ae401"/>
+    <w:nsid w:val="A990"/>
     <w:multiLevelType w:val="multilevel"/>
     <w:lvl w:ilvl="0">
       <w:numFmt w:val="bullet"/>
       <w:lvlText w:val=" "/>
       <w:lvlJc w:val="left"/>
       <w:pPr>
-        <w:tabs>
-          <w:tab w:val="num" w:pos="0"/>
-        </w:tabs>
-        <w:ind w:left="480" w:hanging="480"/>
+        <w:ind w:left="720" w:hanging="480"/>
       </w:pPr>
     </w:lvl>
     <w:lvl w:ilvl="1">
@@ -12607,10 +14366,7 @@
       <w:lvlText w:val=" "/>
       <w:lvlJc w:val="left"/>
       <w:pPr>
-        <w:tabs>
-          <w:tab w:val="num" w:pos="720"/>
-        </w:tabs>
-        <w:ind w:left="1200" w:hanging="480"/>
+        <w:ind w:left="1440" w:hanging="480"/>
       </w:pPr>
     </w:lvl>
     <w:lvl w:ilvl="2">
@@ -12618,10 +14374,7 @@
       <w:lvlText w:val=" "/>
       <w:lvlJc w:val="left"/>
       <w:pPr>
-        <w:tabs>
-          <w:tab w:val="num" w:pos="1440"/>
-        </w:tabs>
-        <w:ind w:left="1920" w:hanging="480"/>
+        <w:ind w:left="2160" w:hanging="480"/>
       </w:pPr>
     </w:lvl>
     <w:lvl w:ilvl="3">
@@ -12629,10 +14382,7 @@
       <w:lvlText w:val=" "/>
       <w:lvlJc w:val="left"/>
       <w:pPr>
-        <w:tabs>
-          <w:tab w:val="num" w:pos="2160"/>
-        </w:tabs>
-        <w:ind w:left="2640" w:hanging="480"/>
+        <w:ind w:left="2880" w:hanging="480"/>
       </w:pPr>
     </w:lvl>
     <w:lvl w:ilvl="4">
@@ -12640,10 +14390,7 @@
       <w:lvlText w:val=" "/>
       <w:lvlJc w:val="left"/>
       <w:pPr>
-        <w:tabs>
-          <w:tab w:val="num" w:pos="2880"/>
-        </w:tabs>
-        <w:ind w:left="3360" w:hanging="480"/>
+        <w:ind w:left="3600" w:hanging="480"/>
       </w:pPr>
     </w:lvl>
     <w:lvl w:ilvl="5">
@@ -12651,10 +14398,7 @@
       <w:lvlText w:val=" "/>
       <w:lvlJc w:val="left"/>
       <w:pPr>
-        <w:tabs>
-          <w:tab w:val="num" w:pos="3600"/>
-        </w:tabs>
-        <w:ind w:left="4080" w:hanging="480"/>
+        <w:ind w:left="4320" w:hanging="480"/>
       </w:pPr>
     </w:lvl>
     <w:lvl w:ilvl="6">
@@ -12662,10 +14406,7 @@
       <w:lvlText w:val=" "/>
       <w:lvlJc w:val="left"/>
       <w:pPr>
-        <w:tabs>
-          <w:tab w:val="num" w:pos="4320"/>
-        </w:tabs>
-        <w:ind w:left="4800" w:hanging="480"/>
+        <w:ind w:left="5040" w:hanging="480"/>
       </w:pPr>
     </w:lvl>
     <w:lvl w:ilvl="7">
@@ -12673,10 +14414,7 @@
       <w:lvlText w:val=" "/>
       <w:lvlJc w:val="left"/>
       <w:pPr>
-        <w:tabs>
-          <w:tab w:val="num" w:pos="5040"/>
-        </w:tabs>
-        <w:ind w:left="5520" w:hanging="480"/>
+        <w:ind w:left="5760" w:hanging="480"/>
       </w:pPr>
     </w:lvl>
     <w:lvl w:ilvl="8">
@@ -12684,15 +14422,12 @@
       <w:lvlText w:val=" "/>
       <w:lvlJc w:val="left"/>
       <w:pPr>
-        <w:tabs>
-          <w:tab w:val="num" w:pos="5760"/>
-        </w:tabs>
-        <w:ind w:left="6240" w:hanging="480"/>
+        <w:ind w:left="6480" w:hanging="480"/>
       </w:pPr>
     </w:lvl>
   </w:abstractNum>
-  <w:abstractNum w:abstractNumId="99211">
-    <w:nsid w:val="ea454b4c"/>
+  <w:abstractNum w:abstractNumId="99411">
+    <w:nsid w:val="A99411"/>
     <w:multiLevelType w:val="multilevel"/>
     <w:lvl w:ilvl="0">
       <w:start w:val="1"/>
@@ -12700,34 +14435,25 @@
       <w:lvlText w:val="%1."/>
       <w:lvlJc w:val="left"/>
       <w:pPr>
-        <w:tabs>
-          <w:tab w:val="num" w:pos="0"/>
-        </w:tabs>
-        <w:ind w:left="480" w:hanging="480"/>
+        <w:ind w:left="720" w:hanging="480"/>
       </w:pPr>
     </w:lvl>
     <w:lvl w:ilvl="1">
       <w:start w:val="1"/>
-      <w:numFmt w:val="lowerLetter"/>
+      <w:numFmt w:val="decimal"/>
       <w:lvlText w:val="%2."/>
       <w:lvlJc w:val="left"/>
       <w:pPr>
-        <w:tabs>
-          <w:tab w:val="num" w:pos="720"/>
-        </w:tabs>
-        <w:ind w:left="1200" w:hanging="480"/>
+        <w:ind w:left="1440" w:hanging="480"/>
       </w:pPr>
     </w:lvl>
     <w:lvl w:ilvl="2">
       <w:start w:val="1"/>
-      <w:numFmt w:val="lowerRoman"/>
+      <w:numFmt w:val="decimal"/>
       <w:lvlText w:val="%3."/>
       <w:lvlJc w:val="left"/>
       <w:pPr>
-        <w:tabs>
-          <w:tab w:val="num" w:pos="1440"/>
-        </w:tabs>
-        <w:ind w:left="1920" w:hanging="480"/>
+        <w:ind w:left="2160" w:hanging="480"/>
       </w:pPr>
     </w:lvl>
     <w:lvl w:ilvl="3">
@@ -12736,34 +14462,25 @@
       <w:lvlText w:val="%4."/>
       <w:lvlJc w:val="left"/>
       <w:pPr>
-        <w:tabs>
-          <w:tab w:val="num" w:pos="2160"/>
-        </w:tabs>
-        <w:ind w:left="2640" w:hanging="480"/>
+        <w:ind w:left="2880" w:hanging="480"/>
       </w:pPr>
     </w:lvl>
     <w:lvl w:ilvl="4">
       <w:start w:val="1"/>
-      <w:numFmt w:val="lowerLetter"/>
+      <w:numFmt w:val="decimal"/>
       <w:lvlText w:val="%5."/>
       <w:lvlJc w:val="left"/>
       <w:pPr>
-        <w:tabs>
-          <w:tab w:val="num" w:pos="2880"/>
-        </w:tabs>
-        <w:ind w:left="3360" w:hanging="480"/>
+        <w:ind w:left="3600" w:hanging="480"/>
       </w:pPr>
     </w:lvl>
     <w:lvl w:ilvl="5">
       <w:start w:val="1"/>
-      <w:numFmt w:val="lowerRoman"/>
+      <w:numFmt w:val="decimal"/>
       <w:lvlText w:val="%6."/>
       <w:lvlJc w:val="left"/>
       <w:pPr>
-        <w:tabs>
-          <w:tab w:val="num" w:pos="3600"/>
-        </w:tabs>
-        <w:ind w:left="4080" w:hanging="480"/>
+        <w:ind w:left="4320" w:hanging="480"/>
       </w:pPr>
     </w:lvl>
     <w:lvl w:ilvl="6">
@@ -12772,34 +14489,25 @@
       <w:lvlText w:val="%7."/>
       <w:lvlJc w:val="left"/>
       <w:pPr>
-        <w:tabs>
-          <w:tab w:val="num" w:pos="4320"/>
-        </w:tabs>
-        <w:ind w:left="4800" w:hanging="480"/>
+        <w:ind w:left="5040" w:hanging="480"/>
       </w:pPr>
     </w:lvl>
     <w:lvl w:ilvl="7">
       <w:start w:val="1"/>
-      <w:numFmt w:val="lowerLetter"/>
+      <w:numFmt w:val="decimal"/>
       <w:lvlText w:val="%8."/>
       <w:lvlJc w:val="left"/>
       <w:pPr>
-        <w:tabs>
-          <w:tab w:val="num" w:pos="5040"/>
-        </w:tabs>
-        <w:ind w:left="5520" w:hanging="480"/>
+        <w:ind w:left="5760" w:hanging="480"/>
       </w:pPr>
     </w:lvl>
     <w:lvl w:ilvl="8">
       <w:start w:val="1"/>
-      <w:numFmt w:val="lowerRoman"/>
+      <w:numFmt w:val="decimal"/>
       <w:lvlText w:val="%9."/>
       <w:lvlJc w:val="left"/>
       <w:pPr>
-        <w:tabs>
-          <w:tab w:val="num" w:pos="5760"/>
-        </w:tabs>
-        <w:ind w:left="6240" w:hanging="480"/>
+        <w:ind w:left="6480" w:hanging="480"/>
       </w:pPr>
     </w:lvl>
   </w:abstractNum>
@@ -12807,7 +14515,7 @@
     <w:abstractNumId w:val="990"/>
   </w:num>
   <w:num w:numId="1001">
-    <w:abstractNumId w:val="99211"/>
+    <w:abstractNumId w:val="99411"/>
     <w:lvlOverride w:ilvl="0">
       <w:startOverride w:val="1"/>
     </w:lvlOverride>
@@ -12844,10 +14552,10 @@
   <w:docDefaults>
     <w:rPrDefault>
       <w:rPr>
-        <w:rFonts w:asciiTheme="minorHAnsi" w:eastAsiaTheme="minorHAnsi" w:hAnsiTheme="minorHAnsi" w:cstheme="minorBidi"/>
+        <w:rFonts w:asciiTheme="minorHAnsi" w:cstheme="minorBidi" w:eastAsiaTheme="minorHAnsi" w:hAnsiTheme="minorHAnsi"/>
         <w:sz w:val="24"/>
         <w:szCs w:val="24"/>
-        <w:lang w:val="en-US" w:eastAsia="en-US" w:bidi="ar-SA"/>
+        <w:lang w:bidi="ar-SA" w:eastAsia="en-US" w:val="en-US"/>
       </w:rPr>
     </w:rPrDefault>
     <w:pPrDefault>
@@ -12856,35 +14564,35 @@
       </w:pPr>
     </w:pPrDefault>
   </w:docDefaults>
-  <w:latentStyles w:defLockedState="0" w:defUIPriority="0" w:defSemiHidden="0" w:defUnhideWhenUsed="0" w:defQFormat="0" w:count="276"/>
-  <w:style w:type="paragraph" w:default="1" w:styleId="Normal">
+  <w:latentStyles w:count="276" w:defLockedState="0" w:defQFormat="0" w:defSemiHidden="0" w:defUIPriority="0" w:defUnhideWhenUsed="0"/>
+  <w:style w:default="1" w:styleId="Normal" w:type="paragraph">
     <w:name w:val="Normal"/>
     <w:qFormat/>
   </w:style>
-  <w:style w:type="paragraph" w:styleId="BodyText">
+  <w:style w:styleId="BodyText" w:type="paragraph">
     <w:name w:val="Body Text"/>
     <w:basedOn w:val="Normal"/>
     <w:link w:val="BodyTextChar"/>
     <w:pPr>
-      <w:spacing w:before="180" w:after="180"/>
+      <w:spacing w:after="180" w:before="180"/>
     </w:pPr>
     <w:qFormat/>
   </w:style>
-  <w:style w:type="paragraph" w:customStyle="1" w:styleId="FirstParagraph">
+  <w:style w:customStyle="1" w:styleId="FirstParagraph" w:type="paragraph">
     <w:name w:val="First Paragraph"/>
     <w:basedOn w:val="BodyText"/>
     <w:next w:val="BodyText"/>
     <w:qFormat/>
   </w:style>
-  <w:style w:type="paragraph" w:customStyle="1" w:styleId="Compact">
+  <w:style w:customStyle="1" w:styleId="Compact" w:type="paragraph">
     <w:name w:val="Compact"/>
     <w:basedOn w:val="BodyText"/>
     <w:qFormat/>
     <w:pPr>
-      <w:spacing w:before="36" w:after="36"/>
+      <w:spacing w:after="36" w:before="36"/>
     </w:pPr>
   </w:style>
-  <w:style w:type="paragraph" w:styleId="Title">
+  <w:style w:styleId="Title" w:type="paragraph">
     <w:name w:val="Title"/>
     <w:basedOn w:val="Normal"/>
     <w:next w:val="BodyText"/>
@@ -12892,19 +14600,19 @@
     <w:pPr>
       <w:keepNext/>
       <w:keepLines/>
-      <w:spacing w:before="480" w:after="240"/>
+      <w:spacing w:after="240" w:before="480"/>
       <w:jc w:val="center"/>
     </w:pPr>
     <w:rPr>
-      <w:rFonts w:asciiTheme="majorHAnsi" w:eastAsiaTheme="majorEastAsia" w:hAnsiTheme="majorHAnsi" w:cstheme="majorBidi"/>
+      <w:rFonts w:asciiTheme="majorHAnsi" w:cstheme="majorBidi" w:eastAsiaTheme="majorEastAsia" w:hAnsiTheme="majorHAnsi"/>
       <w:b/>
       <w:bCs/>
-      <w:color w:val="345A8A" w:themeColor="accent1" w:themeShade="B5"/>
+      <w:color w:themeColor="accent1" w:themeShade="B5" w:val="345A8A"/>
       <w:sz w:val="36"/>
       <w:szCs w:val="36"/>
     </w:rPr>
   </w:style>
-  <w:style w:type="paragraph" w:styleId="Subtitle">
+  <w:style w:styleId="Subtitle" w:type="paragraph">
     <w:name w:val="Subtitle"/>
     <w:basedOn w:val="Title"/>
     <w:next w:val="BodyText"/>
@@ -12912,7 +14620,7 @@
     <w:pPr>
       <w:keepNext/>
       <w:keepLines/>
-      <w:spacing w:before="240" w:after="240"/>
+      <w:spacing w:after="240" w:before="240"/>
       <w:jc w:val="center"/>
     </w:pPr>
     <w:rPr>
@@ -12920,7 +14628,7 @@
       <w:szCs w:val="30"/>
     </w:rPr>
   </w:style>
-  <w:style w:type="paragraph" w:customStyle="1" w:styleId="Author">
+  <w:style w:customStyle="1" w:styleId="Author" w:type="paragraph">
     <w:name w:val="Author"/>
     <w:next w:val="BodyText"/>
     <w:qFormat/>
@@ -12930,7 +14638,7 @@
       <w:jc w:val="center"/>
     </w:pPr>
   </w:style>
-  <w:style w:type="paragraph" w:styleId="Date">
+  <w:style w:styleId="Date" w:type="paragraph">
     <w:name w:val="Date"/>
     <w:next w:val="BodyText"/>
     <w:qFormat/>
@@ -12940,7 +14648,26 @@
       <w:jc w:val="center"/>
     </w:pPr>
   </w:style>
-  <w:style w:type="paragraph" w:customStyle="1" w:styleId="Abstract">
+  <w:style w:customStyle="1" w:styleId="AbstractTitle" w:type="paragraph">
+    <w:name w:val="Abstract Title"/>
+    <w:basedOn w:val="Normal"/>
+    <w:next w:val="Abstract"/>
+    <w:qFormat/>
+    <w:pPr>
+      <w:keepNext/>
+      <w:keepLines/>
+      <w:jc w:val="center"/>
+      <w:spacing w:after="0" w:before="300"/>
+    </w:pPr>
+    <w:rPr>
+      <w:sz w:val="20"/>
+      <w:szCs w:val="20"/>
+      <w:b/>
+      <w:color w:val="345A8A"/>
+      &gt;
+    </w:rPr>
+  </w:style>
+  <w:style w:customStyle="1" w:styleId="Abstract" w:type="paragraph">
     <w:name w:val="Abstract"/>
     <w:basedOn w:val="Normal"/>
     <w:next w:val="BodyText"/>
@@ -12948,14 +14675,14 @@
     <w:pPr>
       <w:keepNext/>
       <w:keepLines/>
-      <w:spacing w:before="300" w:after="300"/>
+      <w:spacing w:after="300" w:before="100"/>
     </w:pPr>
     <w:rPr>
       <w:sz w:val="20"/>
       <w:szCs w:val="20"/>
     </w:rPr>
   </w:style>
-  <w:style w:type="paragraph" w:styleId="Bibliography">
+  <w:style w:styleId="Bibliography" w:type="paragraph">
     <w:name w:val="Bibliography"/>
     <w:basedOn w:val="Normal"/>
     <w:next w:val="Bibliography"/>
@@ -12963,7 +14690,7 @@
     <w:pPr/>
     <w:rPr/>
   </w:style>
-  <w:style w:type="paragraph" w:styleId="Heading1">
+  <w:style w:styleId="Heading1" w:type="paragraph">
     <w:name w:val="Heading 1"/>
     <w:basedOn w:val="Normal"/>
     <w:next w:val="BodyText"/>
@@ -12972,19 +14699,19 @@
     <w:pPr>
       <w:keepNext/>
       <w:keepLines/>
-      <w:spacing w:before="480" w:after="0"/>
+      <w:spacing w:after="0" w:before="480"/>
       <w:outlineLvl w:val="0"/>
     </w:pPr>
     <w:rPr>
-      <w:rFonts w:asciiTheme="majorHAnsi" w:eastAsiaTheme="majorEastAsia" w:hAnsiTheme="majorHAnsi" w:cstheme="majorBidi"/>
+      <w:rFonts w:asciiTheme="majorHAnsi" w:cstheme="majorBidi" w:eastAsiaTheme="majorEastAsia" w:hAnsiTheme="majorHAnsi"/>
       <w:b/>
       <w:bCs/>
-      <w:color w:val="4F81BD" w:themeColor="accent1"/>
+      <w:color w:themeColor="accent1" w:val="4F81BD"/>
       <w:sz w:val="32"/>
       <w:szCs w:val="32"/>
     </w:rPr>
   </w:style>
-  <w:style w:type="paragraph" w:styleId="Heading2">
+  <w:style w:styleId="Heading2" w:type="paragraph">
     <w:name w:val="Heading 2"/>
     <w:basedOn w:val="Normal"/>
     <w:next w:val="BodyText"/>
@@ -12994,19 +14721,19 @@
     <w:pPr>
       <w:keepNext/>
       <w:keepLines/>
-      <w:spacing w:before="200" w:after="0"/>
+      <w:spacing w:after="0" w:before="200"/>
       <w:outlineLvl w:val="1"/>
     </w:pPr>
     <w:rPr>
-      <w:rFonts w:asciiTheme="majorHAnsi" w:eastAsiaTheme="majorEastAsia" w:hAnsiTheme="majorHAnsi" w:cstheme="majorBidi"/>
+      <w:rFonts w:asciiTheme="majorHAnsi" w:cstheme="majorBidi" w:eastAsiaTheme="majorEastAsia" w:hAnsiTheme="majorHAnsi"/>
       <w:b/>
       <w:bCs/>
-      <w:color w:val="4F81BD" w:themeColor="accent1"/>
+      <w:color w:themeColor="accent1" w:val="4F81BD"/>
       <w:sz w:val="28"/>
       <w:szCs w:val="28"/>
     </w:rPr>
   </w:style>
-  <w:style w:type="paragraph" w:styleId="Heading3">
+  <w:style w:styleId="Heading3" w:type="paragraph">
     <w:name w:val="Heading 3"/>
     <w:basedOn w:val="Normal"/>
     <w:next w:val="BodyText"/>
@@ -13016,19 +14743,19 @@
     <w:pPr>
       <w:keepNext/>
       <w:keepLines/>
-      <w:spacing w:before="200" w:after="0"/>
+      <w:spacing w:after="0" w:before="200"/>
       <w:outlineLvl w:val="2"/>
     </w:pPr>
     <w:rPr>
-      <w:rFonts w:asciiTheme="majorHAnsi" w:eastAsiaTheme="majorEastAsia" w:hAnsiTheme="majorHAnsi" w:cstheme="majorBidi"/>
+      <w:rFonts w:asciiTheme="majorHAnsi" w:cstheme="majorBidi" w:eastAsiaTheme="majorEastAsia" w:hAnsiTheme="majorHAnsi"/>
       <w:b/>
       <w:bCs/>
-      <w:color w:val="4F81BD" w:themeColor="accent1"/>
+      <w:color w:themeColor="accent1" w:val="4F81BD"/>
       <w:sz w:val="24"/>
       <w:szCs w:val="24"/>
     </w:rPr>
   </w:style>
-  <w:style w:type="paragraph" w:styleId="Heading4">
+  <w:style w:styleId="Heading4" w:type="paragraph">
     <w:name w:val="Heading 4"/>
     <w:basedOn w:val="Normal"/>
     <w:next w:val="BodyText"/>
@@ -13038,19 +14765,19 @@
     <w:pPr>
       <w:keepNext/>
       <w:keepLines/>
-      <w:spacing w:before="200" w:after="0"/>
+      <w:spacing w:after="0" w:before="200"/>
       <w:outlineLvl w:val="3"/>
     </w:pPr>
     <w:rPr>
-      <w:rFonts w:asciiTheme="majorHAnsi" w:eastAsiaTheme="majorEastAsia" w:hAnsiTheme="majorHAnsi" w:cstheme="majorBidi"/>
+      <w:rFonts w:asciiTheme="majorHAnsi" w:cstheme="majorBidi" w:eastAsiaTheme="majorEastAsia" w:hAnsiTheme="majorHAnsi"/>
       <w:i/>
       <w:bCs/>
-      <w:color w:val="4F81BD" w:themeColor="accent1"/>
+      <w:color w:themeColor="accent1" w:val="4F81BD"/>
       <w:sz w:val="24"/>
       <w:szCs w:val="24"/>
     </w:rPr>
   </w:style>
-  <w:style w:type="paragraph" w:styleId="Heading5">
+  <w:style w:styleId="Heading5" w:type="paragraph">
     <w:name w:val="Heading 5"/>
     <w:basedOn w:val="Normal"/>
     <w:next w:val="BodyText"/>
@@ -13060,18 +14787,18 @@
     <w:pPr>
       <w:keepNext/>
       <w:keepLines/>
-      <w:spacing w:before="200" w:after="0"/>
+      <w:spacing w:after="0" w:before="200"/>
       <w:outlineLvl w:val="4"/>
     </w:pPr>
     <w:rPr>
-      <w:rFonts w:asciiTheme="majorHAnsi" w:eastAsiaTheme="majorEastAsia" w:hAnsiTheme="majorHAnsi" w:cstheme="majorBidi"/>
+      <w:rFonts w:asciiTheme="majorHAnsi" w:cstheme="majorBidi" w:eastAsiaTheme="majorEastAsia" w:hAnsiTheme="majorHAnsi"/>
       <w:iCs/>
-      <w:color w:val="4F81BD" w:themeColor="accent1"/>
+      <w:color w:themeColor="accent1" w:val="4F81BD"/>
       <w:sz w:val="24"/>
       <w:szCs w:val="24"/>
     </w:rPr>
   </w:style>
-  <w:style w:type="paragraph" w:styleId="Heading6">
+  <w:style w:styleId="Heading6" w:type="paragraph">
     <w:name w:val="Heading 6"/>
     <w:basedOn w:val="Normal"/>
     <w:next w:val="BodyText"/>
@@ -13081,17 +14808,17 @@
     <w:pPr>
       <w:keepNext/>
       <w:keepLines/>
-      <w:spacing w:before="200" w:after="0"/>
+      <w:spacing w:after="0" w:before="200"/>
       <w:outlineLvl w:val="5"/>
     </w:pPr>
     <w:rPr>
-      <w:rFonts w:asciiTheme="majorHAnsi" w:eastAsiaTheme="majorEastAsia" w:hAnsiTheme="majorHAnsi" w:cstheme="majorBidi"/>
-      <w:color w:val="4F81BD" w:themeColor="accent1"/>
+      <w:rFonts w:asciiTheme="majorHAnsi" w:cstheme="majorBidi" w:eastAsiaTheme="majorEastAsia" w:hAnsiTheme="majorHAnsi"/>
+      <w:color w:themeColor="accent1" w:val="4F81BD"/>
       <w:sz w:val="24"/>
       <w:szCs w:val="24"/>
     </w:rPr>
   </w:style>
-  <w:style w:type="paragraph" w:styleId="Heading7">
+  <w:style w:styleId="Heading7" w:type="paragraph">
     <w:name w:val="Heading 7"/>
     <w:basedOn w:val="Normal"/>
     <w:next w:val="BodyText"/>
@@ -13101,17 +14828,17 @@
     <w:pPr>
       <w:keepNext/>
       <w:keepLines/>
-      <w:spacing w:before="200" w:after="0"/>
+      <w:spacing w:after="0" w:before="200"/>
       <w:outlineLvl w:val="6"/>
     </w:pPr>
     <w:rPr>
-      <w:rFonts w:asciiTheme="majorHAnsi" w:eastAsiaTheme="majorEastAsia" w:hAnsiTheme="majorHAnsi" w:cstheme="majorBidi"/>
-      <w:color w:val="4F81BD" w:themeColor="accent1"/>
+      <w:rFonts w:asciiTheme="majorHAnsi" w:cstheme="majorBidi" w:eastAsiaTheme="majorEastAsia" w:hAnsiTheme="majorHAnsi"/>
+      <w:color w:themeColor="accent1" w:val="4F81BD"/>
       <w:sz w:val="24"/>
       <w:szCs w:val="24"/>
     </w:rPr>
   </w:style>
-  <w:style w:type="paragraph" w:styleId="Heading8">
+  <w:style w:styleId="Heading8" w:type="paragraph">
     <w:name w:val="Heading 8"/>
     <w:basedOn w:val="Normal"/>
     <w:next w:val="BodyText"/>
@@ -13121,17 +14848,17 @@
     <w:pPr>
       <w:keepNext/>
       <w:keepLines/>
-      <w:spacing w:before="200" w:after="0"/>
+      <w:spacing w:after="0" w:before="200"/>
       <w:outlineLvl w:val="7"/>
     </w:pPr>
     <w:rPr>
-      <w:rFonts w:asciiTheme="majorHAnsi" w:eastAsiaTheme="majorEastAsia" w:hAnsiTheme="majorHAnsi" w:cstheme="majorBidi"/>
-      <w:color w:val="4F81BD" w:themeColor="accent1"/>
+      <w:rFonts w:asciiTheme="majorHAnsi" w:cstheme="majorBidi" w:eastAsiaTheme="majorEastAsia" w:hAnsiTheme="majorHAnsi"/>
+      <w:color w:themeColor="accent1" w:val="4F81BD"/>
       <w:sz w:val="24"/>
       <w:szCs w:val="24"/>
     </w:rPr>
   </w:style>
-  <w:style w:type="paragraph" w:styleId="Heading9">
+  <w:style w:styleId="Heading9" w:type="paragraph">
     <w:name w:val="Heading 9"/>
     <w:basedOn w:val="Normal"/>
     <w:next w:val="BodyText"/>
@@ -13141,17 +14868,17 @@
     <w:pPr>
       <w:keepNext/>
       <w:keepLines/>
-      <w:spacing w:before="200" w:after="0"/>
+      <w:spacing w:after="0" w:before="200"/>
       <w:outlineLvl w:val="8"/>
     </w:pPr>
     <w:rPr>
-      <w:rFonts w:asciiTheme="majorHAnsi" w:eastAsiaTheme="majorEastAsia" w:hAnsiTheme="majorHAnsi" w:cstheme="majorBidi"/>
-      <w:color w:val="4F81BD" w:themeColor="accent1"/>
+      <w:rFonts w:asciiTheme="majorHAnsi" w:cstheme="majorBidi" w:eastAsiaTheme="majorEastAsia" w:hAnsiTheme="majorHAnsi"/>
+      <w:color w:themeColor="accent1" w:val="4F81BD"/>
       <w:sz w:val="24"/>
       <w:szCs w:val="24"/>
     </w:rPr>
   </w:style>
-  <w:style w:type="paragraph" w:styleId="BlockText">
+  <w:style w:styleId="BlockText" w:type="paragraph">
     <w:name w:val="Block Text"/>
     <w:basedOn w:val="BodyText"/>
     <w:next w:val="BodyText"/>
@@ -13159,11 +14886,11 @@
     <w:unhideWhenUsed/>
     <w:qFormat/>
     <w:pPr>
-      <w:spacing w:before="100" w:after="100"/>
+      <w:spacing w:after="100" w:before="100"/>
       <w:ind w:firstLine="0" w:left="480" w:right="480"/>
     </w:pPr>
   </w:style>
-  <w:style w:type="paragraph" w:styleId="FootnoteText">
+  <w:style w:styleId="FootnoteText" w:type="paragraph">
     <w:name w:val="Footnote Text"/>
     <w:basedOn w:val="Normal"/>
     <w:next w:val="FootnoteText"/>
@@ -13171,28 +14898,55 @@
     <w:unhideWhenUsed/>
     <w:qFormat/>
   </w:style>
-  <w:style w:type="character" w:default="1" w:styleId="DefaultParagraphFont">
+  <w:style w:styleId="FootnoteBlockText" w:type="paragraph">
+    <w:name w:val="Footnote Block Text"/>
+    <w:basedOn w:val="Footnote Text"/>
+    <w:next w:val="Footnote Text"/>
+    <w:uiPriority w:val="9"/>
+    <w:unhideWhenUsed/>
+    <w:qFormat/>
+    <w:pPr>
+      <w:spacing w:after="100" w:before="100"/>
+      <w:ind w:firstLine="0" w:left="480" w:right="480"/>
+    </w:pPr>
+  </w:style>
+  <w:style w:default="1" w:styleId="DefaultParagraphFont" w:type="character">
     <w:name w:val="Default Paragraph Font"/>
     <w:semiHidden/>
     <w:unhideWhenUsed/>
   </w:style>
-  <w:style w:type="table" w:default="1" w:styleId="Table">
+  <w:style w:default="1" w:styleId="Table" w:type="table">
     <w:name w:val="Table"/>
     <w:basedOn w:val="TableNormal"/>
     <w:semiHidden/>
     <w:unhideWhenUsed/>
     <w:qFormat/>
     <w:tblPr>
-      <w:tblInd w:w="0" w:type="dxa"/>
+      <w:tblInd w:type="dxa" w:w="0"/>
       <w:tblCellMar>
-        <w:top w:w="0" w:type="dxa"/>
-        <w:left w:w="108" w:type="dxa"/>
-        <w:bottom w:w="0" w:type="dxa"/>
-        <w:right w:w="108" w:type="dxa"/>
+        <w:top w:type="dxa" w:w="0"/>
+        <w:left w:type="dxa" w:w="108"/>
+        <w:bottom w:type="dxa" w:w="0"/>
+        <w:right w:type="dxa" w:w="108"/>
       </w:tblCellMar>
     </w:tblPr>
+    <w:tblStylePr w:type="firstRow">
+      <w:tblPr>
+        <w:jc w:val="left"/>
+        <w:tblInd w:type="dxa" w:w="0"/>
+      </w:tblPr>
+      <w:trPr>
+        <w:jc w:val="left"/>
+      </w:trPr>
+      <w:tcPr>
+        <w:vAlign w:val="bottom"/>
+        <w:tcBorders>
+          <w:bottom w:val="single"/>
+        </w:tcBorders>
+      </w:tcPr>
+    </w:tblStylePr>
   </w:style>
-  <w:style w:type="paragraph" w:customStyle="1" w:styleId="DefinitionTerm">
+  <w:style w:customStyle="1" w:styleId="DefinitionTerm" w:type="paragraph">
     <w:name w:val="Definition Term"/>
     <w:basedOn w:val="Normal"/>
     <w:next w:val="Definition"/>
@@ -13205,49 +14959,49 @@
       <w:b/>
     </w:rPr>
   </w:style>
-  <w:style w:type="paragraph" w:customStyle="1" w:styleId="Definition">
+  <w:style w:customStyle="1" w:styleId="Definition" w:type="paragraph">
     <w:name w:val="Definition"/>
     <w:basedOn w:val="Normal"/>
   </w:style>
-  <w:style w:type="paragraph" w:styleId="Caption">
+  <w:style w:styleId="Caption" w:type="paragraph">
     <w:name w:val="Caption"/>
     <w:basedOn w:val="Normal"/>
     <w:link w:val="BodyTextChar"/>
     <w:pPr>
-      <w:spacing w:before="0" w:after="120"/>
+      <w:spacing w:after="120" w:before="0"/>
     </w:pPr>
     <w:rPr>
       <w:i/>
     </w:rPr>
   </w:style>
-  <w:style w:type="paragraph" w:customStyle="1" w:styleId="TableCaption">
+  <w:style w:customStyle="1" w:styleId="TableCaption" w:type="paragraph">
     <w:name w:val="Table Caption"/>
     <w:basedOn w:val="Caption"/>
     <w:pPr>
       <w:keepNext/>
     </w:pPr>
   </w:style>
-  <w:style w:type="paragraph" w:customStyle="1" w:styleId="ImageCaption">
+  <w:style w:customStyle="1" w:styleId="ImageCaption" w:type="paragraph">
     <w:name w:val="Image Caption"/>
     <w:basedOn w:val="Caption"/>
   </w:style>
-  <w:style w:type="paragraph" w:customStyle="1" w:styleId="Figure">
+  <w:style w:customStyle="1" w:styleId="Figure" w:type="paragraph">
     <w:name w:val="Figure"/>
     <w:basedOn w:val="Normal"/>
   </w:style>
-  <w:style w:type="paragraph" w:customStyle="1" w:styleId="CaptionedFigure">
+  <w:style w:customStyle="1" w:styleId="CaptionedFigure" w:type="paragraph">
     <w:name w:val="Captioned Figure"/>
     <w:basedOn w:val="Figure"/>
     <w:pPr>
       <w:keepNext/>
     </w:pPr>
   </w:style>
-  <w:style w:type="character" w:customStyle="1" w:styleId="BodyTextChar">
+  <w:style w:customStyle="1" w:styleId="BodyTextChar" w:type="character">
     <w:name w:val="Body Text Char"/>
     <w:basedOn w:val="DefaultParagraphFont"/>
     <w:link w:val="BodyText"/>
   </w:style>
-  <w:style w:type="character" w:customStyle="1" w:styleId="VerbatimChar">
+  <w:style w:customStyle="1" w:styleId="VerbatimChar" w:type="character">
     <w:name w:val="Verbatim Char"/>
     <w:basedOn w:val="BodyTextChar"/>
     <w:rPr>
@@ -13255,21 +15009,25 @@
       <w:sz w:val="22"/>
     </w:rPr>
   </w:style>
-  <w:style w:type="character" w:styleId="FootnoteReference">
+  <w:style w:customStyle="1" w:styleId="SectionNumber" w:type="character">
+    <w:name w:val="Section Number"/>
+    <w:basedOn w:val="BodyTextChar"/>
+  </w:style>
+  <w:style w:styleId="FootnoteReference" w:type="character">
     <w:name w:val="Footnote Reference"/>
     <w:basedOn w:val="BodyTextChar"/>
     <w:rPr>
       <w:vertAlign w:val="superscript"/>
     </w:rPr>
   </w:style>
-  <w:style w:type="character" w:styleId="Hyperlink">
+  <w:style w:styleId="Hyperlink" w:type="character">
     <w:name w:val="Hyperlink"/>
     <w:basedOn w:val="BodyTextChar"/>
     <w:rPr>
-      <w:color w:val="4F81BD" w:themeColor="accent1"/>
+      <w:color w:themeColor="accent1" w:val="4F81BD"/>
     </w:rPr>
   </w:style>
-  <w:style w:type="paragraph" w:styleId="TOCHeading">
+  <w:style w:styleId="TOCHeading" w:type="paragraph">
     <w:name w:val="TOC Heading"/>
     <w:basedOn w:val="Heading1"/>
     <w:next w:val="BodyText"/>
@@ -13281,10 +15039,10 @@
       <w:outlineLvl w:val="9"/>
     </w:pPr>
     <w:rPr>
-      <w:rFonts w:asciiTheme="majorHAnsi" w:eastAsiaTheme="majorEastAsia" w:hAnsiTheme="majorHAnsi" w:cstheme="majorBidi"/>
+      <w:rFonts w:asciiTheme="majorHAnsi" w:cstheme="majorBidi" w:eastAsiaTheme="majorEastAsia" w:hAnsiTheme="majorHAnsi"/>
       <w:b w:val="0"/>
       <w:bCs w:val="0"/>
-      <w:color w:val="365F91" w:themeColor="accent1" w:themeShade="BF"/>
+      <w:color w:themeColor="accent1" w:themeShade="BF" w:val="365F91"/>
     </w:rPr>
   </w:style>
   <w:style w:type="paragraph" w:customStyle="1" w:styleId="SourceCode">
@@ -13376,7 +15134,10 @@
   <w:style w:type="character" w:customStyle="1" w:styleId="ImportTok">
     <w:name w:val="ImportTok"/>
     <w:basedOn w:val="VerbatimChar"/>
-    <w:rPr/>
+    <w:rPr>
+      <w:color w:val="008000"/>
+      <w:b/>
+    </w:rPr>
   </w:style>
   <w:style w:type="character" w:customStyle="1" w:styleId="CommentTok">
     <w:name w:val="CommentTok"/>
@@ -13451,7 +15212,9 @@
   <w:style w:type="character" w:customStyle="1" w:styleId="BuiltInTok">
     <w:name w:val="BuiltInTok"/>
     <w:basedOn w:val="VerbatimChar"/>
-    <w:rPr/>
+    <w:rPr>
+      <w:color w:val="008000"/>
+    </w:rPr>
   </w:style>
   <w:style w:type="character" w:customStyle="1" w:styleId="ExtensionTok">
     <w:name w:val="ExtensionTok"/>
